--- a/docs/manuales/word/SIGeV-M2-Manual-del-socio.docx
+++ b/docs/manuales/word/SIGeV-M2-Manual-del-socio.docx
@@ -1,18 +1,21 @@
 
 <file path=word/document.xml><?xml version="1.0" encoding="utf-8"?>
-<w:document xmlns:wpc="http://schemas.microsoft.com/office/word/2010/wordprocessingCanvas" xmlns:mc="http://schemas.openxmlformats.org/markup-compatibility/2006" xmlns:o="urn:schemas-microsoft-com:office:office" xmlns:r="http://schemas.openxmlformats.org/officeDocument/2006/relationships" xmlns:m="http://schemas.openxmlformats.org/officeDocument/2006/math" xmlns:v="urn:schemas-microsoft-com:vml" xmlns:wp14="http://schemas.microsoft.com/office/word/2010/wordprocessingDrawing" xmlns:wp="http://schemas.openxmlformats.org/drawingml/2006/wordprocessingDrawing" xmlns:w10="urn:schemas-microsoft-com:office:word" xmlns:w="http://schemas.openxmlformats.org/wordprocessingml/2006/main" xmlns:w14="http://schemas.microsoft.com/office/word/2010/wordml" xmlns:w15="http://schemas.microsoft.com/office/word/2012/wordml" xmlns:wpg="http://schemas.microsoft.com/office/word/2010/wordprocessingGroup" xmlns:wpi="http://schemas.microsoft.com/office/word/2010/wordprocessingInk" xmlns:wne="http://schemas.microsoft.com/office/word/2006/wordml" xmlns:wps="http://schemas.microsoft.com/office/word/2010/wordprocessingShape" xmlns:cx="http://schemas.microsoft.com/office/drawing/2014/chartex" xmlns:cx1="http://schemas.microsoft.com/office/drawing/2015/9/8/chartex" xmlns:cx2="http://schemas.microsoft.com/office/drawing/2015/10/21/chartex" xmlns:cx3="http://schemas.microsoft.com/office/drawing/2016/5/9/chartex" xmlns:cx4="http://schemas.microsoft.com/office/drawing/2016/5/10/chartex" xmlns:cx5="http://schemas.microsoft.com/office/drawing/2016/5/11/chartex" xmlns:cx6="http://schemas.microsoft.com/office/drawing/2016/5/12/chartex" xmlns:cx7="http://schemas.microsoft.com/office/drawing/2016/5/13/chartex" xmlns:cx8="http://schemas.microsoft.com/office/drawing/2016/5/14/chartex" xmlns:aink="http://schemas.microsoft.com/office/drawing/2016/ink" xmlns:am3d="http://schemas.microsoft.com/office/drawing/2017/model3d" xmlns:w16cex="http://schemas.microsoft.com/office/word/2018/wordml/cex" xmlns:w16cid="http://schemas.microsoft.com/office/word/2016/wordml/cid" xmlns:w16="http://schemas.microsoft.com/office/word/2018/wordml" xmlns:w16sdtdh="http://schemas.microsoft.com/office/word/2020/wordml/sdtdatahash" xmlns:w16se="http://schemas.microsoft.com/office/word/2015/wordml/symex" mc:Ignorable="w14 w15 wp14">
+<w:document xmlns:wpc="http://schemas.microsoft.com/office/word/2010/wordprocessingCanvas" xmlns:cx="http://schemas.microsoft.com/office/drawing/2014/chartex" xmlns:cx1="http://schemas.microsoft.com/office/drawing/2015/9/8/chartex" xmlns:cx2="http://schemas.microsoft.com/office/drawing/2015/10/21/chartex" xmlns:cx3="http://schemas.microsoft.com/office/drawing/2016/5/9/chartex" xmlns:cx4="http://schemas.microsoft.com/office/drawing/2016/5/10/chartex" xmlns:cx5="http://schemas.microsoft.com/office/drawing/2016/5/11/chartex" xmlns:cx6="http://schemas.microsoft.com/office/drawing/2016/5/12/chartex" xmlns:cx7="http://schemas.microsoft.com/office/drawing/2016/5/13/chartex" xmlns:cx8="http://schemas.microsoft.com/office/drawing/2016/5/14/chartex" xmlns:mc="http://schemas.openxmlformats.org/markup-compatibility/2006" xmlns:aink="http://schemas.microsoft.com/office/drawing/2016/ink" xmlns:am3d="http://schemas.microsoft.com/office/drawing/2017/model3d" xmlns:o="urn:schemas-microsoft-com:office:office" xmlns:oel="http://schemas.microsoft.com/office/2019/extlst" xmlns:r="http://schemas.openxmlformats.org/officeDocument/2006/relationships" xmlns:m="http://schemas.openxmlformats.org/officeDocument/2006/math" xmlns:v="urn:schemas-microsoft-com:vml" xmlns:wp14="http://schemas.microsoft.com/office/word/2010/wordprocessingDrawing" xmlns:wp="http://schemas.openxmlformats.org/drawingml/2006/wordprocessingDrawing" xmlns:w10="urn:schemas-microsoft-com:office:word" xmlns:w="http://schemas.openxmlformats.org/wordprocessingml/2006/main" xmlns:w14="http://schemas.microsoft.com/office/word/2010/wordml" xmlns:w15="http://schemas.microsoft.com/office/word/2012/wordml" xmlns:w16cex="http://schemas.microsoft.com/office/word/2018/wordml/cex" xmlns:w16cid="http://schemas.microsoft.com/office/word/2016/wordml/cid" xmlns:w16="http://schemas.microsoft.com/office/word/2018/wordml" xmlns:w16du="http://schemas.microsoft.com/office/word/2023/wordml/word16du" xmlns:w16sdtdh="http://schemas.microsoft.com/office/word/2020/wordml/sdtdatahash" xmlns:w16sdtfl="http://schemas.microsoft.com/office/word/2024/wordml/sdtformatlock" xmlns:w16se="http://schemas.microsoft.com/office/word/2015/wordml/symex" xmlns:wpg="http://schemas.microsoft.com/office/word/2010/wordprocessingGroup" xmlns:wpi="http://schemas.microsoft.com/office/word/2010/wordprocessingInk" xmlns:wne="http://schemas.microsoft.com/office/word/2006/wordml" xmlns:wps="http://schemas.microsoft.com/office/word/2010/wordprocessingShape" mc:Ignorable="w14 w15 w16se w16cid w16 w16cex w16sdtdh w16sdtfl w16du wp14">
   <w:body>
     <w:p>
       <w:pPr>
-        <w:spacing w:after="600" w:before="2400"/>
+        <w:spacing w:before="2400" w:after="600"/>
         <w:jc w:val="center"/>
       </w:pPr>
       <w:r>
+        <w:rPr>
+          <w:noProof/>
+        </w:rPr>
         <w:drawing>
-          <wp:inline distT="0" distB="0" distL="0" distR="0">
+          <wp:inline distT="0" distB="0" distL="0" distR="0" wp14:anchorId="380CF1C2" wp14:editId="63A36F46">
             <wp:extent cx="1809750" cy="1800225"/>
-            <wp:effectExtent t="0" r="0" b="0" l="0"/>
-            <wp:docPr id="1" name="" descr="" title=""/>
+            <wp:effectExtent l="0" t="0" r="0" b="0"/>
+            <wp:docPr id="1" name="Imagen 1"/>
             <wp:cNvGraphicFramePr>
               <a:graphicFrameLocks xmlns:a="http://schemas.openxmlformats.org/drawingml/2006/main" noChangeAspect="1"/>
             </wp:cNvGraphicFramePr>
@@ -20,13 +23,13 @@
               <a:graphicData uri="http://schemas.openxmlformats.org/drawingml/2006/picture">
                 <pic:pic xmlns:pic="http://schemas.openxmlformats.org/drawingml/2006/picture">
                   <pic:nvPicPr>
-                    <pic:cNvPr id="0" name="" descr=""/>
+                    <pic:cNvPr id="0" name=""/>
                     <pic:cNvPicPr>
                       <a:picLocks noChangeAspect="1" noChangeArrowheads="1"/>
                     </pic:cNvPicPr>
                   </pic:nvPicPr>
                   <pic:blipFill>
-                    <a:blip r:embed="rId9" cstate="none"/>
+                    <a:blip r:embed="rId7"/>
                     <a:srcRect/>
                     <a:stretch>
                       <a:fillRect/>
@@ -50,102 +53,92 @@
     </w:p>
     <w:p>
       <w:pPr>
-        <w:spacing w:after="120" w:before="0"/>
+        <w:spacing w:after="120"/>
         <w:jc w:val="center"/>
       </w:pPr>
       <w:r>
         <w:rPr>
-          <w:rFonts w:ascii="Calibri" w:cs="Calibri" w:eastAsia="Calibri" w:hAnsi="Calibri"/>
           <w:color w:val="555555"/>
           <w:sz w:val="28"/>
           <w:szCs w:val="28"/>
         </w:rPr>
-        <w:t xml:space="preserve">SIGeV — Sistema Integral de Gestión Vecinal</w:t>
-      </w:r>
-    </w:p>
-    <w:p>
-      <w:pPr>
-        <w:spacing w:after="120" w:before="400"/>
+        <w:t>SIGeV — Sistema Integral de Gestión Vecinal</w:t>
+      </w:r>
+    </w:p>
+    <w:p>
+      <w:pPr>
+        <w:spacing w:before="400" w:after="120"/>
         <w:jc w:val="center"/>
       </w:pPr>
       <w:r>
         <w:rPr>
-          <w:rFonts w:ascii="Calibri" w:cs="Calibri" w:eastAsia="Calibri" w:hAnsi="Calibri"/>
           <w:b/>
           <w:bCs/>
           <w:color w:val="0079BC"/>
           <w:sz w:val="56"/>
           <w:szCs w:val="56"/>
         </w:rPr>
-        <w:t xml:space="preserve">Manual del socio</w:t>
-      </w:r>
-    </w:p>
-    <w:p>
-      <w:pPr>
-        <w:spacing w:after="120" w:before="0"/>
+        <w:t>Manual del socio</w:t>
+      </w:r>
+    </w:p>
+    <w:p>
+      <w:pPr>
+        <w:spacing w:after="120"/>
         <w:jc w:val="center"/>
       </w:pPr>
       <w:r>
         <w:rPr>
-          <w:rFonts w:ascii="Calibri" w:cs="Calibri" w:eastAsia="Calibri" w:hAnsi="Calibri"/>
           <w:color w:val="333333"/>
           <w:sz w:val="32"/>
           <w:szCs w:val="32"/>
         </w:rPr>
-        <w:t xml:space="preserve">Mi cuenta: pagar, adherir el débito, tus datos y tus solicitudes</w:t>
-      </w:r>
-    </w:p>
-    <w:p>
-      <w:pPr>
-        <w:spacing w:after="120" w:before="200"/>
+        <w:t>Mi cuenta: pagar, adherir el débito, tus datos y tus solicitudes</w:t>
+      </w:r>
+    </w:p>
+    <w:p>
+      <w:pPr>
+        <w:spacing w:before="200" w:after="120"/>
         <w:jc w:val="center"/>
       </w:pPr>
       <w:r>
         <w:rPr>
-          <w:rFonts w:ascii="Calibri" w:cs="Calibri" w:eastAsia="Calibri" w:hAnsi="Calibri"/>
           <w:color w:val="555555"/>
           <w:sz w:val="24"/>
           <w:szCs w:val="24"/>
         </w:rPr>
-        <w:t xml:space="preserve">Manual de usuario</w:t>
-      </w:r>
-    </w:p>
-    <w:p>
-      <w:pPr>
-        <w:spacing w:after="120" w:before="1800"/>
+        <w:t>Manual de usuario</w:t>
+      </w:r>
+    </w:p>
+    <w:p>
+      <w:pPr>
+        <w:spacing w:before="1800" w:after="120"/>
         <w:jc w:val="center"/>
       </w:pPr>
       <w:r>
         <w:rPr>
-          <w:rFonts w:ascii="Calibri" w:cs="Calibri" w:eastAsia="Calibri" w:hAnsi="Calibri"/>
           <w:color w:val="555555"/>
-          <w:sz w:val="22"/>
-          <w:szCs w:val="22"/>
-        </w:rPr>
-        <w:t xml:space="preserve">Asociación Vecinal del Barrio Ciudadela · Comodoro Rivadavia, Chubut</w:t>
-      </w:r>
-    </w:p>
-    <w:p>
-      <w:pPr>
-        <w:spacing w:after="120" w:before="0"/>
+        </w:rPr>
+        <w:t>Asociación Vecinal del Barrio Ciudadela · Comodoro Rivadavia, Chubut</w:t>
+      </w:r>
+    </w:p>
+    <w:p>
+      <w:pPr>
+        <w:spacing w:after="120"/>
         <w:jc w:val="center"/>
       </w:pPr>
       <w:r>
         <w:rPr>
-          <w:rFonts w:ascii="Calibri" w:cs="Calibri" w:eastAsia="Calibri" w:hAnsi="Calibri"/>
           <w:color w:val="555555"/>
-          <w:sz w:val="22"/>
-          <w:szCs w:val="22"/>
-        </w:rPr>
-        <w:t xml:space="preserve">Versión 1.0 · 11/09/2026</w:t>
+        </w:rPr>
+        <w:t>Versión 1.0 · 11/09/2026</w:t>
       </w:r>
     </w:p>
     <w:p>
       <w:pPr>
         <w:sectPr>
-          <w:pgSz w:w="11906" w:h="16838" w:orient="portrait"/>
+          <w:pgSz w:w="11906" w:h="16838"/>
           <w:pgMar w:top="1417" w:right="1417" w:bottom="1417" w:left="1417" w:header="708" w:footer="708" w:gutter="0"/>
-          <w:pgNumType/>
+          <w:cols w:space="720"/>
           <w:docGrid w:linePitch="360"/>
         </w:sectPr>
       </w:pPr>
@@ -153,33 +146,2017 @@
     <w:p>
       <w:pPr>
         <w:pBdr>
-          <w:bottom w:val="single" w:color="0079BC" w:sz="8" w:space="4"/>
+          <w:bottom w:val="single" w:sz="8" w:space="4" w:color="0079BC"/>
         </w:pBdr>
         <w:spacing w:after="240"/>
       </w:pPr>
       <w:r>
         <w:rPr>
-          <w:rFonts w:ascii="Calibri" w:cs="Calibri" w:eastAsia="Calibri" w:hAnsi="Calibri"/>
           <w:b/>
           <w:bCs/>
           <w:color w:val="0079BC"/>
           <w:sz w:val="36"/>
           <w:szCs w:val="36"/>
         </w:rPr>
-        <w:t xml:space="preserve">Índice</w:t>
+        <w:lastRenderedPageBreak/>
+        <w:t>Índice</w:t>
       </w:r>
     </w:p>
     <w:sdt>
       <w:sdtPr>
         <w:alias w:val="Índice"/>
+        <w:id w:val="-1717806621"/>
       </w:sdtPr>
+      <w:sdtEndPr/>
       <w:sdtContent>
         <w:p>
+          <w:pPr>
+            <w:pStyle w:val="TDC1"/>
+            <w:tabs>
+              <w:tab w:val="right" w:leader="dot" w:pos="9062"/>
+            </w:tabs>
+            <w:rPr>
+              <w:rFonts w:asciiTheme="minorHAnsi" w:eastAsiaTheme="minorEastAsia" w:hAnsiTheme="minorHAnsi" w:cstheme="minorBidi"/>
+              <w:noProof/>
+              <w:kern w:val="2"/>
+              <w:sz w:val="24"/>
+              <w:szCs w:val="24"/>
+              <w14:ligatures w14:val="standardContextual"/>
+            </w:rPr>
+          </w:pPr>
           <w:r>
-            <w:fldChar w:fldCharType="begin" w:dirty="true"/>
-            <w:instrText xml:space="preserve">TOC \h \o "1-3"</w:instrText>
+            <w:fldChar w:fldCharType="begin"/>
+          </w:r>
+          <w:r>
+            <w:instrText>TOC \h \o "1-3"</w:instrText>
+          </w:r>
+          <w:r>
             <w:fldChar w:fldCharType="separate"/>
           </w:r>
+          <w:hyperlink w:anchor="_Toc240118794" w:history="1">
+            <w:r>
+              <w:rPr>
+                <w:rStyle w:val="Hipervnculo"/>
+                <w:noProof/>
+              </w:rPr>
+              <w:t>Antes de empezar</w:t>
+            </w:r>
+            <w:r>
+              <w:rPr>
+                <w:noProof/>
+              </w:rPr>
+              <w:tab/>
+            </w:r>
+            <w:r>
+              <w:rPr>
+                <w:noProof/>
+              </w:rPr>
+              <w:fldChar w:fldCharType="begin"/>
+            </w:r>
+            <w:r>
+              <w:rPr>
+                <w:noProof/>
+              </w:rPr>
+              <w:instrText xml:space="preserve"> PAGEREF _Toc240118794 \h </w:instrText>
+            </w:r>
+            <w:r>
+              <w:rPr>
+                <w:noProof/>
+              </w:rPr>
+            </w:r>
+            <w:r>
+              <w:rPr>
+                <w:noProof/>
+              </w:rPr>
+              <w:fldChar w:fldCharType="separate"/>
+            </w:r>
+            <w:r>
+              <w:rPr>
+                <w:noProof/>
+              </w:rPr>
+              <w:t>2</w:t>
+            </w:r>
+            <w:r>
+              <w:rPr>
+                <w:noProof/>
+              </w:rPr>
+              <w:fldChar w:fldCharType="end"/>
+            </w:r>
+          </w:hyperlink>
+        </w:p>
+        <w:p>
+          <w:pPr>
+            <w:pStyle w:val="TDC2"/>
+            <w:tabs>
+              <w:tab w:val="right" w:leader="dot" w:pos="9062"/>
+            </w:tabs>
+            <w:rPr>
+              <w:rFonts w:asciiTheme="minorHAnsi" w:eastAsiaTheme="minorEastAsia" w:hAnsiTheme="minorHAnsi" w:cstheme="minorBidi"/>
+              <w:noProof/>
+              <w:kern w:val="2"/>
+              <w:sz w:val="24"/>
+              <w:szCs w:val="24"/>
+              <w14:ligatures w14:val="standardContextual"/>
+            </w:rPr>
+          </w:pPr>
+          <w:hyperlink w:anchor="_Toc240118795" w:history="1">
+            <w:r>
+              <w:rPr>
+                <w:rStyle w:val="Hipervnculo"/>
+                <w:noProof/>
+              </w:rPr>
+              <w:t>Para quién es y qué da por sabido</w:t>
+            </w:r>
+            <w:r>
+              <w:rPr>
+                <w:noProof/>
+              </w:rPr>
+              <w:tab/>
+            </w:r>
+            <w:r>
+              <w:rPr>
+                <w:noProof/>
+              </w:rPr>
+              <w:fldChar w:fldCharType="begin"/>
+            </w:r>
+            <w:r>
+              <w:rPr>
+                <w:noProof/>
+              </w:rPr>
+              <w:instrText xml:space="preserve"> PAGEREF _Toc240118795 \h </w:instrText>
+            </w:r>
+            <w:r>
+              <w:rPr>
+                <w:noProof/>
+              </w:rPr>
+            </w:r>
+            <w:r>
+              <w:rPr>
+                <w:noProof/>
+              </w:rPr>
+              <w:fldChar w:fldCharType="separate"/>
+            </w:r>
+            <w:r>
+              <w:rPr>
+                <w:noProof/>
+              </w:rPr>
+              <w:t>2</w:t>
+            </w:r>
+            <w:r>
+              <w:rPr>
+                <w:noProof/>
+              </w:rPr>
+              <w:fldChar w:fldCharType="end"/>
+            </w:r>
+          </w:hyperlink>
+        </w:p>
+        <w:p>
+          <w:pPr>
+            <w:pStyle w:val="TDC2"/>
+            <w:tabs>
+              <w:tab w:val="right" w:leader="dot" w:pos="9062"/>
+            </w:tabs>
+            <w:rPr>
+              <w:rFonts w:asciiTheme="minorHAnsi" w:eastAsiaTheme="minorEastAsia" w:hAnsiTheme="minorHAnsi" w:cstheme="minorBidi"/>
+              <w:noProof/>
+              <w:kern w:val="2"/>
+              <w:sz w:val="24"/>
+              <w:szCs w:val="24"/>
+              <w14:ligatures w14:val="standardContextual"/>
+            </w:rPr>
+          </w:pPr>
+          <w:hyperlink w:anchor="_Toc240118796" w:history="1">
+            <w:r>
+              <w:rPr>
+                <w:rStyle w:val="Hipervnculo"/>
+                <w:noProof/>
+              </w:rPr>
+              <w:t>Cómo leer este manual</w:t>
+            </w:r>
+            <w:r>
+              <w:rPr>
+                <w:noProof/>
+              </w:rPr>
+              <w:tab/>
+            </w:r>
+            <w:r>
+              <w:rPr>
+                <w:noProof/>
+              </w:rPr>
+              <w:fldChar w:fldCharType="begin"/>
+            </w:r>
+            <w:r>
+              <w:rPr>
+                <w:noProof/>
+              </w:rPr>
+              <w:instrText xml:space="preserve"> PAGEREF _Toc240118796 \h </w:instrText>
+            </w:r>
+            <w:r>
+              <w:rPr>
+                <w:noProof/>
+              </w:rPr>
+            </w:r>
+            <w:r>
+              <w:rPr>
+                <w:noProof/>
+              </w:rPr>
+              <w:fldChar w:fldCharType="separate"/>
+            </w:r>
+            <w:r>
+              <w:rPr>
+                <w:noProof/>
+              </w:rPr>
+              <w:t>2</w:t>
+            </w:r>
+            <w:r>
+              <w:rPr>
+                <w:noProof/>
+              </w:rPr>
+              <w:fldChar w:fldCharType="end"/>
+            </w:r>
+          </w:hyperlink>
+        </w:p>
+        <w:p>
+          <w:pPr>
+            <w:pStyle w:val="TDC1"/>
+            <w:tabs>
+              <w:tab w:val="right" w:leader="dot" w:pos="9062"/>
+            </w:tabs>
+            <w:rPr>
+              <w:rFonts w:asciiTheme="minorHAnsi" w:eastAsiaTheme="minorEastAsia" w:hAnsiTheme="minorHAnsi" w:cstheme="minorBidi"/>
+              <w:noProof/>
+              <w:kern w:val="2"/>
+              <w:sz w:val="24"/>
+              <w:szCs w:val="24"/>
+              <w14:ligatures w14:val="standardContextual"/>
+            </w:rPr>
+          </w:pPr>
+          <w:hyperlink w:anchor="_Toc240118797" w:history="1">
+            <w:r>
+              <w:rPr>
+                <w:rStyle w:val="Hipervnculo"/>
+                <w:noProof/>
+              </w:rPr>
+              <w:t>1. Qué es Mi cuenta y quién puede entrar</w:t>
+            </w:r>
+            <w:r>
+              <w:rPr>
+                <w:noProof/>
+              </w:rPr>
+              <w:tab/>
+            </w:r>
+            <w:r>
+              <w:rPr>
+                <w:noProof/>
+              </w:rPr>
+              <w:fldChar w:fldCharType="begin"/>
+            </w:r>
+            <w:r>
+              <w:rPr>
+                <w:noProof/>
+              </w:rPr>
+              <w:instrText xml:space="preserve"> PAGEREF _Toc240118797 \h </w:instrText>
+            </w:r>
+            <w:r>
+              <w:rPr>
+                <w:noProof/>
+              </w:rPr>
+            </w:r>
+            <w:r>
+              <w:rPr>
+                <w:noProof/>
+              </w:rPr>
+              <w:fldChar w:fldCharType="separate"/>
+            </w:r>
+            <w:r>
+              <w:rPr>
+                <w:noProof/>
+              </w:rPr>
+              <w:t>3</w:t>
+            </w:r>
+            <w:r>
+              <w:rPr>
+                <w:noProof/>
+              </w:rPr>
+              <w:fldChar w:fldCharType="end"/>
+            </w:r>
+          </w:hyperlink>
+        </w:p>
+        <w:p>
+          <w:pPr>
+            <w:pStyle w:val="TDC1"/>
+            <w:tabs>
+              <w:tab w:val="right" w:leader="dot" w:pos="9062"/>
+            </w:tabs>
+            <w:rPr>
+              <w:rFonts w:asciiTheme="minorHAnsi" w:eastAsiaTheme="minorEastAsia" w:hAnsiTheme="minorHAnsi" w:cstheme="minorBidi"/>
+              <w:noProof/>
+              <w:kern w:val="2"/>
+              <w:sz w:val="24"/>
+              <w:szCs w:val="24"/>
+              <w14:ligatures w14:val="standardContextual"/>
+            </w:rPr>
+          </w:pPr>
+          <w:hyperlink w:anchor="_Toc240118798" w:history="1">
+            <w:r>
+              <w:rPr>
+                <w:rStyle w:val="Hipervnculo"/>
+                <w:noProof/>
+              </w:rPr>
+              <w:t>2. La primera vez: tu cuenta y tu contraseña</w:t>
+            </w:r>
+            <w:r>
+              <w:rPr>
+                <w:noProof/>
+              </w:rPr>
+              <w:tab/>
+            </w:r>
+            <w:r>
+              <w:rPr>
+                <w:noProof/>
+              </w:rPr>
+              <w:fldChar w:fldCharType="begin"/>
+            </w:r>
+            <w:r>
+              <w:rPr>
+                <w:noProof/>
+              </w:rPr>
+              <w:instrText xml:space="preserve"> PAGEREF _Toc240118798 \h </w:instrText>
+            </w:r>
+            <w:r>
+              <w:rPr>
+                <w:noProof/>
+              </w:rPr>
+            </w:r>
+            <w:r>
+              <w:rPr>
+                <w:noProof/>
+              </w:rPr>
+              <w:fldChar w:fldCharType="separate"/>
+            </w:r>
+            <w:r>
+              <w:rPr>
+                <w:noProof/>
+              </w:rPr>
+              <w:t>4</w:t>
+            </w:r>
+            <w:r>
+              <w:rPr>
+                <w:noProof/>
+              </w:rPr>
+              <w:fldChar w:fldCharType="end"/>
+            </w:r>
+          </w:hyperlink>
+        </w:p>
+        <w:p>
+          <w:pPr>
+            <w:pStyle w:val="TDC2"/>
+            <w:tabs>
+              <w:tab w:val="right" w:leader="dot" w:pos="9062"/>
+            </w:tabs>
+            <w:rPr>
+              <w:rFonts w:asciiTheme="minorHAnsi" w:eastAsiaTheme="minorEastAsia" w:hAnsiTheme="minorHAnsi" w:cstheme="minorBidi"/>
+              <w:noProof/>
+              <w:kern w:val="2"/>
+              <w:sz w:val="24"/>
+              <w:szCs w:val="24"/>
+              <w14:ligatures w14:val="standardContextual"/>
+            </w:rPr>
+          </w:pPr>
+          <w:hyperlink w:anchor="_Toc240118799" w:history="1">
+            <w:r>
+              <w:rPr>
+                <w:rStyle w:val="Hipervnculo"/>
+                <w:noProof/>
+              </w:rPr>
+              <w:t>2.1 Los dos correos del principio</w:t>
+            </w:r>
+            <w:r>
+              <w:rPr>
+                <w:noProof/>
+              </w:rPr>
+              <w:tab/>
+            </w:r>
+            <w:r>
+              <w:rPr>
+                <w:noProof/>
+              </w:rPr>
+              <w:fldChar w:fldCharType="begin"/>
+            </w:r>
+            <w:r>
+              <w:rPr>
+                <w:noProof/>
+              </w:rPr>
+              <w:instrText xml:space="preserve"> PAGEREF _Toc240118799 \h </w:instrText>
+            </w:r>
+            <w:r>
+              <w:rPr>
+                <w:noProof/>
+              </w:rPr>
+            </w:r>
+            <w:r>
+              <w:rPr>
+                <w:noProof/>
+              </w:rPr>
+              <w:fldChar w:fldCharType="separate"/>
+            </w:r>
+            <w:r>
+              <w:rPr>
+                <w:noProof/>
+              </w:rPr>
+              <w:t>4</w:t>
+            </w:r>
+            <w:r>
+              <w:rPr>
+                <w:noProof/>
+              </w:rPr>
+              <w:fldChar w:fldCharType="end"/>
+            </w:r>
+          </w:hyperlink>
+        </w:p>
+        <w:p>
+          <w:pPr>
+            <w:pStyle w:val="TDC2"/>
+            <w:tabs>
+              <w:tab w:val="right" w:leader="dot" w:pos="9062"/>
+            </w:tabs>
+            <w:rPr>
+              <w:rFonts w:asciiTheme="minorHAnsi" w:eastAsiaTheme="minorEastAsia" w:hAnsiTheme="minorHAnsi" w:cstheme="minorBidi"/>
+              <w:noProof/>
+              <w:kern w:val="2"/>
+              <w:sz w:val="24"/>
+              <w:szCs w:val="24"/>
+              <w14:ligatures w14:val="standardContextual"/>
+            </w:rPr>
+          </w:pPr>
+          <w:hyperlink w:anchor="_Toc240118800" w:history="1">
+            <w:r>
+              <w:rPr>
+                <w:rStyle w:val="Hipervnculo"/>
+                <w:noProof/>
+              </w:rPr>
+              <w:t>2.2 Crear la contraseña e ingresar</w:t>
+            </w:r>
+            <w:r>
+              <w:rPr>
+                <w:noProof/>
+              </w:rPr>
+              <w:tab/>
+            </w:r>
+            <w:r>
+              <w:rPr>
+                <w:noProof/>
+              </w:rPr>
+              <w:fldChar w:fldCharType="begin"/>
+            </w:r>
+            <w:r>
+              <w:rPr>
+                <w:noProof/>
+              </w:rPr>
+              <w:instrText xml:space="preserve"> PAGEREF _Toc240118800 \h </w:instrText>
+            </w:r>
+            <w:r>
+              <w:rPr>
+                <w:noProof/>
+              </w:rPr>
+            </w:r>
+            <w:r>
+              <w:rPr>
+                <w:noProof/>
+              </w:rPr>
+              <w:fldChar w:fldCharType="separate"/>
+            </w:r>
+            <w:r>
+              <w:rPr>
+                <w:noProof/>
+              </w:rPr>
+              <w:t>4</w:t>
+            </w:r>
+            <w:r>
+              <w:rPr>
+                <w:noProof/>
+              </w:rPr>
+              <w:fldChar w:fldCharType="end"/>
+            </w:r>
+          </w:hyperlink>
+        </w:p>
+        <w:p>
+          <w:pPr>
+            <w:pStyle w:val="TDC2"/>
+            <w:tabs>
+              <w:tab w:val="right" w:leader="dot" w:pos="9062"/>
+            </w:tabs>
+            <w:rPr>
+              <w:rFonts w:asciiTheme="minorHAnsi" w:eastAsiaTheme="minorEastAsia" w:hAnsiTheme="minorHAnsi" w:cstheme="minorBidi"/>
+              <w:noProof/>
+              <w:kern w:val="2"/>
+              <w:sz w:val="24"/>
+              <w:szCs w:val="24"/>
+              <w14:ligatures w14:val="standardContextual"/>
+            </w:rPr>
+          </w:pPr>
+          <w:hyperlink w:anchor="_Toc240118801" w:history="1">
+            <w:r>
+              <w:rPr>
+                <w:rStyle w:val="Hipervnculo"/>
+                <w:noProof/>
+              </w:rPr>
+              <w:t>2.3 Si el enlace venció o ya se usó</w:t>
+            </w:r>
+            <w:r>
+              <w:rPr>
+                <w:noProof/>
+              </w:rPr>
+              <w:tab/>
+            </w:r>
+            <w:r>
+              <w:rPr>
+                <w:noProof/>
+              </w:rPr>
+              <w:fldChar w:fldCharType="begin"/>
+            </w:r>
+            <w:r>
+              <w:rPr>
+                <w:noProof/>
+              </w:rPr>
+              <w:instrText xml:space="preserve"> PAGEREF _Toc240118801 \h </w:instrText>
+            </w:r>
+            <w:r>
+              <w:rPr>
+                <w:noProof/>
+              </w:rPr>
+            </w:r>
+            <w:r>
+              <w:rPr>
+                <w:noProof/>
+              </w:rPr>
+              <w:fldChar w:fldCharType="separate"/>
+            </w:r>
+            <w:r>
+              <w:rPr>
+                <w:noProof/>
+              </w:rPr>
+              <w:t>4</w:t>
+            </w:r>
+            <w:r>
+              <w:rPr>
+                <w:noProof/>
+              </w:rPr>
+              <w:fldChar w:fldCharType="end"/>
+            </w:r>
+          </w:hyperlink>
+        </w:p>
+        <w:p>
+          <w:pPr>
+            <w:pStyle w:val="TDC2"/>
+            <w:tabs>
+              <w:tab w:val="right" w:leader="dot" w:pos="9062"/>
+            </w:tabs>
+            <w:rPr>
+              <w:rFonts w:asciiTheme="minorHAnsi" w:eastAsiaTheme="minorEastAsia" w:hAnsiTheme="minorHAnsi" w:cstheme="minorBidi"/>
+              <w:noProof/>
+              <w:kern w:val="2"/>
+              <w:sz w:val="24"/>
+              <w:szCs w:val="24"/>
+              <w14:ligatures w14:val="standardContextual"/>
+            </w:rPr>
+          </w:pPr>
+          <w:hyperlink w:anchor="_Toc240118802" w:history="1">
+            <w:r>
+              <w:rPr>
+                <w:rStyle w:val="Hipervnculo"/>
+                <w:noProof/>
+              </w:rPr>
+              <w:t>2.4 Recuperar la contraseña</w:t>
+            </w:r>
+            <w:r>
+              <w:rPr>
+                <w:noProof/>
+              </w:rPr>
+              <w:tab/>
+            </w:r>
+            <w:r>
+              <w:rPr>
+                <w:noProof/>
+              </w:rPr>
+              <w:fldChar w:fldCharType="begin"/>
+            </w:r>
+            <w:r>
+              <w:rPr>
+                <w:noProof/>
+              </w:rPr>
+              <w:instrText xml:space="preserve"> PAGEREF _Toc240118802 \h </w:instrText>
+            </w:r>
+            <w:r>
+              <w:rPr>
+                <w:noProof/>
+              </w:rPr>
+            </w:r>
+            <w:r>
+              <w:rPr>
+                <w:noProof/>
+              </w:rPr>
+              <w:fldChar w:fldCharType="separate"/>
+            </w:r>
+            <w:r>
+              <w:rPr>
+                <w:noProof/>
+              </w:rPr>
+              <w:t>4</w:t>
+            </w:r>
+            <w:r>
+              <w:rPr>
+                <w:noProof/>
+              </w:rPr>
+              <w:fldChar w:fldCharType="end"/>
+            </w:r>
+          </w:hyperlink>
+        </w:p>
+        <w:p>
+          <w:pPr>
+            <w:pStyle w:val="TDC2"/>
+            <w:tabs>
+              <w:tab w:val="right" w:leader="dot" w:pos="9062"/>
+            </w:tabs>
+            <w:rPr>
+              <w:rFonts w:asciiTheme="minorHAnsi" w:eastAsiaTheme="minorEastAsia" w:hAnsiTheme="minorHAnsi" w:cstheme="minorBidi"/>
+              <w:noProof/>
+              <w:kern w:val="2"/>
+              <w:sz w:val="24"/>
+              <w:szCs w:val="24"/>
+              <w14:ligatures w14:val="standardContextual"/>
+            </w:rPr>
+          </w:pPr>
+          <w:hyperlink w:anchor="_Toc240118803" w:history="1">
+            <w:r>
+              <w:rPr>
+                <w:rStyle w:val="Hipervnculo"/>
+                <w:noProof/>
+              </w:rPr>
+              <w:t>2.5 Por qué te puede pedir entrar de nuevo</w:t>
+            </w:r>
+            <w:r>
+              <w:rPr>
+                <w:noProof/>
+              </w:rPr>
+              <w:tab/>
+            </w:r>
+            <w:r>
+              <w:rPr>
+                <w:noProof/>
+              </w:rPr>
+              <w:fldChar w:fldCharType="begin"/>
+            </w:r>
+            <w:r>
+              <w:rPr>
+                <w:noProof/>
+              </w:rPr>
+              <w:instrText xml:space="preserve"> PAGEREF _Toc240118803 \h </w:instrText>
+            </w:r>
+            <w:r>
+              <w:rPr>
+                <w:noProof/>
+              </w:rPr>
+            </w:r>
+            <w:r>
+              <w:rPr>
+                <w:noProof/>
+              </w:rPr>
+              <w:fldChar w:fldCharType="separate"/>
+            </w:r>
+            <w:r>
+              <w:rPr>
+                <w:noProof/>
+              </w:rPr>
+              <w:t>5</w:t>
+            </w:r>
+            <w:r>
+              <w:rPr>
+                <w:noProof/>
+              </w:rPr>
+              <w:fldChar w:fldCharType="end"/>
+            </w:r>
+          </w:hyperlink>
+        </w:p>
+        <w:p>
+          <w:pPr>
+            <w:pStyle w:val="TDC1"/>
+            <w:tabs>
+              <w:tab w:val="right" w:leader="dot" w:pos="9062"/>
+            </w:tabs>
+            <w:rPr>
+              <w:rFonts w:asciiTheme="minorHAnsi" w:eastAsiaTheme="minorEastAsia" w:hAnsiTheme="minorHAnsi" w:cstheme="minorBidi"/>
+              <w:noProof/>
+              <w:kern w:val="2"/>
+              <w:sz w:val="24"/>
+              <w:szCs w:val="24"/>
+              <w14:ligatures w14:val="standardContextual"/>
+            </w:rPr>
+          </w:pPr>
+          <w:hyperlink w:anchor="_Toc240118804" w:history="1">
+            <w:r>
+              <w:rPr>
+                <w:rStyle w:val="Hipervnculo"/>
+                <w:noProof/>
+              </w:rPr>
+              <w:t>3. Inicio</w:t>
+            </w:r>
+            <w:r>
+              <w:rPr>
+                <w:noProof/>
+              </w:rPr>
+              <w:tab/>
+            </w:r>
+            <w:r>
+              <w:rPr>
+                <w:noProof/>
+              </w:rPr>
+              <w:fldChar w:fldCharType="begin"/>
+            </w:r>
+            <w:r>
+              <w:rPr>
+                <w:noProof/>
+              </w:rPr>
+              <w:instrText xml:space="preserve"> PAGEREF _Toc240118804 \h </w:instrText>
+            </w:r>
+            <w:r>
+              <w:rPr>
+                <w:noProof/>
+              </w:rPr>
+            </w:r>
+            <w:r>
+              <w:rPr>
+                <w:noProof/>
+              </w:rPr>
+              <w:fldChar w:fldCharType="separate"/>
+            </w:r>
+            <w:r>
+              <w:rPr>
+                <w:noProof/>
+              </w:rPr>
+              <w:t>6</w:t>
+            </w:r>
+            <w:r>
+              <w:rPr>
+                <w:noProof/>
+              </w:rPr>
+              <w:fldChar w:fldCharType="end"/>
+            </w:r>
+          </w:hyperlink>
+        </w:p>
+        <w:p>
+          <w:pPr>
+            <w:pStyle w:val="TDC1"/>
+            <w:tabs>
+              <w:tab w:val="right" w:leader="dot" w:pos="9062"/>
+            </w:tabs>
+            <w:rPr>
+              <w:rFonts w:asciiTheme="minorHAnsi" w:eastAsiaTheme="minorEastAsia" w:hAnsiTheme="minorHAnsi" w:cstheme="minorBidi"/>
+              <w:noProof/>
+              <w:kern w:val="2"/>
+              <w:sz w:val="24"/>
+              <w:szCs w:val="24"/>
+              <w14:ligatures w14:val="standardContextual"/>
+            </w:rPr>
+          </w:pPr>
+          <w:hyperlink w:anchor="_Toc240118805" w:history="1">
+            <w:r>
+              <w:rPr>
+                <w:rStyle w:val="Hipervnculo"/>
+                <w:noProof/>
+              </w:rPr>
+              <w:t>4. Mi cuenta: cuotas, pagos y recibos</w:t>
+            </w:r>
+            <w:r>
+              <w:rPr>
+                <w:noProof/>
+              </w:rPr>
+              <w:tab/>
+            </w:r>
+            <w:r>
+              <w:rPr>
+                <w:noProof/>
+              </w:rPr>
+              <w:fldChar w:fldCharType="begin"/>
+            </w:r>
+            <w:r>
+              <w:rPr>
+                <w:noProof/>
+              </w:rPr>
+              <w:instrText xml:space="preserve"> PAGEREF _Toc240118805 \h </w:instrText>
+            </w:r>
+            <w:r>
+              <w:rPr>
+                <w:noProof/>
+              </w:rPr>
+            </w:r>
+            <w:r>
+              <w:rPr>
+                <w:noProof/>
+              </w:rPr>
+              <w:fldChar w:fldCharType="separate"/>
+            </w:r>
+            <w:r>
+              <w:rPr>
+                <w:noProof/>
+              </w:rPr>
+              <w:t>7</w:t>
+            </w:r>
+            <w:r>
+              <w:rPr>
+                <w:noProof/>
+              </w:rPr>
+              <w:fldChar w:fldCharType="end"/>
+            </w:r>
+          </w:hyperlink>
+        </w:p>
+        <w:p>
+          <w:pPr>
+            <w:pStyle w:val="TDC2"/>
+            <w:tabs>
+              <w:tab w:val="right" w:leader="dot" w:pos="9062"/>
+            </w:tabs>
+            <w:rPr>
+              <w:rFonts w:asciiTheme="minorHAnsi" w:eastAsiaTheme="minorEastAsia" w:hAnsiTheme="minorHAnsi" w:cstheme="minorBidi"/>
+              <w:noProof/>
+              <w:kern w:val="2"/>
+              <w:sz w:val="24"/>
+              <w:szCs w:val="24"/>
+              <w14:ligatures w14:val="standardContextual"/>
+            </w:rPr>
+          </w:pPr>
+          <w:hyperlink w:anchor="_Toc240118806" w:history="1">
+            <w:r>
+              <w:rPr>
+                <w:rStyle w:val="Hipervnculo"/>
+                <w:noProof/>
+              </w:rPr>
+              <w:t>4.1 Qué muestra</w:t>
+            </w:r>
+            <w:r>
+              <w:rPr>
+                <w:noProof/>
+              </w:rPr>
+              <w:tab/>
+            </w:r>
+            <w:r>
+              <w:rPr>
+                <w:noProof/>
+              </w:rPr>
+              <w:fldChar w:fldCharType="begin"/>
+            </w:r>
+            <w:r>
+              <w:rPr>
+                <w:noProof/>
+              </w:rPr>
+              <w:instrText xml:space="preserve"> PAGEREF _Toc240118806 \h </w:instrText>
+            </w:r>
+            <w:r>
+              <w:rPr>
+                <w:noProof/>
+              </w:rPr>
+            </w:r>
+            <w:r>
+              <w:rPr>
+                <w:noProof/>
+              </w:rPr>
+              <w:fldChar w:fldCharType="separate"/>
+            </w:r>
+            <w:r>
+              <w:rPr>
+                <w:noProof/>
+              </w:rPr>
+              <w:t>7</w:t>
+            </w:r>
+            <w:r>
+              <w:rPr>
+                <w:noProof/>
+              </w:rPr>
+              <w:fldChar w:fldCharType="end"/>
+            </w:r>
+          </w:hyperlink>
+        </w:p>
+        <w:p>
+          <w:pPr>
+            <w:pStyle w:val="TDC2"/>
+            <w:tabs>
+              <w:tab w:val="right" w:leader="dot" w:pos="9062"/>
+            </w:tabs>
+            <w:rPr>
+              <w:rFonts w:asciiTheme="minorHAnsi" w:eastAsiaTheme="minorEastAsia" w:hAnsiTheme="minorHAnsi" w:cstheme="minorBidi"/>
+              <w:noProof/>
+              <w:kern w:val="2"/>
+              <w:sz w:val="24"/>
+              <w:szCs w:val="24"/>
+              <w14:ligatures w14:val="standardContextual"/>
+            </w:rPr>
+          </w:pPr>
+          <w:hyperlink w:anchor="_Toc240118807" w:history="1">
+            <w:r>
+              <w:rPr>
+                <w:rStyle w:val="Hipervnculo"/>
+                <w:noProof/>
+              </w:rPr>
+              <w:t>4.2 Pagar con Mercado Pago, paso a paso</w:t>
+            </w:r>
+            <w:r>
+              <w:rPr>
+                <w:noProof/>
+              </w:rPr>
+              <w:tab/>
+            </w:r>
+            <w:r>
+              <w:rPr>
+                <w:noProof/>
+              </w:rPr>
+              <w:fldChar w:fldCharType="begin"/>
+            </w:r>
+            <w:r>
+              <w:rPr>
+                <w:noProof/>
+              </w:rPr>
+              <w:instrText xml:space="preserve"> PAGEREF _Toc240118807 \h </w:instrText>
+            </w:r>
+            <w:r>
+              <w:rPr>
+                <w:noProof/>
+              </w:rPr>
+            </w:r>
+            <w:r>
+              <w:rPr>
+                <w:noProof/>
+              </w:rPr>
+              <w:fldChar w:fldCharType="separate"/>
+            </w:r>
+            <w:r>
+              <w:rPr>
+                <w:noProof/>
+              </w:rPr>
+              <w:t>8</w:t>
+            </w:r>
+            <w:r>
+              <w:rPr>
+                <w:noProof/>
+              </w:rPr>
+              <w:fldChar w:fldCharType="end"/>
+            </w:r>
+          </w:hyperlink>
+        </w:p>
+        <w:p>
+          <w:pPr>
+            <w:pStyle w:val="TDC2"/>
+            <w:tabs>
+              <w:tab w:val="right" w:leader="dot" w:pos="9062"/>
+            </w:tabs>
+            <w:rPr>
+              <w:rFonts w:asciiTheme="minorHAnsi" w:eastAsiaTheme="minorEastAsia" w:hAnsiTheme="minorHAnsi" w:cstheme="minorBidi"/>
+              <w:noProof/>
+              <w:kern w:val="2"/>
+              <w:sz w:val="24"/>
+              <w:szCs w:val="24"/>
+              <w14:ligatures w14:val="standardContextual"/>
+            </w:rPr>
+          </w:pPr>
+          <w:hyperlink w:anchor="_Toc240118808" w:history="1">
+            <w:r>
+              <w:rPr>
+                <w:rStyle w:val="Hipervnculo"/>
+                <w:noProof/>
+              </w:rPr>
+              <w:t>4.3 Qué pasa cuando volvés de Mercado Pago</w:t>
+            </w:r>
+            <w:r>
+              <w:rPr>
+                <w:noProof/>
+              </w:rPr>
+              <w:tab/>
+            </w:r>
+            <w:r>
+              <w:rPr>
+                <w:noProof/>
+              </w:rPr>
+              <w:fldChar w:fldCharType="begin"/>
+            </w:r>
+            <w:r>
+              <w:rPr>
+                <w:noProof/>
+              </w:rPr>
+              <w:instrText xml:space="preserve"> PAGEREF _Toc240118808 \h </w:instrText>
+            </w:r>
+            <w:r>
+              <w:rPr>
+                <w:noProof/>
+              </w:rPr>
+            </w:r>
+            <w:r>
+              <w:rPr>
+                <w:noProof/>
+              </w:rPr>
+              <w:fldChar w:fldCharType="separate"/>
+            </w:r>
+            <w:r>
+              <w:rPr>
+                <w:noProof/>
+              </w:rPr>
+              <w:t>8</w:t>
+            </w:r>
+            <w:r>
+              <w:rPr>
+                <w:noProof/>
+              </w:rPr>
+              <w:fldChar w:fldCharType="end"/>
+            </w:r>
+          </w:hyperlink>
+        </w:p>
+        <w:p>
+          <w:pPr>
+            <w:pStyle w:val="TDC2"/>
+            <w:tabs>
+              <w:tab w:val="right" w:leader="dot" w:pos="9062"/>
+            </w:tabs>
+            <w:rPr>
+              <w:rFonts w:asciiTheme="minorHAnsi" w:eastAsiaTheme="minorEastAsia" w:hAnsiTheme="minorHAnsi" w:cstheme="minorBidi"/>
+              <w:noProof/>
+              <w:kern w:val="2"/>
+              <w:sz w:val="24"/>
+              <w:szCs w:val="24"/>
+              <w14:ligatures w14:val="standardContextual"/>
+            </w:rPr>
+          </w:pPr>
+          <w:hyperlink w:anchor="_Toc240118809" w:history="1">
+            <w:r>
+              <w:rPr>
+                <w:rStyle w:val="Hipervnculo"/>
+                <w:noProof/>
+              </w:rPr>
+              <w:t>4.4 El recibo, y la exención</w:t>
+            </w:r>
+            <w:r>
+              <w:rPr>
+                <w:noProof/>
+              </w:rPr>
+              <w:tab/>
+            </w:r>
+            <w:r>
+              <w:rPr>
+                <w:noProof/>
+              </w:rPr>
+              <w:fldChar w:fldCharType="begin"/>
+            </w:r>
+            <w:r>
+              <w:rPr>
+                <w:noProof/>
+              </w:rPr>
+              <w:instrText xml:space="preserve"> PAGEREF _Toc240118809 \h </w:instrText>
+            </w:r>
+            <w:r>
+              <w:rPr>
+                <w:noProof/>
+              </w:rPr>
+            </w:r>
+            <w:r>
+              <w:rPr>
+                <w:noProof/>
+              </w:rPr>
+              <w:fldChar w:fldCharType="separate"/>
+            </w:r>
+            <w:r>
+              <w:rPr>
+                <w:noProof/>
+              </w:rPr>
+              <w:t>9</w:t>
+            </w:r>
+            <w:r>
+              <w:rPr>
+                <w:noProof/>
+              </w:rPr>
+              <w:fldChar w:fldCharType="end"/>
+            </w:r>
+          </w:hyperlink>
+        </w:p>
+        <w:p>
+          <w:pPr>
+            <w:pStyle w:val="TDC1"/>
+            <w:tabs>
+              <w:tab w:val="right" w:leader="dot" w:pos="9062"/>
+            </w:tabs>
+            <w:rPr>
+              <w:rFonts w:asciiTheme="minorHAnsi" w:eastAsiaTheme="minorEastAsia" w:hAnsiTheme="minorHAnsi" w:cstheme="minorBidi"/>
+              <w:noProof/>
+              <w:kern w:val="2"/>
+              <w:sz w:val="24"/>
+              <w:szCs w:val="24"/>
+              <w14:ligatures w14:val="standardContextual"/>
+            </w:rPr>
+          </w:pPr>
+          <w:hyperlink w:anchor="_Toc240118810" w:history="1">
+            <w:r>
+              <w:rPr>
+                <w:rStyle w:val="Hipervnculo"/>
+                <w:noProof/>
+              </w:rPr>
+              <w:t>5. Débito automático</w:t>
+            </w:r>
+            <w:r>
+              <w:rPr>
+                <w:noProof/>
+              </w:rPr>
+              <w:tab/>
+            </w:r>
+            <w:r>
+              <w:rPr>
+                <w:noProof/>
+              </w:rPr>
+              <w:fldChar w:fldCharType="begin"/>
+            </w:r>
+            <w:r>
+              <w:rPr>
+                <w:noProof/>
+              </w:rPr>
+              <w:instrText xml:space="preserve"> PAGEREF _Toc240118810 \h </w:instrText>
+            </w:r>
+            <w:r>
+              <w:rPr>
+                <w:noProof/>
+              </w:rPr>
+            </w:r>
+            <w:r>
+              <w:rPr>
+                <w:noProof/>
+              </w:rPr>
+              <w:fldChar w:fldCharType="separate"/>
+            </w:r>
+            <w:r>
+              <w:rPr>
+                <w:noProof/>
+              </w:rPr>
+              <w:t>10</w:t>
+            </w:r>
+            <w:r>
+              <w:rPr>
+                <w:noProof/>
+              </w:rPr>
+              <w:fldChar w:fldCharType="end"/>
+            </w:r>
+          </w:hyperlink>
+        </w:p>
+        <w:p>
+          <w:pPr>
+            <w:pStyle w:val="TDC2"/>
+            <w:tabs>
+              <w:tab w:val="right" w:leader="dot" w:pos="9062"/>
+            </w:tabs>
+            <w:rPr>
+              <w:rFonts w:asciiTheme="minorHAnsi" w:eastAsiaTheme="minorEastAsia" w:hAnsiTheme="minorHAnsi" w:cstheme="minorBidi"/>
+              <w:noProof/>
+              <w:kern w:val="2"/>
+              <w:sz w:val="24"/>
+              <w:szCs w:val="24"/>
+              <w14:ligatures w14:val="standardContextual"/>
+            </w:rPr>
+          </w:pPr>
+          <w:hyperlink w:anchor="_Toc240118811" w:history="1">
+            <w:r>
+              <w:rPr>
+                <w:rStyle w:val="Hipervnculo"/>
+                <w:noProof/>
+              </w:rPr>
+              <w:t>5.1 Requisitos</w:t>
+            </w:r>
+            <w:r>
+              <w:rPr>
+                <w:noProof/>
+              </w:rPr>
+              <w:tab/>
+            </w:r>
+            <w:r>
+              <w:rPr>
+                <w:noProof/>
+              </w:rPr>
+              <w:fldChar w:fldCharType="begin"/>
+            </w:r>
+            <w:r>
+              <w:rPr>
+                <w:noProof/>
+              </w:rPr>
+              <w:instrText xml:space="preserve"> PAGEREF _Toc240118811 \h </w:instrText>
+            </w:r>
+            <w:r>
+              <w:rPr>
+                <w:noProof/>
+              </w:rPr>
+            </w:r>
+            <w:r>
+              <w:rPr>
+                <w:noProof/>
+              </w:rPr>
+              <w:fldChar w:fldCharType="separate"/>
+            </w:r>
+            <w:r>
+              <w:rPr>
+                <w:noProof/>
+              </w:rPr>
+              <w:t>10</w:t>
+            </w:r>
+            <w:r>
+              <w:rPr>
+                <w:noProof/>
+              </w:rPr>
+              <w:fldChar w:fldCharType="end"/>
+            </w:r>
+          </w:hyperlink>
+        </w:p>
+        <w:p>
+          <w:pPr>
+            <w:pStyle w:val="TDC2"/>
+            <w:tabs>
+              <w:tab w:val="right" w:leader="dot" w:pos="9062"/>
+            </w:tabs>
+            <w:rPr>
+              <w:rFonts w:asciiTheme="minorHAnsi" w:eastAsiaTheme="minorEastAsia" w:hAnsiTheme="minorHAnsi" w:cstheme="minorBidi"/>
+              <w:noProof/>
+              <w:kern w:val="2"/>
+              <w:sz w:val="24"/>
+              <w:szCs w:val="24"/>
+              <w14:ligatures w14:val="standardContextual"/>
+            </w:rPr>
+          </w:pPr>
+          <w:hyperlink w:anchor="_Toc240118812" w:history="1">
+            <w:r>
+              <w:rPr>
+                <w:rStyle w:val="Hipervnculo"/>
+                <w:noProof/>
+              </w:rPr>
+              <w:t>5.2 Adherirse, paso a paso</w:t>
+            </w:r>
+            <w:r>
+              <w:rPr>
+                <w:noProof/>
+              </w:rPr>
+              <w:tab/>
+            </w:r>
+            <w:r>
+              <w:rPr>
+                <w:noProof/>
+              </w:rPr>
+              <w:fldChar w:fldCharType="begin"/>
+            </w:r>
+            <w:r>
+              <w:rPr>
+                <w:noProof/>
+              </w:rPr>
+              <w:instrText xml:space="preserve"> PAGEREF _Toc240118812 \h </w:instrText>
+            </w:r>
+            <w:r>
+              <w:rPr>
+                <w:noProof/>
+              </w:rPr>
+            </w:r>
+            <w:r>
+              <w:rPr>
+                <w:noProof/>
+              </w:rPr>
+              <w:fldChar w:fldCharType="separate"/>
+            </w:r>
+            <w:r>
+              <w:rPr>
+                <w:noProof/>
+              </w:rPr>
+              <w:t>10</w:t>
+            </w:r>
+            <w:r>
+              <w:rPr>
+                <w:noProof/>
+              </w:rPr>
+              <w:fldChar w:fldCharType="end"/>
+            </w:r>
+          </w:hyperlink>
+        </w:p>
+        <w:p>
+          <w:pPr>
+            <w:pStyle w:val="TDC2"/>
+            <w:tabs>
+              <w:tab w:val="right" w:leader="dot" w:pos="9062"/>
+            </w:tabs>
+            <w:rPr>
+              <w:rFonts w:asciiTheme="minorHAnsi" w:eastAsiaTheme="minorEastAsia" w:hAnsiTheme="minorHAnsi" w:cstheme="minorBidi"/>
+              <w:noProof/>
+              <w:kern w:val="2"/>
+              <w:sz w:val="24"/>
+              <w:szCs w:val="24"/>
+              <w14:ligatures w14:val="standardContextual"/>
+            </w:rPr>
+          </w:pPr>
+          <w:hyperlink w:anchor="_Toc240118813" w:history="1">
+            <w:r>
+              <w:rPr>
+                <w:rStyle w:val="Hipervnculo"/>
+                <w:noProof/>
+              </w:rPr>
+              <w:t>5.3 Cancelar el débito</w:t>
+            </w:r>
+            <w:r>
+              <w:rPr>
+                <w:noProof/>
+              </w:rPr>
+              <w:tab/>
+            </w:r>
+            <w:r>
+              <w:rPr>
+                <w:noProof/>
+              </w:rPr>
+              <w:fldChar w:fldCharType="begin"/>
+            </w:r>
+            <w:r>
+              <w:rPr>
+                <w:noProof/>
+              </w:rPr>
+              <w:instrText xml:space="preserve"> PAGEREF _Toc240118813 \h </w:instrText>
+            </w:r>
+            <w:r>
+              <w:rPr>
+                <w:noProof/>
+              </w:rPr>
+            </w:r>
+            <w:r>
+              <w:rPr>
+                <w:noProof/>
+              </w:rPr>
+              <w:fldChar w:fldCharType="separate"/>
+            </w:r>
+            <w:r>
+              <w:rPr>
+                <w:noProof/>
+              </w:rPr>
+              <w:t>11</w:t>
+            </w:r>
+            <w:r>
+              <w:rPr>
+                <w:noProof/>
+              </w:rPr>
+              <w:fldChar w:fldCharType="end"/>
+            </w:r>
+          </w:hyperlink>
+        </w:p>
+        <w:p>
+          <w:pPr>
+            <w:pStyle w:val="TDC1"/>
+            <w:tabs>
+              <w:tab w:val="right" w:leader="dot" w:pos="9062"/>
+            </w:tabs>
+            <w:rPr>
+              <w:rFonts w:asciiTheme="minorHAnsi" w:eastAsiaTheme="minorEastAsia" w:hAnsiTheme="minorHAnsi" w:cstheme="minorBidi"/>
+              <w:noProof/>
+              <w:kern w:val="2"/>
+              <w:sz w:val="24"/>
+              <w:szCs w:val="24"/>
+              <w14:ligatures w14:val="standardContextual"/>
+            </w:rPr>
+          </w:pPr>
+          <w:hyperlink w:anchor="_Toc240118814" w:history="1">
+            <w:r>
+              <w:rPr>
+                <w:rStyle w:val="Hipervnculo"/>
+                <w:noProof/>
+              </w:rPr>
+              <w:t>6. Mis datos</w:t>
+            </w:r>
+            <w:r>
+              <w:rPr>
+                <w:noProof/>
+              </w:rPr>
+              <w:tab/>
+            </w:r>
+            <w:r>
+              <w:rPr>
+                <w:noProof/>
+              </w:rPr>
+              <w:fldChar w:fldCharType="begin"/>
+            </w:r>
+            <w:r>
+              <w:rPr>
+                <w:noProof/>
+              </w:rPr>
+              <w:instrText xml:space="preserve"> PAGEREF _Toc240118814 \h </w:instrText>
+            </w:r>
+            <w:r>
+              <w:rPr>
+                <w:noProof/>
+              </w:rPr>
+            </w:r>
+            <w:r>
+              <w:rPr>
+                <w:noProof/>
+              </w:rPr>
+              <w:fldChar w:fldCharType="separate"/>
+            </w:r>
+            <w:r>
+              <w:rPr>
+                <w:noProof/>
+              </w:rPr>
+              <w:t>12</w:t>
+            </w:r>
+            <w:r>
+              <w:rPr>
+                <w:noProof/>
+              </w:rPr>
+              <w:fldChar w:fldCharType="end"/>
+            </w:r>
+          </w:hyperlink>
+        </w:p>
+        <w:p>
+          <w:pPr>
+            <w:pStyle w:val="TDC1"/>
+            <w:tabs>
+              <w:tab w:val="right" w:leader="dot" w:pos="9062"/>
+            </w:tabs>
+            <w:rPr>
+              <w:rFonts w:asciiTheme="minorHAnsi" w:eastAsiaTheme="minorEastAsia" w:hAnsiTheme="minorHAnsi" w:cstheme="minorBidi"/>
+              <w:noProof/>
+              <w:kern w:val="2"/>
+              <w:sz w:val="24"/>
+              <w:szCs w:val="24"/>
+              <w14:ligatures w14:val="standardContextual"/>
+            </w:rPr>
+          </w:pPr>
+          <w:hyperlink w:anchor="_Toc240118815" w:history="1">
+            <w:r>
+              <w:rPr>
+                <w:rStyle w:val="Hipervnculo"/>
+                <w:noProof/>
+              </w:rPr>
+              <w:t>7. Solicitudes: trámites y reportes</w:t>
+            </w:r>
+            <w:r>
+              <w:rPr>
+                <w:noProof/>
+              </w:rPr>
+              <w:tab/>
+            </w:r>
+            <w:r>
+              <w:rPr>
+                <w:noProof/>
+              </w:rPr>
+              <w:fldChar w:fldCharType="begin"/>
+            </w:r>
+            <w:r>
+              <w:rPr>
+                <w:noProof/>
+              </w:rPr>
+              <w:instrText xml:space="preserve"> PAGEREF _Toc240118815 \h </w:instrText>
+            </w:r>
+            <w:r>
+              <w:rPr>
+                <w:noProof/>
+              </w:rPr>
+            </w:r>
+            <w:r>
+              <w:rPr>
+                <w:noProof/>
+              </w:rPr>
+              <w:fldChar w:fldCharType="separate"/>
+            </w:r>
+            <w:r>
+              <w:rPr>
+                <w:noProof/>
+              </w:rPr>
+              <w:t>14</w:t>
+            </w:r>
+            <w:r>
+              <w:rPr>
+                <w:noProof/>
+              </w:rPr>
+              <w:fldChar w:fldCharType="end"/>
+            </w:r>
+          </w:hyperlink>
+        </w:p>
+        <w:p>
+          <w:pPr>
+            <w:pStyle w:val="TDC2"/>
+            <w:tabs>
+              <w:tab w:val="right" w:leader="dot" w:pos="9062"/>
+            </w:tabs>
+            <w:rPr>
+              <w:rFonts w:asciiTheme="minorHAnsi" w:eastAsiaTheme="minorEastAsia" w:hAnsiTheme="minorHAnsi" w:cstheme="minorBidi"/>
+              <w:noProof/>
+              <w:kern w:val="2"/>
+              <w:sz w:val="24"/>
+              <w:szCs w:val="24"/>
+              <w14:ligatures w14:val="standardContextual"/>
+            </w:rPr>
+          </w:pPr>
+          <w:hyperlink w:anchor="_Toc240118816" w:history="1">
+            <w:r>
+              <w:rPr>
+                <w:rStyle w:val="Hipervnculo"/>
+                <w:noProof/>
+              </w:rPr>
+              <w:t>7.1 Institucional</w:t>
+            </w:r>
+            <w:r>
+              <w:rPr>
+                <w:noProof/>
+              </w:rPr>
+              <w:tab/>
+            </w:r>
+            <w:r>
+              <w:rPr>
+                <w:noProof/>
+              </w:rPr>
+              <w:fldChar w:fldCharType="begin"/>
+            </w:r>
+            <w:r>
+              <w:rPr>
+                <w:noProof/>
+              </w:rPr>
+              <w:instrText xml:space="preserve"> PAGEREF _Toc240118816 \h </w:instrText>
+            </w:r>
+            <w:r>
+              <w:rPr>
+                <w:noProof/>
+              </w:rPr>
+            </w:r>
+            <w:r>
+              <w:rPr>
+                <w:noProof/>
+              </w:rPr>
+              <w:fldChar w:fldCharType="separate"/>
+            </w:r>
+            <w:r>
+              <w:rPr>
+                <w:noProof/>
+              </w:rPr>
+              <w:t>14</w:t>
+            </w:r>
+            <w:r>
+              <w:rPr>
+                <w:noProof/>
+              </w:rPr>
+              <w:fldChar w:fldCharType="end"/>
+            </w:r>
+          </w:hyperlink>
+        </w:p>
+        <w:p>
+          <w:pPr>
+            <w:pStyle w:val="TDC2"/>
+            <w:tabs>
+              <w:tab w:val="right" w:leader="dot" w:pos="9062"/>
+            </w:tabs>
+            <w:rPr>
+              <w:rFonts w:asciiTheme="minorHAnsi" w:eastAsiaTheme="minorEastAsia" w:hAnsiTheme="minorHAnsi" w:cstheme="minorBidi"/>
+              <w:noProof/>
+              <w:kern w:val="2"/>
+              <w:sz w:val="24"/>
+              <w:szCs w:val="24"/>
+              <w14:ligatures w14:val="standardContextual"/>
+            </w:rPr>
+          </w:pPr>
+          <w:hyperlink w:anchor="_Toc240118817" w:history="1">
+            <w:r>
+              <w:rPr>
+                <w:rStyle w:val="Hipervnculo"/>
+                <w:noProof/>
+              </w:rPr>
+              <w:t>7.2 Reportes</w:t>
+            </w:r>
+            <w:r>
+              <w:rPr>
+                <w:noProof/>
+              </w:rPr>
+              <w:tab/>
+            </w:r>
+            <w:r>
+              <w:rPr>
+                <w:noProof/>
+              </w:rPr>
+              <w:fldChar w:fldCharType="begin"/>
+            </w:r>
+            <w:r>
+              <w:rPr>
+                <w:noProof/>
+              </w:rPr>
+              <w:instrText xml:space="preserve"> PAGEREF _Toc240118817 \h </w:instrText>
+            </w:r>
+            <w:r>
+              <w:rPr>
+                <w:noProof/>
+              </w:rPr>
+            </w:r>
+            <w:r>
+              <w:rPr>
+                <w:noProof/>
+              </w:rPr>
+              <w:fldChar w:fldCharType="separate"/>
+            </w:r>
+            <w:r>
+              <w:rPr>
+                <w:noProof/>
+              </w:rPr>
+              <w:t>15</w:t>
+            </w:r>
+            <w:r>
+              <w:rPr>
+                <w:noProof/>
+              </w:rPr>
+              <w:fldChar w:fldCharType="end"/>
+            </w:r>
+          </w:hyperlink>
+        </w:p>
+        <w:p>
+          <w:pPr>
+            <w:pStyle w:val="TDC1"/>
+            <w:tabs>
+              <w:tab w:val="right" w:leader="dot" w:pos="9062"/>
+            </w:tabs>
+            <w:rPr>
+              <w:rFonts w:asciiTheme="minorHAnsi" w:eastAsiaTheme="minorEastAsia" w:hAnsiTheme="minorHAnsi" w:cstheme="minorBidi"/>
+              <w:noProof/>
+              <w:kern w:val="2"/>
+              <w:sz w:val="24"/>
+              <w:szCs w:val="24"/>
+              <w14:ligatures w14:val="standardContextual"/>
+            </w:rPr>
+          </w:pPr>
+          <w:hyperlink w:anchor="_Toc240118818" w:history="1">
+            <w:r>
+              <w:rPr>
+                <w:rStyle w:val="Hipervnculo"/>
+                <w:noProof/>
+              </w:rPr>
+              <w:t>8. Documentos</w:t>
+            </w:r>
+            <w:r>
+              <w:rPr>
+                <w:noProof/>
+              </w:rPr>
+              <w:tab/>
+            </w:r>
+            <w:r>
+              <w:rPr>
+                <w:noProof/>
+              </w:rPr>
+              <w:fldChar w:fldCharType="begin"/>
+            </w:r>
+            <w:r>
+              <w:rPr>
+                <w:noProof/>
+              </w:rPr>
+              <w:instrText xml:space="preserve"> PAGEREF _Toc240118818 \h </w:instrText>
+            </w:r>
+            <w:r>
+              <w:rPr>
+                <w:noProof/>
+              </w:rPr>
+            </w:r>
+            <w:r>
+              <w:rPr>
+                <w:noProof/>
+              </w:rPr>
+              <w:fldChar w:fldCharType="separate"/>
+            </w:r>
+            <w:r>
+              <w:rPr>
+                <w:noProof/>
+              </w:rPr>
+              <w:t>16</w:t>
+            </w:r>
+            <w:r>
+              <w:rPr>
+                <w:noProof/>
+              </w:rPr>
+              <w:fldChar w:fldCharType="end"/>
+            </w:r>
+          </w:hyperlink>
+        </w:p>
+        <w:p>
+          <w:pPr>
+            <w:pStyle w:val="TDC1"/>
+            <w:tabs>
+              <w:tab w:val="right" w:leader="dot" w:pos="9062"/>
+            </w:tabs>
+            <w:rPr>
+              <w:rFonts w:asciiTheme="minorHAnsi" w:eastAsiaTheme="minorEastAsia" w:hAnsiTheme="minorHAnsi" w:cstheme="minorBidi"/>
+              <w:noProof/>
+              <w:kern w:val="2"/>
+              <w:sz w:val="24"/>
+              <w:szCs w:val="24"/>
+              <w14:ligatures w14:val="standardContextual"/>
+            </w:rPr>
+          </w:pPr>
+          <w:hyperlink w:anchor="_Toc240118819" w:history="1">
+            <w:r>
+              <w:rPr>
+                <w:rStyle w:val="Hipervnculo"/>
+                <w:noProof/>
+              </w:rPr>
+              <w:t>9. Si tu condición de socio está suspendida</w:t>
+            </w:r>
+            <w:r>
+              <w:rPr>
+                <w:noProof/>
+              </w:rPr>
+              <w:tab/>
+            </w:r>
+            <w:r>
+              <w:rPr>
+                <w:noProof/>
+              </w:rPr>
+              <w:fldChar w:fldCharType="begin"/>
+            </w:r>
+            <w:r>
+              <w:rPr>
+                <w:noProof/>
+              </w:rPr>
+              <w:instrText xml:space="preserve"> PAGEREF _Toc240118819 \h </w:instrText>
+            </w:r>
+            <w:r>
+              <w:rPr>
+                <w:noProof/>
+              </w:rPr>
+            </w:r>
+            <w:r>
+              <w:rPr>
+                <w:noProof/>
+              </w:rPr>
+              <w:fldChar w:fldCharType="separate"/>
+            </w:r>
+            <w:r>
+              <w:rPr>
+                <w:noProof/>
+              </w:rPr>
+              <w:t>17</w:t>
+            </w:r>
+            <w:r>
+              <w:rPr>
+                <w:noProof/>
+              </w:rPr>
+              <w:fldChar w:fldCharType="end"/>
+            </w:r>
+          </w:hyperlink>
+        </w:p>
+        <w:p>
+          <w:pPr>
+            <w:pStyle w:val="TDC1"/>
+            <w:tabs>
+              <w:tab w:val="right" w:leader="dot" w:pos="9062"/>
+            </w:tabs>
+            <w:rPr>
+              <w:rFonts w:asciiTheme="minorHAnsi" w:eastAsiaTheme="minorEastAsia" w:hAnsiTheme="minorHAnsi" w:cstheme="minorBidi"/>
+              <w:noProof/>
+              <w:kern w:val="2"/>
+              <w:sz w:val="24"/>
+              <w:szCs w:val="24"/>
+              <w14:ligatures w14:val="standardContextual"/>
+            </w:rPr>
+          </w:pPr>
+          <w:hyperlink w:anchor="_Toc240118820" w:history="1">
+            <w:r>
+              <w:rPr>
+                <w:rStyle w:val="Hipervnculo"/>
+                <w:noProof/>
+              </w:rPr>
+              <w:t>10. Correos y preguntas frecuentes</w:t>
+            </w:r>
+            <w:r>
+              <w:rPr>
+                <w:noProof/>
+              </w:rPr>
+              <w:tab/>
+            </w:r>
+            <w:r>
+              <w:rPr>
+                <w:noProof/>
+              </w:rPr>
+              <w:fldChar w:fldCharType="begin"/>
+            </w:r>
+            <w:r>
+              <w:rPr>
+                <w:noProof/>
+              </w:rPr>
+              <w:instrText xml:space="preserve"> PAGEREF _Toc240118820 \h </w:instrText>
+            </w:r>
+            <w:r>
+              <w:rPr>
+                <w:noProof/>
+              </w:rPr>
+            </w:r>
+            <w:r>
+              <w:rPr>
+                <w:noProof/>
+              </w:rPr>
+              <w:fldChar w:fldCharType="separate"/>
+            </w:r>
+            <w:r>
+              <w:rPr>
+                <w:noProof/>
+              </w:rPr>
+              <w:t>18</w:t>
+            </w:r>
+            <w:r>
+              <w:rPr>
+                <w:noProof/>
+              </w:rPr>
+              <w:fldChar w:fldCharType="end"/>
+            </w:r>
+          </w:hyperlink>
+        </w:p>
+        <w:p>
+          <w:pPr>
+            <w:pStyle w:val="TDC2"/>
+            <w:tabs>
+              <w:tab w:val="right" w:leader="dot" w:pos="9062"/>
+            </w:tabs>
+            <w:rPr>
+              <w:rFonts w:asciiTheme="minorHAnsi" w:eastAsiaTheme="minorEastAsia" w:hAnsiTheme="minorHAnsi" w:cstheme="minorBidi"/>
+              <w:noProof/>
+              <w:kern w:val="2"/>
+              <w:sz w:val="24"/>
+              <w:szCs w:val="24"/>
+              <w14:ligatures w14:val="standardContextual"/>
+            </w:rPr>
+          </w:pPr>
+          <w:hyperlink w:anchor="_Toc240118821" w:history="1">
+            <w:r>
+              <w:rPr>
+                <w:rStyle w:val="Hipervnculo"/>
+                <w:noProof/>
+              </w:rPr>
+              <w:t>10.1 Los correos que vas a recibir</w:t>
+            </w:r>
+            <w:r>
+              <w:rPr>
+                <w:noProof/>
+              </w:rPr>
+              <w:tab/>
+            </w:r>
+            <w:r>
+              <w:rPr>
+                <w:noProof/>
+              </w:rPr>
+              <w:fldChar w:fldCharType="begin"/>
+            </w:r>
+            <w:r>
+              <w:rPr>
+                <w:noProof/>
+              </w:rPr>
+              <w:instrText xml:space="preserve"> PAGEREF _Toc240118821 \h </w:instrText>
+            </w:r>
+            <w:r>
+              <w:rPr>
+                <w:noProof/>
+              </w:rPr>
+            </w:r>
+            <w:r>
+              <w:rPr>
+                <w:noProof/>
+              </w:rPr>
+              <w:fldChar w:fldCharType="separate"/>
+            </w:r>
+            <w:r>
+              <w:rPr>
+                <w:noProof/>
+              </w:rPr>
+              <w:t>18</w:t>
+            </w:r>
+            <w:r>
+              <w:rPr>
+                <w:noProof/>
+              </w:rPr>
+              <w:fldChar w:fldCharType="end"/>
+            </w:r>
+          </w:hyperlink>
+        </w:p>
+        <w:p>
+          <w:pPr>
+            <w:pStyle w:val="TDC2"/>
+            <w:tabs>
+              <w:tab w:val="right" w:leader="dot" w:pos="9062"/>
+            </w:tabs>
+            <w:rPr>
+              <w:rFonts w:asciiTheme="minorHAnsi" w:eastAsiaTheme="minorEastAsia" w:hAnsiTheme="minorHAnsi" w:cstheme="minorBidi"/>
+              <w:noProof/>
+              <w:kern w:val="2"/>
+              <w:sz w:val="24"/>
+              <w:szCs w:val="24"/>
+              <w14:ligatures w14:val="standardContextual"/>
+            </w:rPr>
+          </w:pPr>
+          <w:hyperlink w:anchor="_Toc240118822" w:history="1">
+            <w:r>
+              <w:rPr>
+                <w:rStyle w:val="Hipervnculo"/>
+                <w:noProof/>
+              </w:rPr>
+              <w:t>10.2 Preguntas frecuentes</w:t>
+            </w:r>
+            <w:r>
+              <w:rPr>
+                <w:noProof/>
+              </w:rPr>
+              <w:tab/>
+            </w:r>
+            <w:r>
+              <w:rPr>
+                <w:noProof/>
+              </w:rPr>
+              <w:fldChar w:fldCharType="begin"/>
+            </w:r>
+            <w:r>
+              <w:rPr>
+                <w:noProof/>
+              </w:rPr>
+              <w:instrText xml:space="preserve"> PAGEREF _Toc240118822 \h </w:instrText>
+            </w:r>
+            <w:r>
+              <w:rPr>
+                <w:noProof/>
+              </w:rPr>
+            </w:r>
+            <w:r>
+              <w:rPr>
+                <w:noProof/>
+              </w:rPr>
+              <w:fldChar w:fldCharType="separate"/>
+            </w:r>
+            <w:r>
+              <w:rPr>
+                <w:noProof/>
+              </w:rPr>
+              <w:t>18</w:t>
+            </w:r>
+            <w:r>
+              <w:rPr>
+                <w:noProof/>
+              </w:rPr>
+              <w:fldChar w:fldCharType="end"/>
+            </w:r>
+          </w:hyperlink>
+        </w:p>
+        <w:p>
+          <w:pPr>
+            <w:pStyle w:val="TDC1"/>
+            <w:tabs>
+              <w:tab w:val="right" w:leader="dot" w:pos="9062"/>
+            </w:tabs>
+            <w:rPr>
+              <w:rFonts w:asciiTheme="minorHAnsi" w:eastAsiaTheme="minorEastAsia" w:hAnsiTheme="minorHAnsi" w:cstheme="minorBidi"/>
+              <w:noProof/>
+              <w:kern w:val="2"/>
+              <w:sz w:val="24"/>
+              <w:szCs w:val="24"/>
+              <w14:ligatures w14:val="standardContextual"/>
+            </w:rPr>
+          </w:pPr>
+          <w:hyperlink w:anchor="_Toc240118823" w:history="1">
+            <w:r>
+              <w:rPr>
+                <w:rStyle w:val="Hipervnculo"/>
+                <w:noProof/>
+              </w:rPr>
+              <w:t>Documentos relacionados</w:t>
+            </w:r>
+            <w:r>
+              <w:rPr>
+                <w:noProof/>
+              </w:rPr>
+              <w:tab/>
+            </w:r>
+            <w:r>
+              <w:rPr>
+                <w:noProof/>
+              </w:rPr>
+              <w:fldChar w:fldCharType="begin"/>
+            </w:r>
+            <w:r>
+              <w:rPr>
+                <w:noProof/>
+              </w:rPr>
+              <w:instrText xml:space="preserve"> PAGEREF _Toc240118823 \h </w:instrText>
+            </w:r>
+            <w:r>
+              <w:rPr>
+                <w:noProof/>
+              </w:rPr>
+            </w:r>
+            <w:r>
+              <w:rPr>
+                <w:noProof/>
+              </w:rPr>
+              <w:fldChar w:fldCharType="separate"/>
+            </w:r>
+            <w:r>
+              <w:rPr>
+                <w:noProof/>
+              </w:rPr>
+              <w:t>20</w:t>
+            </w:r>
+            <w:r>
+              <w:rPr>
+                <w:noProof/>
+              </w:rPr>
+              <w:fldChar w:fldCharType="end"/>
+            </w:r>
+          </w:hyperlink>
         </w:p>
         <w:p>
           <w:r>
@@ -195,20 +2172,25 @@
     </w:p>
     <w:p>
       <w:pPr>
-        <w:pStyle w:val="Heading1"/>
+        <w:pStyle w:val="Ttulo1"/>
         <w:pageBreakBefore/>
       </w:pPr>
-      <w:r>
-        <w:t xml:space="preserve">Antes de empezar</w:t>
-      </w:r>
-    </w:p>
-    <w:p>
-      <w:pPr>
-        <w:pStyle w:val="Heading2"/>
-      </w:pPr>
-      <w:r>
-        <w:t xml:space="preserve">Para quién es y qué da por sabido</w:t>
-      </w:r>
+      <w:bookmarkStart w:id="0" w:name="_Toc240118794"/>
+      <w:r>
+        <w:lastRenderedPageBreak/>
+        <w:t>Antes de empezar</w:t>
+      </w:r>
+      <w:bookmarkEnd w:id="0"/>
+    </w:p>
+    <w:p>
+      <w:pPr>
+        <w:pStyle w:val="Ttulo2"/>
+      </w:pPr>
+      <w:bookmarkStart w:id="1" w:name="_Toc240118795"/>
+      <w:r>
+        <w:t>Para quién es y qué da por sabido</w:t>
+      </w:r>
+      <w:bookmarkEnd w:id="1"/>
     </w:p>
     <w:p>
       <w:pPr>
@@ -222,12 +2204,13 @@
           <w:b/>
           <w:bCs/>
         </w:rPr>
-        <w:t xml:space="preserve">vos, socia o socio de la Asociación Vecinal del Barrio Ciudadela</w:t>
-      </w:r>
-      <w:r>
-        <w:t xml:space="preserve">, que entrás
-a tu panel en el sitio de la asociación. Cuenta qué ves en cada pantalla, qué podés hacer, qué
-mensaje te va a aparecer y qué pasa después.</w:t>
+        <w:t>vos, socia o socio de la Asociación Vecinal del Barrio Ciudadela</w:t>
+      </w:r>
+      <w:r>
+        <w:t xml:space="preserve">, que entrás </w:t>
+      </w:r>
+      <w:r>
+        <w:t>a tu panel en el sitio de la asociación. Cuenta qué ves en cada pantalla, qué podés hacer, qué mensaje te va a aparecer y qué pasa después.</w:t>
       </w:r>
     </w:p>
     <w:p>
@@ -235,40 +2218,41 @@
         <w:spacing w:after="120"/>
       </w:pPr>
       <w:r>
-        <w:t xml:space="preserve">Da por sabido que sabés usar un navegador en la computadora o en el celular, y que la vecinal ya
-cargó tu ficha en el padrón. </w:t>
-      </w:r>
-      <w:r>
-        <w:rPr>
-          <w:b/>
-          <w:bCs/>
-        </w:rPr>
-        <w:t xml:space="preserve">No</w:t>
-      </w:r>
-      <w:r>
-        <w:t xml:space="preserve"> da por sabido nada más: ni cómo se paga por Mercado Pago, ni qué
-es un débito automático, ni qué dice el estatuto. Las pantallas se nombran como aparecen en el sitio,
-y la primera vez va también su dirección entre paréntesis. Las capturas salen de una ficha de prueba
-inventada (la socia N° 308): los datos que se ven ahí no son los de nadie.</w:t>
-      </w:r>
-    </w:p>
-    <w:p>
-      <w:pPr>
-        <w:pStyle w:val="Heading2"/>
-      </w:pPr>
-      <w:r>
-        <w:t xml:space="preserve">Cómo leer este manual</w:t>
-      </w:r>
+        <w:t xml:space="preserve">Da por sabido que sabés usar un navegador en la computadora o en el celular, y que la vecinal ya cargó tu ficha en el padrón. </w:t>
+      </w:r>
+      <w:r>
+        <w:rPr>
+          <w:b/>
+          <w:bCs/>
+        </w:rPr>
+        <w:t>No</w:t>
+      </w:r>
+      <w:r>
+        <w:t xml:space="preserve"> da por sabido nada más: ni cómo se paga por Mercado Pago, ni qué es un débito automático, ni qué dice el estatuto. Las pantallas se nombran como aparecen en el sitio, </w:t>
+      </w:r>
+      <w:r>
+        <w:t>y la primera vez va también su dirección entre paréntesis. Las capturas salen de una ficha de prueba inventada (la socia N° 308): los datos que se ven ahí no son los de nadie.</w:t>
+      </w:r>
+    </w:p>
+    <w:p>
+      <w:pPr>
+        <w:pStyle w:val="Ttulo2"/>
+      </w:pPr>
+      <w:bookmarkStart w:id="2" w:name="_Toc240118796"/>
+      <w:r>
+        <w:t>Cómo leer este manual</w:t>
+      </w:r>
+      <w:bookmarkEnd w:id="2"/>
     </w:p>
     <w:p>
       <w:pPr>
         <w:spacing w:after="120"/>
       </w:pPr>
       <w:r>
-        <w:t xml:space="preserve">El capítulo 1 dice quién puede entrar y el 2 cuenta la primera vez. Los capítulos 3 a 8 recorren las
-seis pestañas del panel en el orden en que aparecen arriba de la pantalla. El 9 es para el caso de
-que tu condición de socio esté suspendida, y el 10 junta los correos que vas a recibir y las
-preguntas más habituales.</w:t>
+        <w:t xml:space="preserve">El capítulo 1 dice quién puede entrar y el 2 cuenta la primera vez. Los capítulos 3 a 8 recorren las seis pestañas del panel en el orden en que aparecen arriba de la pantalla. El 9 es para el caso de que tu condición de socio esté suspendida, y el 10 junta los correos que vas a recibir y las </w:t>
+      </w:r>
+      <w:r>
+        <w:t>preguntas más habituales.</w:t>
       </w:r>
     </w:p>
     <w:p>
@@ -276,18 +2260,20 @@
         <w:spacing w:after="120"/>
       </w:pPr>
       <w:r>
-        <w:t xml:space="preserve">Si venís por algo puntual, andá directo al capítulo de esa pestaña. Si recién te dieron el alta,
-empezá por el 2.</w:t>
-      </w:r>
-    </w:p>
-    <w:p>
-      <w:pPr>
-        <w:pStyle w:val="Heading1"/>
+        <w:t>Si venís por algo puntual, andá directo al capítulo de esa pestaña. Si recién te dieron el alta, empezá por el 2.</w:t>
+      </w:r>
+    </w:p>
+    <w:p>
+      <w:pPr>
+        <w:pStyle w:val="Ttulo1"/>
         <w:pageBreakBefore/>
       </w:pPr>
-      <w:r>
-        <w:t xml:space="preserve">1. Qué es Mi cuenta y quién puede entrar</w:t>
-      </w:r>
+      <w:bookmarkStart w:id="3" w:name="_Toc240118797"/>
+      <w:r>
+        <w:lastRenderedPageBreak/>
+        <w:t>1. Qué es Mi cuenta y quién puede entrar</w:t>
+      </w:r>
+      <w:bookmarkEnd w:id="3"/>
     </w:p>
     <w:p>
       <w:pPr>
@@ -298,26 +2284,25 @@
           <w:b/>
           <w:bCs/>
         </w:rPr>
-        <w:t xml:space="preserve">Mi cuenta</w:t>
+        <w:t>Mi cuenta</w:t>
       </w:r>
       <w:r>
         <w:t xml:space="preserve"> es el panel de socio del sitio de la asociación (</w:t>
       </w:r>
       <w:r>
         <w:rPr>
-          <w:rFonts w:ascii="Consolas" w:cs="Consolas" w:eastAsia="Consolas" w:hAnsi="Consolas"/>
+          <w:rFonts w:ascii="Consolas" w:eastAsia="Consolas" w:hAnsi="Consolas" w:cs="Consolas"/>
           <w:sz w:val="20"/>
           <w:szCs w:val="20"/>
-          <w:shd w:fill="F1F5F9" w:color="auto" w:val="clear"/>
-        </w:rPr>
-        <w:t xml:space="preserve">/mi</w:t>
-      </w:r>
-      <w:r>
-        <w:t xml:space="preserve">). Desde ahí podés ver tu
-credencial y tu situación para votar, consultar tus cuotas y descargar tus recibos, pagar con Mercado
-Pago, adherir o cancelar el débito automático, actualizar tu teléfono, tu domicilio y tu correo,
-presentar una baja o un cambio de categoría, mandar reclamos e iniciativas del barrio y leer el
-estatuto y los documentos que publica la Comisión.</w:t>
+          <w:shd w:val="clear" w:color="auto" w:fill="F1F5F9"/>
+        </w:rPr>
+        <w:t>/mi</w:t>
+      </w:r>
+      <w:r>
+        <w:t xml:space="preserve">). Desde ahí podés ver tu credencial y tu situación para votar, consultar tus cuotas y descargar tus recibos, pagar con Mercado Pago, adherir o cancelar el débito automático, actualizar tu teléfono, tu domicilio y tu correo, </w:t>
+      </w:r>
+      <w:r>
+        <w:t>presentar una baja o un cambio de categoría, mandar reclamos e iniciativas del barrio y leer el estatuto y los documentos que publica la Comisión.</w:t>
       </w:r>
     </w:p>
     <w:p>
@@ -332,22 +2317,20 @@
           <w:b/>
           <w:bCs/>
         </w:rPr>
-        <w:t xml:space="preserve">tu ficha del padrón tenga un correo cargado y verificado</w:t>
-      </w:r>
-      <w:r>
-        <w:t xml:space="preserve"> y
-que </w:t>
-      </w:r>
-      <w:r>
-        <w:rPr>
-          <w:b/>
-          <w:bCs/>
-        </w:rPr>
-        <w:t xml:space="preserve">tengas una cuenta con contraseña</w:t>
-      </w:r>
-      <w:r>
-        <w:t xml:space="preserve"> sobre ese correo. Las dos las arranca la vecinal; el
-capítulo 2 cuenta ese camino.</w:t>
+        <w:t>tu ficha del padrón tenga un correo cargado y verificado</w:t>
+      </w:r>
+      <w:r>
+        <w:t xml:space="preserve"> y que </w:t>
+      </w:r>
+      <w:r>
+        <w:rPr>
+          <w:b/>
+          <w:bCs/>
+        </w:rPr>
+        <w:t>tengas una cuenta con contraseña</w:t>
+      </w:r>
+      <w:r>
+        <w:t xml:space="preserve"> sobre ese correo. Las dos las arranca la vecinal; el capítulo 2 cuenta ese camino.</w:t>
       </w:r>
     </w:p>
     <w:p>
@@ -355,20 +2338,20 @@
         <w:spacing w:after="120"/>
       </w:pPr>
       <w:r>
-        <w:t xml:space="preserve">El panel no abre en dos casos: si figurás con baja en el padrón ("Figurás con baja en el padrón, así
-que tu panel de socio no está disponible.") o si tu cuenta de acceso está deshabilitada ("Tu cuenta
-de acceso está deshabilitada. Comunicate con la vecinal."). Si tu condición de socio está
-</w:t>
-      </w:r>
-      <w:r>
-        <w:rPr>
-          <w:b/>
-          <w:bCs/>
-        </w:rPr>
-        <w:t xml:space="preserve">suspendida</w:t>
-      </w:r>
-      <w:r>
-        <w:t xml:space="preserve">, en cambio, el panel sí abre en modo lectura: eso está en el capítulo 9.</w:t>
+        <w:t xml:space="preserve">El panel no abre en dos casos: si figurás con baja en el padrón ("Figurás con baja en el padrón, así </w:t>
+      </w:r>
+      <w:r>
+        <w:t xml:space="preserve">que tu panel de socio no está disponible.") o si tu cuenta de acceso está deshabilitada ("Tu cuenta de acceso está deshabilitada. Comunicate con la vecinal."). Si tu condición de socio está </w:t>
+      </w:r>
+      <w:r>
+        <w:rPr>
+          <w:b/>
+          <w:bCs/>
+        </w:rPr>
+        <w:t>suspendida</w:t>
+      </w:r>
+      <w:r>
+        <w:t>, en cambio, el panel sí abre en modo lectura: eso está en el capítulo 9.</w:t>
       </w:r>
     </w:p>
     <w:p>
@@ -383,44 +2366,48 @@
           <w:b/>
           <w:bCs/>
         </w:rPr>
-        <w:t xml:space="preserve">si tu correo ya tiene una cuenta de otra persona</w:t>
-      </w:r>
-      <w:r>
-        <w:t xml:space="preserve"> —un
-matrimonio que comparte casilla— no vas a poder tener acceso propio con esa misma dirección. Tu
-condición de socio no cambia: seguís recibiendo las notificaciones ahí, podés pagar en la sede y
-tenés voz y voto. Para tener acceso propio, pedí en la sede que te carguen otra dirección en tu
-ficha.</w:t>
-      </w:r>
-    </w:p>
-    <w:p>
-      <w:pPr>
-        <w:pStyle w:val="Heading1"/>
+        <w:t>si tu correo ya tiene una cuenta de otra persona</w:t>
+      </w:r>
+      <w:r>
+        <w:t xml:space="preserve"> —un matrimonio que comparte casilla— no vas a poder tener acceso propio con esa misma dirección. Tu </w:t>
+      </w:r>
+      <w:r>
+        <w:t>condición de socio no cambia: seguís recibiendo las notificaciones ahí, podés pagar en la sede y tenés voz y voto. Para tener acceso propio, pedí en la sede que te carguen otra dirección en tu ficha.</w:t>
+      </w:r>
+    </w:p>
+    <w:p>
+      <w:pPr>
+        <w:pStyle w:val="Ttulo1"/>
         <w:pageBreakBefore/>
       </w:pPr>
-      <w:r>
-        <w:t xml:space="preserve">2. La primera vez: tu cuenta y tu contraseña</w:t>
-      </w:r>
-    </w:p>
-    <w:p>
-      <w:pPr>
-        <w:pStyle w:val="Heading2"/>
-      </w:pPr>
-      <w:r>
-        <w:t xml:space="preserve">2.1 Los dos correos del principio</w:t>
-      </w:r>
+      <w:bookmarkStart w:id="4" w:name="_Toc240118798"/>
+      <w:r>
+        <w:lastRenderedPageBreak/>
+        <w:t>2. La primera vez: tu cuenta y tu contraseña</w:t>
+      </w:r>
+      <w:bookmarkEnd w:id="4"/>
+    </w:p>
+    <w:p>
+      <w:pPr>
+        <w:pStyle w:val="Ttulo2"/>
+      </w:pPr>
+      <w:bookmarkStart w:id="5" w:name="_Toc240118799"/>
+      <w:r>
+        <w:t>2.1 Los dos correos del principio</w:t>
+      </w:r>
+      <w:bookmarkEnd w:id="5"/>
     </w:p>
     <w:p>
       <w:pPr>
         <w:spacing w:after="120"/>
       </w:pPr>
       <w:r>
-        <w:t xml:space="preserve">Según cómo esté tu ficha, la vecinal te manda uno de estos dos correos:</w:t>
-      </w:r>
-    </w:p>
-    <w:p>
-      <w:pPr>
-        <w:pStyle w:val="ListParagraph"/>
+        <w:t>Según cómo esté tu ficha, la vecinal te manda uno de estos dos correos:</w:t>
+      </w:r>
+    </w:p>
+    <w:p>
+      <w:pPr>
+        <w:pStyle w:val="Prrafodelista"/>
         <w:numPr>
           <w:ilvl w:val="0"/>
           <w:numId w:val="2"/>
@@ -432,29 +2419,25 @@
           <w:b/>
           <w:bCs/>
         </w:rPr>
-        <w:t xml:space="preserve">"Verificá tu email — Vecinal Ciudadela"</w:t>
-      </w:r>
-      <w:r>
-        <w:t xml:space="preserve">, si tu dirección todavía no está confirmada. El
-enlace abre una pantalla que muestra </w:t>
-      </w:r>
-      <w:r>
-        <w:rPr>
-          <w:b/>
-          <w:bCs/>
-        </w:rPr>
-        <w:t xml:space="preserve">tu dirección</w:t>
-      </w:r>
-      <w:r>
-        <w:t xml:space="preserve"> (no tu nombre) y explica que, con tu
-confirmación, la asociación va a poder notificarte de manera fehaciente a esa casilla (Art. 5°
-quater del estatuto). Si no esperabas ese correo, cerrá la página: sin tu confirmación no queda
-registrada ninguna dirección.</w:t>
-      </w:r>
-    </w:p>
-    <w:p>
-      <w:pPr>
-        <w:pStyle w:val="ListParagraph"/>
+        <w:t>"Verificá tu email — Vecinal Ciudadela"</w:t>
+      </w:r>
+      <w:r>
+        <w:t xml:space="preserve">, si tu dirección todavía no está confirmada. El enlace abre una pantalla que muestra </w:t>
+      </w:r>
+      <w:r>
+        <w:rPr>
+          <w:b/>
+          <w:bCs/>
+        </w:rPr>
+        <w:t>tu dirección</w:t>
+      </w:r>
+      <w:r>
+        <w:t xml:space="preserve"> (no tu nombre) y explica que, con tu confirmación, la asociación va a poder notificarte de manera fehaciente a esa casilla (Art. 5° quater del estatuto). Si no esperabas ese correo, cerrá la página: sin tu confirmación no queda registrada ninguna dirección.</w:t>
+      </w:r>
+    </w:p>
+    <w:p>
+      <w:pPr>
+        <w:pStyle w:val="Prrafodelista"/>
         <w:numPr>
           <w:ilvl w:val="0"/>
           <w:numId w:val="2"/>
@@ -466,11 +2449,10 @@
           <w:b/>
           <w:bCs/>
         </w:rPr>
-        <w:t xml:space="preserve">"Creá tu contraseña — Vecinal Ciudadela"</w:t>
-      </w:r>
-      <w:r>
-        <w:t xml:space="preserve">, si tu dirección ya está confirmada y sólo falta la
-contraseña.</w:t>
+        <w:t>"Creá tu contraseña — Vecinal Ciudadela"</w:t>
+      </w:r>
+      <w:r>
+        <w:t>, si tu dirección ya está confirmada y sólo falta la contraseña.</w:t>
       </w:r>
     </w:p>
     <w:p>
@@ -485,51 +2467,51 @@
           <w:b/>
           <w:bCs/>
         </w:rPr>
-        <w:t xml:space="preserve">el trámite sigue solo</w:t>
-      </w:r>
-      <w:r>
-        <w:t xml:space="preserve">: el sistema te lleva directo a crear
-la contraseña y además te manda ese mismo enlace por correo. Los dos enlaces </w:t>
-      </w:r>
-      <w:r>
-        <w:rPr>
-          <w:b/>
-          <w:bCs/>
-        </w:rPr>
-        <w:t xml:space="preserve">duran 7 días</w:t>
-      </w:r>
-      <w:r>
-        <w:t xml:space="preserve"> y son
-de un solo uso.</w:t>
-      </w:r>
-    </w:p>
-    <w:p>
-      <w:pPr>
-        <w:pStyle w:val="Heading2"/>
-      </w:pPr>
-      <w:r>
-        <w:t xml:space="preserve">2.2 Crear la contraseña e ingresar</w:t>
-      </w:r>
+        <w:t>el trámite sigue solo</w:t>
+      </w:r>
+      <w:r>
+        <w:t xml:space="preserve">: el sistema te lleva directo a crear </w:t>
+      </w:r>
+      <w:r>
+        <w:t xml:space="preserve">la contraseña y además te manda ese mismo enlace por correo. Los dos enlaces </w:t>
+      </w:r>
+      <w:r>
+        <w:rPr>
+          <w:b/>
+          <w:bCs/>
+        </w:rPr>
+        <w:t>duran 7 días</w:t>
+      </w:r>
+      <w:r>
+        <w:t xml:space="preserve"> y son de un solo uso.</w:t>
+      </w:r>
+    </w:p>
+    <w:p>
+      <w:pPr>
+        <w:pStyle w:val="Ttulo2"/>
+      </w:pPr>
+      <w:bookmarkStart w:id="6" w:name="_Toc240118800"/>
+      <w:r>
+        <w:t>2.2 Crear la contraseña e ingresar</w:t>
+      </w:r>
+      <w:bookmarkEnd w:id="6"/>
     </w:p>
     <w:p>
       <w:pPr>
         <w:spacing w:after="120"/>
       </w:pPr>
       <w:r>
-        <w:t xml:space="preserve">La pantalla de creación dice "Elegí una contraseña para entrar al portal con esta dirección:", con tu
-correo a la vista. Escribí una contraseña de </w:t>
-      </w:r>
-      <w:r>
-        <w:rPr>
-          <w:b/>
-          <w:bCs/>
-        </w:rPr>
-        <w:t xml:space="preserve">8 caracteres como mínimo</w:t>
-      </w:r>
-      <w:r>
-        <w:t xml:space="preserve">, repetila y confirmá. Vas a
-quedar en la pantalla de ingreso con el aviso "Tu contraseña quedó creada. Ingresá con tu email y la
-contraseña que elegiste."</w:t>
+        <w:t xml:space="preserve">La pantalla de creación dice "Elegí una contraseña para entrar al portal con esta dirección:", con tu correo a la vista. Escribí una contraseña de </w:t>
+      </w:r>
+      <w:r>
+        <w:rPr>
+          <w:b/>
+          <w:bCs/>
+        </w:rPr>
+        <w:t>8 caracteres como mínimo</w:t>
+      </w:r>
+      <w:r>
+        <w:t>, repetila y confirmá. Vas a quedar en la pantalla de ingreso con el aviso "Tu contraseña quedó creada. Ingresá con tu email y la contraseña que elegiste."</w:t>
       </w:r>
     </w:p>
     <w:p>
@@ -544,19 +2526,19 @@
           <w:b/>
           <w:bCs/>
         </w:rPr>
-        <w:t xml:space="preserve">Ingresá a tu cuenta</w:t>
+        <w:t>Ingresá a tu cuenta</w:t>
       </w:r>
       <w:r>
         <w:t xml:space="preserve"> (</w:t>
       </w:r>
       <w:r>
         <w:rPr>
-          <w:rFonts w:ascii="Consolas" w:cs="Consolas" w:eastAsia="Consolas" w:hAnsi="Consolas"/>
+          <w:rFonts w:ascii="Consolas" w:eastAsia="Consolas" w:hAnsi="Consolas" w:cs="Consolas"/>
           <w:sz w:val="20"/>
           <w:szCs w:val="20"/>
-          <w:shd w:fill="F1F5F9" w:color="auto" w:val="clear"/>
-        </w:rPr>
-        <w:t xml:space="preserve">/ingresar</w:t>
+          <w:shd w:val="clear" w:color="auto" w:fill="F1F5F9"/>
+        </w:rPr>
+        <w:t>/ingresar</w:t>
       </w:r>
       <w:r>
         <w:t xml:space="preserve">) pide Email y Contraseña. Debajo hay una </w:t>
@@ -566,29 +2548,28 @@
           <w:b/>
           <w:bCs/>
         </w:rPr>
-        <w:t xml:space="preserve">casilla de
-verificación de Cloudflare</w:t>
-      </w:r>
-      <w:r>
-        <w:t xml:space="preserve"> que comprueba que no seas un programa automático: en general se marca
-sola y no tenés que hacer nada.</w:t>
-      </w:r>
-    </w:p>
-    <w:p>
-      <w:pPr>
-        <w:pStyle w:val="Heading2"/>
-      </w:pPr>
-      <w:r>
-        <w:t xml:space="preserve">2.3 Si el enlace venció o ya se usó</w:t>
-      </w:r>
+        <w:t>casilla de verificación de Cloudflare</w:t>
+      </w:r>
+      <w:r>
+        <w:t xml:space="preserve"> que comprueba que no seas un programa automático: en general se marca sola y no tenés que hacer nada.</w:t>
+      </w:r>
+    </w:p>
+    <w:p>
+      <w:pPr>
+        <w:pStyle w:val="Ttulo2"/>
+      </w:pPr>
+      <w:bookmarkStart w:id="7" w:name="_Toc240118801"/>
+      <w:r>
+        <w:t>2.3 Si el enlace venció o ya se usó</w:t>
+      </w:r>
+      <w:bookmarkEnd w:id="7"/>
     </w:p>
     <w:p>
       <w:pPr>
         <w:spacing w:after="120"/>
       </w:pPr>
       <w:r>
-        <w:t xml:space="preserve">El mensaje es "El enlace venció o ya fue usado. Pedí a la vecinal que te lo reenvíe." Eso es lo que
-hay que hacer: pedir el reenvío en la sede o por los canales de contacto de la asociación.</w:t>
+        <w:t>El mensaje es "El enlace venció o ya fue usado. Pedí a la vecinal que te lo reenvíe." Eso es lo que hay que hacer: pedir el reenvío en la sede o por los canales de contacto de la asociación.</w:t>
       </w:r>
     </w:p>
     <w:p>
@@ -603,36 +2584,38 @@
           <w:b/>
           <w:bCs/>
         </w:rPr>
-        <w:t xml:space="preserve">no</w:t>
-      </w:r>
-      <w:r>
-        <w:t xml:space="preserve"> es un enlace perdido: si tu correo ya quedó confirmado y sólo falta la
-contraseña, el texto dice "Tu email ya está confirmado. Buscá en tu casilla el correo «Creá tu
-contraseña» y entrá por ese enlace; si no lo encontrás, pedile a la vecinal que te lo reenvíe."</w:t>
-      </w:r>
-    </w:p>
-    <w:p>
-      <w:pPr>
-        <w:pStyle w:val="Heading2"/>
-      </w:pPr>
-      <w:r>
-        <w:t xml:space="preserve">2.4 Recuperar la contraseña</w:t>
-      </w:r>
+        <w:t>no</w:t>
+      </w:r>
+      <w:r>
+        <w:t xml:space="preserve"> es un enlace perdido: si tu correo ya quedó confirmado y sólo falta la</w:t>
+      </w:r>
+      <w:r>
+        <w:t xml:space="preserve"> contraseña, el texto dice "Tu email ya está confirmado. Buscá en tu casilla el correo «Creá tu contraseña» y entrá por ese enlace; si no lo encontrás, pedile a la vecinal que te lo reenvíe."</w:t>
+      </w:r>
+    </w:p>
+    <w:p>
+      <w:pPr>
+        <w:pStyle w:val="Ttulo2"/>
+      </w:pPr>
+      <w:bookmarkStart w:id="8" w:name="_Toc240118802"/>
+      <w:r>
+        <w:t>2.4 Recuperar la contraseña</w:t>
+      </w:r>
+      <w:bookmarkEnd w:id="8"/>
     </w:p>
     <w:p>
       <w:pPr>
         <w:spacing w:after="120"/>
       </w:pPr>
       <w:r>
-        <w:t xml:space="preserve">Si ya tenés cuenta y te la olvidaste, no hace falta molestar a nadie: desde la pantalla de ingreso,
-el enlace </w:t>
-      </w:r>
-      <w:r>
-        <w:rPr>
-          <w:b/>
-          <w:bCs/>
-        </w:rPr>
-        <w:t xml:space="preserve">¿Olvidaste tu contraseña?</w:t>
+        <w:t xml:space="preserve">Si ya tenés cuenta y te la olvidaste, no hace falta molestar a nadie: desde la pantalla de ingreso, el enlace </w:t>
+      </w:r>
+      <w:r>
+        <w:rPr>
+          <w:b/>
+          <w:bCs/>
+        </w:rPr>
+        <w:t>¿Olvidaste tu contraseña?</w:t>
       </w:r>
       <w:r>
         <w:t xml:space="preserve"> lleva a </w:t>
@@ -642,36 +2625,40 @@
           <w:b/>
           <w:bCs/>
         </w:rPr>
-        <w:t xml:space="preserve">Recuperar contraseña</w:t>
+        <w:t>Recuperar contraseña</w:t>
       </w:r>
       <w:r>
         <w:t xml:space="preserve"> (</w:t>
       </w:r>
       <w:r>
         <w:rPr>
-          <w:rFonts w:ascii="Consolas" w:cs="Consolas" w:eastAsia="Consolas" w:hAnsi="Consolas"/>
+          <w:rFonts w:ascii="Consolas" w:eastAsia="Consolas" w:hAnsi="Consolas" w:cs="Consolas"/>
           <w:sz w:val="20"/>
           <w:szCs w:val="20"/>
-          <w:shd w:fill="F1F5F9" w:color="auto" w:val="clear"/>
-        </w:rPr>
-        <w:t xml:space="preserve">/ingresar/recuperar</w:t>
-      </w:r>
-      <w:r>
-        <w:t xml:space="preserve">).</w:t>
+          <w:shd w:val="clear" w:color="auto" w:fill="F1F5F9"/>
+        </w:rPr>
+        <w:t>/ingresar/recuperar</w:t>
+      </w:r>
+      <w:r>
+        <w:t>).</w:t>
       </w:r>
     </w:p>
     <w:p>
       <w:pPr>
         <w:keepNext/>
-        <w:spacing w:after="60" w:before="120"/>
+        <w:spacing w:before="120" w:after="60"/>
         <w:jc w:val="center"/>
       </w:pPr>
       <w:r>
+        <w:rPr>
+          <w:noProof/>
+        </w:rPr>
+        <w:lastRenderedPageBreak/>
         <w:drawing>
-          <wp:inline distT="0" distB="0" distL="0" distR="0">
+          <wp:inline distT="0" distB="0" distL="0" distR="0" wp14:anchorId="0FF0BB6E" wp14:editId="21532D20">
             <wp:extent cx="5762625" cy="3600450"/>
-            <wp:effectExtent t="0" r="0" b="0" l="0"/>
-            <wp:docPr id="1" name="" descr="" title=""/>
+            <wp:effectExtent l="0" t="0" r="0" b="0"/>
+            <wp:docPr id="1372818749" name="Imagen 1372818749"/>
             <wp:cNvGraphicFramePr>
               <a:graphicFrameLocks xmlns:a="http://schemas.openxmlformats.org/drawingml/2006/main" noChangeAspect="1"/>
             </wp:cNvGraphicFramePr>
@@ -679,13 +2666,13 @@
               <a:graphicData uri="http://schemas.openxmlformats.org/drawingml/2006/picture">
                 <pic:pic xmlns:pic="http://schemas.openxmlformats.org/drawingml/2006/picture">
                   <pic:nvPicPr>
-                    <pic:cNvPr id="0" name="" descr=""/>
+                    <pic:cNvPr id="0" name=""/>
                     <pic:cNvPicPr>
                       <a:picLocks noChangeAspect="1" noChangeArrowheads="1"/>
                     </pic:cNvPicPr>
                   </pic:nvPicPr>
                   <pic:blipFill>
-                    <a:blip r:embed="rId10" cstate="none"/>
+                    <a:blip r:embed="rId8"/>
                     <a:srcRect/>
                     <a:stretch>
                       <a:fillRect/>
@@ -720,7 +2707,7 @@
           <w:sz w:val="18"/>
           <w:szCs w:val="18"/>
         </w:rPr>
-        <w:t xml:space="preserve">Figura 1 — Recuperar contraseña: sólo pide el correo con el que entrás al panel.</w:t>
+        <w:t>Figura 1 — Recuperar contraseña: sólo pide el correo con el que entrás al panel.</w:t>
       </w:r>
     </w:p>
     <w:p>
@@ -735,16 +2722,15 @@
           <w:b/>
           <w:bCs/>
         </w:rPr>
-        <w:t xml:space="preserve">Enviarme el enlace</w:t>
-      </w:r>
-      <w:r>
-        <w:t xml:space="preserve">. Entre el campo y el botón está, otra vez, la casilla
-de verificación de Cloudflare. Tres cosas para tener en cuenta:</w:t>
-      </w:r>
-    </w:p>
-    <w:p>
-      <w:pPr>
-        <w:pStyle w:val="ListParagraph"/>
+        <w:t>Enviarme el enlace</w:t>
+      </w:r>
+      <w:r>
+        <w:t>. Entre el campo y el botón está, otra vez, la casilla de verificación de Cloudflare. Tres cosas para tener en cuenta:</w:t>
+      </w:r>
+    </w:p>
+    <w:p>
+      <w:pPr>
+        <w:pStyle w:val="Prrafodelista"/>
         <w:numPr>
           <w:ilvl w:val="0"/>
           <w:numId w:val="3"/>
@@ -759,16 +2745,15 @@
           <w:b/>
           <w:bCs/>
         </w:rPr>
-        <w:t xml:space="preserve">siempre la misma</w:t>
-      </w:r>
-      <w:r>
-        <w:t xml:space="preserve">, exista o no una cuenta con ese correo. Es a propósito: así
-nadie puede usar esta pantalla para averiguar quién es socio.</w:t>
-      </w:r>
-    </w:p>
-    <w:p>
-      <w:pPr>
-        <w:pStyle w:val="ListParagraph"/>
+        <w:t>siempre la misma</w:t>
+      </w:r>
+      <w:r>
+        <w:t>, exista o no una cuenta con ese correo. Es a propósito: así nadie puede usar esta pantalla para averiguar quién es socio.</w:t>
+      </w:r>
+    </w:p>
+    <w:p>
+      <w:pPr>
+        <w:pStyle w:val="Prrafodelista"/>
         <w:numPr>
           <w:ilvl w:val="0"/>
           <w:numId w:val="3"/>
@@ -783,15 +2768,15 @@
           <w:b/>
           <w:bCs/>
         </w:rPr>
-        <w:t xml:space="preserve">30 minutos</w:t>
-      </w:r>
-      <w:r>
-        <w:t xml:space="preserve">, mucho menos que los otros. Si se te pasa, pedí uno nuevo.</w:t>
-      </w:r>
-    </w:p>
-    <w:p>
-      <w:pPr>
-        <w:pStyle w:val="ListParagraph"/>
+        <w:t>30 minutos</w:t>
+      </w:r>
+      <w:r>
+        <w:t>, mucho menos que los otros. Si se te pasa, pedí uno nuevo.</w:t>
+      </w:r>
+    </w:p>
+    <w:p>
+      <w:pPr>
+        <w:pStyle w:val="Prrafodelista"/>
         <w:numPr>
           <w:ilvl w:val="0"/>
           <w:numId w:val="3"/>
@@ -799,8 +2784,7 @@
         <w:spacing w:after="240"/>
       </w:pPr>
       <w:r>
-        <w:t xml:space="preserve">Si venció o ya lo usaste: "El enlace venció o ya fue usado. Pedí uno nuevo desde la pantalla de
-ingreso."</w:t>
+        <w:t>Si venció o ya lo usaste: "El enlace venció o ya fue usado. Pedí uno nuevo desde la pantalla de ingreso."</w:t>
       </w:r>
     </w:p>
     <w:p>
@@ -808,13 +2792,13 @@
         <w:spacing w:after="120"/>
       </w:pPr>
       <w:r>
-        <w:t xml:space="preserve">Al terminar leés "Tu contraseña quedó actualizada. Ingresá con la nueva."</w:t>
+        <w:t>Al terminar leés "Tu contraseña quedó actualizada. Ingresá con la nueva."</w:t>
       </w:r>
     </w:p>
     <w:p>
       <w:pPr>
         <w:pBdr>
-          <w:left w:val="single" w:color="0079BC" w:sz="18" w:space="8"/>
+          <w:left w:val="single" w:sz="18" w:space="8" w:color="0079BC"/>
         </w:pBdr>
         <w:spacing w:after="120"/>
         <w:ind w:left="360"/>
@@ -824,20 +2808,21 @@
           <w:b/>
           <w:bCs/>
         </w:rPr>
-        <w:t xml:space="preserve">Ojo:</w:t>
-      </w:r>
-      <w:r>
-        <w:t xml:space="preserve"> hoy no hay una pantalla para cambiar la contraseña desde adentro del panel. Si querés
-cambiarla, cerrá sesión y pedí un recupero.</w:t>
-      </w:r>
-    </w:p>
-    <w:p>
-      <w:pPr>
-        <w:pStyle w:val="Heading2"/>
-      </w:pPr>
-      <w:r>
-        <w:t xml:space="preserve">2.5 Por qué te puede pedir entrar de nuevo</w:t>
-      </w:r>
+        <w:t>Ojo:</w:t>
+      </w:r>
+      <w:r>
+        <w:t xml:space="preserve"> hoy no hay una pantalla para cambiar la contraseña desde adentro del panel. Si querés cambiarla, cerrá sesión y pedí un recupero.</w:t>
+      </w:r>
+    </w:p>
+    <w:p>
+      <w:pPr>
+        <w:pStyle w:val="Ttulo2"/>
+      </w:pPr>
+      <w:bookmarkStart w:id="9" w:name="_Toc240118803"/>
+      <w:r>
+        <w:t>2.5 Por qué te puede pedir entrar de nuevo</w:t>
+      </w:r>
+      <w:bookmarkEnd w:id="9"/>
     </w:p>
     <w:p>
       <w:pPr>
@@ -851,35 +2836,30 @@
           <w:b/>
           <w:bCs/>
         </w:rPr>
-        <w:t xml:space="preserve">ocho horas sin usarla</w:t>
-      </w:r>
-      <w:r>
-        <w:t xml:space="preserve"> volvés directamente a la
-pantalla de ingreso, sin aviso; en los otros dos el panel te dice qué pasó: a los </w:t>
-      </w:r>
-      <w:r>
-        <w:rPr>
-          <w:b/>
-          <w:bCs/>
-        </w:rPr>
-        <w:t xml:space="preserve">siete días desde
-que ingresaste</w:t>
-      </w:r>
-      <w:r>
-        <w:t xml:space="preserve">, aunque la uses todos los días ("Por seguridad, las sesiones duran como máximo 7
-días y esta ya los cumplió. Cerrá la sesión y volvé a ingresar."), o si </w:t>
-      </w:r>
-      <w:r>
-        <w:rPr>
-          <w:b/>
-          <w:bCs/>
-        </w:rPr>
-        <w:t xml:space="preserve">se cambió la contraseña de
-la cuenta</w:t>
-      </w:r>
-      <w:r>
-        <w:t xml:space="preserve"> ("Se cambió la contraseña de esta cuenta, así que esta sesión dejó de valer. Cerrá la
-sesión y volvé a ingresar con la contraseña nueva.").</w:t>
+        <w:t>ocho horas sin usarla</w:t>
+      </w:r>
+      <w:r>
+        <w:t xml:space="preserve"> volvés directamente a la pantalla de ingreso, sin aviso; en los otros dos el panel te dice qué pasó: a los </w:t>
+      </w:r>
+      <w:r>
+        <w:rPr>
+          <w:b/>
+          <w:bCs/>
+        </w:rPr>
+        <w:t>siete días desde que ingresaste</w:t>
+      </w:r>
+      <w:r>
+        <w:t xml:space="preserve">, aunque la uses todos los días ("Por seguridad, las sesiones duran como máximo 7 días y esta ya los cumplió. Cerrá la sesión y volvé a ingresar."), o si </w:t>
+      </w:r>
+      <w:r>
+        <w:rPr>
+          <w:b/>
+          <w:bCs/>
+        </w:rPr>
+        <w:t>se cambió la contraseña de la cuenta</w:t>
+      </w:r>
+      <w:r>
+        <w:t xml:space="preserve"> ("Se cambió la contraseña de esta cuenta, así que esta sesión dejó de valer. Cerrá la sesión y volvé a ingresar con la contraseña nueva.").</w:t>
       </w:r>
     </w:p>
     <w:p>
@@ -894,20 +2874,23 @@
           <w:b/>
           <w:bCs/>
         </w:rPr>
-        <w:t xml:space="preserve">Cerrar sesión</w:t>
-      </w:r>
-      <w:r>
-        <w:t xml:space="preserve">, arriba a la derecha en todas las pantallas.</w:t>
-      </w:r>
-    </w:p>
-    <w:p>
-      <w:pPr>
-        <w:pStyle w:val="Heading1"/>
+        <w:t>Cerrar sesión</w:t>
+      </w:r>
+      <w:r>
+        <w:t>, arriba a la derecha en todas las pantallas.</w:t>
+      </w:r>
+    </w:p>
+    <w:p>
+      <w:pPr>
+        <w:pStyle w:val="Ttulo1"/>
         <w:pageBreakBefore/>
       </w:pPr>
-      <w:r>
-        <w:t xml:space="preserve">3. Inicio</w:t>
-      </w:r>
+      <w:bookmarkStart w:id="10" w:name="_Toc240118804"/>
+      <w:r>
+        <w:lastRenderedPageBreak/>
+        <w:t>3. Inicio</w:t>
+      </w:r>
+      <w:bookmarkEnd w:id="10"/>
     </w:p>
     <w:p>
       <w:pPr>
@@ -918,36 +2901,39 @@
           <w:b/>
           <w:bCs/>
         </w:rPr>
-        <w:t xml:space="preserve">Inicio</w:t>
+        <w:t>Inicio</w:t>
       </w:r>
       <w:r>
         <w:t xml:space="preserve"> (</w:t>
       </w:r>
       <w:r>
         <w:rPr>
-          <w:rFonts w:ascii="Consolas" w:cs="Consolas" w:eastAsia="Consolas" w:hAnsi="Consolas"/>
+          <w:rFonts w:ascii="Consolas" w:eastAsia="Consolas" w:hAnsi="Consolas" w:cs="Consolas"/>
           <w:sz w:val="20"/>
           <w:szCs w:val="20"/>
-          <w:shd w:fill="F1F5F9" w:color="auto" w:val="clear"/>
-        </w:rPr>
-        <w:t xml:space="preserve">/mi</w:t>
-      </w:r>
-      <w:r>
-        <w:t xml:space="preserve">) es la primera pantalla del panel y resume tu situación de un vistazo.</w:t>
+          <w:shd w:val="clear" w:color="auto" w:fill="F1F5F9"/>
+        </w:rPr>
+        <w:t>/mi</w:t>
+      </w:r>
+      <w:r>
+        <w:t>) es la primera pantalla del panel y resume tu situación de un vistazo.</w:t>
       </w:r>
     </w:p>
     <w:p>
       <w:pPr>
         <w:keepNext/>
-        <w:spacing w:after="60" w:before="120"/>
+        <w:spacing w:before="120" w:after="60"/>
         <w:jc w:val="center"/>
       </w:pPr>
       <w:r>
+        <w:rPr>
+          <w:noProof/>
+        </w:rPr>
         <w:drawing>
-          <wp:inline distT="0" distB="0" distL="0" distR="0">
+          <wp:inline distT="0" distB="0" distL="0" distR="0" wp14:anchorId="0EF6E704" wp14:editId="31093562">
             <wp:extent cx="5762625" cy="3848100"/>
-            <wp:effectExtent t="0" r="0" b="0" l="0"/>
-            <wp:docPr id="1" name="" descr="" title=""/>
+            <wp:effectExtent l="0" t="0" r="0" b="0"/>
+            <wp:docPr id="720625383" name="Imagen 720625383"/>
             <wp:cNvGraphicFramePr>
               <a:graphicFrameLocks xmlns:a="http://schemas.openxmlformats.org/drawingml/2006/main" noChangeAspect="1"/>
             </wp:cNvGraphicFramePr>
@@ -955,13 +2941,13 @@
               <a:graphicData uri="http://schemas.openxmlformats.org/drawingml/2006/picture">
                 <pic:pic xmlns:pic="http://schemas.openxmlformats.org/drawingml/2006/picture">
                   <pic:nvPicPr>
-                    <pic:cNvPr id="0" name="" descr=""/>
+                    <pic:cNvPr id="0" name=""/>
                     <pic:cNvPicPr>
                       <a:picLocks noChangeAspect="1" noChangeArrowheads="1"/>
                     </pic:cNvPicPr>
                   </pic:nvPicPr>
                   <pic:blipFill>
-                    <a:blip r:embed="rId11" cstate="none"/>
+                    <a:blip r:embed="rId9"/>
                     <a:srcRect/>
                     <a:stretch>
                       <a:fillRect/>
@@ -996,7 +2982,7 @@
           <w:sz w:val="18"/>
           <w:szCs w:val="18"/>
         </w:rPr>
-        <w:t xml:space="preserve">Figura 2 — Inicio del panel: credencial, estado de cuenta, débito y accesos rápidos.</w:t>
+        <w:t>Figura 2 — Inicio del panel: credencial, estado de cuenta, débito y accesos rápidos.</w:t>
       </w:r>
     </w:p>
     <w:p>
@@ -1011,19 +2997,17 @@
           <w:b/>
           <w:bCs/>
         </w:rPr>
-        <w:t xml:space="preserve">Cerrar sesión</w:t>
-      </w:r>
-      <w:r>
-        <w:t xml:space="preserve"> y, debajo, la barra con las seis pestañas: Inicio, Mi
-cuenta, Débito, Mis datos, Solicitudes y Documentos. En el celular esa barra es una tira grande que
-se desliza con el dedo. La pestaña </w:t>
-      </w:r>
-      <w:r>
-        <w:rPr>
-          <w:b/>
-          <w:bCs/>
-        </w:rPr>
-        <w:t xml:space="preserve">Débito</w:t>
+        <w:t>Cerrar sesión</w:t>
+      </w:r>
+      <w:r>
+        <w:t xml:space="preserve"> y, debajo, la barra con las seis pestañas: Inicio, Mi cuenta, Débito, Mis datos, Solicitudes y Documentos. En el celular esa barra es una tira grande que se desliza con el dedo. La pestaña </w:t>
+      </w:r>
+      <w:r>
+        <w:rPr>
+          <w:b/>
+          <w:bCs/>
+        </w:rPr>
+        <w:t>Débito</w:t>
       </w:r>
       <w:r>
         <w:t xml:space="preserve"> sólo aparece si tu categoría paga cuota.</w:t>
@@ -1038,24 +3022,23 @@
           <w:b/>
           <w:bCs/>
         </w:rPr>
-        <w:t xml:space="preserve">La credencial.</w:t>
-      </w:r>
-      <w:r>
-        <w:t xml:space="preserve"> Tu número de socio del libro abierto, tu categoría, tu nombre y desde cuándo sos
-socio (si todavía no tenés número, va un guion). El renglón de abajo es tu </w:t>
-      </w:r>
-      <w:r>
-        <w:rPr>
-          <w:b/>
-          <w:bCs/>
-        </w:rPr>
-        <w:t xml:space="preserve">situación para votar</w:t>
-      </w:r>
-      <w:r>
-        <w:t xml:space="preserve">:
-puede decir que cumplís con la antigüedad necesaria, que te faltan meses, que tu categoría no vota,
-que estás suspendido, o —como en la captura— "Registrás cuotas pendientes: para votar tenés que estar
-al día. Podés ponerte al día incluso el día de la elección."</w:t>
+        <w:t>La credencial.</w:t>
+      </w:r>
+      <w:r>
+        <w:t xml:space="preserve"> Tu número de socio del libro abierto, tu categoría, tu nombre y desde cuándo sos </w:t>
+      </w:r>
+      <w:r>
+        <w:t xml:space="preserve">socio (si todavía no tenés número, va un guion). El renglón de abajo es tu </w:t>
+      </w:r>
+      <w:r>
+        <w:rPr>
+          <w:b/>
+          <w:bCs/>
+        </w:rPr>
+        <w:t>situación para votar</w:t>
+      </w:r>
+      <w:r>
+        <w:t>: puede decir que cumplís con la antigüedad necesaria, que te faltan meses, que tu categoría no vota, que estás suspendido, o —como en la captura— "Registrás cuotas pendientes: para votar tenés que estar al día. Podés ponerte al día incluso el día de la elección."</w:t>
       </w:r>
     </w:p>
     <w:p>
@@ -1067,33 +3050,33 @@
           <w:b/>
           <w:bCs/>
         </w:rPr>
-        <w:t xml:space="preserve">Mi cuenta.</w:t>
-      </w:r>
-      <w:r>
-        <w:t xml:space="preserve"> Resume tu deuda en una línea: "Debés 2 cuotas · $ 12.200,00 a valor vigente", o bien
-"Estás al día.", o "Tu categoría no paga cuota.". Los adherentes sin cuotas pendientes leen "Tu
-aporte es voluntario: no tenés cuotas pendientes." Al lado, </w:t>
-      </w:r>
-      <w:r>
-        <w:rPr>
-          <w:b/>
-          <w:bCs/>
-        </w:rPr>
-        <w:t xml:space="preserve">Ver mi cuenta →</w:t>
-      </w:r>
-      <w:r>
-        <w:t xml:space="preserve"> y, cuando corresponde
-pagar, </w:t>
-      </w:r>
-      <w:r>
-        <w:rPr>
-          <w:b/>
-          <w:bCs/>
-        </w:rPr>
-        <w:t xml:space="preserve">Pagar ahora →</w:t>
-      </w:r>
-      <w:r>
-        <w:t xml:space="preserve">.</w:t>
+        <w:t>Mi cuenta.</w:t>
+      </w:r>
+      <w:r>
+        <w:t xml:space="preserve"> Resume tu deuda en una línea: "Debés 2 cuotas · $ 12.200,00 a valor vigente", o bien </w:t>
+      </w:r>
+      <w:r>
+        <w:t xml:space="preserve">"Estás al día.", o "Tu categoría no paga cuota.". Los adherentes sin cuotas pendientes leen "Tu aporte es voluntario: no tenés cuotas pendientes." Al lado, </w:t>
+      </w:r>
+      <w:r>
+        <w:rPr>
+          <w:b/>
+          <w:bCs/>
+        </w:rPr>
+        <w:t>Ver mi cuenta →</w:t>
+      </w:r>
+      <w:r>
+        <w:t xml:space="preserve"> y, cuando corresponde pagar, </w:t>
+      </w:r>
+      <w:r>
+        <w:rPr>
+          <w:b/>
+          <w:bCs/>
+        </w:rPr>
+        <w:t>Pagar ahora →</w:t>
+      </w:r>
+      <w:r>
+        <w:t>.</w:t>
       </w:r>
     </w:p>
     <w:p>
@@ -1105,18 +3088,17 @@
           <w:b/>
           <w:bCs/>
         </w:rPr>
-        <w:t xml:space="preserve">Débito automático.</w:t>
-      </w:r>
-      <w:r>
-        <w:t xml:space="preserve"> Dice si el débito está activo, pendiente de autorización o si no estás
-adherido, y lleva al detalle. Abajo hay tres atajos: </w:t>
-      </w:r>
-      <w:r>
-        <w:rPr>
-          <w:b/>
-          <w:bCs/>
-        </w:rPr>
-        <w:t xml:space="preserve">Mis datos</w:t>
+        <w:t>Débito automático.</w:t>
+      </w:r>
+      <w:r>
+        <w:t xml:space="preserve"> Dice si el débito está activo, pendiente de autorización o si no estás adherido, y lleva al detalle. Abajo hay tres atajos: </w:t>
+      </w:r>
+      <w:r>
+        <w:rPr>
+          <w:b/>
+          <w:bCs/>
+        </w:rPr>
+        <w:t>Mis datos</w:t>
       </w:r>
       <w:r>
         <w:t xml:space="preserve">, </w:t>
@@ -1126,7 +3108,7 @@
           <w:b/>
           <w:bCs/>
         </w:rPr>
-        <w:t xml:space="preserve">Documentos</w:t>
+        <w:t>Documentos</w:t>
       </w:r>
       <w:r>
         <w:t xml:space="preserve"> y </w:t>
@@ -1136,11 +3118,10 @@
           <w:b/>
           <w:bCs/>
         </w:rPr>
-        <w:t xml:space="preserve">Solicitudes y
-reportes</w:t>
-      </w:r>
-      <w:r>
-        <w:t xml:space="preserve">.</w:t>
+        <w:t>Solicitudes y reportes</w:t>
+      </w:r>
+      <w:r>
+        <w:t>.</w:t>
       </w:r>
     </w:p>
     <w:p>
@@ -1152,43 +3133,46 @@
           <w:b/>
           <w:bCs/>
         </w:rPr>
-        <w:t xml:space="preserve">El llamado al re-empadronamiento.</w:t>
-      </w:r>
-      <w:r>
-        <w:t xml:space="preserve"> Si la asociación convocó un re-empadronamiento y estás entre
-los convocados sin haber presentado, arriba de todo aparece una tarjeta destacada con el plazo y el
-botón </w:t>
-      </w:r>
-      <w:r>
-        <w:rPr>
-          <w:b/>
-          <w:bCs/>
-        </w:rPr>
-        <w:t xml:space="preserve">Re-empadronarme →</w:t>
-      </w:r>
-      <w:r>
-        <w:t xml:space="preserve">. Si la Comisión te pidió una corrección, el texto te manda a entrar con
-el enlace que te mandaron por correo y el botón pasa a ser </w:t>
-      </w:r>
-      <w:r>
-        <w:rPr>
-          <w:b/>
-          <w:bCs/>
-        </w:rPr>
-        <w:t xml:space="preserve">Pedir el enlace →</w:t>
-      </w:r>
-      <w:r>
-        <w:t xml:space="preserve">.</w:t>
-      </w:r>
-    </w:p>
-    <w:p>
-      <w:pPr>
-        <w:pStyle w:val="Heading1"/>
+        <w:t>El llamado al re-empadronamiento.</w:t>
+      </w:r>
+      <w:r>
+        <w:t xml:space="preserve"> Si la asociación convocó un re-empadronamiento y estás entre </w:t>
+      </w:r>
+      <w:r>
+        <w:t xml:space="preserve">los convocados sin haber presentado, arriba de todo aparece una tarjeta destacada con el plazo y el botón </w:t>
+      </w:r>
+      <w:r>
+        <w:rPr>
+          <w:b/>
+          <w:bCs/>
+        </w:rPr>
+        <w:t>Re-empadronarme →</w:t>
+      </w:r>
+      <w:r>
+        <w:t xml:space="preserve">. Si la Comisión te pidió una corrección, el texto te manda a entrar con el enlace que te mandaron por correo y el botón pasa a ser </w:t>
+      </w:r>
+      <w:r>
+        <w:rPr>
+          <w:b/>
+          <w:bCs/>
+        </w:rPr>
+        <w:t>Pedir el enlace →</w:t>
+      </w:r>
+      <w:r>
+        <w:t>.</w:t>
+      </w:r>
+    </w:p>
+    <w:p>
+      <w:pPr>
+        <w:pStyle w:val="Ttulo1"/>
         <w:pageBreakBefore/>
       </w:pPr>
-      <w:r>
-        <w:t xml:space="preserve">4. Mi cuenta: cuotas, pagos y recibos</w:t>
-      </w:r>
+      <w:bookmarkStart w:id="11" w:name="_Toc240118805"/>
+      <w:r>
+        <w:lastRenderedPageBreak/>
+        <w:t>4. Mi cuenta: cuotas, pagos y recibos</w:t>
+      </w:r>
+      <w:bookmarkEnd w:id="11"/>
     </w:p>
     <w:p>
       <w:pPr>
@@ -1199,36 +3183,39 @@
           <w:b/>
           <w:bCs/>
         </w:rPr>
-        <w:t xml:space="preserve">Mi cuenta</w:t>
+        <w:t>Mi cuenta</w:t>
       </w:r>
       <w:r>
         <w:t xml:space="preserve"> (</w:t>
       </w:r>
       <w:r>
         <w:rPr>
-          <w:rFonts w:ascii="Consolas" w:cs="Consolas" w:eastAsia="Consolas" w:hAnsi="Consolas"/>
+          <w:rFonts w:ascii="Consolas" w:eastAsia="Consolas" w:hAnsi="Consolas" w:cs="Consolas"/>
           <w:sz w:val="20"/>
           <w:szCs w:val="20"/>
-          <w:shd w:fill="F1F5F9" w:color="auto" w:val="clear"/>
-        </w:rPr>
-        <w:t xml:space="preserve">/mi/cuenta</w:t>
-      </w:r>
-      <w:r>
-        <w:t xml:space="preserve">) es tu cuenta corriente con la asociación.</w:t>
+          <w:shd w:val="clear" w:color="auto" w:fill="F1F5F9"/>
+        </w:rPr>
+        <w:t>/mi/cuenta</w:t>
+      </w:r>
+      <w:r>
+        <w:t>) es tu cuenta corriente con la asociación.</w:t>
       </w:r>
     </w:p>
     <w:p>
       <w:pPr>
         <w:keepNext/>
-        <w:spacing w:after="60" w:before="120"/>
+        <w:spacing w:before="120" w:after="60"/>
         <w:jc w:val="center"/>
       </w:pPr>
       <w:r>
+        <w:rPr>
+          <w:noProof/>
+        </w:rPr>
         <w:drawing>
-          <wp:inline distT="0" distB="0" distL="0" distR="0">
+          <wp:inline distT="0" distB="0" distL="0" distR="0" wp14:anchorId="4951BB88" wp14:editId="5F941C75">
             <wp:extent cx="5762625" cy="4486275"/>
-            <wp:effectExtent t="0" r="0" b="0" l="0"/>
-            <wp:docPr id="1" name="" descr="" title=""/>
+            <wp:effectExtent l="0" t="0" r="0" b="0"/>
+            <wp:docPr id="1792290982" name="Imagen 1792290982"/>
             <wp:cNvGraphicFramePr>
               <a:graphicFrameLocks xmlns:a="http://schemas.openxmlformats.org/drawingml/2006/main" noChangeAspect="1"/>
             </wp:cNvGraphicFramePr>
@@ -1236,13 +3223,13 @@
               <a:graphicData uri="http://schemas.openxmlformats.org/drawingml/2006/picture">
                 <pic:pic xmlns:pic="http://schemas.openxmlformats.org/drawingml/2006/picture">
                   <pic:nvPicPr>
-                    <pic:cNvPr id="0" name="" descr=""/>
+                    <pic:cNvPr id="0" name=""/>
                     <pic:cNvPicPr>
                       <a:picLocks noChangeAspect="1" noChangeArrowheads="1"/>
                     </pic:cNvPicPr>
                   </pic:nvPicPr>
                   <pic:blipFill>
-                    <a:blip r:embed="rId12" cstate="none"/>
+                    <a:blip r:embed="rId10"/>
                     <a:srcRect/>
                     <a:stretch>
                       <a:fillRect/>
@@ -1277,20 +3264,22 @@
           <w:sz w:val="18"/>
           <w:szCs w:val="18"/>
         </w:rPr>
-        <w:t xml:space="preserve">Figura 3 — Mi cuenta: resumen, cinta de meses, libro de pagos y la sección para pagar.</w:t>
-      </w:r>
-    </w:p>
-    <w:p>
-      <w:pPr>
-        <w:pStyle w:val="Heading2"/>
-      </w:pPr>
-      <w:r>
-        <w:t xml:space="preserve">4.1 Qué muestra</w:t>
-      </w:r>
-    </w:p>
-    <w:p>
-      <w:pPr>
-        <w:pStyle w:val="ListParagraph"/>
+        <w:t>Figura 3 — Mi cuenta: resumen, cinta de meses, libro de pagos y la sección para pagar.</w:t>
+      </w:r>
+    </w:p>
+    <w:p>
+      <w:pPr>
+        <w:pStyle w:val="Ttulo2"/>
+      </w:pPr>
+      <w:bookmarkStart w:id="12" w:name="_Toc240118806"/>
+      <w:r>
+        <w:t>4.1 Qué muestra</w:t>
+      </w:r>
+      <w:bookmarkEnd w:id="12"/>
+    </w:p>
+    <w:p>
+      <w:pPr>
+        <w:pStyle w:val="Prrafodelista"/>
         <w:numPr>
           <w:ilvl w:val="0"/>
           <w:numId w:val="3"/>
@@ -1302,7 +3291,7 @@
           <w:b/>
           <w:bCs/>
         </w:rPr>
-        <w:t xml:space="preserve">El resumen</w:t>
+        <w:t>El resumen</w:t>
       </w:r>
       <w:r>
         <w:t xml:space="preserve">: cuántas cuotas debés, cuánto suman </w:t>
@@ -1312,16 +3301,15 @@
           <w:b/>
           <w:bCs/>
         </w:rPr>
-        <w:t xml:space="preserve">a valor vigente</w:t>
-      </w:r>
-      <w:r>
-        <w:t xml:space="preserve"> y desde qué mes. Debajo,
-"Valor vigente de la cuota: $ 6.100,00".</w:t>
-      </w:r>
-    </w:p>
-    <w:p>
-      <w:pPr>
-        <w:pStyle w:val="ListParagraph"/>
+        <w:t>a valor vigente</w:t>
+      </w:r>
+      <w:r>
+        <w:t xml:space="preserve"> y desde qué mes. Debajo, "Valor vigente de la cuota: $ 6.100,00".</w:t>
+      </w:r>
+    </w:p>
+    <w:p>
+      <w:pPr>
+        <w:pStyle w:val="Prrafodelista"/>
         <w:numPr>
           <w:ilvl w:val="0"/>
           <w:numId w:val="3"/>
@@ -1333,17 +3321,15 @@
           <w:b/>
           <w:bCs/>
         </w:rPr>
-        <w:t xml:space="preserve">La cinta de meses</w:t>
-      </w:r>
-      <w:r>
-        <w:t xml:space="preserve">: una fila por año con los doce meses. La referencia explica los colores:
-pagada, pendiente, pendiente importada del Libro 1, exenta, anulada y sin cuota. Donde hay recibo,
-la celda es un enlace.</w:t>
-      </w:r>
-    </w:p>
-    <w:p>
-      <w:pPr>
-        <w:pStyle w:val="ListParagraph"/>
+        <w:t>La cinta de meses</w:t>
+      </w:r>
+      <w:r>
+        <w:t>: una fila por año con los doce meses. La referencia explica los colores: pagada, pendiente, pendiente importada del Libro 1, exenta, anulada y sin cuota. Donde hay recibo, la celda es un enlace.</w:t>
+      </w:r>
+    </w:p>
+    <w:p>
+      <w:pPr>
+        <w:pStyle w:val="Prrafodelista"/>
         <w:numPr>
           <w:ilvl w:val="0"/>
           <w:numId w:val="3"/>
@@ -1355,12 +3341,13 @@
           <w:b/>
           <w:bCs/>
         </w:rPr>
-        <w:t xml:space="preserve">Pagos</w:t>
-      </w:r>
-      <w:r>
-        <w:t xml:space="preserve">: fecha, concepto, medio, importe y recibo. El medio puede ser Efectivo, Mercado Pago,
-Débito automático, Cuota de ingreso, Aporte voluntario o Aporte extraordinario. Un pago anulado va
-tachado y con la aclaración "(anulado)". Si no hay ninguno: "Sin pagos registrados."</w:t>
+        <w:t>Pagos</w:t>
+      </w:r>
+      <w:r>
+        <w:t xml:space="preserve">: fecha, concepto, medio, importe y recibo. El medio puede ser Efectivo, Mercado Pago, </w:t>
+      </w:r>
+      <w:r>
+        <w:t>Débito automático, Cuota de ingreso, Aporte voluntario o Aporte extraordinario. Un pago anulado va tachado y con la aclaración "(anulado)". Si no hay ninguno: "Sin pagos registrados."</w:t>
       </w:r>
     </w:p>
     <w:p>
@@ -1375,21 +3362,22 @@
           <w:b/>
           <w:bCs/>
         </w:rPr>
-        <w:t xml:space="preserve">tus cuotas no tienen precio congelado</w:t>
-      </w:r>
-      <w:r>
-        <w:t xml:space="preserve">. La deuda se valúa
-siempre al valor vigente al momento de pagar, así que el total puede cambiar si la Comisión actualiza
-la cuota.</w:t>
-      </w:r>
-    </w:p>
-    <w:p>
-      <w:pPr>
-        <w:pStyle w:val="Heading2"/>
-      </w:pPr>
-      <w:r>
-        <w:t xml:space="preserve">4.2 Pagar con Mercado Pago, paso a paso</w:t>
-      </w:r>
+        <w:t>tus cuotas no tienen precio congelado</w:t>
+      </w:r>
+      <w:r>
+        <w:t>. La deuda se valúa siempre al valor vigente al momento de pagar, así que el total puede cambiar si la Comisión actualiza la cuota.</w:t>
+      </w:r>
+    </w:p>
+    <w:p>
+      <w:pPr>
+        <w:pStyle w:val="Ttulo2"/>
+      </w:pPr>
+      <w:bookmarkStart w:id="13" w:name="_Toc240118807"/>
+      <w:r>
+        <w:lastRenderedPageBreak/>
+        <w:t>4.2 Pagar con Mercado Pago, paso a paso</w:t>
+      </w:r>
+      <w:bookmarkEnd w:id="13"/>
     </w:p>
     <w:p>
       <w:pPr>
@@ -1403,7 +3391,7 @@
           <w:b/>
           <w:bCs/>
         </w:rPr>
-        <w:t xml:space="preserve">Pagar ahora</w:t>
+        <w:t>Pagar ahora</w:t>
       </w:r>
       <w:r>
         <w:t xml:space="preserve"> está al final de la pantalla.</w:t>
@@ -1412,15 +3400,18 @@
     <w:p>
       <w:pPr>
         <w:keepNext/>
-        <w:spacing w:after="60" w:before="120"/>
+        <w:spacing w:before="120" w:after="60"/>
         <w:jc w:val="center"/>
       </w:pPr>
       <w:r>
+        <w:rPr>
+          <w:noProof/>
+        </w:rPr>
         <w:drawing>
-          <wp:inline distT="0" distB="0" distL="0" distR="0">
+          <wp:inline distT="0" distB="0" distL="0" distR="0" wp14:anchorId="50149C5B" wp14:editId="41BF1F75">
             <wp:extent cx="5762625" cy="3600450"/>
-            <wp:effectExtent t="0" r="0" b="0" l="0"/>
-            <wp:docPr id="1" name="" descr="" title=""/>
+            <wp:effectExtent l="0" t="0" r="0" b="0"/>
+            <wp:docPr id="807003990" name="Imagen 807003990"/>
             <wp:cNvGraphicFramePr>
               <a:graphicFrameLocks xmlns:a="http://schemas.openxmlformats.org/drawingml/2006/main" noChangeAspect="1"/>
             </wp:cNvGraphicFramePr>
@@ -1428,13 +3419,13 @@
               <a:graphicData uri="http://schemas.openxmlformats.org/drawingml/2006/picture">
                 <pic:pic xmlns:pic="http://schemas.openxmlformats.org/drawingml/2006/picture">
                   <pic:nvPicPr>
-                    <pic:cNvPr id="0" name="" descr=""/>
+                    <pic:cNvPr id="0" name=""/>
                     <pic:cNvPicPr>
                       <a:picLocks noChangeAspect="1" noChangeArrowheads="1"/>
                     </pic:cNvPicPr>
                   </pic:nvPicPr>
                   <pic:blipFill>
-                    <a:blip r:embed="rId13" cstate="none"/>
+                    <a:blip r:embed="rId11"/>
                     <a:srcRect/>
                     <a:stretch>
                       <a:fillRect/>
@@ -1469,12 +3460,12 @@
           <w:sz w:val="18"/>
           <w:szCs w:val="18"/>
         </w:rPr>
-        <w:t xml:space="preserve">Figura 4 — Pagar ahora: elegís cuántas cuotas, ves el total y salís a Mercado Pago.</w:t>
-      </w:r>
-    </w:p>
-    <w:p>
-      <w:pPr>
-        <w:pStyle w:val="ListParagraph"/>
+        <w:t>Figura 4 — Pagar ahora: elegís cuántas cuotas, ves el total y salís a Mercado Pago.</w:t>
+      </w:r>
+    </w:p>
+    <w:p>
+      <w:pPr>
+        <w:pStyle w:val="Prrafodelista"/>
         <w:numPr>
           <w:ilvl w:val="0"/>
           <w:numId w:val="4"/>
@@ -1486,7 +3477,7 @@
           <w:b/>
           <w:bCs/>
         </w:rPr>
-        <w:t xml:space="preserve">Elegí cuántas cuotas</w:t>
+        <w:t>Elegí cuántas cuotas</w:t>
       </w:r>
       <w:r>
         <w:t xml:space="preserve"> con los botones </w:t>
@@ -1496,7 +3487,7 @@
           <w:b/>
           <w:bCs/>
         </w:rPr>
-        <w:t xml:space="preserve">−</w:t>
+        <w:t>−</w:t>
       </w:r>
       <w:r>
         <w:t xml:space="preserve"> y </w:t>
@@ -1506,16 +3497,15 @@
           <w:b/>
           <w:bCs/>
         </w:rPr>
-        <w:t xml:space="preserve">+</w:t>
-      </w:r>
-      <w:r>
-        <w:t xml:space="preserve">, o escribiendo el número. Arranca en la
-cantidad que debés y podés pedir entre 1 y 60.</w:t>
-      </w:r>
-    </w:p>
-    <w:p>
-      <w:pPr>
-        <w:pStyle w:val="ListParagraph"/>
+        <w:t>+</w:t>
+      </w:r>
+      <w:r>
+        <w:t>, o escribiendo el número. Arranca en la cantidad que debés y podés pedir entre 1 y 60.</w:t>
+      </w:r>
+    </w:p>
+    <w:p>
+      <w:pPr>
+        <w:pStyle w:val="Prrafodelista"/>
         <w:numPr>
           <w:ilvl w:val="0"/>
           <w:numId w:val="4"/>
@@ -1527,16 +3517,15 @@
           <w:b/>
           <w:bCs/>
         </w:rPr>
-        <w:t xml:space="preserve">Leé la línea de abajo del contador</w:t>
-      </w:r>
-      <w:r>
-        <w:t xml:space="preserve">: "Debés 2 cuotas desde julio 2026. Podés pagar menos: se
-imputan a las más viejas." Si estás al día, te dice qué meses cubre el pago.</w:t>
-      </w:r>
-    </w:p>
-    <w:p>
-      <w:pPr>
-        <w:pStyle w:val="ListParagraph"/>
+        <w:t>Leé la línea de abajo del contador</w:t>
+      </w:r>
+      <w:r>
+        <w:t>: "Debés 2 cuotas desde julio 2026. Podés pagar menos: se imputan a las más viejas." Si estás al día, te dice qué meses cubre el pago.</w:t>
+      </w:r>
+    </w:p>
+    <w:p>
+      <w:pPr>
+        <w:pStyle w:val="Prrafodelista"/>
         <w:numPr>
           <w:ilvl w:val="0"/>
           <w:numId w:val="4"/>
@@ -1548,7 +3537,7 @@
           <w:b/>
           <w:bCs/>
         </w:rPr>
-        <w:t xml:space="preserve">Mirá el total</w:t>
+        <w:t>Mirá el total</w:t>
       </w:r>
       <w:r>
         <w:t xml:space="preserve">: la boleta previa muestra la multiplicación (2 × $ 6.100,00) y el </w:t>
@@ -1558,16 +3547,15 @@
           <w:b/>
           <w:bCs/>
         </w:rPr>
-        <w:t xml:space="preserve">Total a
-pagar</w:t>
-      </w:r>
-      <w:r>
-        <w:t xml:space="preserve">.</w:t>
-      </w:r>
-    </w:p>
-    <w:p>
-      <w:pPr>
-        <w:pStyle w:val="ListParagraph"/>
+        <w:t>Total a pagar</w:t>
+      </w:r>
+      <w:r>
+        <w:t>.</w:t>
+      </w:r>
+    </w:p>
+    <w:p>
+      <w:pPr>
+        <w:pStyle w:val="Prrafodelista"/>
         <w:numPr>
           <w:ilvl w:val="0"/>
           <w:numId w:val="4"/>
@@ -1582,11 +3570,10 @@
           <w:b/>
           <w:bCs/>
         </w:rPr>
-        <w:t xml:space="preserve">Pagar con Mercado Pago</w:t>
-      </w:r>
-      <w:r>
-        <w:t xml:space="preserve">: el botón cambia a "Abriendo Mercado Pago…" y salís al sitio de
-Mercado Pago, donde pagás con el medio que prefieras.</w:t>
+        <w:t>Pagar con Mercado Pago</w:t>
+      </w:r>
+      <w:r>
+        <w:t>: el botón cambia a "Abriendo Mercado Pago…" y salís al sitio de Mercado Pago, donde pagás con el medio que prefieras.</w:t>
       </w:r>
     </w:p>
     <w:p>
@@ -1601,33 +3588,34 @@
           <w:b/>
           <w:bCs/>
         </w:rPr>
-        <w:t xml:space="preserve">Vos elegís la cantidad, no los meses</w:t>
-      </w:r>
-      <w:r>
-        <w:t xml:space="preserve">: el sistema imputa siempre las
-cuotas más viejas primero. </w:t>
-      </w:r>
-      <w:r>
-        <w:rPr>
-          <w:b/>
-          <w:bCs/>
-        </w:rPr>
-        <w:t xml:space="preserve">El enlace de pago vence a las 72 horas</w:t>
-      </w:r>
-      <w:r>
-        <w:t xml:space="preserve">, así que si lo dejás abierto en
-una pestaña y volvés tres días después hay que generarlo de nuevo. Y si la asociación todavía no
-publicó el valor de la cuota, en lugar del formulario vas a leer "El valor de la cuota todavía no está publicado. Probá más
-tarde o consultá en la sede."</w:t>
-      </w:r>
-    </w:p>
-    <w:p>
-      <w:pPr>
-        <w:pStyle w:val="Heading2"/>
-      </w:pPr>
-      <w:r>
-        <w:t xml:space="preserve">4.3 Qué pasa cuando volvés de Mercado Pago</w:t>
-      </w:r>
+        <w:t>Vos elegís la cantidad, no los meses</w:t>
+      </w:r>
+      <w:r>
+        <w:t xml:space="preserve">: el sistema imputa siempre las cuotas más viejas primero. </w:t>
+      </w:r>
+      <w:r>
+        <w:rPr>
+          <w:b/>
+          <w:bCs/>
+        </w:rPr>
+        <w:t>El enlace de pago vence a las 72 horas</w:t>
+      </w:r>
+      <w:r>
+        <w:t xml:space="preserve">, así que si lo dejás abierto en una pestaña y volvés tres días después hay que generarlo de nuevo. Y si la asociación todavía no </w:t>
+      </w:r>
+      <w:r>
+        <w:t>publicó el valor de la cuota, en lugar del formulario vas a leer "El valor de la cuota todavía no está publicado. Probá más tarde o consultá en la sede."</w:t>
+      </w:r>
+    </w:p>
+    <w:p>
+      <w:pPr>
+        <w:pStyle w:val="Ttulo2"/>
+      </w:pPr>
+      <w:bookmarkStart w:id="14" w:name="_Toc240118808"/>
+      <w:r>
+        <w:t>4.3 Qué pasa cuando volvés de Mercado Pago</w:t>
+      </w:r>
+      <w:bookmarkEnd w:id="14"/>
     </w:p>
     <w:p>
       <w:pPr>
@@ -1641,7 +3629,7 @@
           <w:b/>
           <w:bCs/>
         </w:rPr>
-        <w:t xml:space="preserve">Mi cuenta</w:t>
+        <w:t>Mi cuenta</w:t>
       </w:r>
       <w:r>
         <w:t xml:space="preserve"> y arriba aparece una tarjeta con el desenlace:</w:t>
@@ -1649,187 +3637,193 @@
     </w:p>
     <w:tbl>
       <w:tblPr>
-        <w:tblW w:type="dxa" w:w="9072"/>
+        <w:tblW w:w="9072" w:type="dxa"/>
         <w:tblBorders>
-          <w:top w:val="single" w:color="auto" w:sz="4"/>
-          <w:left w:val="single" w:color="auto" w:sz="4"/>
-          <w:bottom w:val="single" w:color="auto" w:sz="4"/>
-          <w:right w:val="single" w:color="auto" w:sz="4"/>
-          <w:insideH w:val="single" w:color="auto" w:sz="4"/>
-          <w:insideV w:val="single" w:color="auto" w:sz="4"/>
+          <w:top w:val="single" w:sz="4" w:space="0" w:color="auto"/>
+          <w:left w:val="single" w:sz="4" w:space="0" w:color="auto"/>
+          <w:bottom w:val="single" w:sz="4" w:space="0" w:color="auto"/>
+          <w:right w:val="single" w:sz="4" w:space="0" w:color="auto"/>
+          <w:insideH w:val="single" w:sz="4" w:space="0" w:color="auto"/>
+          <w:insideV w:val="single" w:sz="4" w:space="0" w:color="auto"/>
         </w:tblBorders>
+        <w:tblCellMar>
+          <w:left w:w="10" w:type="dxa"/>
+          <w:right w:w="10" w:type="dxa"/>
+        </w:tblCellMar>
+        <w:tblLook w:val="04A0" w:firstRow="1" w:lastRow="0" w:firstColumn="1" w:lastColumn="0" w:noHBand="0" w:noVBand="1"/>
       </w:tblPr>
       <w:tblGrid>
         <w:gridCol w:w="4371"/>
         <w:gridCol w:w="4701"/>
       </w:tblGrid>
       <w:tr>
+        <w:tblPrEx>
+          <w:tblCellMar>
+            <w:top w:w="0" w:type="dxa"/>
+            <w:bottom w:w="0" w:type="dxa"/>
+          </w:tblCellMar>
+        </w:tblPrEx>
         <w:trPr>
           <w:tblHeader/>
         </w:trPr>
         <w:tc>
           <w:tcPr>
-            <w:tcW w:type="dxa" w:w="4371"/>
-            <w:shd w:fill="DCEBF7" w:color="auto" w:val="clear"/>
+            <w:tcW w:w="4371" w:type="dxa"/>
+            <w:shd w:val="clear" w:color="auto" w:fill="DCEBF7"/>
             <w:tcMar>
-              <w:top w:type="dxa" w:w="60"/>
-              <w:left w:type="dxa" w:w="100"/>
-              <w:bottom w:type="dxa" w:w="60"/>
-              <w:right w:type="dxa" w:w="100"/>
+              <w:top w:w="60" w:type="dxa"/>
+              <w:left w:w="100" w:type="dxa"/>
+              <w:bottom w:w="60" w:type="dxa"/>
+              <w:right w:w="100" w:type="dxa"/>
             </w:tcMar>
           </w:tcPr>
           <w:p>
-            <w:pPr>
-              <w:spacing w:after="0"/>
-            </w:pPr>
             <w:r>
               <w:rPr>
                 <w:b/>
                 <w:bCs/>
               </w:rPr>
-              <w:t xml:space="preserve">Lo que ves</w:t>
+              <w:t>Lo que ves</w:t>
             </w:r>
           </w:p>
         </w:tc>
         <w:tc>
           <w:tcPr>
-            <w:tcW w:type="dxa" w:w="4701"/>
-            <w:shd w:fill="DCEBF7" w:color="auto" w:val="clear"/>
+            <w:tcW w:w="4701" w:type="dxa"/>
+            <w:shd w:val="clear" w:color="auto" w:fill="DCEBF7"/>
             <w:tcMar>
-              <w:top w:type="dxa" w:w="60"/>
-              <w:left w:type="dxa" w:w="100"/>
-              <w:bottom w:type="dxa" w:w="60"/>
-              <w:right w:type="dxa" w:w="100"/>
+              <w:top w:w="60" w:type="dxa"/>
+              <w:left w:w="100" w:type="dxa"/>
+              <w:bottom w:w="60" w:type="dxa"/>
+              <w:right w:w="100" w:type="dxa"/>
             </w:tcMar>
           </w:tcPr>
           <w:p>
-            <w:pPr>
-              <w:spacing w:after="0"/>
-            </w:pPr>
             <w:r>
               <w:rPr>
                 <w:b/>
                 <w:bCs/>
               </w:rPr>
-              <w:t xml:space="preserve">Qué significa</w:t>
+              <w:t>Qué significa</w:t>
             </w:r>
           </w:p>
         </w:tc>
       </w:tr>
       <w:tr>
+        <w:tblPrEx>
+          <w:tblCellMar>
+            <w:top w:w="0" w:type="dxa"/>
+            <w:bottom w:w="0" w:type="dxa"/>
+          </w:tblCellMar>
+        </w:tblPrEx>
         <w:tc>
           <w:tcPr>
-            <w:tcW w:type="dxa" w:w="4371"/>
+            <w:tcW w:w="4371" w:type="dxa"/>
             <w:tcMar>
-              <w:top w:type="dxa" w:w="60"/>
-              <w:left w:type="dxa" w:w="100"/>
-              <w:bottom w:type="dxa" w:w="60"/>
-              <w:right w:type="dxa" w:w="100"/>
+              <w:top w:w="60" w:type="dxa"/>
+              <w:left w:w="100" w:type="dxa"/>
+              <w:bottom w:w="60" w:type="dxa"/>
+              <w:right w:w="100" w:type="dxa"/>
             </w:tcMar>
           </w:tcPr>
           <w:p>
-            <w:pPr>
-              <w:spacing w:after="0"/>
-            </w:pPr>
-            <w:r>
-              <w:t xml:space="preserve">"¡Listo! Tu pago quedó registrado. Abajo tenés el recibo."</w:t>
+            <w:r>
+              <w:t>"¡Listo! Tu pago quedó registrado. Abajo tenés el recibo."</w:t>
             </w:r>
           </w:p>
         </w:tc>
         <w:tc>
           <w:tcPr>
-            <w:tcW w:type="dxa" w:w="4701"/>
+            <w:tcW w:w="4701" w:type="dxa"/>
             <w:tcMar>
-              <w:top w:type="dxa" w:w="60"/>
-              <w:left w:type="dxa" w:w="100"/>
-              <w:bottom w:type="dxa" w:w="60"/>
-              <w:right w:type="dxa" w:w="100"/>
+              <w:top w:w="60" w:type="dxa"/>
+              <w:left w:w="100" w:type="dxa"/>
+              <w:bottom w:w="60" w:type="dxa"/>
+              <w:right w:w="100" w:type="dxa"/>
             </w:tcMar>
           </w:tcPr>
           <w:p>
-            <w:pPr>
-              <w:spacing w:after="0"/>
-            </w:pPr>
-            <w:r>
-              <w:t xml:space="preserve">Entró. El recibo ya está en la tabla de pagos.</w:t>
+            <w:r>
+              <w:t>Entró. El recibo ya está en la tabla de pagos.</w:t>
             </w:r>
           </w:p>
         </w:tc>
       </w:tr>
       <w:tr>
+        <w:tblPrEx>
+          <w:tblCellMar>
+            <w:top w:w="0" w:type="dxa"/>
+            <w:bottom w:w="0" w:type="dxa"/>
+          </w:tblCellMar>
+        </w:tblPrEx>
         <w:tc>
           <w:tcPr>
-            <w:tcW w:type="dxa" w:w="4371"/>
+            <w:tcW w:w="4371" w:type="dxa"/>
             <w:tcMar>
-              <w:top w:type="dxa" w:w="60"/>
-              <w:left w:type="dxa" w:w="100"/>
-              <w:bottom w:type="dxa" w:w="60"/>
-              <w:right w:type="dxa" w:w="100"/>
+              <w:top w:w="60" w:type="dxa"/>
+              <w:left w:w="100" w:type="dxa"/>
+              <w:bottom w:w="60" w:type="dxa"/>
+              <w:right w:w="100" w:type="dxa"/>
             </w:tcMar>
           </w:tcPr>
           <w:p>
-            <w:pPr>
-              <w:spacing w:after="0"/>
-            </w:pPr>
-            <w:r>
-              <w:t xml:space="preserve">Un círculo girando y "Estamos esperando la confirmación de Mercado Pago…"</w:t>
+            <w:r>
+              <w:lastRenderedPageBreak/>
+              <w:t>Un círculo girando y "Estamos esperando la confirmación de Mercado Pago…"</w:t>
             </w:r>
           </w:p>
         </w:tc>
         <w:tc>
           <w:tcPr>
-            <w:tcW w:type="dxa" w:w="4701"/>
+            <w:tcW w:w="4701" w:type="dxa"/>
             <w:tcMar>
-              <w:top w:type="dxa" w:w="60"/>
-              <w:left w:type="dxa" w:w="100"/>
-              <w:bottom w:type="dxa" w:w="60"/>
-              <w:right w:type="dxa" w:w="100"/>
+              <w:top w:w="60" w:type="dxa"/>
+              <w:left w:w="100" w:type="dxa"/>
+              <w:bottom w:w="60" w:type="dxa"/>
+              <w:right w:w="100" w:type="dxa"/>
             </w:tcMar>
           </w:tcPr>
           <w:p>
-            <w:pPr>
-              <w:spacing w:after="0"/>
-            </w:pPr>
-            <w:r>
-              <w:t xml:space="preserve">La confirmación todavía no llegó. La pantalla se actualiza sola.</w:t>
+            <w:r>
+              <w:t>La confirmación todavía no llegó. La pantalla se actualiza sola.</w:t>
             </w:r>
           </w:p>
         </w:tc>
       </w:tr>
       <w:tr>
+        <w:tblPrEx>
+          <w:tblCellMar>
+            <w:top w:w="0" w:type="dxa"/>
+            <w:bottom w:w="0" w:type="dxa"/>
+          </w:tblCellMar>
+        </w:tblPrEx>
         <w:tc>
           <w:tcPr>
-            <w:tcW w:type="dxa" w:w="4371"/>
+            <w:tcW w:w="4371" w:type="dxa"/>
             <w:tcMar>
-              <w:top w:type="dxa" w:w="60"/>
-              <w:left w:type="dxa" w:w="100"/>
-              <w:bottom w:type="dxa" w:w="60"/>
-              <w:right w:type="dxa" w:w="100"/>
+              <w:top w:w="60" w:type="dxa"/>
+              <w:left w:w="100" w:type="dxa"/>
+              <w:bottom w:w="60" w:type="dxa"/>
+              <w:right w:w="100" w:type="dxa"/>
             </w:tcMar>
           </w:tcPr>
           <w:p>
-            <w:pPr>
-              <w:spacing w:after="0"/>
-            </w:pPr>
-            <w:r>
-              <w:t xml:space="preserve">"Mercado Pago rechazó el pago: no se te cobró nada y la cuota sigue impaga…"</w:t>
+            <w:r>
+              <w:t>"Mercado Pago rechazó el pago: no se te cobró nada y la cuota sigue impaga…"</w:t>
             </w:r>
           </w:p>
         </w:tc>
         <w:tc>
           <w:tcPr>
-            <w:tcW w:type="dxa" w:w="4701"/>
+            <w:tcW w:w="4701" w:type="dxa"/>
             <w:tcMar>
-              <w:top w:type="dxa" w:w="60"/>
-              <w:left w:type="dxa" w:w="100"/>
-              <w:bottom w:type="dxa" w:w="60"/>
-              <w:right w:type="dxa" w:w="100"/>
+              <w:top w:w="60" w:type="dxa"/>
+              <w:left w:w="100" w:type="dxa"/>
+              <w:bottom w:w="60" w:type="dxa"/>
+              <w:right w:w="100" w:type="dxa"/>
             </w:tcMar>
           </w:tcPr>
           <w:p>
-            <w:pPr>
-              <w:spacing w:after="0"/>
-            </w:pPr>
             <w:r>
               <w:t xml:space="preserve">No se cobró nada. </w:t>
             </w:r>
@@ -1838,7 +3832,7 @@
                 <w:b/>
                 <w:bCs/>
               </w:rPr>
-              <w:t xml:space="preserve">Probar de nuevo</w:t>
+              <w:t>Probar de nuevo</w:t>
             </w:r>
             <w:r>
               <w:t xml:space="preserve"> te devuelve al formulario.</w:t>
@@ -1847,79 +3841,79 @@
         </w:tc>
       </w:tr>
       <w:tr>
+        <w:tblPrEx>
+          <w:tblCellMar>
+            <w:top w:w="0" w:type="dxa"/>
+            <w:bottom w:w="0" w:type="dxa"/>
+          </w:tblCellMar>
+        </w:tblPrEx>
         <w:tc>
           <w:tcPr>
-            <w:tcW w:type="dxa" w:w="4371"/>
+            <w:tcW w:w="4371" w:type="dxa"/>
             <w:tcMar>
-              <w:top w:type="dxa" w:w="60"/>
-              <w:left w:type="dxa" w:w="100"/>
-              <w:bottom w:type="dxa" w:w="60"/>
-              <w:right w:type="dxa" w:w="100"/>
+              <w:top w:w="60" w:type="dxa"/>
+              <w:left w:w="100" w:type="dxa"/>
+              <w:bottom w:w="60" w:type="dxa"/>
+              <w:right w:w="100" w:type="dxa"/>
             </w:tcMar>
           </w:tcPr>
           <w:p>
-            <w:pPr>
-              <w:spacing w:after="0"/>
-            </w:pPr>
-            <w:r>
-              <w:t xml:space="preserve">"Mercado Pago dejó el pago pendiente de acreditación…"</w:t>
+            <w:r>
+              <w:t>"Mercado Pago dejó el pago pendiente de acreditación…"</w:t>
             </w:r>
           </w:p>
         </w:tc>
         <w:tc>
           <w:tcPr>
-            <w:tcW w:type="dxa" w:w="4701"/>
+            <w:tcW w:w="4701" w:type="dxa"/>
             <w:tcMar>
-              <w:top w:type="dxa" w:w="60"/>
-              <w:left w:type="dxa" w:w="100"/>
-              <w:bottom w:type="dxa" w:w="60"/>
-              <w:right w:type="dxa" w:w="100"/>
+              <w:top w:w="60" w:type="dxa"/>
+              <w:left w:w="100" w:type="dxa"/>
+              <w:bottom w:w="60" w:type="dxa"/>
+              <w:right w:w="100" w:type="dxa"/>
             </w:tcMar>
           </w:tcPr>
           <w:p>
-            <w:pPr>
-              <w:spacing w:after="0"/>
-            </w:pPr>
-            <w:r>
-              <w:t xml:space="preserve">Típico de efectivo o transferencia: puede tardar hasta dos días hábiles.</w:t>
+            <w:r>
+              <w:t>Típico de efectivo o transferencia: puede tardar hasta dos días hábiles.</w:t>
             </w:r>
           </w:p>
         </w:tc>
       </w:tr>
       <w:tr>
+        <w:tblPrEx>
+          <w:tblCellMar>
+            <w:top w:w="0" w:type="dxa"/>
+            <w:bottom w:w="0" w:type="dxa"/>
+          </w:tblCellMar>
+        </w:tblPrEx>
         <w:tc>
           <w:tcPr>
-            <w:tcW w:type="dxa" w:w="4371"/>
+            <w:tcW w:w="4371" w:type="dxa"/>
             <w:tcMar>
-              <w:top w:type="dxa" w:w="60"/>
-              <w:left w:type="dxa" w:w="100"/>
-              <w:bottom w:type="dxa" w:w="60"/>
-              <w:right w:type="dxa" w:w="100"/>
+              <w:top w:w="60" w:type="dxa"/>
+              <w:left w:w="100" w:type="dxa"/>
+              <w:bottom w:w="60" w:type="dxa"/>
+              <w:right w:w="100" w:type="dxa"/>
             </w:tcMar>
           </w:tcPr>
           <w:p>
-            <w:pPr>
-              <w:spacing w:after="0"/>
-            </w:pPr>
-            <w:r>
-              <w:t xml:space="preserve">"Este intento de pago no se completó y no se te cobró nada. Tenés otro pago registrado hace unos minutos…"</w:t>
+            <w:r>
+              <w:t>"Este intento de pago no se completó y no se te cobró nada. Tenés otro pago registrado hace unos minutos…"</w:t>
             </w:r>
           </w:p>
         </w:tc>
         <w:tc>
           <w:tcPr>
-            <w:tcW w:type="dxa" w:w="4701"/>
+            <w:tcW w:w="4701" w:type="dxa"/>
             <w:tcMar>
-              <w:top w:type="dxa" w:w="60"/>
-              <w:left w:type="dxa" w:w="100"/>
-              <w:bottom w:type="dxa" w:w="60"/>
-              <w:right w:type="dxa" w:w="100"/>
+              <w:top w:w="60" w:type="dxa"/>
+              <w:left w:w="100" w:type="dxa"/>
+              <w:bottom w:w="60" w:type="dxa"/>
+              <w:right w:w="100" w:type="dxa"/>
             </w:tcMar>
           </w:tcPr>
           <w:p>
-            <w:pPr>
-              <w:spacing w:after="0"/>
-            </w:pPr>
             <w:r>
               <w:t xml:space="preserve">Este intento no entró, pero </w:t>
             </w:r>
@@ -1928,7 +3922,7 @@
                 <w:b/>
                 <w:bCs/>
               </w:rPr>
-              <w:t xml:space="preserve">sí</w:t>
+              <w:t>sí</w:t>
             </w:r>
             <w:r>
               <w:t xml:space="preserve"> hay otro pago tuyo reciente: mirá qué cuotas te quedan antes de volver a pagar.</w:t>
@@ -1937,11 +3931,7 @@
         </w:tc>
       </w:tr>
     </w:tbl>
-    <w:p>
-      <w:pPr>
-        <w:spacing w:after="0" w:before="0"/>
-      </w:pPr>
-    </w:p>
+    <w:p/>
     <w:p>
       <w:pPr>
         <w:spacing w:after="120"/>
@@ -1951,31 +3941,27 @@
           <w:b/>
           <w:bCs/>
         </w:rPr>
-        <w:t xml:space="preserve">La pantalla de espera dura dos minutos.</w:t>
-      </w:r>
-      <w:r>
-        <w:t xml:space="preserve"> Se refresca cada 5 segundos, hasta 24 veces, y sólo
-mientras tengas esa pestaña a la vista. Si se agota, el texto pasa a "Todavía no nos llegó la
-confirmación de Mercado Pago. Si el pago se aprobó, la cuota se imputa sola y el recibo aparece acá
-abajo. Si se rechazó, no se te cobró nada y la cuota sigue impaga.", con </w:t>
-      </w:r>
-      <w:r>
-        <w:rPr>
-          <w:b/>
-          <w:bCs/>
-        </w:rPr>
-        <w:t xml:space="preserve">Volver a consultar</w:t>
-      </w:r>
-      <w:r>
-        <w:t xml:space="preserve"> y
-</w:t>
-      </w:r>
-      <w:r>
-        <w:rPr>
-          <w:b/>
-          <w:bCs/>
-        </w:rPr>
-        <w:t xml:space="preserve">Probar de nuevo</w:t>
+        <w:t>La pantalla de espera dura dos minutos.</w:t>
+      </w:r>
+      <w:r>
+        <w:t xml:space="preserve"> Se refresca cada 5 segundos, hasta 24 veces, y sólo mientras tengas esa pestaña a la vista. Si se agota, el texto pasa a "Todavía no nos llegó la confirmación de Mercado Pago. Si el pago se aprobó, la cuota se imputa sola y el recibo aparece acá abajo. Si se rechazó, no se te cobró nada y la cuota sigue impaga.", con </w:t>
+      </w:r>
+      <w:r>
+        <w:rPr>
+          <w:b/>
+          <w:bCs/>
+        </w:rPr>
+        <w:t>Volver a consultar</w:t>
+      </w:r>
+      <w:r>
+        <w:t xml:space="preserve"> y </w:t>
+      </w:r>
+      <w:r>
+        <w:rPr>
+          <w:b/>
+          <w:bCs/>
+        </w:rPr>
+        <w:t>Probar de nuevo</w:t>
       </w:r>
       <w:r>
         <w:t xml:space="preserve">. Que se agote la espera </w:t>
@@ -1985,20 +3971,21 @@
           <w:b/>
           <w:bCs/>
         </w:rPr>
-        <w:t xml:space="preserve">no significa que el pago falló</w:t>
-      </w:r>
-      <w:r>
-        <w:t xml:space="preserve">: significa que el
-aviso todavía no llegó. Volvé a entrar más tarde antes de pagar de nuevo.</w:t>
-      </w:r>
-    </w:p>
-    <w:p>
-      <w:pPr>
-        <w:pStyle w:val="Heading2"/>
-      </w:pPr>
-      <w:r>
-        <w:t xml:space="preserve">4.4 El recibo, y la exención</w:t>
-      </w:r>
+        <w:t>no significa que el pago falló</w:t>
+      </w:r>
+      <w:r>
+        <w:t>: significa que el aviso todavía no llegó. Volvé a entrar más tarde antes de pagar de nuevo.</w:t>
+      </w:r>
+    </w:p>
+    <w:p>
+      <w:pPr>
+        <w:pStyle w:val="Ttulo2"/>
+      </w:pPr>
+      <w:bookmarkStart w:id="15" w:name="_Toc240118809"/>
+      <w:r>
+        <w:t>4.4 El recibo, y la exención</w:t>
+      </w:r>
+      <w:bookmarkEnd w:id="15"/>
     </w:p>
     <w:p>
       <w:pPr>
@@ -2012,23 +3999,23 @@
           <w:b/>
           <w:bCs/>
         </w:rPr>
-        <w:t xml:space="preserve">"Recibo {número} — Vecinal
-Ciudadela"</w:t>
-      </w:r>
-      <w:r>
-        <w:t xml:space="preserve"> y el PDF adjunto. El mismo recibo queda para siempre en la tabla de pagos: tocá el
-número (</w:t>
-      </w:r>
-      <w:r>
-        <w:rPr>
-          <w:b/>
-          <w:bCs/>
-        </w:rPr>
-        <w:t xml:space="preserve">2026-00011</w:t>
-      </w:r>
-      <w:r>
-        <w:t xml:space="preserve">) y se abre el PDF. Si Mercado Pago no pudo cobrarte, te llega en cambio el
-correo "No pudimos cobrar tu cuota — Vecinal Ciudadela", con el motivo en palabras.</w:t>
+        <w:t>"Recibo {número} — Vecinal Ciudadela"</w:t>
+      </w:r>
+      <w:r>
+        <w:t xml:space="preserve"> y el PDF adjunto. El mismo recibo queda para siempre en la tabla de pagos: tocá el número (</w:t>
+      </w:r>
+      <w:r>
+        <w:rPr>
+          <w:b/>
+          <w:bCs/>
+        </w:rPr>
+        <w:t>2026-00011</w:t>
+      </w:r>
+      <w:r>
+        <w:t xml:space="preserve">) y se abre el PDF. Si Mercado Pago no pudo cobrarte, te llega en cambio el </w:t>
+      </w:r>
+      <w:r>
+        <w:t>correo "No pudimos cobrar tu cuota — Vecinal Ciudadela", con el motivo en palabras.</w:t>
       </w:r>
     </w:p>
     <w:p>
@@ -2043,32 +4030,33 @@
           <w:b/>
           <w:bCs/>
         </w:rPr>
-        <w:t xml:space="preserve">eximirte de la cuota</w:t>
-      </w:r>
-      <w:r>
-        <w:t xml:space="preserve"> por un período (Art. 7 inc. a.4). Mientras la exención
-esté vigente vas a ver arriba el aviso "Estás eximido de la cuota hasta {mes}.", </w:t>
-      </w:r>
-      <w:r>
-        <w:rPr>
-          <w:b/>
-          <w:bCs/>
-        </w:rPr>
-        <w:t xml:space="preserve">la sección Pagar
-ahora no aparece</w:t>
-      </w:r>
-      <w:r>
-        <w:t xml:space="preserve">, y los meses cubiertos figuran en la cinta como exentos y no cuentan como deuda.</w:t>
-      </w:r>
-    </w:p>
-    <w:p>
-      <w:pPr>
-        <w:pStyle w:val="Heading1"/>
+        <w:t>eximirte de la cuota</w:t>
+      </w:r>
+      <w:r>
+        <w:t xml:space="preserve"> por un período (Art. 7 inc. a.4). Mientras la exención esté vigente vas a ver arriba el aviso "Estás eximido de la cuota hasta {mes}.", </w:t>
+      </w:r>
+      <w:r>
+        <w:rPr>
+          <w:b/>
+          <w:bCs/>
+        </w:rPr>
+        <w:t>la sección Pagar ahora no aparece</w:t>
+      </w:r>
+      <w:r>
+        <w:t>, y los meses cubiertos figuran en la cinta como exentos y no cuentan como deuda.</w:t>
+      </w:r>
+    </w:p>
+    <w:p>
+      <w:pPr>
+        <w:pStyle w:val="Ttulo1"/>
         <w:pageBreakBefore/>
       </w:pPr>
-      <w:r>
-        <w:t xml:space="preserve">5. Débito automático</w:t>
-      </w:r>
+      <w:bookmarkStart w:id="16" w:name="_Toc240118810"/>
+      <w:r>
+        <w:lastRenderedPageBreak/>
+        <w:t>5. Débito automático</w:t>
+      </w:r>
+      <w:bookmarkEnd w:id="16"/>
     </w:p>
     <w:p>
       <w:pPr>
@@ -2079,37 +4067,42 @@
           <w:b/>
           <w:bCs/>
         </w:rPr>
-        <w:t xml:space="preserve">Débito</w:t>
+        <w:t>Débito</w:t>
       </w:r>
       <w:r>
         <w:t xml:space="preserve"> (</w:t>
       </w:r>
       <w:r>
         <w:rPr>
-          <w:rFonts w:ascii="Consolas" w:cs="Consolas" w:eastAsia="Consolas" w:hAnsi="Consolas"/>
+          <w:rFonts w:ascii="Consolas" w:eastAsia="Consolas" w:hAnsi="Consolas" w:cs="Consolas"/>
           <w:sz w:val="20"/>
           <w:szCs w:val="20"/>
-          <w:shd w:fill="F1F5F9" w:color="auto" w:val="clear"/>
-        </w:rPr>
-        <w:t xml:space="preserve">/mi/debito</w:t>
-      </w:r>
-      <w:r>
-        <w:t xml:space="preserve">) es donde autorizás que Mercado Pago te cobre la cuota todos los meses sin
-que tengas que acordarte.</w:t>
+          <w:shd w:val="clear" w:color="auto" w:fill="F1F5F9"/>
+        </w:rPr>
+        <w:t>/mi/debito</w:t>
+      </w:r>
+      <w:r>
+        <w:t xml:space="preserve">) es donde autorizás que Mercado Pago te cobre la cuota todos los meses sin </w:t>
+      </w:r>
+      <w:r>
+        <w:t>que tengas que acordarte.</w:t>
       </w:r>
     </w:p>
     <w:p>
       <w:pPr>
         <w:keepNext/>
-        <w:spacing w:after="60" w:before="120"/>
+        <w:spacing w:before="120" w:after="60"/>
         <w:jc w:val="center"/>
       </w:pPr>
       <w:r>
+        <w:rPr>
+          <w:noProof/>
+        </w:rPr>
         <w:drawing>
-          <wp:inline distT="0" distB="0" distL="0" distR="0">
+          <wp:inline distT="0" distB="0" distL="0" distR="0" wp14:anchorId="5C26A185" wp14:editId="510F593C">
             <wp:extent cx="5762625" cy="3600450"/>
-            <wp:effectExtent t="0" r="0" b="0" l="0"/>
-            <wp:docPr id="1" name="" descr="" title=""/>
+            <wp:effectExtent l="0" t="0" r="0" b="0"/>
+            <wp:docPr id="1259405939" name="Imagen 1259405939"/>
             <wp:cNvGraphicFramePr>
               <a:graphicFrameLocks xmlns:a="http://schemas.openxmlformats.org/drawingml/2006/main" noChangeAspect="1"/>
             </wp:cNvGraphicFramePr>
@@ -2117,13 +4110,13 @@
               <a:graphicData uri="http://schemas.openxmlformats.org/drawingml/2006/picture">
                 <pic:pic xmlns:pic="http://schemas.openxmlformats.org/drawingml/2006/picture">
                   <pic:nvPicPr>
-                    <pic:cNvPr id="0" name="" descr=""/>
+                    <pic:cNvPr id="0" name=""/>
                     <pic:cNvPicPr>
                       <a:picLocks noChangeAspect="1" noChangeArrowheads="1"/>
                     </pic:cNvPicPr>
                   </pic:nvPicPr>
                   <pic:blipFill>
-                    <a:blip r:embed="rId14" cstate="none"/>
+                    <a:blip r:embed="rId12"/>
                     <a:srcRect/>
                     <a:stretch>
                       <a:fillRect/>
@@ -2158,16 +4151,18 @@
           <w:sz w:val="18"/>
           <w:szCs w:val="18"/>
         </w:rPr>
-        <w:t xml:space="preserve">Figura 5 — Débito automático sin adherir: el monto, qué mes cubre el primer débito y el botón.</w:t>
-      </w:r>
-    </w:p>
-    <w:p>
-      <w:pPr>
-        <w:pStyle w:val="Heading2"/>
-      </w:pPr>
-      <w:r>
-        <w:t xml:space="preserve">5.1 Requisitos</w:t>
-      </w:r>
+        <w:t>Figura 5 — Débito automático sin adherir: el monto, qué mes cubre el primer débito y el botón.</w:t>
+      </w:r>
+    </w:p>
+    <w:p>
+      <w:pPr>
+        <w:pStyle w:val="Ttulo2"/>
+      </w:pPr>
+      <w:bookmarkStart w:id="17" w:name="_Toc240118811"/>
+      <w:r>
+        <w:t>5.1 Requisitos</w:t>
+      </w:r>
+      <w:bookmarkEnd w:id="17"/>
     </w:p>
     <w:p>
       <w:pPr>
@@ -2181,16 +4176,15 @@
           <w:b/>
           <w:bCs/>
         </w:rPr>
-        <w:t xml:space="preserve">cinco</w:t>
-      </w:r>
-      <w:r>
-        <w:t xml:space="preserve"> condiciones, y el sistema las mira en este orden. Si alguna falla, en
-lugar del botón vas a leer el motivo:</w:t>
-      </w:r>
-    </w:p>
-    <w:p>
-      <w:pPr>
-        <w:pStyle w:val="ListParagraph"/>
+        <w:t>cinco</w:t>
+      </w:r>
+      <w:r>
+        <w:t xml:space="preserve"> condiciones, y el sistema las mira en este orden. Si alguna falla, en lugar del botón vas a leer el motivo:</w:t>
+      </w:r>
+    </w:p>
+    <w:p>
+      <w:pPr>
+        <w:pStyle w:val="Prrafodelista"/>
         <w:numPr>
           <w:ilvl w:val="0"/>
           <w:numId w:val="5"/>
@@ -2202,15 +4196,15 @@
           <w:b/>
           <w:bCs/>
         </w:rPr>
-        <w:t xml:space="preserve">Sin exención vigente</w:t>
-      </w:r>
-      <w:r>
-        <w:t xml:space="preserve">: "Estás eximido de la cuota hasta {mes}: no hay nada que debitar."</w:t>
-      </w:r>
-    </w:p>
-    <w:p>
-      <w:pPr>
-        <w:pStyle w:val="ListParagraph"/>
+        <w:t>Sin exención vigente</w:t>
+      </w:r>
+      <w:r>
+        <w:t>: "Estás eximido de la cuota hasta {mes}: no hay nada que debitar."</w:t>
+      </w:r>
+    </w:p>
+    <w:p>
+      <w:pPr>
+        <w:pStyle w:val="Prrafodelista"/>
         <w:numPr>
           <w:ilvl w:val="0"/>
           <w:numId w:val="5"/>
@@ -2222,15 +4216,15 @@
           <w:b/>
           <w:bCs/>
         </w:rPr>
-        <w:t xml:space="preserve">Categoría que paga cuota</w:t>
-      </w:r>
-      <w:r>
-        <w:t xml:space="preserve">: "Tu categoría no paga cuota, así que no hay débito que adherir."</w:t>
-      </w:r>
-    </w:p>
-    <w:p>
-      <w:pPr>
-        <w:pStyle w:val="ListParagraph"/>
+        <w:t>Categoría que paga cuota</w:t>
+      </w:r>
+      <w:r>
+        <w:t>: "Tu categoría no paga cuota, así que no hay débito que adherir."</w:t>
+      </w:r>
+    </w:p>
+    <w:p>
+      <w:pPr>
+        <w:pStyle w:val="Prrafodelista"/>
         <w:numPr>
           <w:ilvl w:val="0"/>
           <w:numId w:val="5"/>
@@ -2242,16 +4236,15 @@
           <w:b/>
           <w:bCs/>
         </w:rPr>
-        <w:t xml:space="preserve">Sin un débito vivo</w:t>
-      </w:r>
-      <w:r>
-        <w:t xml:space="preserve">: "Ya tenés un débito automático activo. Si querés cambiarlo, primero
-cancelalo."</w:t>
-      </w:r>
-    </w:p>
-    <w:p>
-      <w:pPr>
-        <w:pStyle w:val="ListParagraph"/>
+        <w:t>Sin un débito vivo</w:t>
+      </w:r>
+      <w:r>
+        <w:t>: "Ya tenés un débito automático activo. Si querés cambiarlo, primero cancelalo."</w:t>
+      </w:r>
+    </w:p>
+    <w:p>
+      <w:pPr>
+        <w:pStyle w:val="Prrafodelista"/>
         <w:numPr>
           <w:ilvl w:val="0"/>
           <w:numId w:val="5"/>
@@ -2263,17 +4256,15 @@
           <w:b/>
           <w:bCs/>
         </w:rPr>
-        <w:t xml:space="preserve">Sin una cuota pagada este mes</w:t>
-      </w:r>
-      <w:r>
-        <w:t xml:space="preserve">: "Ya abonaste una cuota este mes. Podés adherirte desde el
-01/10/2026." Es para que el primer débito no te cobre un mes que ya pagaste; la fecha que te
-muestra es el primer día del mes siguiente.</w:t>
-      </w:r>
-    </w:p>
-    <w:p>
-      <w:pPr>
-        <w:pStyle w:val="ListParagraph"/>
+        <w:t>Sin una cuota pagada este mes</w:t>
+      </w:r>
+      <w:r>
+        <w:t>: "Ya abonaste una cuota este mes. Podés adherirte desde el 01/10/2026." Es para que el primer débito no te cobre un mes que ya pagaste; la fecha que te muestra es el primer día del mes siguiente.</w:t>
+      </w:r>
+    </w:p>
+    <w:p>
+      <w:pPr>
+        <w:pStyle w:val="Prrafodelista"/>
         <w:numPr>
           <w:ilvl w:val="0"/>
           <w:numId w:val="5"/>
@@ -2285,11 +4276,10 @@
           <w:b/>
           <w:bCs/>
         </w:rPr>
-        <w:t xml:space="preserve">Con un correo cargado</w:t>
-      </w:r>
-      <w:r>
-        <w:t xml:space="preserve">: "Para adherir el débito necesitás un email cargado en tu ficha.
-Cargalo en Mis datos."</w:t>
+        <w:t>Con un correo cargado</w:t>
+      </w:r>
+      <w:r>
+        <w:t>: "Para adherir el débito necesitás un email cargado en tu ficha. Cargalo en Mis datos."</w:t>
       </w:r>
     </w:p>
     <w:p>
@@ -2301,24 +4291,25 @@
           <w:b/>
           <w:bCs/>
         </w:rPr>
-        <w:t xml:space="preserve">Tener deuda no te impide adherirte.</w:t>
-      </w:r>
-      <w:r>
-        <w:t xml:space="preserve"> Al contrario: el débito cubre de acá en más y la deuda vieja
-la saldás aparte, con un pago o en la sede.</w:t>
-      </w:r>
-    </w:p>
-    <w:p>
-      <w:pPr>
-        <w:pStyle w:val="Heading2"/>
-      </w:pPr>
-      <w:r>
-        <w:t xml:space="preserve">5.2 Adherirse, paso a paso</w:t>
-      </w:r>
-    </w:p>
-    <w:p>
-      <w:pPr>
-        <w:pStyle w:val="ListParagraph"/>
+        <w:t>Tener deuda no te impide adherirte.</w:t>
+      </w:r>
+      <w:r>
+        <w:t xml:space="preserve"> Al contrario: el débito cubre de acá en más y la deuda vieja la saldás aparte, con un pago o en la sede.</w:t>
+      </w:r>
+    </w:p>
+    <w:p>
+      <w:pPr>
+        <w:pStyle w:val="Ttulo2"/>
+      </w:pPr>
+      <w:bookmarkStart w:id="18" w:name="_Toc240118812"/>
+      <w:r>
+        <w:t>5.2 Adherirse, paso a paso</w:t>
+      </w:r>
+      <w:bookmarkEnd w:id="18"/>
+    </w:p>
+    <w:p>
+      <w:pPr>
+        <w:pStyle w:val="Prrafodelista"/>
         <w:numPr>
           <w:ilvl w:val="0"/>
           <w:numId w:val="6"/>
@@ -2326,6 +4317,7 @@
         <w:spacing w:after="60"/>
       </w:pPr>
       <w:r>
+        <w:lastRenderedPageBreak/>
         <w:t xml:space="preserve">Entrá a la pestaña </w:t>
       </w:r>
       <w:r>
@@ -2333,16 +4325,15 @@
           <w:b/>
           <w:bCs/>
         </w:rPr>
-        <w:t xml:space="preserve">Débito</w:t>
-      </w:r>
-      <w:r>
-        <w:t xml:space="preserve">: vas a ver una boleta de un renglón que dice Cuota social, por mes,
-con el monto mensual a la derecha.</w:t>
-      </w:r>
-    </w:p>
-    <w:p>
-      <w:pPr>
-        <w:pStyle w:val="ListParagraph"/>
+        <w:t>Débito</w:t>
+      </w:r>
+      <w:r>
+        <w:t>: vas a ver una boleta de un renglón que dice Cuota social, por mes, con el monto mensual a la derecha.</w:t>
+      </w:r>
+    </w:p>
+    <w:p>
+      <w:pPr>
+        <w:pStyle w:val="Prrafodelista"/>
         <w:numPr>
           <w:ilvl w:val="0"/>
           <w:numId w:val="6"/>
@@ -2350,13 +4341,12 @@
         <w:spacing w:after="60"/>
       </w:pPr>
       <w:r>
-        <w:t xml:space="preserve">Fijate en la línea "Tu primer débito cubre septiembre 2026.": ese es el mes que cubre el primer
-cobro.</w:t>
-      </w:r>
-    </w:p>
-    <w:p>
-      <w:pPr>
-        <w:pStyle w:val="ListParagraph"/>
+        <w:t>Fijate en la línea "Tu primer débito cubre septiembre 2026.": ese es el mes que cubre el primer cobro.</w:t>
+      </w:r>
+    </w:p>
+    <w:p>
+      <w:pPr>
+        <w:pStyle w:val="Prrafodelista"/>
         <w:numPr>
           <w:ilvl w:val="0"/>
           <w:numId w:val="6"/>
@@ -2371,26 +4361,25 @@
           <w:b/>
           <w:bCs/>
         </w:rPr>
-        <w:t xml:space="preserve">Adherir el débito automático</w:t>
-      </w:r>
-      <w:r>
-        <w:t xml:space="preserve">. El botón pasa a "Abriendo Mercado Pago…" y salís al sitio
-de Mercado Pago, donde </w:t>
-      </w:r>
-      <w:r>
-        <w:rPr>
-          <w:b/>
-          <w:bCs/>
-        </w:rPr>
-        <w:t xml:space="preserve">autorizás el débito con tu tarjeta</w:t>
-      </w:r>
-      <w:r>
-        <w:t xml:space="preserve">.</w:t>
-      </w:r>
-    </w:p>
-    <w:p>
-      <w:pPr>
-        <w:pStyle w:val="ListParagraph"/>
+        <w:t>Adherir el débito automático</w:t>
+      </w:r>
+      <w:r>
+        <w:t xml:space="preserve">. El botón pasa a "Abriendo Mercado Pago…" y salís al sitio de Mercado Pago, donde </w:t>
+      </w:r>
+      <w:r>
+        <w:rPr>
+          <w:b/>
+          <w:bCs/>
+        </w:rPr>
+        <w:t>autorizás el débito con tu tarjeta</w:t>
+      </w:r>
+      <w:r>
+        <w:t>.</w:t>
+      </w:r>
+    </w:p>
+    <w:p>
+      <w:pPr>
+        <w:pStyle w:val="Prrafodelista"/>
         <w:numPr>
           <w:ilvl w:val="0"/>
           <w:numId w:val="6"/>
@@ -2398,9 +4387,7 @@
         <w:spacing w:after="240"/>
       </w:pPr>
       <w:r>
-        <w:t xml:space="preserve">Volvés al panel y la pantalla consulta el estado. Vas a leer una de tres cosas: "¡Listo! Tu débito
-quedó autorizado.", "MP todavía está confirmando la autorización. Actualizá en un rato." o "No
-pudimos confirmar el estado de tu adhesión. Actualizá la página en un rato o consultá en la sede."</w:t>
+        <w:t>Volvés al panel y la pantalla consulta el estado. Vas a leer una de tres cosas: "¡Listo! Tu débito quedó autorizado.", "MP todavía está confirmando la autorización. Actualizá en un rato." o "No pudimos confirmar el estado de tu adhesión. Actualizá la página en un rato o consultá en la sede."</w:t>
       </w:r>
     </w:p>
     <w:p>
@@ -2415,37 +4402,35 @@
           <w:b/>
           <w:bCs/>
         </w:rPr>
-        <w:t xml:space="preserve">no quiere decir que la adhesión falló</w:t>
-      </w:r>
-      <w:r>
-        <w:t xml:space="preserve">: quiere decir que en ese momento no se
-pudo confirmar. Actualizá la pantalla un rato después antes de intentar nada. Una vez adherido, cada
-mes Mercado Pago cobra la cuota, el sistema la imputa sola y te llega el recibo por correo.</w:t>
+        <w:t>no quiere decir que la adhesión falló</w:t>
+      </w:r>
+      <w:r>
+        <w:t xml:space="preserve">: quiere decir que en ese momento no se </w:t>
+      </w:r>
+      <w:r>
+        <w:t>pudo confirmar. Actualizá la pantalla un rato después antes de intentar nada. Una vez adherido, cada mes Mercado Pago cobra la cuota, el sistema la imputa sola y te llega el recibo por correo.</w:t>
       </w:r>
     </w:p>
     <w:p>
       <w:pPr>
         <w:pBdr>
-          <w:left w:val="single" w:color="0079BC" w:sz="18" w:space="8"/>
+          <w:left w:val="single" w:sz="18" w:space="8" w:color="0079BC"/>
         </w:pBdr>
         <w:spacing w:after="120"/>
         <w:ind w:left="360"/>
       </w:pPr>
       <w:r>
-        <w:t xml:space="preserve">Hay un mensaje que aparece muy de vez en cuando y que hay que tomar al pie de la letra: "No pudimos
-registrar la adhesión. NO vuelvas a intentarlo: comunicate con la vecinal." Si lo leés, </w:t>
-      </w:r>
-      <w:r>
-        <w:rPr>
-          <w:b/>
-          <w:bCs/>
-        </w:rPr>
-        <w:t xml:space="preserve">no toques
-el botón de nuevo</w:t>
-      </w:r>
-      <w:r>
-        <w:t xml:space="preserve">: la autorización ya quedó hecha en Mercado Pago y un segundo intento crearía un
-segundo cobro mensual.</w:t>
+        <w:t xml:space="preserve">Hay un mensaje que aparece muy de vez en cuando y que hay que tomar al pie de la letra: "No pudimos registrar la adhesión. NO vuelvas a intentarlo: comunicate con la vecinal." Si lo leés, </w:t>
+      </w:r>
+      <w:r>
+        <w:rPr>
+          <w:b/>
+          <w:bCs/>
+        </w:rPr>
+        <w:t>no toques el botón de nuevo</w:t>
+      </w:r>
+      <w:r>
+        <w:t>: la autorización ya quedó hecha en Mercado Pago y un segundo intento crearía un segundo cobro mensual.</w:t>
       </w:r>
     </w:p>
     <w:p>
@@ -2453,17 +4438,18 @@
         <w:spacing w:after="120"/>
       </w:pPr>
       <w:r>
-        <w:t xml:space="preserve">Si quedaran dos débitos vivos, la pantalla lo dice: "Tenés más de un débito vivo: consultá en la
-sede."</w:t>
-      </w:r>
-    </w:p>
-    <w:p>
-      <w:pPr>
-        <w:pStyle w:val="Heading2"/>
-      </w:pPr>
-      <w:r>
-        <w:t xml:space="preserve">5.3 Cancelar el débito</w:t>
-      </w:r>
+        <w:t>Si quedaran dos débitos vivos, la pantalla lo dice: "Tenés más de un débito vivo: consultá en la sede."</w:t>
+      </w:r>
+    </w:p>
+    <w:p>
+      <w:pPr>
+        <w:pStyle w:val="Ttulo2"/>
+      </w:pPr>
+      <w:bookmarkStart w:id="19" w:name="_Toc240118813"/>
+      <w:r>
+        <w:t>5.3 Cancelar el débito</w:t>
+      </w:r>
+      <w:bookmarkEnd w:id="19"/>
     </w:p>
     <w:p>
       <w:pPr>
@@ -2477,14 +4463,13 @@
           <w:b/>
           <w:bCs/>
         </w:rPr>
-        <w:t xml:space="preserve">Cancelar el débito →</w:t>
-      </w:r>
-      <w:r>
-        <w:t xml:space="preserve"> lleva a una confirmación que te
-dice en dos renglones qué va a pasar: al confirmar, "Mercado Pago te deja de debitar la cuota de $X
-todos los meses" (o el texto que corresponda si estaba pausado o sin autorizar todavía); y de ahí en
-más, "Podés seguir pagando por link o en la sede, y volver a adherirte cuando quieras." El navegador
-te pide una confirmación más. Al terminar leés "Listo: tu débito automático quedó cancelado."</w:t>
+        <w:t>Cancelar el débito →</w:t>
+      </w:r>
+      <w:r>
+        <w:t xml:space="preserve"> lleva a una confirmación que te dice en dos renglones qué va a pasar: al confirmar, "Mercado Pago te deja de debitar la cuota de $X todos los meses" (o el texto que corresponda si estaba pausado o sin autorizar todavía); y de ahí en </w:t>
+      </w:r>
+      <w:r>
+        <w:t>más, "Podés seguir pagando por link o en la sede, y volver a adherirte cuando quieras." El navegador te pide una confirmación más. Al terminar leés "Listo: tu débito automático quedó cancelado."</w:t>
       </w:r>
     </w:p>
     <w:p>
@@ -2496,13 +4481,13 @@
           <w:b/>
           <w:bCs/>
         </w:rPr>
-        <w:t xml:space="preserve">La cancelación corta de acá en adelante</w:t>
-      </w:r>
-      <w:r>
-        <w:t xml:space="preserve">: esta pantalla no devuelve cobros ya hechos; para eso
-consultá a la Comisión. Si el débito ya estaba cancelado, la pantalla te tranquiliza ("Ese débito ya está cancelado: Mercado Pago
-no te va a volver a cobrar."); y si Mercado Pago no la acepta, el mensaje es "Mercado Pago no aceptó
-la cancelación. Probá más tarde o consultá en la sede."</w:t>
+        <w:t>La cancelación corta de acá en adelante</w:t>
+      </w:r>
+      <w:r>
+        <w:t xml:space="preserve">: esta pantalla no devuelve cobros ya hechos; para eso consultá a la Comisión. Si el débito ya estaba cancelado, la pantalla te tranquiliza ("Ese débito ya está cancelado: Mercado Pago </w:t>
+      </w:r>
+      <w:r>
+        <w:t>no te va a volver a cobrar."); y si Mercado Pago no la acepta, el mensaje es "Mercado Pago no aceptó la cancelación. Probá más tarde o consultá en la sede."</w:t>
       </w:r>
     </w:p>
     <w:p>
@@ -2517,22 +4502,23 @@
           <w:b/>
           <w:bCs/>
         </w:rPr>
-        <w:t xml:space="preserve">5 operaciones por
-minuto</w:t>
-      </w:r>
-      <w:r>
-        <w:t xml:space="preserve">. Si lo superás vas a leer "Demasiados intentos seguidos. Esperá un minuto y volvé a probar."
-No es un error: esperá un minuto.</w:t>
-      </w:r>
-    </w:p>
-    <w:p>
-      <w:pPr>
-        <w:pStyle w:val="Heading1"/>
+        <w:t>5 operaciones por minuto</w:t>
+      </w:r>
+      <w:r>
+        <w:t>. Si lo superás vas a leer "Demasiados intentos seguidos. Esperá un minuto y volvé a probar." No es un error: esperá un minuto.</w:t>
+      </w:r>
+    </w:p>
+    <w:p>
+      <w:pPr>
+        <w:pStyle w:val="Ttulo1"/>
         <w:pageBreakBefore/>
       </w:pPr>
-      <w:r>
-        <w:t xml:space="preserve">6. Mis datos</w:t>
-      </w:r>
+      <w:bookmarkStart w:id="20" w:name="_Toc240118814"/>
+      <w:r>
+        <w:lastRenderedPageBreak/>
+        <w:t>6. Mis datos</w:t>
+      </w:r>
+      <w:bookmarkEnd w:id="20"/>
     </w:p>
     <w:p>
       <w:pPr>
@@ -2543,37 +4529,42 @@
           <w:b/>
           <w:bCs/>
         </w:rPr>
-        <w:t xml:space="preserve">Mis datos</w:t>
+        <w:t>Mis datos</w:t>
       </w:r>
       <w:r>
         <w:t xml:space="preserve"> (</w:t>
       </w:r>
       <w:r>
         <w:rPr>
-          <w:rFonts w:ascii="Consolas" w:cs="Consolas" w:eastAsia="Consolas" w:hAnsi="Consolas"/>
+          <w:rFonts w:ascii="Consolas" w:eastAsia="Consolas" w:hAnsi="Consolas" w:cs="Consolas"/>
           <w:sz w:val="20"/>
           <w:szCs w:val="20"/>
-          <w:shd w:fill="F1F5F9" w:color="auto" w:val="clear"/>
-        </w:rPr>
-        <w:t xml:space="preserve">/mi/datos</w:t>
-      </w:r>
-      <w:r>
-        <w:t xml:space="preserve">) es tu ficha del padrón. El subtítulo lo resume: "Tu ficha del padrón.
-Podés actualizar tu teléfono, tu domicilio y tu email; el resto lo corrige la vecinal en la sede."</w:t>
+          <w:shd w:val="clear" w:color="auto" w:fill="F1F5F9"/>
+        </w:rPr>
+        <w:t>/mi/datos</w:t>
+      </w:r>
+      <w:r>
+        <w:t xml:space="preserve">) es tu ficha del padrón. El subtítulo lo resume: "Tu ficha del padrón. </w:t>
+      </w:r>
+      <w:r>
+        <w:t>Podés actualizar tu teléfono, tu domicilio y tu email; el resto lo corrige la vecinal en la sede."</w:t>
       </w:r>
     </w:p>
     <w:p>
       <w:pPr>
         <w:keepNext/>
-        <w:spacing w:after="60" w:before="120"/>
+        <w:spacing w:before="120" w:after="60"/>
         <w:jc w:val="center"/>
       </w:pPr>
       <w:r>
+        <w:rPr>
+          <w:noProof/>
+        </w:rPr>
         <w:drawing>
-          <wp:inline distT="0" distB="0" distL="0" distR="0">
+          <wp:inline distT="0" distB="0" distL="0" distR="0" wp14:anchorId="54DF3E8B" wp14:editId="136F3BFB">
             <wp:extent cx="5762625" cy="6438900"/>
-            <wp:effectExtent t="0" r="0" b="0" l="0"/>
-            <wp:docPr id="1" name="" descr="" title=""/>
+            <wp:effectExtent l="0" t="0" r="0" b="0"/>
+            <wp:docPr id="180782453" name="Imagen 180782453"/>
             <wp:cNvGraphicFramePr>
               <a:graphicFrameLocks xmlns:a="http://schemas.openxmlformats.org/drawingml/2006/main" noChangeAspect="1"/>
             </wp:cNvGraphicFramePr>
@@ -2581,13 +4572,13 @@
               <a:graphicData uri="http://schemas.openxmlformats.org/drawingml/2006/picture">
                 <pic:pic xmlns:pic="http://schemas.openxmlformats.org/drawingml/2006/picture">
                   <pic:nvPicPr>
-                    <pic:cNvPr id="0" name="" descr=""/>
+                    <pic:cNvPr id="0" name=""/>
                     <pic:cNvPicPr>
                       <a:picLocks noChangeAspect="1" noChangeArrowheads="1"/>
                     </pic:cNvPicPr>
                   </pic:nvPicPr>
                   <pic:blipFill>
-                    <a:blip r:embed="rId15" cstate="none"/>
+                    <a:blip r:embed="rId13"/>
                     <a:srcRect/>
                     <a:stretch>
                       <a:fillRect/>
@@ -2622,7 +4613,7 @@
           <w:sz w:val="18"/>
           <w:szCs w:val="18"/>
         </w:rPr>
-        <w:t xml:space="preserve">Figura 6 — Mis datos: identidad en sólo lectura, y los tres bloques que sí podés editar.</w:t>
+        <w:t>Figura 6 — Mis datos: identidad en sólo lectura, y los tres bloques que sí podés editar.</w:t>
       </w:r>
     </w:p>
     <w:p>
@@ -2634,7 +4625,7 @@
           <w:b/>
           <w:bCs/>
         </w:rPr>
-        <w:t xml:space="preserve">Lo que no podés cambiar desde acá.</w:t>
+        <w:t>Lo que no podés cambiar desde acá.</w:t>
       </w:r>
       <w:r>
         <w:t xml:space="preserve"> La tarjeta </w:t>
@@ -2644,20 +4635,20 @@
           <w:b/>
           <w:bCs/>
         </w:rPr>
-        <w:t xml:space="preserve">Identidad</w:t>
-      </w:r>
-      <w:r>
-        <w:t xml:space="preserve"> es de sólo lectura: apellido y
-nombre, DNI, fecha de nacimiento, categoría, estado (Vigente o Suspendido) y fecha de ingreso. No es
-un capricho: son los datos del libro de socios, y corregirlos es un acto de la Comisión, no de una
-pantalla. Para cualquiera de ellos, acercate a la sede. La </w:t>
-      </w:r>
-      <w:r>
-        <w:rPr>
-          <w:b/>
-          <w:bCs/>
-        </w:rPr>
-        <w:t xml:space="preserve">categoría</w:t>
+        <w:t>Identidad</w:t>
+      </w:r>
+      <w:r>
+        <w:t xml:space="preserve"> es de sólo lectura: apellido y nombre, DNI, fecha de nacimiento, categoría, estado (Vigente o Suspendido) y fecha de ingreso. No es un capricho: son los datos del libro de socios, y corregirlos es un acto de la Comisión, no de una </w:t>
+      </w:r>
+      <w:r>
+        <w:t xml:space="preserve">pantalla. Para cualquiera de ellos, acercate a la sede. La </w:t>
+      </w:r>
+      <w:r>
+        <w:rPr>
+          <w:b/>
+          <w:bCs/>
+        </w:rPr>
+        <w:t>categoría</w:t>
       </w:r>
       <w:r>
         <w:t xml:space="preserve"> además tiene su propio trámite, en el capítulo 7.</w:t>
@@ -2672,7 +4663,7 @@
           <w:b/>
           <w:bCs/>
         </w:rPr>
-        <w:t xml:space="preserve">Teléfono.</w:t>
+        <w:t>Teléfono.</w:t>
       </w:r>
       <w:r>
         <w:t xml:space="preserve"> Escribilo y tocá </w:t>
@@ -2682,10 +4673,10 @@
           <w:b/>
           <w:bCs/>
         </w:rPr>
-        <w:t xml:space="preserve">Guardar teléfono</w:t>
-      </w:r>
-      <w:r>
-        <w:t xml:space="preserve">. Respuesta: "Teléfono guardado."</w:t>
+        <w:t>Guardar teléfono</w:t>
+      </w:r>
+      <w:r>
+        <w:t>. Respuesta: "Teléfono guardado."</w:t>
       </w:r>
     </w:p>
     <w:p>
@@ -2697,7 +4688,8 @@
           <w:b/>
           <w:bCs/>
         </w:rPr>
-        <w:t xml:space="preserve">Domicilio.</w:t>
+        <w:lastRenderedPageBreak/>
+        <w:t>Domicilio.</w:t>
       </w:r>
       <w:r>
         <w:t xml:space="preserve"> El campo </w:t>
@@ -2707,29 +4699,27 @@
           <w:b/>
           <w:bCs/>
         </w:rPr>
-        <w:t xml:space="preserve">Calle (catálogo)</w:t>
-      </w:r>
-      <w:r>
-        <w:t xml:space="preserve"> autocompleta con las calles del barrio a medida que
-escribís; si tu calle no está, el enlace </w:t>
-      </w:r>
-      <w:r>
-        <w:rPr>
-          <w:b/>
-          <w:bCs/>
-        </w:rPr>
-        <w:t xml:space="preserve">Está en otro barrio</w:t>
-      </w:r>
-      <w:r>
-        <w:t xml:space="preserve"> te deja escribirla como texto libre.
-Después van </w:t>
-      </w:r>
-      <w:r>
-        <w:rPr>
-          <w:b/>
-          <w:bCs/>
-        </w:rPr>
-        <w:t xml:space="preserve">Altura</w:t>
+        <w:t>Calle (catálogo)</w:t>
+      </w:r>
+      <w:r>
+        <w:t xml:space="preserve"> autocompleta con las calles del barrio a medida que escribís; si tu calle no está, el enlace </w:t>
+      </w:r>
+      <w:r>
+        <w:rPr>
+          <w:b/>
+          <w:bCs/>
+        </w:rPr>
+        <w:t>Está en otro barrio</w:t>
+      </w:r>
+      <w:r>
+        <w:t xml:space="preserve"> te deja escribirla como texto libre. Después van </w:t>
+      </w:r>
+      <w:r>
+        <w:rPr>
+          <w:b/>
+          <w:bCs/>
+        </w:rPr>
+        <w:t>Altura</w:t>
       </w:r>
       <w:r>
         <w:t xml:space="preserve"> y </w:t>
@@ -2739,7 +4729,7 @@
           <w:b/>
           <w:bCs/>
         </w:rPr>
-        <w:t xml:space="preserve">Barrio</w:t>
+        <w:t>Barrio</w:t>
       </w:r>
       <w:r>
         <w:t xml:space="preserve">, y el botón </w:t>
@@ -2749,14 +4739,13 @@
           <w:b/>
           <w:bCs/>
         </w:rPr>
-        <w:t xml:space="preserve">Guardar domicilio</w:t>
-      </w:r>
-      <w:r>
-        <w:t xml:space="preserve">. La respuesta es un aviso en
-ámbar: "Domicilio guardado. La Comisión va a constatar el cambio (queda anotado en tu ficha)."
-Mientras esa constatación esté pendiente vas a ver el recordatorio "Tu último cambio de domicilio
-está pendiente de constatación por la Comisión." El domicilio no es un dato menor: es el que define
-si sos vecino del barrio a los efectos del estatuto, y por eso lo constata la Comisión.</w:t>
+        <w:t>Guardar domicilio</w:t>
+      </w:r>
+      <w:r>
+        <w:t xml:space="preserve">. La respuesta es un aviso en </w:t>
+      </w:r>
+      <w:r>
+        <w:t>ámbar: "Domicilio guardado. La Comisión va a constatar el cambio (queda anotado en tu ficha)." Mientras esa constatación esté pendiente vas a ver el recordatorio "Tu último cambio de domicilio está pendiente de constatación por la Comisión." El domicilio no es un dato menor: es el que define si sos vecino del barrio a los efectos del estatuto, y por eso lo constata la Comisión.</w:t>
       </w:r>
     </w:p>
     <w:p>
@@ -2768,30 +4757,30 @@
           <w:b/>
           <w:bCs/>
         </w:rPr>
-        <w:t xml:space="preserve">Email de ingreso.</w:t>
-      </w:r>
-      <w:r>
-        <w:t xml:space="preserve"> La tarjeta muestra tu dirección y su estado (Sin email, Sin verificar,
-Verificado o Rebotado) y, debajo, el campo </w:t>
-      </w:r>
-      <w:r>
-        <w:rPr>
-          <w:b/>
-          <w:bCs/>
-        </w:rPr>
-        <w:t xml:space="preserve">Email nuevo</w:t>
-      </w:r>
-      <w:r>
-        <w:t xml:space="preserve"> con la advertencia "Va a ser tu dirección
-de ingreso al panel. Te mandamos un correo para verificarla." Cambiarlo dispara tres cosas a la vez:
-</w:t>
-      </w:r>
-      <w:r>
-        <w:rPr>
-          <w:b/>
-          <w:bCs/>
-        </w:rPr>
-        <w:t xml:space="preserve">tu dirección de ingreso cambia</w:t>
+        <w:t>Email de ingreso.</w:t>
+      </w:r>
+      <w:r>
+        <w:t xml:space="preserve"> La tarjeta muestra tu dirección y su estado (Sin email, Sin verificar, </w:t>
+      </w:r>
+      <w:r>
+        <w:t xml:space="preserve">Verificado o Rebotado) y, debajo, el campo </w:t>
+      </w:r>
+      <w:r>
+        <w:rPr>
+          <w:b/>
+          <w:bCs/>
+        </w:rPr>
+        <w:t>Email nuevo</w:t>
+      </w:r>
+      <w:r>
+        <w:t xml:space="preserve"> con la advertencia "Va a ser tu dirección de ingreso al panel. Te mandamos un correo para verificarla." Cambiarlo dispara tres cosas a la vez: </w:t>
+      </w:r>
+      <w:r>
+        <w:rPr>
+          <w:b/>
+          <w:bCs/>
+        </w:rPr>
+        <w:t>tu dirección de ingreso cambia</w:t>
       </w:r>
       <w:r>
         <w:t xml:space="preserve"> (de ahí en más entrás con la nueva), </w:t>
@@ -2801,23 +4790,23 @@
           <w:b/>
           <w:bCs/>
         </w:rPr>
-        <w:t xml:space="preserve">te llegan dos correos</w:t>
-      </w:r>
-      <w:r>
-        <w:t xml:space="preserve">
-—uno a la casilla anterior avisando del cambio y otro a la nueva para confirmarla— y </w:t>
-      </w:r>
-      <w:r>
-        <w:rPr>
-          <w:b/>
-          <w:bCs/>
-        </w:rPr>
-        <w:t xml:space="preserve">los enlaces
-viejos dejan de servir</w:t>
-      </w:r>
-      <w:r>
-        <w:t xml:space="preserve">. El mensaje final es "Email guardado. A partir de ahora ingresás con la
-dirección nueva; te mandamos un correo para verificarla."</w:t>
+        <w:t>te llegan dos correos</w:t>
+      </w:r>
+      <w:r>
+        <w:t xml:space="preserve"> —uno a la casilla anterior avisando del cambio y otro a la nueva para confirmarla— y </w:t>
+      </w:r>
+      <w:r>
+        <w:rPr>
+          <w:b/>
+          <w:bCs/>
+        </w:rPr>
+        <w:t>los enlaces viejos dejan de servir</w:t>
+      </w:r>
+      <w:r>
+        <w:t xml:space="preserve">. El mensaje final es "Email guardado. A partir de ahora ingresás con la </w:t>
+      </w:r>
+      <w:r>
+        <w:t>dirección nueva; te mandamos un correo para verificarla."</w:t>
       </w:r>
     </w:p>
     <w:p>
@@ -2825,20 +4814,20 @@
         <w:spacing w:after="120"/>
       </w:pPr>
       <w:r>
-        <w:t xml:space="preserve">Dos rechazos posibles: "Ese ya es tu email actual." y "Ese email ya está en uso en el sistema.
-Escribí otra dirección o consultá en la sede." Y una advertencia que no es un fallo: "El cambio se
-guardó, pero no pudimos mandarte el correo de verificación. Probá más tarde o consultá en la sede."
-El dato quedó bien; lo que falta es el correo.</w:t>
-      </w:r>
-    </w:p>
-    <w:p>
-      <w:pPr>
-        <w:pStyle w:val="Heading1"/>
+        <w:t>Dos rechazos posibles: "Ese ya es tu email actual." y "Ese email ya está en uso en el sistema. Escribí otra dirección o consultá en la sede." Y una advertencia que no es un fallo: "El cambio se guardó, pero no pudimos mandarte el correo de verificación. Probá más tarde o consultá en la sede." El dato quedó bien; lo que falta es el correo.</w:t>
+      </w:r>
+    </w:p>
+    <w:p>
+      <w:pPr>
+        <w:pStyle w:val="Ttulo1"/>
         <w:pageBreakBefore/>
       </w:pPr>
-      <w:r>
-        <w:t xml:space="preserve">7. Solicitudes: trámites y reportes</w:t>
-      </w:r>
+      <w:bookmarkStart w:id="21" w:name="_Toc240118815"/>
+      <w:r>
+        <w:lastRenderedPageBreak/>
+        <w:t>7. Solicitudes: trámites y reportes</w:t>
+      </w:r>
+      <w:bookmarkEnd w:id="21"/>
     </w:p>
     <w:p>
       <w:pPr>
@@ -2849,45 +4838,49 @@
           <w:b/>
           <w:bCs/>
         </w:rPr>
-        <w:t xml:space="preserve">Solicitudes</w:t>
+        <w:t>Solicitudes</w:t>
       </w:r>
       <w:r>
         <w:t xml:space="preserve"> (</w:t>
       </w:r>
       <w:r>
         <w:rPr>
-          <w:rFonts w:ascii="Consolas" w:cs="Consolas" w:eastAsia="Consolas" w:hAnsi="Consolas"/>
+          <w:rFonts w:ascii="Consolas" w:eastAsia="Consolas" w:hAnsi="Consolas" w:cs="Consolas"/>
           <w:sz w:val="20"/>
           <w:szCs w:val="20"/>
-          <w:shd w:fill="F1F5F9" w:color="auto" w:val="clear"/>
-        </w:rPr>
-        <w:t xml:space="preserve">/mi/solicitudes</w:t>
-      </w:r>
-      <w:r>
-        <w:t xml:space="preserve">) junta dos cosas distintas en dos sub-pestañas: "Trámites ante la
-Comisión —baja o cambio de categoría— y reportes del barrio: reclamos e iniciativas."</w:t>
-      </w:r>
-    </w:p>
-    <w:p>
-      <w:pPr>
-        <w:pStyle w:val="Heading2"/>
-      </w:pPr>
-      <w:r>
-        <w:t xml:space="preserve">7.1 Institucional</w:t>
-      </w:r>
+          <w:shd w:val="clear" w:color="auto" w:fill="F1F5F9"/>
+        </w:rPr>
+        <w:t>/mi/solicitudes</w:t>
+      </w:r>
+      <w:r>
+        <w:t>) junta dos cosas distintas en dos sub-pestañas: "Trámites ante la Comisión —baja o cambio de categoría— y reportes del barrio: reclamos e iniciativas."</w:t>
+      </w:r>
+    </w:p>
+    <w:p>
+      <w:pPr>
+        <w:pStyle w:val="Ttulo2"/>
+      </w:pPr>
+      <w:bookmarkStart w:id="22" w:name="_Toc240118816"/>
+      <w:r>
+        <w:t>7.1 Institucional</w:t>
+      </w:r>
+      <w:bookmarkEnd w:id="22"/>
     </w:p>
     <w:p>
       <w:pPr>
         <w:keepNext/>
-        <w:spacing w:after="60" w:before="120"/>
+        <w:spacing w:before="120" w:after="60"/>
         <w:jc w:val="center"/>
       </w:pPr>
       <w:r>
+        <w:rPr>
+          <w:noProof/>
+        </w:rPr>
         <w:drawing>
-          <wp:inline distT="0" distB="0" distL="0" distR="0">
+          <wp:inline distT="0" distB="0" distL="0" distR="0" wp14:anchorId="2D5CCBB9" wp14:editId="5C00533E">
             <wp:extent cx="5762625" cy="3924300"/>
-            <wp:effectExtent t="0" r="0" b="0" l="0"/>
-            <wp:docPr id="1" name="" descr="" title=""/>
+            <wp:effectExtent l="0" t="0" r="0" b="0"/>
+            <wp:docPr id="1134996198" name="Imagen 1134996198"/>
             <wp:cNvGraphicFramePr>
               <a:graphicFrameLocks xmlns:a="http://schemas.openxmlformats.org/drawingml/2006/main" noChangeAspect="1"/>
             </wp:cNvGraphicFramePr>
@@ -2895,13 +4888,13 @@
               <a:graphicData uri="http://schemas.openxmlformats.org/drawingml/2006/picture">
                 <pic:pic xmlns:pic="http://schemas.openxmlformats.org/drawingml/2006/picture">
                   <pic:nvPicPr>
-                    <pic:cNvPr id="0" name="" descr=""/>
+                    <pic:cNvPr id="0" name=""/>
                     <pic:cNvPicPr>
                       <a:picLocks noChangeAspect="1" noChangeArrowheads="1"/>
                     </pic:cNvPicPr>
                   </pic:nvPicPr>
                   <pic:blipFill>
-                    <a:blip r:embed="rId16" cstate="none"/>
+                    <a:blip r:embed="rId14"/>
                     <a:srcRect/>
                     <a:stretch>
                       <a:fillRect/>
@@ -2936,7 +4929,7 @@
           <w:sz w:val="18"/>
           <w:szCs w:val="18"/>
         </w:rPr>
-        <w:t xml:space="preserve">Figura 7 — Institucional: la lista todavía vacía y los dos trámites que podés presentar.</w:t>
+        <w:t>Figura 7 — Institucional: la lista todavía vacía y los dos trámites que podés presentar.</w:t>
       </w:r>
     </w:p>
     <w:p>
@@ -2944,9 +4937,10 @@
         <w:spacing w:after="120"/>
       </w:pPr>
       <w:r>
-        <w:t xml:space="preserve">Arriba está lo que ya presentaste —tus últimas 20 solicitudes, con su tipo, su estado (Pendiente,
-Aceptada, Rechazada, Retirada o Sin efecto), la fecha, el texto formal y la nota de la Comisión—; si
-nunca presentaste nada, como en la captura, dice "Todavía no presentaste ninguna solicitud."</w:t>
+        <w:t xml:space="preserve">Arriba está lo que ya presentaste —tus últimas 20 solicitudes, con su tipo, su estado (Pendiente, Aceptada, Rechazada, Retirada o Sin efecto), la fecha, el texto formal y la nota de la Comisión—; si </w:t>
+      </w:r>
+      <w:r>
+        <w:t>nunca presentaste nada, como en la captura, dice "Todavía no presentaste ninguna solicitud."</w:t>
       </w:r>
     </w:p>
     <w:p>
@@ -2958,7 +4952,7 @@
           <w:b/>
           <w:bCs/>
         </w:rPr>
-        <w:t xml:space="preserve">Baja por renuncia.</w:t>
+        <w:t>Baja por renuncia.</w:t>
       </w:r>
       <w:r>
         <w:t xml:space="preserve"> Motivo opcional (hasta 500 caracteres) y el botón </w:t>
@@ -2968,23 +4962,20 @@
           <w:b/>
           <w:bCs/>
         </w:rPr>
-        <w:t xml:space="preserve">Presentar la baja</w:t>
-      </w:r>
-      <w:r>
-        <w:t xml:space="preserve">. El
-efecto está escrito en la tarjeta: "Presentás tu renuncia a la Asociación. Es efectiva cuando la
-Comisión la acepte con acta; mientras esté pendiente, la podés retirar vos mismo desde acá."
-Renunciar </w:t>
-      </w:r>
-      <w:r>
-        <w:rPr>
-          <w:b/>
-          <w:bCs/>
-        </w:rPr>
-        <w:t xml:space="preserve">no tiene más requisitos</w:t>
-      </w:r>
-      <w:r>
-        <w:t xml:space="preserve">: podés hacerlo aunque debas cuotas.</w:t>
+        <w:t>Presentar la baja</w:t>
+      </w:r>
+      <w:r>
+        <w:t xml:space="preserve">. El efecto está escrito en la tarjeta: "Presentás tu renuncia a la Asociación. Es efectiva cuando la Comisión la acepte con acta; mientras esté pendiente, la podés retirar vos mismo desde acá." Renunciar </w:t>
+      </w:r>
+      <w:r>
+        <w:rPr>
+          <w:b/>
+          <w:bCs/>
+        </w:rPr>
+        <w:t>no tiene más requisitos</w:t>
+      </w:r>
+      <w:r>
+        <w:t>: podés hacerlo aunque debas cuotas.</w:t>
       </w:r>
     </w:p>
     <w:p>
@@ -2996,24 +4987,20 @@
           <w:b/>
           <w:bCs/>
         </w:rPr>
-        <w:t xml:space="preserve">Cambio de categoría.</w:t>
-      </w:r>
-      <w:r>
-        <w:t xml:space="preserve"> Elegís la categoría nueva entre las que ofrece la pantalla (nunca la que ya
-tenés) y tocás </w:t>
-      </w:r>
-      <w:r>
-        <w:rPr>
-          <w:b/>
-          <w:bCs/>
-        </w:rPr>
-        <w:t xml:space="preserve">Pedir el cambio</w:t>
-      </w:r>
-      <w:r>
-        <w:t xml:space="preserve">; el botón está deshabilitado hasta que elijas una. El aviso dice
-"Vas a necesitar estar al día con la cuota y que no haya elecciones en curso (Art. 5° ter). Es
-efectivo cuando la Comisión lo acepte con acta." Esos son también los dos rechazos habituales: tener
-cuotas pendientes, o que haya elecciones en curso.</w:t>
+        <w:t>Cambio de categoría.</w:t>
+      </w:r>
+      <w:r>
+        <w:t xml:space="preserve"> Elegís la categoría nueva entre las que ofrece la pantalla (nunca la que ya tenés) y tocás </w:t>
+      </w:r>
+      <w:r>
+        <w:rPr>
+          <w:b/>
+          <w:bCs/>
+        </w:rPr>
+        <w:t>Pedir el cambio</w:t>
+      </w:r>
+      <w:r>
+        <w:t>; el botón está deshabilitado hasta que elijas una. El aviso dice "Vas a necesitar estar al día con la cuota y que no haya elecciones en curso (Art. 5° ter). Es efectivo cuando la Comisión lo acepte con acta." Esos son también los dos rechazos habituales: tener cuotas pendientes, o que haya elecciones en curso.</w:t>
       </w:r>
     </w:p>
     <w:p>
@@ -3025,22 +5012,20 @@
           <w:b/>
           <w:bCs/>
         </w:rPr>
-        <w:t xml:space="preserve">Una pendiente por tipo.</w:t>
-      </w:r>
-      <w:r>
-        <w:t xml:space="preserve"> No podés tener dos bajas ni dos cambios de categoría pendientes a la vez
-("Ya tenés una solicitud pendiente de este tipo. Podés retirarla desde tu panel."); sí una de cada
-tipo, y mientras esté Pendiente la podés </w:t>
-      </w:r>
-      <w:r>
-        <w:rPr>
-          <w:b/>
-          <w:bCs/>
-        </w:rPr>
-        <w:t xml:space="preserve">retirar</w:t>
-      </w:r>
-      <w:r>
-        <w:t xml:space="preserve">.</w:t>
+        <w:t>Una pendiente por tipo.</w:t>
+      </w:r>
+      <w:r>
+        <w:t xml:space="preserve"> No podés tener dos bajas ni dos cambios de categoría pendientes a la vez ("Ya tenés una solicitud pendiente de este tipo. Podés retirarla desde tu panel."); sí una de cada tipo, y mientras esté Pendiente la podés </w:t>
+      </w:r>
+      <w:r>
+        <w:rPr>
+          <w:b/>
+          <w:bCs/>
+        </w:rPr>
+        <w:t>retirar</w:t>
+      </w:r>
+      <w:r>
+        <w:t>.</w:t>
       </w:r>
     </w:p>
     <w:p>
@@ -3052,7 +5037,8 @@
           <w:b/>
           <w:bCs/>
         </w:rPr>
-        <w:t xml:space="preserve">Qué pasa después.</w:t>
+        <w:lastRenderedPageBreak/>
+        <w:t>Qué pasa después.</w:t>
       </w:r>
       <w:r>
         <w:t xml:space="preserve"> La Comisión resuelve </w:t>
@@ -3062,44 +5048,47 @@
           <w:b/>
           <w:bCs/>
         </w:rPr>
-        <w:t xml:space="preserve">con acta</w:t>
-      </w:r>
-      <w:r>
-        <w:t xml:space="preserve"> y te llega un correo diciendo si tu solicitud
-fue aceptada o rechazada; el estado en tu panel cambia solo. El estado </w:t>
-      </w:r>
-      <w:r>
-        <w:rPr>
-          <w:b/>
-          <w:bCs/>
-        </w:rPr>
-        <w:t xml:space="preserve">Sin efecto</w:t>
-      </w:r>
-      <w:r>
-        <w:t xml:space="preserve"> aparece cuando
-se asienta tu baja y quedaban solicitudes pendientes: no hace falta que hagas nada.</w:t>
-      </w:r>
-    </w:p>
-    <w:p>
-      <w:pPr>
-        <w:pStyle w:val="Heading2"/>
-      </w:pPr>
-      <w:r>
-        <w:t xml:space="preserve">7.2 Reportes</w:t>
-      </w:r>
+        <w:t>con acta</w:t>
+      </w:r>
+      <w:r>
+        <w:t xml:space="preserve"> y te llega un correo diciendo si tu solicitud fue aceptada o rechazada; el estado en tu panel cambia solo. El estado </w:t>
+      </w:r>
+      <w:r>
+        <w:rPr>
+          <w:b/>
+          <w:bCs/>
+        </w:rPr>
+        <w:t>Sin efecto</w:t>
+      </w:r>
+      <w:r>
+        <w:t xml:space="preserve"> aparece cuando se asienta tu baja y quedaban solicitudes pendientes: no hace falta que hagas nada.</w:t>
+      </w:r>
+    </w:p>
+    <w:p>
+      <w:pPr>
+        <w:pStyle w:val="Ttulo2"/>
+      </w:pPr>
+      <w:bookmarkStart w:id="23" w:name="_Toc240118817"/>
+      <w:r>
+        <w:t>7.2 Reportes</w:t>
+      </w:r>
+      <w:bookmarkEnd w:id="23"/>
     </w:p>
     <w:p>
       <w:pPr>
         <w:keepNext/>
-        <w:spacing w:after="60" w:before="120"/>
+        <w:spacing w:before="120" w:after="60"/>
         <w:jc w:val="center"/>
       </w:pPr>
       <w:r>
+        <w:rPr>
+          <w:noProof/>
+        </w:rPr>
         <w:drawing>
-          <wp:inline distT="0" distB="0" distL="0" distR="0">
+          <wp:inline distT="0" distB="0" distL="0" distR="0" wp14:anchorId="138665F7" wp14:editId="2602728C">
             <wp:extent cx="5762625" cy="3600450"/>
-            <wp:effectExtent t="0" r="0" b="0" l="0"/>
-            <wp:docPr id="1" name="" descr="" title=""/>
+            <wp:effectExtent l="0" t="0" r="0" b="0"/>
+            <wp:docPr id="1915795906" name="Imagen 1915795906"/>
             <wp:cNvGraphicFramePr>
               <a:graphicFrameLocks xmlns:a="http://schemas.openxmlformats.org/drawingml/2006/main" noChangeAspect="1"/>
             </wp:cNvGraphicFramePr>
@@ -3107,13 +5096,13 @@
               <a:graphicData uri="http://schemas.openxmlformats.org/drawingml/2006/picture">
                 <pic:pic xmlns:pic="http://schemas.openxmlformats.org/drawingml/2006/picture">
                   <pic:nvPicPr>
-                    <pic:cNvPr id="0" name="" descr=""/>
+                    <pic:cNvPr id="0" name=""/>
                     <pic:cNvPicPr>
                       <a:picLocks noChangeAspect="1" noChangeArrowheads="1"/>
                     </pic:cNvPicPr>
                   </pic:nvPicPr>
                   <pic:blipFill>
-                    <a:blip r:embed="rId17" cstate="none"/>
+                    <a:blip r:embed="rId15"/>
                     <a:srcRect/>
                     <a:stretch>
                       <a:fillRect/>
@@ -3148,7 +5137,7 @@
           <w:sz w:val="18"/>
           <w:szCs w:val="18"/>
         </w:rPr>
-        <w:t xml:space="preserve">Figura 8 — Reportes: los reclamos e iniciativas que mandaste, con su estado.</w:t>
+        <w:t>Figura 8 — Reportes: los reclamos e iniciativas que mandaste, con su estado.</w:t>
       </w:r>
     </w:p>
     <w:p>
@@ -3163,11 +5152,10 @@
           <w:b/>
           <w:bCs/>
         </w:rPr>
-        <w:t xml:space="preserve">N° público</w:t>
-      </w:r>
-      <w:r>
-        <w:t xml:space="preserve"> del reporte —el que tenés que citar si preguntás por él—, el
-tipo, la categoría, la ubicación, la fecha de envío y una pastilla de estado.</w:t>
+        <w:t>N° público</w:t>
+      </w:r>
+      <w:r>
+        <w:t xml:space="preserve"> del reporte —el que tenés que citar si preguntás por él—, el tipo, la categoría, la ubicación, la fecha de envío y una pastilla de estado.</w:t>
       </w:r>
     </w:p>
     <w:p>
@@ -3182,26 +5170,25 @@
           <w:b/>
           <w:bCs/>
         </w:rPr>
-        <w:t xml:space="preserve">+ Nuevo reporte</w:t>
-      </w:r>
-      <w:r>
-        <w:t xml:space="preserve">. Como sos socio el trámite es corto —</w:t>
-      </w:r>
-      <w:r>
-        <w:rPr>
-          <w:b/>
-          <w:bCs/>
-        </w:rPr>
-        <w:t xml:space="preserve">dos pasos</w:t>
-      </w:r>
-      <w:r>
-        <w:t xml:space="preserve">,
-sin captcha y sin subir tu documento—, porque tu ficha ya la tiene la asociación.</w:t>
-      </w:r>
-    </w:p>
-    <w:p>
-      <w:pPr>
-        <w:pStyle w:val="ListParagraph"/>
+        <w:t>+ Nuevo reporte</w:t>
+      </w:r>
+      <w:r>
+        <w:t>. Como sos socio el trámite es corto —</w:t>
+      </w:r>
+      <w:r>
+        <w:rPr>
+          <w:b/>
+          <w:bCs/>
+        </w:rPr>
+        <w:t>dos pasos</w:t>
+      </w:r>
+      <w:r>
+        <w:t>, sin captcha y sin subir tu documento—, porque tu ficha ya la tiene la asociación.</w:t>
+      </w:r>
+    </w:p>
+    <w:p>
+      <w:pPr>
+        <w:pStyle w:val="Prrafodelista"/>
         <w:numPr>
           <w:ilvl w:val="0"/>
           <w:numId w:val="7"/>
@@ -3213,7 +5200,7 @@
           <w:b/>
           <w:bCs/>
         </w:rPr>
-        <w:t xml:space="preserve">Empezar.</w:t>
+        <w:t>Empezar.</w:t>
       </w:r>
       <w:r>
         <w:t xml:space="preserve"> Elegís qué querés reportar: </w:t>
@@ -3223,30 +5210,30 @@
           <w:b/>
           <w:bCs/>
         </w:rPr>
-        <w:t xml:space="preserve">Un reclamo</w:t>
-      </w:r>
-      <w:r>
-        <w:t xml:space="preserve"> ("Un problema en la vía pública: agua,
-cloacas, luz, residuos, calles, árboles, transporte.") o </w:t>
-      </w:r>
-      <w:r>
-        <w:rPr>
-          <w:b/>
-          <w:bCs/>
-        </w:rPr>
-        <w:t xml:space="preserve">Una iniciativa</w:t>
-      </w:r>
-      <w:r>
-        <w:t xml:space="preserve"> ("Una propuesta para
-el barrio, que la Comisión Directiva evalúa (Art. 6 del estatuto)."). Y elegís cómo querés
-figurar: </w:t>
-      </w:r>
-      <w:r>
-        <w:rPr>
-          <w:b/>
-          <w:bCs/>
-        </w:rPr>
-        <w:t xml:space="preserve">Con mi nombre</w:t>
+        <w:t>Un reclamo</w:t>
+      </w:r>
+      <w:r>
+        <w:t xml:space="preserve"> ("Un problema en la vía pública: agua, </w:t>
+      </w:r>
+      <w:r>
+        <w:t xml:space="preserve">cloacas, luz, residuos, calles, árboles, transporte.") o </w:t>
+      </w:r>
+      <w:r>
+        <w:rPr>
+          <w:b/>
+          <w:bCs/>
+        </w:rPr>
+        <w:t>Una iniciativa</w:t>
+      </w:r>
+      <w:r>
+        <w:t xml:space="preserve"> ("Una propuesta para el barrio, que la Comisión Directiva evalúa (Art. 6 del estatuto)."). Y elegís cómo querés figurar: </w:t>
+      </w:r>
+      <w:r>
+        <w:rPr>
+          <w:b/>
+          <w:bCs/>
+        </w:rPr>
+        <w:t>Con mi nombre</w:t>
       </w:r>
       <w:r>
         <w:t xml:space="preserve"> o </w:t>
@@ -3256,27 +5243,25 @@
           <w:b/>
           <w:bCs/>
         </w:rPr>
-        <w:t xml:space="preserve">De forma reservada</w:t>
-      </w:r>
-      <w:r>
-        <w:t xml:space="preserve"> —sin tu nombre ante el organismo, o sin
-publicarlo—. En los dos casos </w:t>
-      </w:r>
-      <w:r>
-        <w:rPr>
-          <w:b/>
-          <w:bCs/>
-        </w:rPr>
-        <w:t xml:space="preserve">la asociación siempre sabe quién reportó</w:t>
-      </w:r>
-      <w:r>
-        <w:t xml:space="preserve">: lo reservado es hacia
-afuera.</w:t>
-      </w:r>
-    </w:p>
-    <w:p>
-      <w:pPr>
-        <w:pStyle w:val="ListParagraph"/>
+        <w:t>De forma reservada</w:t>
+      </w:r>
+      <w:r>
+        <w:t xml:space="preserve"> —sin tu nombre ante el organismo, o sin publicarlo—. En los dos casos </w:t>
+      </w:r>
+      <w:r>
+        <w:rPr>
+          <w:b/>
+          <w:bCs/>
+        </w:rPr>
+        <w:t>la asociación siempre sabe quién reportó</w:t>
+      </w:r>
+      <w:r>
+        <w:t>: lo reservado es hacia afuera.</w:t>
+      </w:r>
+    </w:p>
+    <w:p>
+      <w:pPr>
+        <w:pStyle w:val="Prrafodelista"/>
         <w:numPr>
           <w:ilvl w:val="0"/>
           <w:numId w:val="7"/>
@@ -3288,12 +5273,13 @@
           <w:b/>
           <w:bCs/>
         </w:rPr>
-        <w:t xml:space="preserve">Tu reporte.</w:t>
-      </w:r>
-      <w:r>
-        <w:t xml:space="preserve"> Elegís la categoría y el tipo, describís el problema o la propuesta, marcás dónde
-es (calle, altura y, si querés, un punto en el mapa) y podés adjuntar fotos. La ubicación es
-obligatoria en un reclamo, salvo que elijas la categoría "Otro reporte".</w:t>
+        <w:t>Tu reporte.</w:t>
+      </w:r>
+      <w:r>
+        <w:t xml:space="preserve"> Elegís la categoría y el tipo, describís el problema o la propuesta, marcás dónde </w:t>
+      </w:r>
+      <w:r>
+        <w:t>es (calle, altura y, si querés, un punto en el mapa) y podés adjuntar fotos. La ubicación es obligatoria en un reclamo, salvo que elijas la categoría "Otro reporte".</w:t>
       </w:r>
     </w:p>
     <w:p>
@@ -3305,7 +5291,7 @@
           <w:b/>
           <w:bCs/>
         </w:rPr>
-        <w:t xml:space="preserve">Qué pasa con cada uno.</w:t>
+        <w:t>Qué pasa con cada uno.</w:t>
       </w:r>
       <w:r>
         <w:t xml:space="preserve"> Un </w:t>
@@ -3315,7 +5301,7 @@
           <w:b/>
           <w:bCs/>
         </w:rPr>
-        <w:t xml:space="preserve">reclamo</w:t>
+        <w:t>reclamo</w:t>
       </w:r>
       <w:r>
         <w:t xml:space="preserve"> lo presenta la asociación </w:t>
@@ -3325,43 +5311,43 @@
           <w:b/>
           <w:bCs/>
         </w:rPr>
-        <w:t xml:space="preserve">ante el organismo</w:t>
-      </w:r>
-      <w:r>
-        <w:t xml:space="preserve"> que
-corresponda, y la tarjeta pasa a decir "Presentado ante {organismo} el {fecha}". Una </w:t>
-      </w:r>
-      <w:r>
-        <w:rPr>
-          <w:b/>
-          <w:bCs/>
-        </w:rPr>
-        <w:t xml:space="preserve">iniciativa</w:t>
-      </w:r>
-      <w:r>
-        <w:t xml:space="preserve">
-la </w:t>
-      </w:r>
-      <w:r>
-        <w:rPr>
-          <w:b/>
-          <w:bCs/>
-        </w:rPr>
-        <w:t xml:space="preserve">trata la Comisión Directiva</w:t>
-      </w:r>
-      <w:r>
-        <w:t xml:space="preserve"> y no sale de la asociación: la tarjeta dice "Tratada por la
-Comisión Directiva el {fecha}".</w:t>
-      </w:r>
-    </w:p>
-    <w:p>
-      <w:pPr>
-        <w:pStyle w:val="Heading1"/>
+        <w:t>ante el organismo</w:t>
+      </w:r>
+      <w:r>
+        <w:t xml:space="preserve"> que corresponda, y la tarjeta pasa a decir "Presentado ante {organismo} el {fecha}". Una </w:t>
+      </w:r>
+      <w:r>
+        <w:rPr>
+          <w:b/>
+          <w:bCs/>
+        </w:rPr>
+        <w:t>iniciativa</w:t>
+      </w:r>
+      <w:r>
+        <w:t xml:space="preserve"> la </w:t>
+      </w:r>
+      <w:r>
+        <w:rPr>
+          <w:b/>
+          <w:bCs/>
+        </w:rPr>
+        <w:t>trata la Comisión Directiva</w:t>
+      </w:r>
+      <w:r>
+        <w:t xml:space="preserve"> y no sale de la asociación: la tarjeta dice "Tratada por la Comisión Directiva el {fecha}".</w:t>
+      </w:r>
+    </w:p>
+    <w:p>
+      <w:pPr>
+        <w:pStyle w:val="Ttulo1"/>
         <w:pageBreakBefore/>
       </w:pPr>
-      <w:r>
-        <w:t xml:space="preserve">8. Documentos</w:t>
-      </w:r>
+      <w:bookmarkStart w:id="24" w:name="_Toc240118818"/>
+      <w:r>
+        <w:lastRenderedPageBreak/>
+        <w:t>8. Documentos</w:t>
+      </w:r>
+      <w:bookmarkEnd w:id="24"/>
     </w:p>
     <w:p>
       <w:pPr>
@@ -3372,37 +5358,39 @@
           <w:b/>
           <w:bCs/>
         </w:rPr>
-        <w:t xml:space="preserve">Documentos</w:t>
+        <w:t>Documentos</w:t>
       </w:r>
       <w:r>
         <w:t xml:space="preserve"> (</w:t>
       </w:r>
       <w:r>
         <w:rPr>
-          <w:rFonts w:ascii="Consolas" w:cs="Consolas" w:eastAsia="Consolas" w:hAnsi="Consolas"/>
+          <w:rFonts w:ascii="Consolas" w:eastAsia="Consolas" w:hAnsi="Consolas" w:cs="Consolas"/>
           <w:sz w:val="20"/>
           <w:szCs w:val="20"/>
-          <w:shd w:fill="F1F5F9" w:color="auto" w:val="clear"/>
-        </w:rPr>
-        <w:t xml:space="preserve">/mi/documentos</w:t>
-      </w:r>
-      <w:r>
-        <w:t xml:space="preserve">) es la biblioteca institucional: "El estatuto, las memorias y los
-balances de la asociación."</w:t>
+          <w:shd w:val="clear" w:color="auto" w:fill="F1F5F9"/>
+        </w:rPr>
+        <w:t>/mi/documentos</w:t>
+      </w:r>
+      <w:r>
+        <w:t>) es la biblioteca institucional: "El estatuto, las memorias y los balances de la asociación."</w:t>
       </w:r>
     </w:p>
     <w:p>
       <w:pPr>
         <w:keepNext/>
-        <w:spacing w:after="60" w:before="120"/>
+        <w:spacing w:before="120" w:after="60"/>
         <w:jc w:val="center"/>
       </w:pPr>
       <w:r>
+        <w:rPr>
+          <w:noProof/>
+        </w:rPr>
         <w:drawing>
-          <wp:inline distT="0" distB="0" distL="0" distR="0">
+          <wp:inline distT="0" distB="0" distL="0" distR="0" wp14:anchorId="46F13914" wp14:editId="2F279466">
             <wp:extent cx="5762625" cy="3600450"/>
-            <wp:effectExtent t="0" r="0" b="0" l="0"/>
-            <wp:docPr id="1" name="" descr="" title=""/>
+            <wp:effectExtent l="0" t="0" r="0" b="0"/>
+            <wp:docPr id="1988897152" name="Imagen 1988897152"/>
             <wp:cNvGraphicFramePr>
               <a:graphicFrameLocks xmlns:a="http://schemas.openxmlformats.org/drawingml/2006/main" noChangeAspect="1"/>
             </wp:cNvGraphicFramePr>
@@ -3410,13 +5398,13 @@
               <a:graphicData uri="http://schemas.openxmlformats.org/drawingml/2006/picture">
                 <pic:pic xmlns:pic="http://schemas.openxmlformats.org/drawingml/2006/picture">
                   <pic:nvPicPr>
-                    <pic:cNvPr id="0" name="" descr=""/>
+                    <pic:cNvPr id="0" name=""/>
                     <pic:cNvPicPr>
                       <a:picLocks noChangeAspect="1" noChangeArrowheads="1"/>
                     </pic:cNvPicPr>
                   </pic:nvPicPr>
                   <pic:blipFill>
-                    <a:blip r:embed="rId18" cstate="none"/>
+                    <a:blip r:embed="rId16"/>
                     <a:srcRect/>
                     <a:stretch>
                       <a:fillRect/>
@@ -3451,7 +5439,7 @@
           <w:sz w:val="18"/>
           <w:szCs w:val="18"/>
         </w:rPr>
-        <w:t xml:space="preserve">Figura 9 — Documentos: el estatuto destacado, con el enlace para abrir el PDF.</w:t>
+        <w:t>Figura 9 — Documentos: el estatuto destacado, con el enlace para abrir el PDF.</w:t>
       </w:r>
     </w:p>
     <w:p>
@@ -3466,7 +5454,7 @@
           <w:b/>
           <w:bCs/>
         </w:rPr>
-        <w:t xml:space="preserve">Estatuto social</w:t>
+        <w:t>Estatuto social</w:t>
       </w:r>
       <w:r>
         <w:t xml:space="preserve">— en una tarjeta propia, con </w:t>
@@ -3476,23 +5464,26 @@
           <w:b/>
           <w:bCs/>
         </w:rPr>
-        <w:t xml:space="preserve">Abrir el
-PDF</w:t>
-      </w:r>
-      <w:r>
-        <w:t xml:space="preserve">. Debajo, cuando hay, se arman secciones por tipo: Normas, Memorias, Balances y Otros
-documentos; una sección sin documentos no se muestra. Cada PDF se abre en una pestaña nueva. Si
-todavía no hay nada publicado: "Los documentos van a aparecer acá cuando la Comisión los publique."</w:t>
-      </w:r>
-    </w:p>
-    <w:p>
-      <w:pPr>
-        <w:pStyle w:val="Heading1"/>
+        <w:t>Abrir el PDF</w:t>
+      </w:r>
+      <w:r>
+        <w:t xml:space="preserve">. Debajo, cuando hay, se arman secciones por tipo: Normas, Memorias, Balances y Otros documentos; una sección sin documentos no se muestra. Cada PDF se abre en una pestaña nueva. Si </w:t>
+      </w:r>
+      <w:r>
+        <w:t>todavía no hay nada publicado: "Los documentos van a aparecer acá cuando la Comisión los publique."</w:t>
+      </w:r>
+    </w:p>
+    <w:p>
+      <w:pPr>
+        <w:pStyle w:val="Ttulo1"/>
         <w:pageBreakBefore/>
       </w:pPr>
-      <w:r>
-        <w:t xml:space="preserve">9. Si tu condición de socio está suspendida</w:t>
-      </w:r>
+      <w:bookmarkStart w:id="25" w:name="_Toc240118819"/>
+      <w:r>
+        <w:lastRenderedPageBreak/>
+        <w:t>9. Si tu condición de socio está suspendida</w:t>
+      </w:r>
+      <w:bookmarkEnd w:id="25"/>
     </w:p>
     <w:p>
       <w:pPr>
@@ -3506,24 +5497,22 @@
           <w:b/>
           <w:bCs/>
         </w:rPr>
-        <w:t xml:space="preserve">modo lectura</w:t>
-      </w:r>
-      <w:r>
-        <w:t xml:space="preserve">. Apenas entrás, un
-banner permanente te lo dice, con las fechas si están cargadas:</w:t>
+        <w:t>modo lectura</w:t>
+      </w:r>
+      <w:r>
+        <w:t>. Apenas entrás, un banner permanente te lo dice, con las fechas si están cargadas:</w:t>
       </w:r>
     </w:p>
     <w:p>
       <w:pPr>
         <w:pBdr>
-          <w:left w:val="single" w:color="0079BC" w:sz="18" w:space="8"/>
+          <w:left w:val="single" w:sz="18" w:space="8" w:color="0079BC"/>
         </w:pBdr>
         <w:spacing w:after="120"/>
         <w:ind w:left="360"/>
       </w:pPr>
       <w:r>
-        <w:t xml:space="preserve">Tu condición de socio está suspendida del DD/MM/AAAA al DD/MM/AAAA (Art. 10). Podés consultar tu
-cuenta, tus recibos y pagar tus cuotas; el resto de las acciones está deshabilitado.</w:t>
+        <w:t>Tu condición de socio está suspendida del DD/MM/AAAA al DD/MM/AAAA (Art. 10). Podés consultar tu cuenta, tus recibos y pagar tus cuotas; el resto de las acciones está deshabilitado.</w:t>
       </w:r>
     </w:p>
     <w:p>
@@ -3535,7 +5524,7 @@
           <w:b/>
           <w:bCs/>
         </w:rPr>
-        <w:t xml:space="preserve">Lo que sí podés hacer:</w:t>
+        <w:t>Lo que sí podés hacer:</w:t>
       </w:r>
       <w:r>
         <w:t xml:space="preserve"> ver todas las pantallas del panel; </w:t>
@@ -3545,23 +5534,20 @@
           <w:b/>
           <w:bCs/>
         </w:rPr>
-        <w:t xml:space="preserve">pagar tus cuotas</w:t>
-      </w:r>
-      <w:r>
-        <w:t xml:space="preserve"> con Mercado Pago,
-que es justamente lo que te acerca a la rehabilitación; descargar tus recibos; y </w:t>
-      </w:r>
-      <w:r>
-        <w:rPr>
-          <w:b/>
-          <w:bCs/>
-        </w:rPr>
-        <w:t xml:space="preserve">mandar reclamos e
-iniciativas</w:t>
-      </w:r>
-      <w:r>
-        <w:t xml:space="preserve">, porque un reporte del barrio no es un trámite societario y no está alcanzado por la
-suspensión.</w:t>
+        <w:t>pagar tus cuotas</w:t>
+      </w:r>
+      <w:r>
+        <w:t xml:space="preserve"> con Mercado Pago, que es justamente lo que te acerca a la rehabilitación; descargar tus recibos; y </w:t>
+      </w:r>
+      <w:r>
+        <w:rPr>
+          <w:b/>
+          <w:bCs/>
+        </w:rPr>
+        <w:t>mandar reclamos e iniciativas</w:t>
+      </w:r>
+      <w:r>
+        <w:t>, porque un reporte del barrio no es un trámite societario y no está alcanzado por la suspensión.</w:t>
       </w:r>
     </w:p>
     <w:p>
@@ -3573,32 +5559,36 @@
           <w:b/>
           <w:bCs/>
         </w:rPr>
-        <w:t xml:space="preserve">Lo que no podés hacer:</w:t>
-      </w:r>
-      <w:r>
-        <w:t xml:space="preserve"> adherir el débito automático ("Mientras estés suspendido no podés adherir
-el débito automático desde acá. Comunicate con la vecinal."), cancelarlo ("Mientras estés suspendido
-no podés cancelar el débito desde acá. Comunicate con la vecinal."), editar tu teléfono, tu domicilio
-o tu correo, ni presentar una baja o un cambio de categoría. En esos casos la pantalla muestra los
-datos en sólo lectura, sin los formularios.</w:t>
-      </w:r>
-    </w:p>
-    <w:p>
-      <w:pPr>
-        <w:pStyle w:val="Heading1"/>
+        <w:t>Lo que no podés hacer:</w:t>
+      </w:r>
+      <w:r>
+        <w:t xml:space="preserve"> adherir el débito automático ("Mientras estés suspendido no podés adherir el débito automático desde acá. Comunicate con la vecinal."), cancelarlo ("Mientras estés suspendido </w:t>
+      </w:r>
+      <w:r>
+        <w:t>no podés cancelar el débito desde acá. Comunicate con la vecinal."), editar tu teléfono, tu domicilio o tu correo, ni presentar una baja o un cambio de categoría. En esos casos la pantalla muestra los datos en sólo lectura, sin los formularios.</w:t>
+      </w:r>
+    </w:p>
+    <w:p>
+      <w:pPr>
+        <w:pStyle w:val="Ttulo1"/>
         <w:pageBreakBefore/>
       </w:pPr>
-      <w:r>
-        <w:t xml:space="preserve">10. Correos y preguntas frecuentes</w:t>
-      </w:r>
-    </w:p>
-    <w:p>
-      <w:pPr>
-        <w:pStyle w:val="Heading2"/>
-      </w:pPr>
-      <w:r>
-        <w:t xml:space="preserve">10.1 Los correos que vas a recibir</w:t>
-      </w:r>
+      <w:bookmarkStart w:id="26" w:name="_Toc240118820"/>
+      <w:r>
+        <w:lastRenderedPageBreak/>
+        <w:t>10. Correos y preguntas frecuentes</w:t>
+      </w:r>
+      <w:bookmarkEnd w:id="26"/>
+    </w:p>
+    <w:p>
+      <w:pPr>
+        <w:pStyle w:val="Ttulo2"/>
+      </w:pPr>
+      <w:bookmarkStart w:id="27" w:name="_Toc240118821"/>
+      <w:r>
+        <w:t>10.1 Los correos que vas a recibir</w:t>
+      </w:r>
+      <w:bookmarkEnd w:id="27"/>
     </w:p>
     <w:p>
       <w:pPr>
@@ -3612,236 +5602,240 @@
           <w:b/>
           <w:bCs/>
         </w:rPr>
-        <w:t xml:space="preserve">"— Vecinal Ciudadela"</w:t>
-      </w:r>
-      <w:r>
-        <w:t xml:space="preserve">; acá van sin ese final, para que la tabla
-entre.</w:t>
+        <w:t>"— Vecinal Ciudadela"</w:t>
+      </w:r>
+      <w:r>
+        <w:t>; acá van sin ese final, para que la tabla entre.</w:t>
       </w:r>
     </w:p>
     <w:tbl>
       <w:tblPr>
-        <w:tblW w:type="dxa" w:w="9072"/>
+        <w:tblW w:w="9072" w:type="dxa"/>
         <w:tblBorders>
-          <w:top w:val="single" w:color="auto" w:sz="4"/>
-          <w:left w:val="single" w:color="auto" w:sz="4"/>
-          <w:bottom w:val="single" w:color="auto" w:sz="4"/>
-          <w:right w:val="single" w:color="auto" w:sz="4"/>
-          <w:insideH w:val="single" w:color="auto" w:sz="4"/>
-          <w:insideV w:val="single" w:color="auto" w:sz="4"/>
+          <w:top w:val="single" w:sz="4" w:space="0" w:color="auto"/>
+          <w:left w:val="single" w:sz="4" w:space="0" w:color="auto"/>
+          <w:bottom w:val="single" w:sz="4" w:space="0" w:color="auto"/>
+          <w:right w:val="single" w:sz="4" w:space="0" w:color="auto"/>
+          <w:insideH w:val="single" w:sz="4" w:space="0" w:color="auto"/>
+          <w:insideV w:val="single" w:sz="4" w:space="0" w:color="auto"/>
         </w:tblBorders>
+        <w:tblCellMar>
+          <w:left w:w="10" w:type="dxa"/>
+          <w:right w:w="10" w:type="dxa"/>
+        </w:tblCellMar>
+        <w:tblLook w:val="04A0" w:firstRow="1" w:lastRow="0" w:firstColumn="1" w:lastColumn="0" w:noHBand="0" w:noVBand="1"/>
       </w:tblPr>
       <w:tblGrid>
         <w:gridCol w:w="3919"/>
         <w:gridCol w:w="5153"/>
       </w:tblGrid>
       <w:tr>
+        <w:tblPrEx>
+          <w:tblCellMar>
+            <w:top w:w="0" w:type="dxa"/>
+            <w:bottom w:w="0" w:type="dxa"/>
+          </w:tblCellMar>
+        </w:tblPrEx>
         <w:trPr>
           <w:tblHeader/>
         </w:trPr>
         <w:tc>
           <w:tcPr>
-            <w:tcW w:type="dxa" w:w="3919"/>
-            <w:shd w:fill="DCEBF7" w:color="auto" w:val="clear"/>
+            <w:tcW w:w="3919" w:type="dxa"/>
+            <w:shd w:val="clear" w:color="auto" w:fill="DCEBF7"/>
             <w:tcMar>
-              <w:top w:type="dxa" w:w="60"/>
-              <w:left w:type="dxa" w:w="100"/>
-              <w:bottom w:type="dxa" w:w="60"/>
-              <w:right w:type="dxa" w:w="100"/>
+              <w:top w:w="60" w:type="dxa"/>
+              <w:left w:w="100" w:type="dxa"/>
+              <w:bottom w:w="60" w:type="dxa"/>
+              <w:right w:w="100" w:type="dxa"/>
             </w:tcMar>
           </w:tcPr>
           <w:p>
-            <w:pPr>
-              <w:spacing w:after="0"/>
-            </w:pPr>
             <w:r>
               <w:rPr>
                 <w:b/>
                 <w:bCs/>
               </w:rPr>
-              <w:t xml:space="preserve">Asunto</w:t>
+              <w:t>Asunto</w:t>
             </w:r>
           </w:p>
         </w:tc>
         <w:tc>
           <w:tcPr>
-            <w:tcW w:type="dxa" w:w="5153"/>
-            <w:shd w:fill="DCEBF7" w:color="auto" w:val="clear"/>
+            <w:tcW w:w="5153" w:type="dxa"/>
+            <w:shd w:val="clear" w:color="auto" w:fill="DCEBF7"/>
             <w:tcMar>
-              <w:top w:type="dxa" w:w="60"/>
-              <w:left w:type="dxa" w:w="100"/>
-              <w:bottom w:type="dxa" w:w="60"/>
-              <w:right w:type="dxa" w:w="100"/>
+              <w:top w:w="60" w:type="dxa"/>
+              <w:left w:w="100" w:type="dxa"/>
+              <w:bottom w:w="60" w:type="dxa"/>
+              <w:right w:w="100" w:type="dxa"/>
             </w:tcMar>
           </w:tcPr>
           <w:p>
-            <w:pPr>
-              <w:spacing w:after="0"/>
-            </w:pPr>
             <w:r>
               <w:rPr>
                 <w:b/>
                 <w:bCs/>
               </w:rPr>
-              <w:t xml:space="preserve">Cuándo te llega</w:t>
+              <w:t>Cuándo te llega</w:t>
             </w:r>
           </w:p>
         </w:tc>
       </w:tr>
       <w:tr>
+        <w:tblPrEx>
+          <w:tblCellMar>
+            <w:top w:w="0" w:type="dxa"/>
+            <w:bottom w:w="0" w:type="dxa"/>
+          </w:tblCellMar>
+        </w:tblPrEx>
         <w:tc>
           <w:tcPr>
-            <w:tcW w:type="dxa" w:w="3919"/>
+            <w:tcW w:w="3919" w:type="dxa"/>
             <w:tcMar>
-              <w:top w:type="dxa" w:w="60"/>
-              <w:left w:type="dxa" w:w="100"/>
-              <w:bottom w:type="dxa" w:w="60"/>
-              <w:right w:type="dxa" w:w="100"/>
+              <w:top w:w="60" w:type="dxa"/>
+              <w:left w:w="100" w:type="dxa"/>
+              <w:bottom w:w="60" w:type="dxa"/>
+              <w:right w:w="100" w:type="dxa"/>
             </w:tcMar>
           </w:tcPr>
           <w:p>
-            <w:pPr>
-              <w:spacing w:after="0"/>
-            </w:pPr>
-            <w:r>
-              <w:t xml:space="preserve">Verificá tu email</w:t>
+            <w:r>
+              <w:t>Verificá tu email</w:t>
             </w:r>
           </w:p>
         </w:tc>
         <w:tc>
           <w:tcPr>
-            <w:tcW w:type="dxa" w:w="5153"/>
+            <w:tcW w:w="5153" w:type="dxa"/>
             <w:tcMar>
-              <w:top w:type="dxa" w:w="60"/>
-              <w:left w:type="dxa" w:w="100"/>
-              <w:bottom w:type="dxa" w:w="60"/>
-              <w:right w:type="dxa" w:w="100"/>
+              <w:top w:w="60" w:type="dxa"/>
+              <w:left w:w="100" w:type="dxa"/>
+              <w:bottom w:w="60" w:type="dxa"/>
+              <w:right w:w="100" w:type="dxa"/>
             </w:tcMar>
           </w:tcPr>
           <w:p>
-            <w:pPr>
-              <w:spacing w:after="0"/>
-            </w:pPr>
-            <w:r>
-              <w:t xml:space="preserve">La vecinal manda la verificación de tu dirección desde tu ficha</w:t>
+            <w:r>
+              <w:t>La vecinal manda la verificación de tu dirección desde tu ficha</w:t>
             </w:r>
           </w:p>
         </w:tc>
       </w:tr>
       <w:tr>
+        <w:tblPrEx>
+          <w:tblCellMar>
+            <w:top w:w="0" w:type="dxa"/>
+            <w:bottom w:w="0" w:type="dxa"/>
+          </w:tblCellMar>
+        </w:tblPrEx>
         <w:tc>
           <w:tcPr>
-            <w:tcW w:type="dxa" w:w="3919"/>
+            <w:tcW w:w="3919" w:type="dxa"/>
             <w:tcMar>
-              <w:top w:type="dxa" w:w="60"/>
-              <w:left w:type="dxa" w:w="100"/>
-              <w:bottom w:type="dxa" w:w="60"/>
-              <w:right w:type="dxa" w:w="100"/>
+              <w:top w:w="60" w:type="dxa"/>
+              <w:left w:w="100" w:type="dxa"/>
+              <w:bottom w:w="60" w:type="dxa"/>
+              <w:right w:w="100" w:type="dxa"/>
             </w:tcMar>
           </w:tcPr>
           <w:p>
-            <w:pPr>
-              <w:spacing w:after="0"/>
-            </w:pPr>
-            <w:r>
-              <w:t xml:space="preserve">Creá tu contraseña</w:t>
+            <w:r>
+              <w:t>Creá tu contraseña</w:t>
             </w:r>
           </w:p>
         </w:tc>
         <w:tc>
           <w:tcPr>
-            <w:tcW w:type="dxa" w:w="5153"/>
+            <w:tcW w:w="5153" w:type="dxa"/>
             <w:tcMar>
-              <w:top w:type="dxa" w:w="60"/>
-              <w:left w:type="dxa" w:w="100"/>
-              <w:bottom w:type="dxa" w:w="60"/>
-              <w:right w:type="dxa" w:w="100"/>
+              <w:top w:w="60" w:type="dxa"/>
+              <w:left w:w="100" w:type="dxa"/>
+              <w:bottom w:w="60" w:type="dxa"/>
+              <w:right w:w="100" w:type="dxa"/>
             </w:tcMar>
           </w:tcPr>
           <w:p>
-            <w:pPr>
-              <w:spacing w:after="0"/>
-            </w:pPr>
-            <w:r>
-              <w:t xml:space="preserve">Te invitan a crear tu cuenta, o después de que confirmaste tu dirección</w:t>
+            <w:r>
+              <w:t>Te invitan a crear tu cuenta, o después de que confirmaste tu dirección</w:t>
             </w:r>
           </w:p>
         </w:tc>
       </w:tr>
       <w:tr>
+        <w:tblPrEx>
+          <w:tblCellMar>
+            <w:top w:w="0" w:type="dxa"/>
+            <w:bottom w:w="0" w:type="dxa"/>
+          </w:tblCellMar>
+        </w:tblPrEx>
         <w:tc>
           <w:tcPr>
-            <w:tcW w:type="dxa" w:w="3919"/>
+            <w:tcW w:w="3919" w:type="dxa"/>
             <w:tcMar>
-              <w:top w:type="dxa" w:w="60"/>
-              <w:left w:type="dxa" w:w="100"/>
-              <w:bottom w:type="dxa" w:w="60"/>
-              <w:right w:type="dxa" w:w="100"/>
+              <w:top w:w="60" w:type="dxa"/>
+              <w:left w:w="100" w:type="dxa"/>
+              <w:bottom w:w="60" w:type="dxa"/>
+              <w:right w:w="100" w:type="dxa"/>
             </w:tcMar>
           </w:tcPr>
           <w:p>
-            <w:pPr>
-              <w:spacing w:after="0"/>
-            </w:pPr>
-            <w:r>
-              <w:t xml:space="preserve">Restablecé tu contraseña</w:t>
+            <w:r>
+              <w:t>Restablecé tu contraseña</w:t>
             </w:r>
           </w:p>
         </w:tc>
         <w:tc>
           <w:tcPr>
-            <w:tcW w:type="dxa" w:w="5153"/>
+            <w:tcW w:w="5153" w:type="dxa"/>
             <w:tcMar>
-              <w:top w:type="dxa" w:w="60"/>
-              <w:left w:type="dxa" w:w="100"/>
-              <w:bottom w:type="dxa" w:w="60"/>
-              <w:right w:type="dxa" w:w="100"/>
+              <w:top w:w="60" w:type="dxa"/>
+              <w:left w:w="100" w:type="dxa"/>
+              <w:bottom w:w="60" w:type="dxa"/>
+              <w:right w:w="100" w:type="dxa"/>
             </w:tcMar>
           </w:tcPr>
           <w:p>
-            <w:pPr>
-              <w:spacing w:after="0"/>
-            </w:pPr>
-            <w:r>
-              <w:t xml:space="preserve">Pediste un recupero desde la pantalla de ingreso</w:t>
+            <w:r>
+              <w:t>Pediste un recupero desde la pantalla de ingreso</w:t>
             </w:r>
           </w:p>
         </w:tc>
       </w:tr>
       <w:tr>
+        <w:tblPrEx>
+          <w:tblCellMar>
+            <w:top w:w="0" w:type="dxa"/>
+            <w:bottom w:w="0" w:type="dxa"/>
+          </w:tblCellMar>
+        </w:tblPrEx>
         <w:tc>
           <w:tcPr>
-            <w:tcW w:type="dxa" w:w="3919"/>
+            <w:tcW w:w="3919" w:type="dxa"/>
             <w:tcMar>
-              <w:top w:type="dxa" w:w="60"/>
-              <w:left w:type="dxa" w:w="100"/>
-              <w:bottom w:type="dxa" w:w="60"/>
-              <w:right w:type="dxa" w:w="100"/>
+              <w:top w:w="60" w:type="dxa"/>
+              <w:left w:w="100" w:type="dxa"/>
+              <w:bottom w:w="60" w:type="dxa"/>
+              <w:right w:w="100" w:type="dxa"/>
             </w:tcMar>
           </w:tcPr>
           <w:p>
-            <w:pPr>
-              <w:spacing w:after="0"/>
-            </w:pPr>
-            <w:r>
-              <w:t xml:space="preserve">Cambió la dirección de acceso de tu cuenta</w:t>
+            <w:r>
+              <w:t>Cambió la dirección de acceso de tu cuenta</w:t>
             </w:r>
           </w:p>
         </w:tc>
         <w:tc>
           <w:tcPr>
-            <w:tcW w:type="dxa" w:w="5153"/>
+            <w:tcW w:w="5153" w:type="dxa"/>
             <w:tcMar>
-              <w:top w:type="dxa" w:w="60"/>
-              <w:left w:type="dxa" w:w="100"/>
-              <w:bottom w:type="dxa" w:w="60"/>
-              <w:right w:type="dxa" w:w="100"/>
+              <w:top w:w="60" w:type="dxa"/>
+              <w:left w:w="100" w:type="dxa"/>
+              <w:bottom w:w="60" w:type="dxa"/>
+              <w:right w:w="100" w:type="dxa"/>
             </w:tcMar>
           </w:tcPr>
           <w:p>
-            <w:pPr>
-              <w:spacing w:after="0"/>
-            </w:pPr>
             <w:r>
               <w:t xml:space="preserve">A tu casilla </w:t>
             </w:r>
@@ -3850,48 +5844,48 @@
                 <w:b/>
                 <w:bCs/>
               </w:rPr>
-              <w:t xml:space="preserve">anterior</w:t>
-            </w:r>
-            <w:r>
-              <w:t xml:space="preserve">, cuando cambiás el correo de ingreso</w:t>
+              <w:t>anterior</w:t>
+            </w:r>
+            <w:r>
+              <w:t>, cuando cambiás el correo de ingreso</w:t>
             </w:r>
           </w:p>
         </w:tc>
       </w:tr>
       <w:tr>
+        <w:tblPrEx>
+          <w:tblCellMar>
+            <w:top w:w="0" w:type="dxa"/>
+            <w:bottom w:w="0" w:type="dxa"/>
+          </w:tblCellMar>
+        </w:tblPrEx>
         <w:tc>
           <w:tcPr>
-            <w:tcW w:type="dxa" w:w="3919"/>
+            <w:tcW w:w="3919" w:type="dxa"/>
             <w:tcMar>
-              <w:top w:type="dxa" w:w="60"/>
-              <w:left w:type="dxa" w:w="100"/>
-              <w:bottom w:type="dxa" w:w="60"/>
-              <w:right w:type="dxa" w:w="100"/>
+              <w:top w:w="60" w:type="dxa"/>
+              <w:left w:w="100" w:type="dxa"/>
+              <w:bottom w:w="60" w:type="dxa"/>
+              <w:right w:w="100" w:type="dxa"/>
             </w:tcMar>
           </w:tcPr>
           <w:p>
-            <w:pPr>
-              <w:spacing w:after="0"/>
-            </w:pPr>
-            <w:r>
-              <w:t xml:space="preserve">Confirmá tu nueva dirección de acceso</w:t>
+            <w:r>
+              <w:t>Confirmá tu nueva dirección de acceso</w:t>
             </w:r>
           </w:p>
         </w:tc>
         <w:tc>
           <w:tcPr>
-            <w:tcW w:type="dxa" w:w="5153"/>
+            <w:tcW w:w="5153" w:type="dxa"/>
             <w:tcMar>
-              <w:top w:type="dxa" w:w="60"/>
-              <w:left w:type="dxa" w:w="100"/>
-              <w:bottom w:type="dxa" w:w="60"/>
-              <w:right w:type="dxa" w:w="100"/>
+              <w:top w:w="60" w:type="dxa"/>
+              <w:left w:w="100" w:type="dxa"/>
+              <w:bottom w:w="60" w:type="dxa"/>
+              <w:right w:w="100" w:type="dxa"/>
             </w:tcMar>
           </w:tcPr>
           <w:p>
-            <w:pPr>
-              <w:spacing w:after="0"/>
-            </w:pPr>
             <w:r>
               <w:t xml:space="preserve">A tu casilla </w:t>
             </w:r>
@@ -3900,260 +5894,256 @@
                 <w:b/>
                 <w:bCs/>
               </w:rPr>
-              <w:t xml:space="preserve">nueva</w:t>
-            </w:r>
-            <w:r>
-              <w:t xml:space="preserve">, por el mismo cambio</w:t>
+              <w:t>nueva</w:t>
+            </w:r>
+            <w:r>
+              <w:t>, por el mismo cambio</w:t>
             </w:r>
           </w:p>
         </w:tc>
       </w:tr>
       <w:tr>
+        <w:tblPrEx>
+          <w:tblCellMar>
+            <w:top w:w="0" w:type="dxa"/>
+            <w:bottom w:w="0" w:type="dxa"/>
+          </w:tblCellMar>
+        </w:tblPrEx>
         <w:tc>
           <w:tcPr>
-            <w:tcW w:type="dxa" w:w="3919"/>
+            <w:tcW w:w="3919" w:type="dxa"/>
             <w:tcMar>
-              <w:top w:type="dxa" w:w="60"/>
-              <w:left w:type="dxa" w:w="100"/>
-              <w:bottom w:type="dxa" w:w="60"/>
-              <w:right w:type="dxa" w:w="100"/>
+              <w:top w:w="60" w:type="dxa"/>
+              <w:left w:w="100" w:type="dxa"/>
+              <w:bottom w:w="60" w:type="dxa"/>
+              <w:right w:w="100" w:type="dxa"/>
             </w:tcMar>
           </w:tcPr>
           <w:p>
-            <w:pPr>
-              <w:spacing w:after="0"/>
-            </w:pPr>
-            <w:r>
-              <w:t xml:space="preserve">Recibo {N}</w:t>
+            <w:r>
+              <w:t>Recibo {N}</w:t>
             </w:r>
           </w:p>
         </w:tc>
         <w:tc>
           <w:tcPr>
-            <w:tcW w:type="dxa" w:w="5153"/>
+            <w:tcW w:w="5153" w:type="dxa"/>
             <w:tcMar>
-              <w:top w:type="dxa" w:w="60"/>
-              <w:left w:type="dxa" w:w="100"/>
-              <w:bottom w:type="dxa" w:w="60"/>
-              <w:right w:type="dxa" w:w="100"/>
+              <w:top w:w="60" w:type="dxa"/>
+              <w:left w:w="100" w:type="dxa"/>
+              <w:bottom w:w="60" w:type="dxa"/>
+              <w:right w:w="100" w:type="dxa"/>
             </w:tcMar>
           </w:tcPr>
           <w:p>
-            <w:pPr>
-              <w:spacing w:after="0"/>
-            </w:pPr>
-            <w:r>
-              <w:t xml:space="preserve">Cada pago aplicado, con el PDF adjunto</w:t>
+            <w:r>
+              <w:t>Cada pago aplicado, con el PDF adjunto</w:t>
             </w:r>
           </w:p>
         </w:tc>
       </w:tr>
       <w:tr>
+        <w:tblPrEx>
+          <w:tblCellMar>
+            <w:top w:w="0" w:type="dxa"/>
+            <w:bottom w:w="0" w:type="dxa"/>
+          </w:tblCellMar>
+        </w:tblPrEx>
         <w:tc>
           <w:tcPr>
-            <w:tcW w:type="dxa" w:w="3919"/>
+            <w:tcW w:w="3919" w:type="dxa"/>
             <w:tcMar>
-              <w:top w:type="dxa" w:w="60"/>
-              <w:left w:type="dxa" w:w="100"/>
-              <w:bottom w:type="dxa" w:w="60"/>
-              <w:right w:type="dxa" w:w="100"/>
+              <w:top w:w="60" w:type="dxa"/>
+              <w:left w:w="100" w:type="dxa"/>
+              <w:bottom w:w="60" w:type="dxa"/>
+              <w:right w:w="100" w:type="dxa"/>
             </w:tcMar>
           </w:tcPr>
           <w:p>
-            <w:pPr>
-              <w:spacing w:after="0"/>
-            </w:pPr>
-            <w:r>
-              <w:t xml:space="preserve">Tu link para pagar la cuota</w:t>
+            <w:r>
+              <w:t>Tu link para pagar la cuota</w:t>
             </w:r>
           </w:p>
         </w:tc>
         <w:tc>
           <w:tcPr>
-            <w:tcW w:type="dxa" w:w="5153"/>
+            <w:tcW w:w="5153" w:type="dxa"/>
             <w:tcMar>
-              <w:top w:type="dxa" w:w="60"/>
-              <w:left w:type="dxa" w:w="100"/>
-              <w:bottom w:type="dxa" w:w="60"/>
-              <w:right w:type="dxa" w:w="100"/>
+              <w:top w:w="60" w:type="dxa"/>
+              <w:left w:w="100" w:type="dxa"/>
+              <w:bottom w:w="60" w:type="dxa"/>
+              <w:right w:w="100" w:type="dxa"/>
             </w:tcMar>
           </w:tcPr>
           <w:p>
-            <w:pPr>
-              <w:spacing w:after="0"/>
-            </w:pPr>
-            <w:r>
-              <w:t xml:space="preserve">La vecinal te genera un enlace de pago desde la sede</w:t>
+            <w:r>
+              <w:t>La vecinal te genera un enlace de pago desde la sede</w:t>
             </w:r>
           </w:p>
         </w:tc>
       </w:tr>
       <w:tr>
+        <w:tblPrEx>
+          <w:tblCellMar>
+            <w:top w:w="0" w:type="dxa"/>
+            <w:bottom w:w="0" w:type="dxa"/>
+          </w:tblCellMar>
+        </w:tblPrEx>
         <w:tc>
           <w:tcPr>
-            <w:tcW w:type="dxa" w:w="3919"/>
+            <w:tcW w:w="3919" w:type="dxa"/>
             <w:tcMar>
-              <w:top w:type="dxa" w:w="60"/>
-              <w:left w:type="dxa" w:w="100"/>
-              <w:bottom w:type="dxa" w:w="60"/>
-              <w:right w:type="dxa" w:w="100"/>
+              <w:top w:w="60" w:type="dxa"/>
+              <w:left w:w="100" w:type="dxa"/>
+              <w:bottom w:w="60" w:type="dxa"/>
+              <w:right w:w="100" w:type="dxa"/>
             </w:tcMar>
           </w:tcPr>
           <w:p>
-            <w:pPr>
-              <w:spacing w:after="0"/>
-            </w:pPr>
-            <w:r>
-              <w:t xml:space="preserve">No pudimos cobrar tu cuota</w:t>
+            <w:r>
+              <w:t>No pudimos cobrar tu cuota</w:t>
             </w:r>
           </w:p>
         </w:tc>
         <w:tc>
           <w:tcPr>
-            <w:tcW w:type="dxa" w:w="5153"/>
+            <w:tcW w:w="5153" w:type="dxa"/>
             <w:tcMar>
-              <w:top w:type="dxa" w:w="60"/>
-              <w:left w:type="dxa" w:w="100"/>
-              <w:bottom w:type="dxa" w:w="60"/>
-              <w:right w:type="dxa" w:w="100"/>
+              <w:top w:w="60" w:type="dxa"/>
+              <w:left w:w="100" w:type="dxa"/>
+              <w:bottom w:w="60" w:type="dxa"/>
+              <w:right w:w="100" w:type="dxa"/>
             </w:tcMar>
           </w:tcPr>
           <w:p>
-            <w:pPr>
-              <w:spacing w:after="0"/>
-            </w:pPr>
-            <w:r>
-              <w:t xml:space="preserve">Mercado Pago intentó cobrar y no pudo</w:t>
+            <w:r>
+              <w:t>Mercado Pago intentó cobrar y no pudo</w:t>
             </w:r>
           </w:p>
         </w:tc>
       </w:tr>
       <w:tr>
+        <w:tblPrEx>
+          <w:tblCellMar>
+            <w:top w:w="0" w:type="dxa"/>
+            <w:bottom w:w="0" w:type="dxa"/>
+          </w:tblCellMar>
+        </w:tblPrEx>
         <w:tc>
           <w:tcPr>
-            <w:tcW w:type="dxa" w:w="3919"/>
+            <w:tcW w:w="3919" w:type="dxa"/>
             <w:tcMar>
-              <w:top w:type="dxa" w:w="60"/>
-              <w:left w:type="dxa" w:w="100"/>
-              <w:bottom w:type="dxa" w:w="60"/>
-              <w:right w:type="dxa" w:w="100"/>
+              <w:top w:w="60" w:type="dxa"/>
+              <w:left w:w="100" w:type="dxa"/>
+              <w:bottom w:w="60" w:type="dxa"/>
+              <w:right w:w="100" w:type="dxa"/>
             </w:tcMar>
           </w:tcPr>
           <w:p>
-            <w:pPr>
-              <w:spacing w:after="0"/>
-            </w:pPr>
-            <w:r>
-              <w:t xml:space="preserve">Tu cuota de {mes} vence mañana / venció y quedó impaga</w:t>
+            <w:r>
+              <w:t>Tu cuota de {mes} vence mañana / venció y quedó impaga</w:t>
             </w:r>
           </w:p>
         </w:tc>
         <w:tc>
           <w:tcPr>
-            <w:tcW w:type="dxa" w:w="5153"/>
+            <w:tcW w:w="5153" w:type="dxa"/>
             <w:tcMar>
-              <w:top w:type="dxa" w:w="60"/>
-              <w:left w:type="dxa" w:w="100"/>
-              <w:bottom w:type="dxa" w:w="60"/>
-              <w:right w:type="dxa" w:w="100"/>
+              <w:top w:w="60" w:type="dxa"/>
+              <w:left w:w="100" w:type="dxa"/>
+              <w:bottom w:w="60" w:type="dxa"/>
+              <w:right w:w="100" w:type="dxa"/>
             </w:tcMar>
           </w:tcPr>
           <w:p>
-            <w:pPr>
-              <w:spacing w:after="0"/>
-            </w:pPr>
-            <w:r>
-              <w:t xml:space="preserve">Recordatorio mensual de la cuota</w:t>
+            <w:r>
+              <w:t>Recordatorio mensual de la cuota</w:t>
             </w:r>
           </w:p>
         </w:tc>
       </w:tr>
       <w:tr>
+        <w:tblPrEx>
+          <w:tblCellMar>
+            <w:top w:w="0" w:type="dxa"/>
+            <w:bottom w:w="0" w:type="dxa"/>
+          </w:tblCellMar>
+        </w:tblPrEx>
         <w:tc>
           <w:tcPr>
-            <w:tcW w:type="dxa" w:w="3919"/>
+            <w:tcW w:w="3919" w:type="dxa"/>
             <w:tcMar>
-              <w:top w:type="dxa" w:w="60"/>
-              <w:left w:type="dxa" w:w="100"/>
-              <w:bottom w:type="dxa" w:w="60"/>
-              <w:right w:type="dxa" w:w="100"/>
+              <w:top w:w="60" w:type="dxa"/>
+              <w:left w:w="100" w:type="dxa"/>
+              <w:bottom w:w="60" w:type="dxa"/>
+              <w:right w:w="100" w:type="dxa"/>
             </w:tcMar>
           </w:tcPr>
           <w:p>
-            <w:pPr>
-              <w:spacing w:after="0"/>
-            </w:pPr>
-            <w:r>
-              <w:t xml:space="preserve">Tu solicitud de … fue aceptada / fue rechazada</w:t>
+            <w:r>
+              <w:t>Tu solicitud de … fue aceptada / fue rechazada</w:t>
             </w:r>
           </w:p>
         </w:tc>
         <w:tc>
           <w:tcPr>
-            <w:tcW w:type="dxa" w:w="5153"/>
+            <w:tcW w:w="5153" w:type="dxa"/>
             <w:tcMar>
-              <w:top w:type="dxa" w:w="60"/>
-              <w:left w:type="dxa" w:w="100"/>
-              <w:bottom w:type="dxa" w:w="60"/>
-              <w:right w:type="dxa" w:w="100"/>
+              <w:top w:w="60" w:type="dxa"/>
+              <w:left w:w="100" w:type="dxa"/>
+              <w:bottom w:w="60" w:type="dxa"/>
+              <w:right w:w="100" w:type="dxa"/>
             </w:tcMar>
           </w:tcPr>
           <w:p>
-            <w:pPr>
-              <w:spacing w:after="0"/>
-            </w:pPr>
-            <w:r>
-              <w:t xml:space="preserve">La Comisión resolvió tu baja o tu cambio de categoría</w:t>
+            <w:r>
+              <w:t>La Comisión resolvió tu baja o tu cambio de categoría</w:t>
             </w:r>
           </w:p>
         </w:tc>
       </w:tr>
       <w:tr>
+        <w:tblPrEx>
+          <w:tblCellMar>
+            <w:top w:w="0" w:type="dxa"/>
+            <w:bottom w:w="0" w:type="dxa"/>
+          </w:tblCellMar>
+        </w:tblPrEx>
         <w:tc>
           <w:tcPr>
-            <w:tcW w:type="dxa" w:w="3919"/>
+            <w:tcW w:w="3919" w:type="dxa"/>
             <w:tcMar>
-              <w:top w:type="dxa" w:w="60"/>
-              <w:left w:type="dxa" w:w="100"/>
-              <w:bottom w:type="dxa" w:w="60"/>
-              <w:right w:type="dxa" w:w="100"/>
+              <w:top w:w="60" w:type="dxa"/>
+              <w:left w:w="100" w:type="dxa"/>
+              <w:bottom w:w="60" w:type="dxa"/>
+              <w:right w:w="100" w:type="dxa"/>
             </w:tcMar>
           </w:tcPr>
           <w:p>
-            <w:pPr>
-              <w:spacing w:after="0"/>
-            </w:pPr>
-            <w:r>
-              <w:t xml:space="preserve">Correos del re-empadronamiento y de tus reportes</w:t>
+            <w:r>
+              <w:t>Correos del re-empadronamiento y de tus reportes</w:t>
             </w:r>
           </w:p>
         </w:tc>
         <w:tc>
           <w:tcPr>
-            <w:tcW w:type="dxa" w:w="5153"/>
+            <w:tcW w:w="5153" w:type="dxa"/>
             <w:tcMar>
-              <w:top w:type="dxa" w:w="60"/>
-              <w:left w:type="dxa" w:w="100"/>
-              <w:bottom w:type="dxa" w:w="60"/>
-              <w:right w:type="dxa" w:w="100"/>
+              <w:top w:w="60" w:type="dxa"/>
+              <w:left w:w="100" w:type="dxa"/>
+              <w:bottom w:w="60" w:type="dxa"/>
+              <w:right w:w="100" w:type="dxa"/>
             </w:tcMar>
           </w:tcPr>
           <w:p>
-            <w:pPr>
-              <w:spacing w:after="0"/>
-            </w:pPr>
-            <w:r>
-              <w:t xml:space="preserve">Cuando hay novedades de esos trámites</w:t>
+            <w:r>
+              <w:t>Cuando hay novedades de esos trámites</w:t>
             </w:r>
           </w:p>
         </w:tc>
       </w:tr>
     </w:tbl>
-    <w:p>
-      <w:pPr>
-        <w:spacing w:after="0" w:before="0"/>
-      </w:pPr>
-    </w:p>
+    <w:p/>
     <w:p>
       <w:pPr>
         <w:spacing w:after="120"/>
@@ -4166,31 +6156,34 @@
           <w:b/>
           <w:bCs/>
         </w:rPr>
-        <w:t xml:space="preserve">rebota</w:t>
-      </w:r>
-      <w:r>
-        <w:t xml:space="preserve"> los correos, el sistema deja de mandarte y hay que
-corregir la dirección desde Mis datos o en la sede. Y </w:t>
-      </w:r>
-      <w:r>
-        <w:rPr>
-          <w:b/>
-          <w:bCs/>
-        </w:rPr>
-        <w:t xml:space="preserve">el panel no tiene una pantalla donde ver los
-correos que te mandaron</w:t>
-      </w:r>
-      <w:r>
-        <w:t xml:space="preserve">: lo que llegó está en tu casilla.</w:t>
-      </w:r>
-    </w:p>
-    <w:p>
-      <w:pPr>
-        <w:pStyle w:val="Heading2"/>
-      </w:pPr>
-      <w:r>
-        <w:t xml:space="preserve">10.2 Preguntas frecuentes</w:t>
-      </w:r>
+        <w:t>rebota</w:t>
+      </w:r>
+      <w:r>
+        <w:t xml:space="preserve"> los correos, el sistema deja de mandarte y hay que </w:t>
+      </w:r>
+      <w:r>
+        <w:t xml:space="preserve">corregir la dirección desde Mis datos o en la sede. Y </w:t>
+      </w:r>
+      <w:r>
+        <w:rPr>
+          <w:b/>
+          <w:bCs/>
+        </w:rPr>
+        <w:t>el panel no tiene una pantalla donde ver los correos que te mandaron</w:t>
+      </w:r>
+      <w:r>
+        <w:t>: lo que llegó está en tu casilla.</w:t>
+      </w:r>
+    </w:p>
+    <w:p>
+      <w:pPr>
+        <w:pStyle w:val="Ttulo2"/>
+      </w:pPr>
+      <w:bookmarkStart w:id="28" w:name="_Toc240118822"/>
+      <w:r>
+        <w:t>10.2 Preguntas frecuentes</w:t>
+      </w:r>
+      <w:bookmarkEnd w:id="28"/>
     </w:p>
     <w:p>
       <w:pPr>
@@ -4201,23 +6194,20 @@
           <w:b/>
           <w:bCs/>
         </w:rPr>
-        <w:t xml:space="preserve">Pagué y no figura en mi cuenta.</w:t>
-      </w:r>
-      <w:r>
-        <w:t xml:space="preserve"> Esperá un rato y volvé a entrar: el aviso de Mercado Pago puede
-demorar, y si elegiste efectivo o transferencia la acreditación tarda hasta dos días hábiles. Si al
-día siguiente sigue sin figurar, consultá en la sede con el comprobante. </w:t>
-      </w:r>
-      <w:r>
-        <w:rPr>
-          <w:b/>
-          <w:bCs/>
-        </w:rPr>
-        <w:t xml:space="preserve">No vuelvas a pagar</w:t>
-      </w:r>
-      <w:r>
-        <w:t xml:space="preserve"> sin
-consultar.</w:t>
+        <w:t>Pagué y no figura en mi cuenta.</w:t>
+      </w:r>
+      <w:r>
+        <w:t xml:space="preserve"> Esperá un rato y volvé a entrar: el aviso de Mercado Pago puede demorar, y si elegiste efectivo o transferencia la acreditación tarda hasta dos días hábiles. Si al día siguiente sigue sin figurar, consultá en la sede con el comprobante. </w:t>
+      </w:r>
+      <w:r>
+        <w:rPr>
+          <w:b/>
+          <w:bCs/>
+        </w:rPr>
+        <w:t>No vuelvas a pagar</w:t>
+      </w:r>
+      <w:r>
+        <w:t xml:space="preserve"> sin consultar.</w:t>
       </w:r>
     </w:p>
     <w:p>
@@ -4229,7 +6219,7 @@
           <w:b/>
           <w:bCs/>
         </w:rPr>
-        <w:t xml:space="preserve">No me llegó el recibo.</w:t>
+        <w:t>No me llegó el recibo.</w:t>
       </w:r>
       <w:r>
         <w:t xml:space="preserve"> El recibo queda siempre en la tabla de </w:t>
@@ -4239,12 +6229,10 @@
           <w:b/>
           <w:bCs/>
         </w:rPr>
-        <w:t xml:space="preserve">Pagos</w:t>
-      </w:r>
-      <w:r>
-        <w:t xml:space="preserve"> de Mi cuenta, llegue el
-correo o no: entrá y tocá el número para abrir el PDF. Si el correo no aparece, revisá la carpeta de
-spam y confirmá en Mis datos que tu dirección esté bien escrita y en estado Verificado.</w:t>
+        <w:t>Pagos</w:t>
+      </w:r>
+      <w:r>
+        <w:t xml:space="preserve"> de Mi cuenta, llegue el correo o no: entrá y tocá el número para abrir el PDF. Si el correo no aparece, revisá la carpeta de spam y confirmá en Mis datos que tu dirección esté bien escrita y en estado Verificado.</w:t>
       </w:r>
     </w:p>
     <w:p>
@@ -4256,12 +6244,10 @@
           <w:b/>
           <w:bCs/>
         </w:rPr>
-        <w:t xml:space="preserve">No puedo adherirme al débito.</w:t>
-      </w:r>
-      <w:r>
-        <w:t xml:space="preserve"> La pantalla te dice el motivo exacto en lugar del botón; los cinco
-están en el capítulo 5.1. El más frecuente es haber pagado una cuota este mismo mes, y ahí el propio
-mensaje te da la fecha desde la cual vas a poder.</w:t>
+        <w:t>No puedo adherirme al débito.</w:t>
+      </w:r>
+      <w:r>
+        <w:t xml:space="preserve"> La pantalla te dice el motivo exacto en lugar del botón; los cinco están en el capítulo 5.1. El más frecuente es haber pagado una cuota este mismo mes, y ahí el propio mensaje te da la fecha desde la cual vas a poder.</w:t>
       </w:r>
     </w:p>
     <w:p>
@@ -4273,22 +6259,21 @@
           <w:b/>
           <w:bCs/>
         </w:rPr>
-        <w:t xml:space="preserve">El enlace del correo venció.</w:t>
-      </w:r>
-      <w:r>
-        <w:t xml:space="preserve"> Los de verificación e invitación duran 7 días; los de recupero de
-contraseña, 30 minutos. Si era de los primeros, pedí el reenvío a la vecinal; si era de recupero,
-pedí otro desde </w:t>
-      </w:r>
-      <w:r>
-        <w:rPr>
-          <w:b/>
-          <w:bCs/>
-        </w:rPr>
-        <w:t xml:space="preserve">¿Olvidaste tu contraseña?</w:t>
-      </w:r>
-      <w:r>
-        <w:t xml:space="preserve">.</w:t>
+        <w:lastRenderedPageBreak/>
+        <w:t>El enlace del correo venció.</w:t>
+      </w:r>
+      <w:r>
+        <w:t xml:space="preserve"> Los de verificación e invitación duran 7 días; los de recupero de contraseña, 30 minutos. Si era de los primeros, pedí el reenvío a la vecinal; si era de recupero, pedí otro desde </w:t>
+      </w:r>
+      <w:r>
+        <w:rPr>
+          <w:b/>
+          <w:bCs/>
+        </w:rPr>
+        <w:t>¿Olvidaste tu contraseña?</w:t>
+      </w:r>
+      <w:r>
+        <w:t>.</w:t>
       </w:r>
     </w:p>
     <w:p>
@@ -4300,7 +6285,7 @@
           <w:b/>
           <w:bCs/>
         </w:rPr>
-        <w:t xml:space="preserve">Quiero cambiar el correo con el que entro.</w:t>
+        <w:t>Quiero cambiar el correo con el que entro.</w:t>
       </w:r>
       <w:r>
         <w:t xml:space="preserve"> Se hace desde </w:t>
@@ -4310,12 +6295,10 @@
           <w:b/>
           <w:bCs/>
         </w:rPr>
-        <w:t xml:space="preserve">Mis datos</w:t>
-      </w:r>
-      <w:r>
-        <w:t xml:space="preserve"> → Email de ingreso. A
-partir de ese momento ingresás con la dirección nueva, te llegan dos correos (uno a cada casilla) y
-los enlaces viejos dejan de servir.</w:t>
+        <w:t>Mis datos</w:t>
+      </w:r>
+      <w:r>
+        <w:t xml:space="preserve"> → Email de ingreso. A partir de ese momento ingresás con la dirección nueva, te llegan dos correos (uno a cada casilla) y los enlaces viejos dejan de servir.</w:t>
       </w:r>
     </w:p>
     <w:p>
@@ -4327,7 +6310,7 @@
           <w:b/>
           <w:bCs/>
         </w:rPr>
-        <w:t xml:space="preserve">Me olvidé la contraseña.</w:t>
+        <w:t>Me olvidé la contraseña.</w:t>
       </w:r>
       <w:r>
         <w:t xml:space="preserve"> Entrá a </w:t>
@@ -4337,12 +6320,10 @@
           <w:b/>
           <w:bCs/>
         </w:rPr>
-        <w:t xml:space="preserve">¿Olvidaste tu contraseña?</w:t>
-      </w:r>
-      <w:r>
-        <w:t xml:space="preserve"> desde la pantalla de ingreso,
-escribí tu correo y seguí el enlace, que dura 30 minutos. No hay forma de cambiarla desde adentro del
-panel: ese es el camino.</w:t>
+        <w:t>¿Olvidaste tu contraseña?</w:t>
+      </w:r>
+      <w:r>
+        <w:t xml:space="preserve"> desde la pantalla de ingreso, escribí tu correo y seguí el enlace, que dura 30 minutos. No hay forma de cambiarla desde adentro del panel: ese es el camino.</w:t>
       </w:r>
     </w:p>
     <w:p>
@@ -4354,12 +6335,10 @@
           <w:b/>
           <w:bCs/>
         </w:rPr>
-        <w:t xml:space="preserve">Comparto el correo con otra persona de mi casa.</w:t>
-      </w:r>
-      <w:r>
-        <w:t xml:space="preserve"> La cuenta es una por dirección, así que sólo una
-de las dos puede tener acceso propio con esa casilla. Tu condición de socio no cambia. Si querés tu
-propio acceso, pedí en la sede que te carguen otra dirección en tu ficha.</w:t>
+        <w:t>Comparto el correo con otra persona de mi casa.</w:t>
+      </w:r>
+      <w:r>
+        <w:t xml:space="preserve"> La cuenta es una por dirección, así que sólo una de las dos puede tener acceso propio con esa casilla. Tu condición de socio no cambia. Si querés tu propio acceso, pedí en la sede que te carguen otra dirección en tu ficha.</w:t>
       </w:r>
     </w:p>
     <w:p>
@@ -4371,7 +6350,7 @@
           <w:b/>
           <w:bCs/>
         </w:rPr>
-        <w:t xml:space="preserve">Quiero darme de baja.</w:t>
+        <w:t>Quiero darme de baja.</w:t>
       </w:r>
       <w:r>
         <w:t xml:space="preserve"> Se presenta desde </w:t>
@@ -4381,23 +6360,20 @@
           <w:b/>
           <w:bCs/>
         </w:rPr>
-        <w:t xml:space="preserve">Solicitudes</w:t>
-      </w:r>
-      <w:r>
-        <w:t xml:space="preserve"> → Institucional → Baja por renuncia, con
-motivo opcional. </w:t>
-      </w:r>
-      <w:r>
-        <w:rPr>
-          <w:b/>
-          <w:bCs/>
-        </w:rPr>
-        <w:t xml:space="preserve">No es inmediata</w:t>
-      </w:r>
-      <w:r>
-        <w:t xml:space="preserve">: es efectiva cuando la Comisión la acepta con acta, y mientras
-esté pendiente la podés retirar. Podés renunciar aunque debas cuotas, y si tenías débito automático
-se cancela cuando se asienta la baja.</w:t>
+        <w:t>Solicitudes</w:t>
+      </w:r>
+      <w:r>
+        <w:t xml:space="preserve"> → Institucional → Baja por renuncia, con motivo opcional. </w:t>
+      </w:r>
+      <w:r>
+        <w:rPr>
+          <w:b/>
+          <w:bCs/>
+        </w:rPr>
+        <w:t>No es inmediata</w:t>
+      </w:r>
+      <w:r>
+        <w:t>: es efectiva cuando la Comisión la acepta con acta, y mientras esté pendiente la podés retirar. Podés renunciar aunque debas cuotas, y si tenías débito automático se cancela cuando se asienta la baja.</w:t>
       </w:r>
     </w:p>
     <w:p>
@@ -4409,7 +6385,7 @@
           <w:b/>
           <w:bCs/>
         </w:rPr>
-        <w:t xml:space="preserve">¿Cuánto debo y a qué valor?</w:t>
+        <w:t>¿Cuánto debo y a qué valor?</w:t>
       </w:r>
       <w:r>
         <w:t xml:space="preserve"> El resumen de </w:t>
@@ -4419,268 +6395,261 @@
           <w:b/>
           <w:bCs/>
         </w:rPr>
-        <w:t xml:space="preserve">Mi cuenta</w:t>
-      </w:r>
-      <w:r>
-        <w:t xml:space="preserve"> dice cuántas cuotas debés, cuánto suman
-</w:t>
-      </w:r>
-      <w:r>
-        <w:rPr>
-          <w:b/>
-          <w:bCs/>
-        </w:rPr>
-        <w:t xml:space="preserve">a valor vigente</w:t>
-      </w:r>
-      <w:r>
-        <w:t xml:space="preserve"> y desde qué mes. Las cuotas no se guardan con un precio congelado: se valúan al
-valor del día en que pagás, así que el total puede cambiar si la Comisión actualiza el monto. Si
-pagás menos cuotas de las que debés, se imputan a las más viejas.</w:t>
-      </w:r>
-    </w:p>
-    <w:p>
-      <w:pPr>
-        <w:pStyle w:val="Heading1"/>
+        <w:t>Mi cuenta</w:t>
+      </w:r>
+      <w:r>
+        <w:t xml:space="preserve"> dice cuántas cuotas debés, cuánto suman </w:t>
+      </w:r>
+      <w:r>
+        <w:rPr>
+          <w:b/>
+          <w:bCs/>
+        </w:rPr>
+        <w:t>a valor vigente</w:t>
+      </w:r>
+      <w:r>
+        <w:t xml:space="preserve"> y desde qué mes. Las cuotas no se guardan con un precio congelado: se valúan al </w:t>
+      </w:r>
+      <w:r>
+        <w:t>valor del día en que pagás, así que el total puede cambiar si la Comisión actualiza el monto. Si pagás menos cuotas de las que debés, se imputan a las más viejas.</w:t>
+      </w:r>
+    </w:p>
+    <w:p>
+      <w:pPr>
+        <w:pStyle w:val="Ttulo1"/>
         <w:pageBreakBefore/>
       </w:pPr>
-      <w:r>
-        <w:t xml:space="preserve">Documentos relacionados</w:t>
-      </w:r>
+      <w:bookmarkStart w:id="29" w:name="_Toc240118823"/>
+      <w:r>
+        <w:lastRenderedPageBreak/>
+        <w:t>Documentos relacionados</w:t>
+      </w:r>
+      <w:bookmarkEnd w:id="29"/>
     </w:p>
     <w:tbl>
       <w:tblPr>
-        <w:tblW w:type="dxa" w:w="9072"/>
+        <w:tblW w:w="9072" w:type="dxa"/>
         <w:tblBorders>
-          <w:top w:val="single" w:color="auto" w:sz="4"/>
-          <w:left w:val="single" w:color="auto" w:sz="4"/>
-          <w:bottom w:val="single" w:color="auto" w:sz="4"/>
-          <w:right w:val="single" w:color="auto" w:sz="4"/>
-          <w:insideH w:val="single" w:color="auto" w:sz="4"/>
-          <w:insideV w:val="single" w:color="auto" w:sz="4"/>
+          <w:top w:val="single" w:sz="4" w:space="0" w:color="auto"/>
+          <w:left w:val="single" w:sz="4" w:space="0" w:color="auto"/>
+          <w:bottom w:val="single" w:sz="4" w:space="0" w:color="auto"/>
+          <w:right w:val="single" w:sz="4" w:space="0" w:color="auto"/>
+          <w:insideH w:val="single" w:sz="4" w:space="0" w:color="auto"/>
+          <w:insideV w:val="single" w:sz="4" w:space="0" w:color="auto"/>
         </w:tblBorders>
+        <w:tblCellMar>
+          <w:left w:w="10" w:type="dxa"/>
+          <w:right w:w="10" w:type="dxa"/>
+        </w:tblCellMar>
+        <w:tblLook w:val="04A0" w:firstRow="1" w:lastRow="0" w:firstColumn="1" w:lastColumn="0" w:noHBand="0" w:noVBand="1"/>
       </w:tblPr>
       <w:tblGrid>
         <w:gridCol w:w="2074"/>
         <w:gridCol w:w="6998"/>
       </w:tblGrid>
       <w:tr>
+        <w:tblPrEx>
+          <w:tblCellMar>
+            <w:top w:w="0" w:type="dxa"/>
+            <w:bottom w:w="0" w:type="dxa"/>
+          </w:tblCellMar>
+        </w:tblPrEx>
         <w:trPr>
           <w:tblHeader/>
         </w:trPr>
         <w:tc>
           <w:tcPr>
-            <w:tcW w:type="dxa" w:w="2074"/>
-            <w:shd w:fill="DCEBF7" w:color="auto" w:val="clear"/>
+            <w:tcW w:w="2074" w:type="dxa"/>
+            <w:shd w:val="clear" w:color="auto" w:fill="DCEBF7"/>
             <w:tcMar>
-              <w:top w:type="dxa" w:w="60"/>
-              <w:left w:type="dxa" w:w="100"/>
-              <w:bottom w:type="dxa" w:w="60"/>
-              <w:right w:type="dxa" w:w="100"/>
+              <w:top w:w="60" w:type="dxa"/>
+              <w:left w:w="100" w:type="dxa"/>
+              <w:bottom w:w="60" w:type="dxa"/>
+              <w:right w:w="100" w:type="dxa"/>
             </w:tcMar>
           </w:tcPr>
           <w:p>
-            <w:pPr>
-              <w:spacing w:after="0"/>
-            </w:pPr>
             <w:r>
               <w:rPr>
                 <w:b/>
                 <w:bCs/>
               </w:rPr>
-              <w:t xml:space="preserve">Documento</w:t>
+              <w:t>Documento</w:t>
             </w:r>
           </w:p>
         </w:tc>
         <w:tc>
           <w:tcPr>
-            <w:tcW w:type="dxa" w:w="6998"/>
-            <w:shd w:fill="DCEBF7" w:color="auto" w:val="clear"/>
+            <w:tcW w:w="6998" w:type="dxa"/>
+            <w:shd w:val="clear" w:color="auto" w:fill="DCEBF7"/>
             <w:tcMar>
-              <w:top w:type="dxa" w:w="60"/>
-              <w:left w:type="dxa" w:w="100"/>
-              <w:bottom w:type="dxa" w:w="60"/>
-              <w:right w:type="dxa" w:w="100"/>
+              <w:top w:w="60" w:type="dxa"/>
+              <w:left w:w="100" w:type="dxa"/>
+              <w:bottom w:w="60" w:type="dxa"/>
+              <w:right w:w="100" w:type="dxa"/>
             </w:tcMar>
           </w:tcPr>
           <w:p>
-            <w:pPr>
-              <w:spacing w:after="0"/>
-            </w:pPr>
             <w:r>
               <w:rPr>
                 <w:b/>
                 <w:bCs/>
               </w:rPr>
-              <w:t xml:space="preserve">Contenido</w:t>
+              <w:t>Contenido</w:t>
             </w:r>
           </w:p>
         </w:tc>
       </w:tr>
       <w:tr>
+        <w:tblPrEx>
+          <w:tblCellMar>
+            <w:top w:w="0" w:type="dxa"/>
+            <w:bottom w:w="0" w:type="dxa"/>
+          </w:tblCellMar>
+        </w:tblPrEx>
         <w:tc>
           <w:tcPr>
-            <w:tcW w:type="dxa" w:w="2074"/>
+            <w:tcW w:w="2074" w:type="dxa"/>
             <w:tcMar>
-              <w:top w:type="dxa" w:w="60"/>
-              <w:left w:type="dxa" w:w="100"/>
-              <w:bottom w:type="dxa" w:w="60"/>
-              <w:right w:type="dxa" w:w="100"/>
+              <w:top w:w="60" w:type="dxa"/>
+              <w:left w:w="100" w:type="dxa"/>
+              <w:bottom w:w="60" w:type="dxa"/>
+              <w:right w:w="100" w:type="dxa"/>
             </w:tcMar>
           </w:tcPr>
           <w:p>
-            <w:pPr>
-              <w:spacing w:after="0"/>
-            </w:pPr>
-            <w:r>
-              <w:t xml:space="preserve">M1 — Manual del operador</w:t>
+            <w:r>
+              <w:t>M1 — Manual del operador</w:t>
             </w:r>
           </w:p>
         </w:tc>
         <w:tc>
           <w:tcPr>
-            <w:tcW w:type="dxa" w:w="6998"/>
+            <w:tcW w:w="6998" w:type="dxa"/>
             <w:tcMar>
-              <w:top w:type="dxa" w:w="60"/>
-              <w:left w:type="dxa" w:w="100"/>
-              <w:bottom w:type="dxa" w:w="60"/>
-              <w:right w:type="dxa" w:w="100"/>
+              <w:top w:w="60" w:type="dxa"/>
+              <w:left w:w="100" w:type="dxa"/>
+              <w:bottom w:w="60" w:type="dxa"/>
+              <w:right w:w="100" w:type="dxa"/>
             </w:tcMar>
           </w:tcPr>
           <w:p>
-            <w:pPr>
-              <w:spacing w:after="0"/>
-            </w:pPr>
-            <w:r>
-              <w:t xml:space="preserve">El panel de administración de la Comisión, pantalla por pantalla</w:t>
+            <w:r>
+              <w:t>El panel de administración de la Comisión, pantalla por pantalla</w:t>
             </w:r>
           </w:p>
         </w:tc>
       </w:tr>
       <w:tr>
+        <w:tblPrEx>
+          <w:tblCellMar>
+            <w:top w:w="0" w:type="dxa"/>
+            <w:bottom w:w="0" w:type="dxa"/>
+          </w:tblCellMar>
+        </w:tblPrEx>
         <w:tc>
           <w:tcPr>
-            <w:tcW w:type="dxa" w:w="2074"/>
+            <w:tcW w:w="2074" w:type="dxa"/>
             <w:tcMar>
-              <w:top w:type="dxa" w:w="60"/>
-              <w:left w:type="dxa" w:w="100"/>
-              <w:bottom w:type="dxa" w:w="60"/>
-              <w:right w:type="dxa" w:w="100"/>
+              <w:top w:w="60" w:type="dxa"/>
+              <w:left w:w="100" w:type="dxa"/>
+              <w:bottom w:w="60" w:type="dxa"/>
+              <w:right w:w="100" w:type="dxa"/>
             </w:tcMar>
           </w:tcPr>
           <w:p>
-            <w:pPr>
-              <w:spacing w:after="0"/>
-            </w:pPr>
-            <w:r>
-              <w:t xml:space="preserve">M2 — Manual del socio</w:t>
+            <w:r>
+              <w:t>M2 — Manual del socio</w:t>
             </w:r>
           </w:p>
         </w:tc>
         <w:tc>
           <w:tcPr>
-            <w:tcW w:type="dxa" w:w="6998"/>
+            <w:tcW w:w="6998" w:type="dxa"/>
             <w:tcMar>
-              <w:top w:type="dxa" w:w="60"/>
-              <w:left w:type="dxa" w:w="100"/>
-              <w:bottom w:type="dxa" w:w="60"/>
-              <w:right w:type="dxa" w:w="100"/>
+              <w:top w:w="60" w:type="dxa"/>
+              <w:left w:w="100" w:type="dxa"/>
+              <w:bottom w:w="60" w:type="dxa"/>
+              <w:right w:w="100" w:type="dxa"/>
             </w:tcMar>
           </w:tcPr>
           <w:p>
-            <w:pPr>
-              <w:spacing w:after="0"/>
-            </w:pPr>
-            <w:r>
-              <w:t xml:space="preserve">Este manual</w:t>
+            <w:r>
+              <w:t>Este manual</w:t>
             </w:r>
           </w:p>
         </w:tc>
       </w:tr>
       <w:tr>
+        <w:tblPrEx>
+          <w:tblCellMar>
+            <w:top w:w="0" w:type="dxa"/>
+            <w:bottom w:w="0" w:type="dxa"/>
+          </w:tblCellMar>
+        </w:tblPrEx>
         <w:tc>
           <w:tcPr>
-            <w:tcW w:type="dxa" w:w="2074"/>
+            <w:tcW w:w="2074" w:type="dxa"/>
             <w:tcMar>
-              <w:top w:type="dxa" w:w="60"/>
-              <w:left w:type="dxa" w:w="100"/>
-              <w:bottom w:type="dxa" w:w="60"/>
-              <w:right w:type="dxa" w:w="100"/>
+              <w:top w:w="60" w:type="dxa"/>
+              <w:left w:w="100" w:type="dxa"/>
+              <w:bottom w:w="60" w:type="dxa"/>
+              <w:right w:w="100" w:type="dxa"/>
             </w:tcMar>
           </w:tcPr>
           <w:p>
-            <w:pPr>
-              <w:spacing w:after="0"/>
-            </w:pPr>
-            <w:r>
-              <w:t xml:space="preserve">M3 — Guía del vecino</w:t>
+            <w:r>
+              <w:t>M3 — Guía del vecino</w:t>
             </w:r>
           </w:p>
         </w:tc>
         <w:tc>
           <w:tcPr>
-            <w:tcW w:type="dxa" w:w="6998"/>
+            <w:tcW w:w="6998" w:type="dxa"/>
             <w:tcMar>
-              <w:top w:type="dxa" w:w="60"/>
-              <w:left w:type="dxa" w:w="100"/>
-              <w:bottom w:type="dxa" w:w="60"/>
-              <w:right w:type="dxa" w:w="100"/>
+              <w:top w:w="60" w:type="dxa"/>
+              <w:left w:w="100" w:type="dxa"/>
+              <w:bottom w:w="60" w:type="dxa"/>
+              <w:right w:w="100" w:type="dxa"/>
             </w:tcMar>
           </w:tcPr>
           <w:p>
-            <w:pPr>
-              <w:spacing w:after="0"/>
-            </w:pPr>
-            <w:r>
-              <w:t xml:space="preserve">El sitio público y los trámites sin cuenta: asociarse, re-empadronarse y reportar</w:t>
+            <w:r>
+              <w:t>El sitio público y los trámites sin cuenta: asociarse, re-empadronarse y reportar</w:t>
             </w:r>
           </w:p>
         </w:tc>
       </w:tr>
     </w:tbl>
-    <w:p>
-      <w:pPr>
-        <w:spacing w:after="0" w:before="0"/>
-      </w:pPr>
-    </w:p>
+    <w:p/>
     <w:p>
       <w:pPr>
         <w:spacing w:after="120"/>
       </w:pPr>
       <w:r>
-        <w:t xml:space="preserve">Si alguna pantalla no coincide con lo que dice este manual, manda la pantalla: el sitio se actualiza
-y el manual se rehace después. Para todo lo que no se resuelve desde el panel —corregir tu nombre o
-tu documento, un pago que no aparece, un enlace que no llega— el camino es la sede de la asociación.</w:t>
+        <w:t>Si alguna pantalla no coincide con lo que dice este manual, manda la pantalla: el sitio se actualiza y el manual se rehace después. Para todo lo que no se resuelve desde el panel —corregir tu nombre o tu documento, un pago que no aparece, un enlace que no llega— el camino es la sede de la asociación.</w:t>
       </w:r>
     </w:p>
     <w:sectPr>
-      <w:headerReference w:type="default" r:id="rId7"/>
-      <w:footerReference w:type="default" r:id="rId8"/>
-      <w:pgSz w:w="11906" w:h="16838" w:orient="portrait"/>
+      <w:headerReference w:type="default" r:id="rId17"/>
+      <w:footerReference w:type="default" r:id="rId18"/>
+      <w:pgSz w:w="11906" w:h="16838"/>
       <w:pgMar w:top="1417" w:right="1417" w:bottom="1417" w:left="1417" w:header="708" w:footer="708" w:gutter="0"/>
       <w:pgNumType w:start="1"/>
+      <w:cols w:space="720"/>
       <w:docGrid w:linePitch="360"/>
     </w:sectPr>
   </w:body>
 </w:document>
 </file>
 
-<file path=word/comments.xml><?xml version="1.0" encoding="utf-8"?>
-<w:comments xmlns:cx="http://schemas.microsoft.com/office/drawing/2014/chartex" xmlns:cx1="http://schemas.microsoft.com/office/drawing/2015/9/8/chartex" xmlns:cx2="http://schemas.microsoft.com/office/drawing/2015/10/21/chartex" xmlns:cx3="http://schemas.microsoft.com/office/drawing/2016/5/9/chartex" xmlns:cx4="http://schemas.microsoft.com/office/drawing/2016/5/10/chartex" xmlns:cx5="http://schemas.microsoft.com/office/drawing/2016/5/11/chartex" xmlns:cx6="http://schemas.microsoft.com/office/drawing/2016/5/12/chartex" xmlns:cx7="http://schemas.microsoft.com/office/drawing/2016/5/13/chartex" xmlns:cx8="http://schemas.microsoft.com/office/drawing/2016/5/14/chartex" xmlns:mc="http://schemas.openxmlformats.org/markup-compatibility/2006" xmlns:aink="http://schemas.microsoft.com/office/drawing/2016/ink" xmlns:am3d="http://schemas.microsoft.com/office/drawing/2017/model3d" xmlns:o="urn:schemas-microsoft-com:office:office" xmlns:r="http://schemas.openxmlformats.org/officeDocument/2006/relationships" xmlns:m="http://schemas.openxmlformats.org/officeDocument/2006/math" xmlns:v="urn:schemas-microsoft-com:vml" xmlns:wp14="http://schemas.microsoft.com/office/word/2010/wordprocessingDrawing" xmlns:wp="http://schemas.openxmlformats.org/drawingml/2006/wordprocessingDrawing" xmlns:w10="urn:schemas-microsoft-com:office:word" xmlns:w="http://schemas.openxmlformats.org/wordprocessingml/2006/main" xmlns:w14="http://schemas.microsoft.com/office/word/2010/wordml" xmlns:w15="http://schemas.microsoft.com/office/word/2012/wordml" xmlns:w16cex="http://schemas.microsoft.com/office/word/2018/wordml/cex" xmlns:w16cid="http://schemas.microsoft.com/office/word/2016/wordml/cid" xmlns:w16="http://schemas.microsoft.com/office/word/2018/wordml" xmlns:w16sdtdh="http://schemas.microsoft.com/office/word/2020/wordml/sdtdatahash" xmlns:w16se="http://schemas.microsoft.com/office/word/2015/wordml/symex" xmlns:wpg="http://schemas.microsoft.com/office/word/2010/wordprocessingGroup" xmlns:wpi="http://schemas.microsoft.com/office/word/2010/wordprocessingInk" xmlns:wne="http://schemas.microsoft.com/office/word/2006/wordml" xmlns:wps="http://schemas.microsoft.com/office/word/2010/wordprocessingShape"/>
-</file>
-
 <file path=word/endnotes.xml><?xml version="1.0" encoding="utf-8"?>
-<w:endnotes xmlns:wpc="http://schemas.microsoft.com/office/word/2010/wordprocessingCanvas" xmlns:mc="http://schemas.openxmlformats.org/markup-compatibility/2006" xmlns:o="urn:schemas-microsoft-com:office:office" xmlns:r="http://schemas.openxmlformats.org/officeDocument/2006/relationships" xmlns:m="http://schemas.openxmlformats.org/officeDocument/2006/math" xmlns:v="urn:schemas-microsoft-com:vml" xmlns:wp14="http://schemas.microsoft.com/office/word/2010/wordprocessingDrawing" xmlns:wp="http://schemas.openxmlformats.org/drawingml/2006/wordprocessingDrawing" xmlns:w10="urn:schemas-microsoft-com:office:word" xmlns:w="http://schemas.openxmlformats.org/wordprocessingml/2006/main" xmlns:w14="http://schemas.microsoft.com/office/word/2010/wordml" xmlns:w15="http://schemas.microsoft.com/office/word/2012/wordml" xmlns:wpg="http://schemas.microsoft.com/office/word/2010/wordprocessingGroup" xmlns:wpi="http://schemas.microsoft.com/office/word/2010/wordprocessingInk" xmlns:wne="http://schemas.microsoft.com/office/word/2006/wordml" xmlns:wps="http://schemas.microsoft.com/office/word/2010/wordprocessingShape" mc:Ignorable="w14 w15 wp14">
+<w:endnotes xmlns:wpc="http://schemas.microsoft.com/office/word/2010/wordprocessingCanvas" xmlns:cx="http://schemas.microsoft.com/office/drawing/2014/chartex" xmlns:cx1="http://schemas.microsoft.com/office/drawing/2015/9/8/chartex" xmlns:cx2="http://schemas.microsoft.com/office/drawing/2015/10/21/chartex" xmlns:cx3="http://schemas.microsoft.com/office/drawing/2016/5/9/chartex" xmlns:cx4="http://schemas.microsoft.com/office/drawing/2016/5/10/chartex" xmlns:cx5="http://schemas.microsoft.com/office/drawing/2016/5/11/chartex" xmlns:cx6="http://schemas.microsoft.com/office/drawing/2016/5/12/chartex" xmlns:cx7="http://schemas.microsoft.com/office/drawing/2016/5/13/chartex" xmlns:cx8="http://schemas.microsoft.com/office/drawing/2016/5/14/chartex" xmlns:mc="http://schemas.openxmlformats.org/markup-compatibility/2006" xmlns:aink="http://schemas.microsoft.com/office/drawing/2016/ink" xmlns:am3d="http://schemas.microsoft.com/office/drawing/2017/model3d" xmlns:o="urn:schemas-microsoft-com:office:office" xmlns:oel="http://schemas.microsoft.com/office/2019/extlst" xmlns:r="http://schemas.openxmlformats.org/officeDocument/2006/relationships" xmlns:m="http://schemas.openxmlformats.org/officeDocument/2006/math" xmlns:v="urn:schemas-microsoft-com:vml" xmlns:wp14="http://schemas.microsoft.com/office/word/2010/wordprocessingDrawing" xmlns:wp="http://schemas.openxmlformats.org/drawingml/2006/wordprocessingDrawing" xmlns:w10="urn:schemas-microsoft-com:office:word" xmlns:w="http://schemas.openxmlformats.org/wordprocessingml/2006/main" xmlns:w14="http://schemas.microsoft.com/office/word/2010/wordml" xmlns:w15="http://schemas.microsoft.com/office/word/2012/wordml" xmlns:w16cex="http://schemas.microsoft.com/office/word/2018/wordml/cex" xmlns:w16cid="http://schemas.microsoft.com/office/word/2016/wordml/cid" xmlns:w16="http://schemas.microsoft.com/office/word/2018/wordml" xmlns:w16du="http://schemas.microsoft.com/office/word/2023/wordml/word16du" xmlns:w16sdtdh="http://schemas.microsoft.com/office/word/2020/wordml/sdtdatahash" xmlns:w16sdtfl="http://schemas.microsoft.com/office/word/2024/wordml/sdtformatlock" xmlns:w16se="http://schemas.microsoft.com/office/word/2015/wordml/symex" xmlns:wpg="http://schemas.microsoft.com/office/word/2010/wordprocessingGroup" xmlns:wpi="http://schemas.microsoft.com/office/word/2010/wordprocessingInk" xmlns:wne="http://schemas.microsoft.com/office/word/2006/wordml" xmlns:wps="http://schemas.microsoft.com/office/word/2010/wordprocessingShape" mc:Ignorable="w14 w15 w16se w16cid w16 w16cex w16sdtdh w16sdtfl w16du wp14">
   <w:endnote w:type="separator" w:id="-1">
     <w:p>
       <w:pPr>
-        <w:spacing w:after="0" w:line="240" w:lineRule="auto"/>
-      </w:pPr>
-      <w:r>
-        <w:rPr>
-          <w:rStyle w:val="EndnoteReference"/>
-        </w:rPr>
-        <w:endnoteRef/>
-      </w:r>
+        <w:spacing w:line="240" w:lineRule="auto"/>
+      </w:pPr>
       <w:r>
         <w:separator/>
       </w:r>
@@ -4689,14 +6658,8 @@
   <w:endnote w:type="continuationSeparator" w:id="0">
     <w:p>
       <w:pPr>
-        <w:spacing w:after="0" w:line="240" w:lineRule="auto"/>
-      </w:pPr>
-      <w:r>
-        <w:rPr>
-          <w:rStyle w:val="EndnoteReference"/>
-        </w:rPr>
-        <w:endnoteRef/>
-      </w:r>
+        <w:spacing w:line="240" w:lineRule="auto"/>
+      </w:pPr>
       <w:r>
         <w:continuationSeparator/>
       </w:r>
@@ -4706,7 +6669,7 @@
 </file>
 
 <file path=word/footer1.xml><?xml version="1.0" encoding="utf-8"?>
-<w:ftr xmlns:wpc="http://schemas.microsoft.com/office/word/2010/wordprocessingCanvas" xmlns:mc="http://schemas.openxmlformats.org/markup-compatibility/2006" xmlns:o="urn:schemas-microsoft-com:office:office" xmlns:r="http://schemas.openxmlformats.org/officeDocument/2006/relationships" xmlns:m="http://schemas.openxmlformats.org/officeDocument/2006/math" xmlns:v="urn:schemas-microsoft-com:vml" xmlns:wp14="http://schemas.microsoft.com/office/word/2010/wordprocessingDrawing" xmlns:wp="http://schemas.openxmlformats.org/drawingml/2006/wordprocessingDrawing" xmlns:w10="urn:schemas-microsoft-com:office:word" xmlns:w="http://schemas.openxmlformats.org/wordprocessingml/2006/main" xmlns:w14="http://schemas.microsoft.com/office/word/2010/wordml" xmlns:w15="http://schemas.microsoft.com/office/word/2012/wordml" xmlns:wpg="http://schemas.microsoft.com/office/word/2010/wordprocessingGroup" xmlns:wpi="http://schemas.microsoft.com/office/word/2010/wordprocessingInk" xmlns:wne="http://schemas.microsoft.com/office/word/2006/wordml" xmlns:wps="http://schemas.microsoft.com/office/word/2010/wordprocessingShape">
+<w:ftr xmlns:wpc="http://schemas.microsoft.com/office/word/2010/wordprocessingCanvas" xmlns:cx="http://schemas.microsoft.com/office/drawing/2014/chartex" xmlns:cx1="http://schemas.microsoft.com/office/drawing/2015/9/8/chartex" xmlns:cx2="http://schemas.microsoft.com/office/drawing/2015/10/21/chartex" xmlns:cx3="http://schemas.microsoft.com/office/drawing/2016/5/9/chartex" xmlns:cx4="http://schemas.microsoft.com/office/drawing/2016/5/10/chartex" xmlns:cx5="http://schemas.microsoft.com/office/drawing/2016/5/11/chartex" xmlns:cx6="http://schemas.microsoft.com/office/drawing/2016/5/12/chartex" xmlns:cx7="http://schemas.microsoft.com/office/drawing/2016/5/13/chartex" xmlns:cx8="http://schemas.microsoft.com/office/drawing/2016/5/14/chartex" xmlns:mc="http://schemas.openxmlformats.org/markup-compatibility/2006" xmlns:aink="http://schemas.microsoft.com/office/drawing/2016/ink" xmlns:am3d="http://schemas.microsoft.com/office/drawing/2017/model3d" xmlns:o="urn:schemas-microsoft-com:office:office" xmlns:oel="http://schemas.microsoft.com/office/2019/extlst" xmlns:r="http://schemas.openxmlformats.org/officeDocument/2006/relationships" xmlns:m="http://schemas.openxmlformats.org/officeDocument/2006/math" xmlns:v="urn:schemas-microsoft-com:vml" xmlns:wp14="http://schemas.microsoft.com/office/word/2010/wordprocessingDrawing" xmlns:wp="http://schemas.openxmlformats.org/drawingml/2006/wordprocessingDrawing" xmlns:w10="urn:schemas-microsoft-com:office:word" xmlns:w="http://schemas.openxmlformats.org/wordprocessingml/2006/main" xmlns:w14="http://schemas.microsoft.com/office/word/2010/wordml" xmlns:w15="http://schemas.microsoft.com/office/word/2012/wordml" xmlns:w16cex="http://schemas.microsoft.com/office/word/2018/wordml/cex" xmlns:w16cid="http://schemas.microsoft.com/office/word/2016/wordml/cid" xmlns:w16="http://schemas.microsoft.com/office/word/2018/wordml" xmlns:w16du="http://schemas.microsoft.com/office/word/2023/wordml/word16du" xmlns:w16sdtdh="http://schemas.microsoft.com/office/word/2020/wordml/sdtdatahash" xmlns:w16sdtfl="http://schemas.microsoft.com/office/word/2024/wordml/sdtformatlock" xmlns:w16se="http://schemas.microsoft.com/office/word/2015/wordml/symex" xmlns:wpg="http://schemas.microsoft.com/office/word/2010/wordprocessingGroup" xmlns:wpi="http://schemas.microsoft.com/office/word/2010/wordprocessingInk" xmlns:wne="http://schemas.microsoft.com/office/word/2006/wordml" xmlns:wps="http://schemas.microsoft.com/office/word/2010/wordprocessingShape" mc:Ignorable="w14 w15 w16se w16cid w16 w16cex w16sdtdh w16sdtfl w16du wp14">
   <w:p>
     <w:pPr>
       <w:jc w:val="center"/>
@@ -4726,8 +6689,38 @@
         <w:szCs w:val="18"/>
       </w:rPr>
       <w:fldChar w:fldCharType="begin"/>
-      <w:instrText xml:space="preserve">PAGE</w:instrText>
+    </w:r>
+    <w:r>
+      <w:rPr>
+        <w:color w:val="666666"/>
+        <w:sz w:val="18"/>
+        <w:szCs w:val="18"/>
+      </w:rPr>
+      <w:instrText>PAGE</w:instrText>
+    </w:r>
+    <w:r>
+      <w:rPr>
+        <w:color w:val="666666"/>
+        <w:sz w:val="18"/>
+        <w:szCs w:val="18"/>
+      </w:rPr>
       <w:fldChar w:fldCharType="separate"/>
+    </w:r>
+    <w:r>
+      <w:rPr>
+        <w:noProof/>
+        <w:color w:val="666666"/>
+        <w:sz w:val="18"/>
+        <w:szCs w:val="18"/>
+      </w:rPr>
+      <w:t>1</w:t>
+    </w:r>
+    <w:r>
+      <w:rPr>
+        <w:color w:val="666666"/>
+        <w:sz w:val="18"/>
+        <w:szCs w:val="18"/>
+      </w:rPr>
       <w:fldChar w:fldCharType="end"/>
     </w:r>
     <w:r>
@@ -4745,8 +6738,38 @@
         <w:szCs w:val="18"/>
       </w:rPr>
       <w:fldChar w:fldCharType="begin"/>
-      <w:instrText xml:space="preserve">SECTIONPAGES</w:instrText>
+    </w:r>
+    <w:r>
+      <w:rPr>
+        <w:color w:val="666666"/>
+        <w:sz w:val="18"/>
+        <w:szCs w:val="18"/>
+      </w:rPr>
+      <w:instrText>SECTIONPAGES</w:instrText>
+    </w:r>
+    <w:r>
+      <w:rPr>
+        <w:color w:val="666666"/>
+        <w:sz w:val="18"/>
+        <w:szCs w:val="18"/>
+      </w:rPr>
       <w:fldChar w:fldCharType="separate"/>
+    </w:r>
+    <w:r>
+      <w:rPr>
+        <w:noProof/>
+        <w:color w:val="666666"/>
+        <w:sz w:val="18"/>
+        <w:szCs w:val="18"/>
+      </w:rPr>
+      <w:t>20</w:t>
+    </w:r>
+    <w:r>
+      <w:rPr>
+        <w:color w:val="666666"/>
+        <w:sz w:val="18"/>
+        <w:szCs w:val="18"/>
+      </w:rPr>
       <w:fldChar w:fldCharType="end"/>
     </w:r>
   </w:p>
@@ -4754,18 +6777,12 @@
 </file>
 
 <file path=word/footnotes.xml><?xml version="1.0" encoding="utf-8"?>
-<w:footnotes xmlns:wpc="http://schemas.microsoft.com/office/word/2010/wordprocessingCanvas" xmlns:mc="http://schemas.openxmlformats.org/markup-compatibility/2006" xmlns:o="urn:schemas-microsoft-com:office:office" xmlns:r="http://schemas.openxmlformats.org/officeDocument/2006/relationships" xmlns:m="http://schemas.openxmlformats.org/officeDocument/2006/math" xmlns:v="urn:schemas-microsoft-com:vml" xmlns:wp14="http://schemas.microsoft.com/office/word/2010/wordprocessingDrawing" xmlns:wp="http://schemas.openxmlformats.org/drawingml/2006/wordprocessingDrawing" xmlns:w10="urn:schemas-microsoft-com:office:word" xmlns:w="http://schemas.openxmlformats.org/wordprocessingml/2006/main" xmlns:w14="http://schemas.microsoft.com/office/word/2010/wordml" xmlns:w15="http://schemas.microsoft.com/office/word/2012/wordml" xmlns:wpg="http://schemas.microsoft.com/office/word/2010/wordprocessingGroup" xmlns:wpi="http://schemas.microsoft.com/office/word/2010/wordprocessingInk" xmlns:wne="http://schemas.microsoft.com/office/word/2006/wordml" xmlns:wps="http://schemas.microsoft.com/office/word/2010/wordprocessingShape" mc:Ignorable="w14 w15 wp14">
+<w:footnotes xmlns:wpc="http://schemas.microsoft.com/office/word/2010/wordprocessingCanvas" xmlns:cx="http://schemas.microsoft.com/office/drawing/2014/chartex" xmlns:cx1="http://schemas.microsoft.com/office/drawing/2015/9/8/chartex" xmlns:cx2="http://schemas.microsoft.com/office/drawing/2015/10/21/chartex" xmlns:cx3="http://schemas.microsoft.com/office/drawing/2016/5/9/chartex" xmlns:cx4="http://schemas.microsoft.com/office/drawing/2016/5/10/chartex" xmlns:cx5="http://schemas.microsoft.com/office/drawing/2016/5/11/chartex" xmlns:cx6="http://schemas.microsoft.com/office/drawing/2016/5/12/chartex" xmlns:cx7="http://schemas.microsoft.com/office/drawing/2016/5/13/chartex" xmlns:cx8="http://schemas.microsoft.com/office/drawing/2016/5/14/chartex" xmlns:mc="http://schemas.openxmlformats.org/markup-compatibility/2006" xmlns:aink="http://schemas.microsoft.com/office/drawing/2016/ink" xmlns:am3d="http://schemas.microsoft.com/office/drawing/2017/model3d" xmlns:o="urn:schemas-microsoft-com:office:office" xmlns:oel="http://schemas.microsoft.com/office/2019/extlst" xmlns:r="http://schemas.openxmlformats.org/officeDocument/2006/relationships" xmlns:m="http://schemas.openxmlformats.org/officeDocument/2006/math" xmlns:v="urn:schemas-microsoft-com:vml" xmlns:wp14="http://schemas.microsoft.com/office/word/2010/wordprocessingDrawing" xmlns:wp="http://schemas.openxmlformats.org/drawingml/2006/wordprocessingDrawing" xmlns:w10="urn:schemas-microsoft-com:office:word" xmlns:w="http://schemas.openxmlformats.org/wordprocessingml/2006/main" xmlns:w14="http://schemas.microsoft.com/office/word/2010/wordml" xmlns:w15="http://schemas.microsoft.com/office/word/2012/wordml" xmlns:w16cex="http://schemas.microsoft.com/office/word/2018/wordml/cex" xmlns:w16cid="http://schemas.microsoft.com/office/word/2016/wordml/cid" xmlns:w16="http://schemas.microsoft.com/office/word/2018/wordml" xmlns:w16du="http://schemas.microsoft.com/office/word/2023/wordml/word16du" xmlns:w16sdtdh="http://schemas.microsoft.com/office/word/2020/wordml/sdtdatahash" xmlns:w16sdtfl="http://schemas.microsoft.com/office/word/2024/wordml/sdtformatlock" xmlns:w16se="http://schemas.microsoft.com/office/word/2015/wordml/symex" xmlns:wpg="http://schemas.microsoft.com/office/word/2010/wordprocessingGroup" xmlns:wpi="http://schemas.microsoft.com/office/word/2010/wordprocessingInk" xmlns:wne="http://schemas.microsoft.com/office/word/2006/wordml" xmlns:wps="http://schemas.microsoft.com/office/word/2010/wordprocessingShape" mc:Ignorable="w14 w15 w16se w16cid w16 w16cex w16sdtdh w16sdtfl w16du wp14">
   <w:footnote w:type="separator" w:id="-1">
     <w:p>
       <w:pPr>
-        <w:spacing w:after="0" w:line="240" w:lineRule="auto"/>
-      </w:pPr>
-      <w:r>
-        <w:rPr>
-          <w:rStyle w:val="FootnoteReference"/>
-        </w:rPr>
-        <w:footnoteRef/>
-      </w:r>
+        <w:spacing w:line="240" w:lineRule="auto"/>
+      </w:pPr>
       <w:r>
         <w:separator/>
       </w:r>
@@ -4774,14 +6791,8 @@
   <w:footnote w:type="continuationSeparator" w:id="0">
     <w:p>
       <w:pPr>
-        <w:spacing w:after="0" w:line="240" w:lineRule="auto"/>
-      </w:pPr>
-      <w:r>
-        <w:rPr>
-          <w:rStyle w:val="FootnoteReference"/>
-        </w:rPr>
-        <w:footnoteRef/>
-      </w:r>
+        <w:spacing w:line="240" w:lineRule="auto"/>
+      </w:pPr>
       <w:r>
         <w:continuationSeparator/>
       </w:r>
@@ -4791,11 +6802,11 @@
 </file>
 
 <file path=word/header1.xml><?xml version="1.0" encoding="utf-8"?>
-<w:hdr xmlns:wpc="http://schemas.microsoft.com/office/word/2010/wordprocessingCanvas" xmlns:mc="http://schemas.openxmlformats.org/markup-compatibility/2006" xmlns:o="urn:schemas-microsoft-com:office:office" xmlns:r="http://schemas.openxmlformats.org/officeDocument/2006/relationships" xmlns:m="http://schemas.openxmlformats.org/officeDocument/2006/math" xmlns:v="urn:schemas-microsoft-com:vml" xmlns:wp14="http://schemas.microsoft.com/office/word/2010/wordprocessingDrawing" xmlns:wp="http://schemas.openxmlformats.org/drawingml/2006/wordprocessingDrawing" xmlns:w10="urn:schemas-microsoft-com:office:word" xmlns:w="http://schemas.openxmlformats.org/wordprocessingml/2006/main" xmlns:w14="http://schemas.microsoft.com/office/word/2010/wordml" xmlns:w15="http://schemas.microsoft.com/office/word/2012/wordml" xmlns:wpg="http://schemas.microsoft.com/office/word/2010/wordprocessingGroup" xmlns:wpi="http://schemas.microsoft.com/office/word/2010/wordprocessingInk" xmlns:wne="http://schemas.microsoft.com/office/word/2006/wordml" xmlns:wps="http://schemas.microsoft.com/office/word/2010/wordprocessingShape" xmlns:cx="http://schemas.microsoft.com/office/drawing/2014/chartex" xmlns:cx1="http://schemas.microsoft.com/office/drawing/2015/9/8/chartex" xmlns:cx2="http://schemas.microsoft.com/office/drawing/2015/10/21/chartex" xmlns:cx3="http://schemas.microsoft.com/office/drawing/2016/5/9/chartex" xmlns:cx4="http://schemas.microsoft.com/office/drawing/2016/5/10/chartex" xmlns:cx5="http://schemas.microsoft.com/office/drawing/2016/5/11/chartex" xmlns:cx6="http://schemas.microsoft.com/office/drawing/2016/5/12/chartex" xmlns:cx7="http://schemas.microsoft.com/office/drawing/2016/5/13/chartex" xmlns:cx8="http://schemas.microsoft.com/office/drawing/2016/5/14/chartex" xmlns:w16cid="http://schemas.microsoft.com/office/word/2016/wordml/cid" xmlns:w16se="http://schemas.microsoft.com/office/word/2015/wordml/symex">
+<w:hdr xmlns:wpc="http://schemas.microsoft.com/office/word/2010/wordprocessingCanvas" xmlns:cx="http://schemas.microsoft.com/office/drawing/2014/chartex" xmlns:cx1="http://schemas.microsoft.com/office/drawing/2015/9/8/chartex" xmlns:cx2="http://schemas.microsoft.com/office/drawing/2015/10/21/chartex" xmlns:cx3="http://schemas.microsoft.com/office/drawing/2016/5/9/chartex" xmlns:cx4="http://schemas.microsoft.com/office/drawing/2016/5/10/chartex" xmlns:cx5="http://schemas.microsoft.com/office/drawing/2016/5/11/chartex" xmlns:cx6="http://schemas.microsoft.com/office/drawing/2016/5/12/chartex" xmlns:cx7="http://schemas.microsoft.com/office/drawing/2016/5/13/chartex" xmlns:cx8="http://schemas.microsoft.com/office/drawing/2016/5/14/chartex" xmlns:mc="http://schemas.openxmlformats.org/markup-compatibility/2006" xmlns:aink="http://schemas.microsoft.com/office/drawing/2016/ink" xmlns:am3d="http://schemas.microsoft.com/office/drawing/2017/model3d" xmlns:o="urn:schemas-microsoft-com:office:office" xmlns:oel="http://schemas.microsoft.com/office/2019/extlst" xmlns:r="http://schemas.openxmlformats.org/officeDocument/2006/relationships" xmlns:m="http://schemas.openxmlformats.org/officeDocument/2006/math" xmlns:v="urn:schemas-microsoft-com:vml" xmlns:wp14="http://schemas.microsoft.com/office/word/2010/wordprocessingDrawing" xmlns:wp="http://schemas.openxmlformats.org/drawingml/2006/wordprocessingDrawing" xmlns:w10="urn:schemas-microsoft-com:office:word" xmlns:w="http://schemas.openxmlformats.org/wordprocessingml/2006/main" xmlns:w14="http://schemas.microsoft.com/office/word/2010/wordml" xmlns:w15="http://schemas.microsoft.com/office/word/2012/wordml" xmlns:w16cex="http://schemas.microsoft.com/office/word/2018/wordml/cex" xmlns:w16cid="http://schemas.microsoft.com/office/word/2016/wordml/cid" xmlns:w16="http://schemas.microsoft.com/office/word/2018/wordml" xmlns:w16du="http://schemas.microsoft.com/office/word/2023/wordml/word16du" xmlns:w16sdtdh="http://schemas.microsoft.com/office/word/2020/wordml/sdtdatahash" xmlns:w16sdtfl="http://schemas.microsoft.com/office/word/2024/wordml/sdtformatlock" xmlns:w16se="http://schemas.microsoft.com/office/word/2015/wordml/symex" xmlns:wpg="http://schemas.microsoft.com/office/word/2010/wordprocessingGroup" xmlns:wpi="http://schemas.microsoft.com/office/word/2010/wordprocessingInk" xmlns:wne="http://schemas.microsoft.com/office/word/2006/wordml" xmlns:wps="http://schemas.microsoft.com/office/word/2010/wordprocessingShape" mc:Ignorable="w14 w15 w16se w16cid w16 w16cex w16sdtdh w16sdtfl w16du wp14">
   <w:p>
     <w:pPr>
       <w:pBdr>
-        <w:bottom w:val="single" w:color="BBBBBB" w:sz="4" w:space="4"/>
+        <w:bottom w:val="single" w:sz="4" w:space="4" w:color="BBBBBB"/>
       </w:pBdr>
       <w:tabs>
         <w:tab w:val="right" w:pos="9072"/>
@@ -4807,17 +6818,144 @@
         <w:sz w:val="18"/>
         <w:szCs w:val="18"/>
       </w:rPr>
-      <w:t xml:space="preserve">Manual del socio	SIGeV</w:t>
+      <w:t>Manual del socio</w:t>
+    </w:r>
+    <w:r>
+      <w:rPr>
+        <w:color w:val="666666"/>
+        <w:sz w:val="18"/>
+        <w:szCs w:val="18"/>
+      </w:rPr>
+      <w:tab/>
+      <w:t>SIGeV</w:t>
     </w:r>
   </w:p>
 </w:hdr>
 </file>
 
 <file path=word/numbering.xml><?xml version="1.0" encoding="utf-8"?>
-<w:numbering xmlns:wpc="http://schemas.microsoft.com/office/word/2010/wordprocessingCanvas" xmlns:mc="http://schemas.openxmlformats.org/markup-compatibility/2006" xmlns:o="urn:schemas-microsoft-com:office:office" xmlns:r="http://schemas.openxmlformats.org/officeDocument/2006/relationships" xmlns:m="http://schemas.openxmlformats.org/officeDocument/2006/math" xmlns:v="urn:schemas-microsoft-com:vml" xmlns:wp14="http://schemas.microsoft.com/office/word/2010/wordprocessingDrawing" xmlns:wp="http://schemas.openxmlformats.org/drawingml/2006/wordprocessingDrawing" xmlns:w10="urn:schemas-microsoft-com:office:word" xmlns:w="http://schemas.openxmlformats.org/wordprocessingml/2006/main" xmlns:w14="http://schemas.microsoft.com/office/word/2010/wordml" xmlns:w15="http://schemas.microsoft.com/office/word/2012/wordml" xmlns:wpg="http://schemas.microsoft.com/office/word/2010/wordprocessingGroup" xmlns:wpi="http://schemas.microsoft.com/office/word/2010/wordprocessingInk" xmlns:wne="http://schemas.microsoft.com/office/word/2006/wordml" xmlns:wps="http://schemas.microsoft.com/office/word/2010/wordprocessingShape" mc:Ignorable="w14 w15 wp14">
+<w:numbering xmlns:wpc="http://schemas.microsoft.com/office/word/2010/wordprocessingCanvas" xmlns:cx="http://schemas.microsoft.com/office/drawing/2014/chartex" xmlns:cx1="http://schemas.microsoft.com/office/drawing/2015/9/8/chartex" xmlns:cx2="http://schemas.microsoft.com/office/drawing/2015/10/21/chartex" xmlns:cx3="http://schemas.microsoft.com/office/drawing/2016/5/9/chartex" xmlns:cx4="http://schemas.microsoft.com/office/drawing/2016/5/10/chartex" xmlns:cx5="http://schemas.microsoft.com/office/drawing/2016/5/11/chartex" xmlns:cx6="http://schemas.microsoft.com/office/drawing/2016/5/12/chartex" xmlns:cx7="http://schemas.microsoft.com/office/drawing/2016/5/13/chartex" xmlns:cx8="http://schemas.microsoft.com/office/drawing/2016/5/14/chartex" xmlns:mc="http://schemas.openxmlformats.org/markup-compatibility/2006" xmlns:aink="http://schemas.microsoft.com/office/drawing/2016/ink" xmlns:am3d="http://schemas.microsoft.com/office/drawing/2017/model3d" xmlns:o="urn:schemas-microsoft-com:office:office" xmlns:oel="http://schemas.microsoft.com/office/2019/extlst" xmlns:r="http://schemas.openxmlformats.org/officeDocument/2006/relationships" xmlns:m="http://schemas.openxmlformats.org/officeDocument/2006/math" xmlns:v="urn:schemas-microsoft-com:vml" xmlns:wp14="http://schemas.microsoft.com/office/word/2010/wordprocessingDrawing" xmlns:wp="http://schemas.openxmlformats.org/drawingml/2006/wordprocessingDrawing" xmlns:w10="urn:schemas-microsoft-com:office:word" xmlns:w="http://schemas.openxmlformats.org/wordprocessingml/2006/main" xmlns:w14="http://schemas.microsoft.com/office/word/2010/wordml" xmlns:w15="http://schemas.microsoft.com/office/word/2012/wordml" xmlns:w16cex="http://schemas.microsoft.com/office/word/2018/wordml/cex" xmlns:w16cid="http://schemas.microsoft.com/office/word/2016/wordml/cid" xmlns:w16="http://schemas.microsoft.com/office/word/2018/wordml" xmlns:w16du="http://schemas.microsoft.com/office/word/2023/wordml/word16du" xmlns:w16sdtdh="http://schemas.microsoft.com/office/word/2020/wordml/sdtdatahash" xmlns:w16sdtfl="http://schemas.microsoft.com/office/word/2024/wordml/sdtformatlock" xmlns:w16se="http://schemas.microsoft.com/office/word/2015/wordml/symex" xmlns:wpg="http://schemas.microsoft.com/office/word/2010/wordprocessingGroup" xmlns:wpi="http://schemas.microsoft.com/office/word/2010/wordprocessingInk" xmlns:wne="http://schemas.microsoft.com/office/word/2006/wordml" xmlns:wps="http://schemas.microsoft.com/office/word/2010/wordprocessingShape" mc:Ignorable="w14 w15 w16se w16cid w16 w16cex w16sdtdh w16sdtfl w16du wp14">
+  <w:abstractNum w:abstractNumId="0" w15:restartNumberingAfterBreak="0">
+    <w:nsid w:val="2AB21A4E"/>
+    <w:multiLevelType w:val="hybridMultilevel"/>
+    <w:tmpl w:val="98C42E0A"/>
+    <w:lvl w:ilvl="0" w:tplc="BF686EAC">
+      <w:start w:val="1"/>
+      <w:numFmt w:val="decimal"/>
+      <w:lvlText w:val="%1."/>
+      <w:lvlJc w:val="left"/>
+      <w:pPr>
+        <w:ind w:left="720" w:hanging="360"/>
+      </w:pPr>
+    </w:lvl>
+    <w:lvl w:ilvl="1" w:tplc="53DC923A">
+      <w:start w:val="1"/>
+      <w:numFmt w:val="lowerLetter"/>
+      <w:lvlText w:val="%2)"/>
+      <w:lvlJc w:val="left"/>
+      <w:pPr>
+        <w:ind w:left="1440" w:hanging="360"/>
+      </w:pPr>
+    </w:lvl>
+    <w:lvl w:ilvl="2" w:tplc="46F6D6AA">
+      <w:numFmt w:val="decimal"/>
+      <w:lvlText w:val=""/>
+      <w:lvlJc w:val="left"/>
+    </w:lvl>
+    <w:lvl w:ilvl="3" w:tplc="E420505A">
+      <w:numFmt w:val="decimal"/>
+      <w:lvlText w:val=""/>
+      <w:lvlJc w:val="left"/>
+    </w:lvl>
+    <w:lvl w:ilvl="4" w:tplc="E8303996">
+      <w:numFmt w:val="decimal"/>
+      <w:lvlText w:val=""/>
+      <w:lvlJc w:val="left"/>
+    </w:lvl>
+    <w:lvl w:ilvl="5" w:tplc="96FAA108">
+      <w:numFmt w:val="decimal"/>
+      <w:lvlText w:val=""/>
+      <w:lvlJc w:val="left"/>
+    </w:lvl>
+    <w:lvl w:ilvl="6" w:tplc="5470B526">
+      <w:numFmt w:val="decimal"/>
+      <w:lvlText w:val=""/>
+      <w:lvlJc w:val="left"/>
+    </w:lvl>
+    <w:lvl w:ilvl="7" w:tplc="E536E776">
+      <w:numFmt w:val="decimal"/>
+      <w:lvlText w:val=""/>
+      <w:lvlJc w:val="left"/>
+    </w:lvl>
+    <w:lvl w:ilvl="8" w:tplc="339AFD60">
+      <w:numFmt w:val="decimal"/>
+      <w:lvlText w:val=""/>
+      <w:lvlJc w:val="left"/>
+    </w:lvl>
+  </w:abstractNum>
   <w:abstractNum w:abstractNumId="1" w15:restartNumberingAfterBreak="0">
+    <w:nsid w:val="5645630C"/>
     <w:multiLevelType w:val="hybridMultilevel"/>
-    <w:lvl w:ilvl="0" w15:tentative="1">
+    <w:tmpl w:val="36E6827A"/>
+    <w:lvl w:ilvl="0" w:tplc="29B6A4BE">
+      <w:start w:val="1"/>
+      <w:numFmt w:val="bullet"/>
+      <w:lvlText w:val="•"/>
+      <w:lvlJc w:val="left"/>
+      <w:pPr>
+        <w:ind w:left="720" w:hanging="360"/>
+      </w:pPr>
+    </w:lvl>
+    <w:lvl w:ilvl="1" w:tplc="77BCC5D0">
+      <w:start w:val="1"/>
+      <w:numFmt w:val="bullet"/>
+      <w:lvlText w:val="–"/>
+      <w:lvlJc w:val="left"/>
+      <w:pPr>
+        <w:ind w:left="1440" w:hanging="360"/>
+      </w:pPr>
+    </w:lvl>
+    <w:lvl w:ilvl="2" w:tplc="33F6F626">
+      <w:numFmt w:val="decimal"/>
+      <w:lvlText w:val=""/>
+      <w:lvlJc w:val="left"/>
+    </w:lvl>
+    <w:lvl w:ilvl="3" w:tplc="B3BA667E">
+      <w:numFmt w:val="decimal"/>
+      <w:lvlText w:val=""/>
+      <w:lvlJc w:val="left"/>
+    </w:lvl>
+    <w:lvl w:ilvl="4" w:tplc="7D0CA2DA">
+      <w:numFmt w:val="decimal"/>
+      <w:lvlText w:val=""/>
+      <w:lvlJc w:val="left"/>
+    </w:lvl>
+    <w:lvl w:ilvl="5" w:tplc="21CAB20C">
+      <w:numFmt w:val="decimal"/>
+      <w:lvlText w:val=""/>
+      <w:lvlJc w:val="left"/>
+    </w:lvl>
+    <w:lvl w:ilvl="6" w:tplc="14D222DA">
+      <w:numFmt w:val="decimal"/>
+      <w:lvlText w:val=""/>
+      <w:lvlJc w:val="left"/>
+    </w:lvl>
+    <w:lvl w:ilvl="7" w:tplc="78D6367E">
+      <w:numFmt w:val="decimal"/>
+      <w:lvlText w:val=""/>
+      <w:lvlJc w:val="left"/>
+    </w:lvl>
+    <w:lvl w:ilvl="8" w:tplc="F8E27FEC">
+      <w:numFmt w:val="decimal"/>
+      <w:lvlText w:val=""/>
+      <w:lvlJc w:val="left"/>
+    </w:lvl>
+  </w:abstractNum>
+  <w:abstractNum w:abstractNumId="2" w15:restartNumberingAfterBreak="0">
+    <w:nsid w:val="69DF62B7"/>
+    <w:multiLevelType w:val="hybridMultilevel"/>
+    <w:tmpl w:val="C6C05E78"/>
+    <w:lvl w:ilvl="0" w:tplc="99DAC830">
       <w:start w:val="1"/>
       <w:numFmt w:val="bullet"/>
       <w:lvlText w:val="●"/>
@@ -4826,7 +6964,7 @@
         <w:ind w:left="720" w:hanging="360"/>
       </w:pPr>
     </w:lvl>
-    <w:lvl w:ilvl="1" w15:tentative="1">
+    <w:lvl w:ilvl="1" w:tplc="5F801244">
       <w:start w:val="1"/>
       <w:numFmt w:val="bullet"/>
       <w:lvlText w:val="○"/>
@@ -4835,7 +6973,7 @@
         <w:ind w:left="1440" w:hanging="360"/>
       </w:pPr>
     </w:lvl>
-    <w:lvl w:ilvl="2" w15:tentative="1">
+    <w:lvl w:ilvl="2" w:tplc="31529018">
       <w:start w:val="1"/>
       <w:numFmt w:val="bullet"/>
       <w:lvlText w:val="■"/>
@@ -4844,7 +6982,7 @@
         <w:ind w:left="2160" w:hanging="360"/>
       </w:pPr>
     </w:lvl>
-    <w:lvl w:ilvl="3" w15:tentative="1">
+    <w:lvl w:ilvl="3" w:tplc="84FA0E7A">
       <w:start w:val="1"/>
       <w:numFmt w:val="bullet"/>
       <w:lvlText w:val="●"/>
@@ -4853,7 +6991,7 @@
         <w:ind w:left="2880" w:hanging="360"/>
       </w:pPr>
     </w:lvl>
-    <w:lvl w:ilvl="4" w15:tentative="1">
+    <w:lvl w:ilvl="4" w:tplc="AA2CF8E4">
       <w:start w:val="1"/>
       <w:numFmt w:val="bullet"/>
       <w:lvlText w:val="○"/>
@@ -4862,7 +7000,7 @@
         <w:ind w:left="3600" w:hanging="360"/>
       </w:pPr>
     </w:lvl>
-    <w:lvl w:ilvl="5" w15:tentative="1">
+    <w:lvl w:ilvl="5" w:tplc="CC1A8EF8">
       <w:start w:val="1"/>
       <w:numFmt w:val="bullet"/>
       <w:lvlText w:val="■"/>
@@ -4871,7 +7009,7 @@
         <w:ind w:left="4320" w:hanging="360"/>
       </w:pPr>
     </w:lvl>
-    <w:lvl w:ilvl="6" w15:tentative="1">
+    <w:lvl w:ilvl="6" w:tplc="6576BA32">
       <w:start w:val="1"/>
       <w:numFmt w:val="bullet"/>
       <w:lvlText w:val="●"/>
@@ -4880,7 +7018,7 @@
         <w:ind w:left="5040" w:hanging="360"/>
       </w:pPr>
     </w:lvl>
-    <w:lvl w:ilvl="7" w15:tentative="1">
+    <w:lvl w:ilvl="7" w:tplc="96A016EE">
       <w:start w:val="1"/>
       <w:numFmt w:val="bullet"/>
       <w:lvlText w:val="●"/>
@@ -4889,7 +7027,7 @@
         <w:ind w:left="5760" w:hanging="360"/>
       </w:pPr>
     </w:lvl>
-    <w:lvl w:ilvl="8" w15:tentative="1">
+    <w:lvl w:ilvl="8" w:tplc="F52AD412">
       <w:start w:val="1"/>
       <w:numFmt w:val="bullet"/>
       <w:lvlText w:val="●"/>
@@ -4899,86 +7037,44 @@
       </w:pPr>
     </w:lvl>
   </w:abstractNum>
-  <w:abstractNum w:abstractNumId="2" w15:restartNumberingAfterBreak="0">
-    <w:multiLevelType w:val="hybridMultilevel"/>
-    <w:lvl w:ilvl="0" w15:tentative="1">
-      <w:start w:val="1"/>
-      <w:numFmt w:val="bullet"/>
-      <w:lvlText w:val="•"/>
-      <w:lvlJc w:val="left"/>
-      <w:pPr>
-        <w:ind w:left="720" w:hanging="360"/>
-      </w:pPr>
-    </w:lvl>
-    <w:lvl w:ilvl="1" w15:tentative="1">
-      <w:start w:val="1"/>
-      <w:numFmt w:val="bullet"/>
-      <w:lvlText w:val="–"/>
-      <w:lvlJc w:val="left"/>
-      <w:pPr>
-        <w:ind w:left="1440" w:hanging="360"/>
-      </w:pPr>
-    </w:lvl>
-  </w:abstractNum>
-  <w:abstractNum w:abstractNumId="3" w15:restartNumberingAfterBreak="0">
-    <w:multiLevelType w:val="hybridMultilevel"/>
-    <w:lvl w:ilvl="0" w15:tentative="1">
-      <w:start w:val="1"/>
-      <w:numFmt w:val="decimal"/>
-      <w:lvlText w:val="%1."/>
-      <w:lvlJc w:val="left"/>
-      <w:pPr>
-        <w:ind w:left="720" w:hanging="360"/>
-      </w:pPr>
-    </w:lvl>
-    <w:lvl w:ilvl="1" w15:tentative="1">
-      <w:start w:val="1"/>
-      <w:numFmt w:val="lowerLetter"/>
-      <w:lvlText w:val="%2)"/>
-      <w:lvlJc w:val="left"/>
-      <w:pPr>
-        <w:ind w:left="1440" w:hanging="360"/>
-      </w:pPr>
-    </w:lvl>
-  </w:abstractNum>
-  <w:num w:numId="1">
+  <w:num w:numId="1" w16cid:durableId="150801310">
+    <w:abstractNumId w:val="2"/>
+    <w:lvlOverride w:ilvl="0">
+      <w:startOverride w:val="1"/>
+    </w:lvlOverride>
+  </w:num>
+  <w:num w:numId="2" w16cid:durableId="1257983545">
+    <w:abstractNumId w:val="0"/>
+    <w:lvlOverride w:ilvl="0">
+      <w:startOverride w:val="1"/>
+    </w:lvlOverride>
+  </w:num>
+  <w:num w:numId="3" w16cid:durableId="1559394680">
     <w:abstractNumId w:val="1"/>
     <w:lvlOverride w:ilvl="0">
       <w:startOverride w:val="1"/>
     </w:lvlOverride>
   </w:num>
-  <w:num w:numId="2">
-    <w:abstractNumId w:val="3"/>
+  <w:num w:numId="4" w16cid:durableId="1542090272">
+    <w:abstractNumId w:val="0"/>
     <w:lvlOverride w:ilvl="0">
       <w:startOverride w:val="1"/>
     </w:lvlOverride>
   </w:num>
-  <w:num w:numId="3">
-    <w:abstractNumId w:val="2"/>
+  <w:num w:numId="5" w16cid:durableId="370543163">
+    <w:abstractNumId w:val="0"/>
     <w:lvlOverride w:ilvl="0">
       <w:startOverride w:val="1"/>
     </w:lvlOverride>
   </w:num>
-  <w:num w:numId="4">
-    <w:abstractNumId w:val="3"/>
+  <w:num w:numId="6" w16cid:durableId="155153103">
+    <w:abstractNumId w:val="0"/>
     <w:lvlOverride w:ilvl="0">
       <w:startOverride w:val="1"/>
     </w:lvlOverride>
   </w:num>
-  <w:num w:numId="5">
-    <w:abstractNumId w:val="3"/>
-    <w:lvlOverride w:ilvl="0">
-      <w:startOverride w:val="1"/>
-    </w:lvlOverride>
-  </w:num>
-  <w:num w:numId="6">
-    <w:abstractNumId w:val="3"/>
-    <w:lvlOverride w:ilvl="0">
-      <w:startOverride w:val="1"/>
-    </w:lvlOverride>
-  </w:num>
-  <w:num w:numId="7">
-    <w:abstractNumId w:val="3"/>
+  <w:num w:numId="7" w16cid:durableId="1281574726">
+    <w:abstractNumId w:val="0"/>
     <w:lvlOverride w:ilvl="0">
       <w:startOverride w:val="1"/>
     </w:lvlOverride>
@@ -4987,111 +7083,550 @@
 </file>
 
 <file path=word/styles.xml><?xml version="1.0" encoding="utf-8"?>
-<w:styles xmlns:mc="http://schemas.openxmlformats.org/markup-compatibility/2006" xmlns:r="http://schemas.openxmlformats.org/officeDocument/2006/relationships" xmlns:w="http://schemas.openxmlformats.org/wordprocessingml/2006/main" xmlns:w14="http://schemas.microsoft.com/office/word/2010/wordml" xmlns:w15="http://schemas.microsoft.com/office/word/2012/wordml" mc:Ignorable="w14 w15">
+<w:styles xmlns:mc="http://schemas.openxmlformats.org/markup-compatibility/2006" xmlns:r="http://schemas.openxmlformats.org/officeDocument/2006/relationships" xmlns:w="http://schemas.openxmlformats.org/wordprocessingml/2006/main" xmlns:w14="http://schemas.microsoft.com/office/word/2010/wordml" xmlns:w15="http://schemas.microsoft.com/office/word/2012/wordml" xmlns:w16cex="http://schemas.microsoft.com/office/word/2018/wordml/cex" xmlns:w16cid="http://schemas.microsoft.com/office/word/2016/wordml/cid" xmlns:w16="http://schemas.microsoft.com/office/word/2018/wordml" xmlns:w16du="http://schemas.microsoft.com/office/word/2023/wordml/word16du" xmlns:w16sdtdh="http://schemas.microsoft.com/office/word/2020/wordml/sdtdatahash" xmlns:w16sdtfl="http://schemas.microsoft.com/office/word/2024/wordml/sdtformatlock" xmlns:w16se="http://schemas.microsoft.com/office/word/2015/wordml/symex" mc:Ignorable="w14 w15 w16se w16cid w16 w16cex w16sdtdh w16sdtfl w16du">
   <w:docDefaults>
     <w:rPrDefault>
       <w:rPr>
-        <w:rFonts w:ascii="Calibri" w:cs="Calibri" w:eastAsia="Calibri" w:hAnsi="Calibri"/>
+        <w:rFonts w:ascii="Calibri" w:eastAsia="Calibri" w:hAnsi="Calibri" w:cs="Calibri"/>
         <w:sz w:val="22"/>
         <w:szCs w:val="22"/>
+        <w:lang w:val="es-AR" w:eastAsia="es-AR" w:bidi="ar-SA"/>
       </w:rPr>
     </w:rPrDefault>
     <w:pPrDefault>
       <w:pPr>
-        <w:spacing w:line="276"/>
+        <w:spacing w:line="276" w:lineRule="auto"/>
       </w:pPr>
     </w:pPrDefault>
   </w:docDefaults>
-  <w:style w:type="paragraph" w:styleId="Title">
+  <w:latentStyles w:defLockedState="0" w:defUIPriority="99" w:defSemiHidden="0" w:defUnhideWhenUsed="0" w:defQFormat="0" w:count="376">
+    <w:lsdException w:name="Normal" w:uiPriority="0" w:qFormat="1"/>
+    <w:lsdException w:name="heading 1" w:uiPriority="9" w:qFormat="1"/>
+    <w:lsdException w:name="heading 2" w:semiHidden="1" w:uiPriority="9" w:unhideWhenUsed="1" w:qFormat="1"/>
+    <w:lsdException w:name="heading 3" w:semiHidden="1" w:uiPriority="9" w:unhideWhenUsed="1" w:qFormat="1"/>
+    <w:lsdException w:name="heading 4" w:semiHidden="1" w:uiPriority="9" w:unhideWhenUsed="1" w:qFormat="1"/>
+    <w:lsdException w:name="heading 5" w:semiHidden="1" w:uiPriority="9" w:unhideWhenUsed="1" w:qFormat="1"/>
+    <w:lsdException w:name="heading 6" w:semiHidden="1" w:uiPriority="9" w:unhideWhenUsed="1" w:qFormat="1"/>
+    <w:lsdException w:name="heading 7" w:semiHidden="1" w:uiPriority="9" w:unhideWhenUsed="1" w:qFormat="1"/>
+    <w:lsdException w:name="heading 8" w:semiHidden="1" w:uiPriority="9" w:unhideWhenUsed="1" w:qFormat="1"/>
+    <w:lsdException w:name="heading 9" w:semiHidden="1" w:uiPriority="9" w:unhideWhenUsed="1" w:qFormat="1"/>
+    <w:lsdException w:name="index 1" w:semiHidden="1" w:unhideWhenUsed="1"/>
+    <w:lsdException w:name="index 2" w:semiHidden="1" w:unhideWhenUsed="1"/>
+    <w:lsdException w:name="index 3" w:semiHidden="1" w:unhideWhenUsed="1"/>
+    <w:lsdException w:name="index 4" w:semiHidden="1" w:unhideWhenUsed="1"/>
+    <w:lsdException w:name="index 5" w:semiHidden="1" w:unhideWhenUsed="1"/>
+    <w:lsdException w:name="index 6" w:semiHidden="1" w:unhideWhenUsed="1"/>
+    <w:lsdException w:name="index 7" w:semiHidden="1" w:unhideWhenUsed="1"/>
+    <w:lsdException w:name="index 8" w:semiHidden="1" w:unhideWhenUsed="1"/>
+    <w:lsdException w:name="index 9" w:semiHidden="1" w:unhideWhenUsed="1"/>
+    <w:lsdException w:name="toc 1" w:semiHidden="1" w:uiPriority="39" w:unhideWhenUsed="1"/>
+    <w:lsdException w:name="toc 2" w:semiHidden="1" w:uiPriority="39" w:unhideWhenUsed="1"/>
+    <w:lsdException w:name="toc 3" w:semiHidden="1" w:uiPriority="39" w:unhideWhenUsed="1"/>
+    <w:lsdException w:name="toc 4" w:semiHidden="1" w:uiPriority="39" w:unhideWhenUsed="1"/>
+    <w:lsdException w:name="toc 5" w:semiHidden="1" w:uiPriority="39" w:unhideWhenUsed="1"/>
+    <w:lsdException w:name="toc 6" w:semiHidden="1" w:uiPriority="39" w:unhideWhenUsed="1"/>
+    <w:lsdException w:name="toc 7" w:semiHidden="1" w:uiPriority="39" w:unhideWhenUsed="1"/>
+    <w:lsdException w:name="toc 8" w:semiHidden="1" w:uiPriority="39" w:unhideWhenUsed="1"/>
+    <w:lsdException w:name="toc 9" w:semiHidden="1" w:uiPriority="39" w:unhideWhenUsed="1"/>
+    <w:lsdException w:name="Normal Indent" w:semiHidden="1" w:unhideWhenUsed="1"/>
+    <w:lsdException w:name="footnote text" w:semiHidden="1" w:unhideWhenUsed="1"/>
+    <w:lsdException w:name="annotation text" w:semiHidden="1" w:unhideWhenUsed="1"/>
+    <w:lsdException w:name="header" w:semiHidden="1" w:unhideWhenUsed="1"/>
+    <w:lsdException w:name="footer" w:semiHidden="1" w:unhideWhenUsed="1"/>
+    <w:lsdException w:name="index heading" w:semiHidden="1" w:unhideWhenUsed="1"/>
+    <w:lsdException w:name="caption" w:semiHidden="1" w:uiPriority="35" w:unhideWhenUsed="1" w:qFormat="1"/>
+    <w:lsdException w:name="table of figures" w:semiHidden="1" w:unhideWhenUsed="1"/>
+    <w:lsdException w:name="envelope address" w:semiHidden="1" w:unhideWhenUsed="1"/>
+    <w:lsdException w:name="envelope return" w:semiHidden="1" w:unhideWhenUsed="1"/>
+    <w:lsdException w:name="footnote reference" w:semiHidden="1" w:unhideWhenUsed="1"/>
+    <w:lsdException w:name="annotation reference" w:semiHidden="1" w:unhideWhenUsed="1"/>
+    <w:lsdException w:name="line number" w:semiHidden="1" w:unhideWhenUsed="1"/>
+    <w:lsdException w:name="page number" w:semiHidden="1" w:unhideWhenUsed="1"/>
+    <w:lsdException w:name="endnote reference" w:semiHidden="1" w:unhideWhenUsed="1"/>
+    <w:lsdException w:name="endnote text" w:semiHidden="1" w:unhideWhenUsed="1"/>
+    <w:lsdException w:name="table of authorities" w:semiHidden="1" w:unhideWhenUsed="1"/>
+    <w:lsdException w:name="macro" w:semiHidden="1" w:unhideWhenUsed="1"/>
+    <w:lsdException w:name="toa heading" w:semiHidden="1" w:unhideWhenUsed="1"/>
+    <w:lsdException w:name="List" w:semiHidden="1" w:unhideWhenUsed="1"/>
+    <w:lsdException w:name="List Bullet" w:semiHidden="1" w:unhideWhenUsed="1"/>
+    <w:lsdException w:name="List Number" w:semiHidden="1" w:unhideWhenUsed="1"/>
+    <w:lsdException w:name="List 2" w:semiHidden="1" w:unhideWhenUsed="1"/>
+    <w:lsdException w:name="List 3" w:semiHidden="1" w:unhideWhenUsed="1"/>
+    <w:lsdException w:name="List 4" w:semiHidden="1" w:unhideWhenUsed="1"/>
+    <w:lsdException w:name="List 5" w:semiHidden="1" w:unhideWhenUsed="1"/>
+    <w:lsdException w:name="List Bullet 2" w:semiHidden="1" w:unhideWhenUsed="1"/>
+    <w:lsdException w:name="List Bullet 3" w:semiHidden="1" w:unhideWhenUsed="1"/>
+    <w:lsdException w:name="List Bullet 4" w:semiHidden="1" w:unhideWhenUsed="1"/>
+    <w:lsdException w:name="List Bullet 5" w:semiHidden="1" w:unhideWhenUsed="1"/>
+    <w:lsdException w:name="List Number 2" w:semiHidden="1" w:unhideWhenUsed="1"/>
+    <w:lsdException w:name="List Number 3" w:semiHidden="1" w:unhideWhenUsed="1"/>
+    <w:lsdException w:name="List Number 4" w:semiHidden="1" w:unhideWhenUsed="1"/>
+    <w:lsdException w:name="List Number 5" w:semiHidden="1" w:unhideWhenUsed="1"/>
+    <w:lsdException w:name="Title" w:uiPriority="10" w:qFormat="1"/>
+    <w:lsdException w:name="Closing" w:semiHidden="1" w:unhideWhenUsed="1"/>
+    <w:lsdException w:name="Signature" w:semiHidden="1" w:unhideWhenUsed="1"/>
+    <w:lsdException w:name="Default Paragraph Font" w:semiHidden="1" w:uiPriority="1" w:unhideWhenUsed="1"/>
+    <w:lsdException w:name="Body Text" w:semiHidden="1" w:unhideWhenUsed="1"/>
+    <w:lsdException w:name="Body Text Indent" w:semiHidden="1" w:unhideWhenUsed="1"/>
+    <w:lsdException w:name="List Continue" w:semiHidden="1" w:unhideWhenUsed="1"/>
+    <w:lsdException w:name="List Continue 2" w:semiHidden="1" w:unhideWhenUsed="1"/>
+    <w:lsdException w:name="List Continue 3" w:semiHidden="1" w:unhideWhenUsed="1"/>
+    <w:lsdException w:name="List Continue 4" w:semiHidden="1" w:unhideWhenUsed="1"/>
+    <w:lsdException w:name="List Continue 5" w:semiHidden="1" w:unhideWhenUsed="1"/>
+    <w:lsdException w:name="Message Header" w:semiHidden="1" w:unhideWhenUsed="1"/>
+    <w:lsdException w:name="Subtitle" w:uiPriority="11" w:qFormat="1"/>
+    <w:lsdException w:name="Salutation" w:semiHidden="1" w:unhideWhenUsed="1"/>
+    <w:lsdException w:name="Date" w:semiHidden="1" w:unhideWhenUsed="1"/>
+    <w:lsdException w:name="Body Text First Indent" w:semiHidden="1" w:unhideWhenUsed="1"/>
+    <w:lsdException w:name="Body Text First Indent 2" w:semiHidden="1" w:unhideWhenUsed="1"/>
+    <w:lsdException w:name="Note Heading" w:semiHidden="1" w:unhideWhenUsed="1"/>
+    <w:lsdException w:name="Body Text 2" w:semiHidden="1" w:unhideWhenUsed="1"/>
+    <w:lsdException w:name="Body Text 3" w:semiHidden="1" w:unhideWhenUsed="1"/>
+    <w:lsdException w:name="Body Text Indent 2" w:semiHidden="1" w:unhideWhenUsed="1"/>
+    <w:lsdException w:name="Body Text Indent 3" w:semiHidden="1" w:unhideWhenUsed="1"/>
+    <w:lsdException w:name="Block Text" w:semiHidden="1" w:unhideWhenUsed="1"/>
+    <w:lsdException w:name="Hyperlink" w:semiHidden="1" w:unhideWhenUsed="1"/>
+    <w:lsdException w:name="FollowedHyperlink" w:semiHidden="1" w:unhideWhenUsed="1"/>
+    <w:lsdException w:name="Strong" w:uiPriority="22" w:qFormat="1"/>
+    <w:lsdException w:name="Emphasis" w:uiPriority="20" w:qFormat="1"/>
+    <w:lsdException w:name="Document Map" w:semiHidden="1" w:unhideWhenUsed="1"/>
+    <w:lsdException w:name="Plain Text" w:semiHidden="1" w:unhideWhenUsed="1"/>
+    <w:lsdException w:name="E-mail Signature" w:semiHidden="1" w:unhideWhenUsed="1"/>
+    <w:lsdException w:name="HTML Top of Form" w:semiHidden="1" w:unhideWhenUsed="1"/>
+    <w:lsdException w:name="HTML Bottom of Form" w:semiHidden="1" w:unhideWhenUsed="1"/>
+    <w:lsdException w:name="Normal (Web)" w:semiHidden="1" w:unhideWhenUsed="1"/>
+    <w:lsdException w:name="HTML Acronym" w:semiHidden="1" w:unhideWhenUsed="1"/>
+    <w:lsdException w:name="HTML Address" w:semiHidden="1" w:unhideWhenUsed="1"/>
+    <w:lsdException w:name="HTML Cite" w:semiHidden="1" w:unhideWhenUsed="1"/>
+    <w:lsdException w:name="HTML Code" w:semiHidden="1" w:unhideWhenUsed="1"/>
+    <w:lsdException w:name="HTML Definition" w:semiHidden="1" w:unhideWhenUsed="1"/>
+    <w:lsdException w:name="HTML Keyboard" w:semiHidden="1" w:unhideWhenUsed="1"/>
+    <w:lsdException w:name="HTML Preformatted" w:semiHidden="1" w:unhideWhenUsed="1"/>
+    <w:lsdException w:name="HTML Sample" w:semiHidden="1" w:unhideWhenUsed="1"/>
+    <w:lsdException w:name="HTML Typewriter" w:semiHidden="1" w:unhideWhenUsed="1"/>
+    <w:lsdException w:name="HTML Variable" w:semiHidden="1" w:unhideWhenUsed="1"/>
+    <w:lsdException w:name="Normal Table" w:semiHidden="1" w:unhideWhenUsed="1"/>
+    <w:lsdException w:name="annotation subject" w:semiHidden="1" w:unhideWhenUsed="1"/>
+    <w:lsdException w:name="No List" w:semiHidden="1" w:unhideWhenUsed="1"/>
+    <w:lsdException w:name="Outline List 1" w:semiHidden="1" w:unhideWhenUsed="1"/>
+    <w:lsdException w:name="Outline List 2" w:semiHidden="1" w:unhideWhenUsed="1"/>
+    <w:lsdException w:name="Outline List 3" w:semiHidden="1" w:unhideWhenUsed="1"/>
+    <w:lsdException w:name="Table Simple 1" w:semiHidden="1" w:unhideWhenUsed="1"/>
+    <w:lsdException w:name="Table Simple 2" w:semiHidden="1" w:unhideWhenUsed="1"/>
+    <w:lsdException w:name="Table Simple 3" w:semiHidden="1" w:unhideWhenUsed="1"/>
+    <w:lsdException w:name="Table Classic 1" w:semiHidden="1" w:unhideWhenUsed="1"/>
+    <w:lsdException w:name="Table Classic 2" w:semiHidden="1" w:unhideWhenUsed="1"/>
+    <w:lsdException w:name="Table Classic 3" w:semiHidden="1" w:unhideWhenUsed="1"/>
+    <w:lsdException w:name="Table Classic 4" w:semiHidden="1" w:unhideWhenUsed="1"/>
+    <w:lsdException w:name="Table Colorful 1" w:semiHidden="1" w:unhideWhenUsed="1"/>
+    <w:lsdException w:name="Table Colorful 2" w:semiHidden="1" w:unhideWhenUsed="1"/>
+    <w:lsdException w:name="Table Colorful 3" w:semiHidden="1" w:unhideWhenUsed="1"/>
+    <w:lsdException w:name="Table Columns 1" w:semiHidden="1" w:unhideWhenUsed="1"/>
+    <w:lsdException w:name="Table Columns 2" w:semiHidden="1" w:unhideWhenUsed="1"/>
+    <w:lsdException w:name="Table Columns 3" w:semiHidden="1" w:unhideWhenUsed="1"/>
+    <w:lsdException w:name="Table Columns 4" w:semiHidden="1" w:unhideWhenUsed="1"/>
+    <w:lsdException w:name="Table Columns 5" w:semiHidden="1" w:unhideWhenUsed="1"/>
+    <w:lsdException w:name="Table Grid 1" w:semiHidden="1" w:unhideWhenUsed="1"/>
+    <w:lsdException w:name="Table Grid 2" w:semiHidden="1" w:unhideWhenUsed="1"/>
+    <w:lsdException w:name="Table Grid 3" w:semiHidden="1" w:unhideWhenUsed="1"/>
+    <w:lsdException w:name="Table Grid 4" w:semiHidden="1" w:unhideWhenUsed="1"/>
+    <w:lsdException w:name="Table Grid 5" w:semiHidden="1" w:unhideWhenUsed="1"/>
+    <w:lsdException w:name="Table Grid 6" w:semiHidden="1" w:unhideWhenUsed="1"/>
+    <w:lsdException w:name="Table Grid 7" w:semiHidden="1" w:unhideWhenUsed="1"/>
+    <w:lsdException w:name="Table Grid 8" w:semiHidden="1" w:unhideWhenUsed="1"/>
+    <w:lsdException w:name="Table List 1" w:semiHidden="1" w:unhideWhenUsed="1"/>
+    <w:lsdException w:name="Table List 2" w:semiHidden="1" w:unhideWhenUsed="1"/>
+    <w:lsdException w:name="Table List 3" w:semiHidden="1" w:unhideWhenUsed="1"/>
+    <w:lsdException w:name="Table List 4" w:semiHidden="1" w:unhideWhenUsed="1"/>
+    <w:lsdException w:name="Table List 5" w:semiHidden="1" w:unhideWhenUsed="1"/>
+    <w:lsdException w:name="Table List 6" w:semiHidden="1" w:unhideWhenUsed="1"/>
+    <w:lsdException w:name="Table List 7" w:semiHidden="1" w:unhideWhenUsed="1"/>
+    <w:lsdException w:name="Table List 8" w:semiHidden="1" w:unhideWhenUsed="1"/>
+    <w:lsdException w:name="Table 3D effects 1" w:semiHidden="1" w:unhideWhenUsed="1"/>
+    <w:lsdException w:name="Table 3D effects 2" w:semiHidden="1" w:unhideWhenUsed="1"/>
+    <w:lsdException w:name="Table 3D effects 3" w:semiHidden="1" w:unhideWhenUsed="1"/>
+    <w:lsdException w:name="Table Contemporary" w:semiHidden="1" w:unhideWhenUsed="1"/>
+    <w:lsdException w:name="Table Elegant" w:semiHidden="1" w:unhideWhenUsed="1"/>
+    <w:lsdException w:name="Table Professional" w:semiHidden="1" w:unhideWhenUsed="1"/>
+    <w:lsdException w:name="Table Subtle 1" w:semiHidden="1" w:unhideWhenUsed="1"/>
+    <w:lsdException w:name="Table Subtle 2" w:semiHidden="1" w:unhideWhenUsed="1"/>
+    <w:lsdException w:name="Table Web 1" w:semiHidden="1" w:unhideWhenUsed="1"/>
+    <w:lsdException w:name="Table Web 2" w:semiHidden="1" w:unhideWhenUsed="1"/>
+    <w:lsdException w:name="Table Web 3" w:semiHidden="1" w:unhideWhenUsed="1"/>
+    <w:lsdException w:name="Balloon Text" w:semiHidden="1" w:unhideWhenUsed="1"/>
+    <w:lsdException w:name="Table Grid" w:uiPriority="39"/>
+    <w:lsdException w:name="Table Theme" w:semiHidden="1" w:unhideWhenUsed="1"/>
+    <w:lsdException w:name="Placeholder Text" w:semiHidden="1"/>
+    <w:lsdException w:name="No Spacing" w:uiPriority="1" w:qFormat="1"/>
+    <w:lsdException w:name="Light Shading" w:uiPriority="60"/>
+    <w:lsdException w:name="Light List" w:uiPriority="61"/>
+    <w:lsdException w:name="Light Grid" w:uiPriority="62"/>
+    <w:lsdException w:name="Medium Shading 1" w:uiPriority="63"/>
+    <w:lsdException w:name="Medium Shading 2" w:uiPriority="64"/>
+    <w:lsdException w:name="Medium List 1" w:uiPriority="65"/>
+    <w:lsdException w:name="Medium List 2" w:uiPriority="66"/>
+    <w:lsdException w:name="Medium Grid 1" w:uiPriority="67"/>
+    <w:lsdException w:name="Medium Grid 2" w:uiPriority="68"/>
+    <w:lsdException w:name="Medium Grid 3" w:uiPriority="69"/>
+    <w:lsdException w:name="Dark List" w:uiPriority="70"/>
+    <w:lsdException w:name="Colorful Shading" w:uiPriority="71"/>
+    <w:lsdException w:name="Colorful List" w:uiPriority="72"/>
+    <w:lsdException w:name="Colorful Grid" w:uiPriority="73"/>
+    <w:lsdException w:name="Light Shading Accent 1" w:uiPriority="60"/>
+    <w:lsdException w:name="Light List Accent 1" w:uiPriority="61"/>
+    <w:lsdException w:name="Light Grid Accent 1" w:uiPriority="62"/>
+    <w:lsdException w:name="Medium Shading 1 Accent 1" w:uiPriority="63"/>
+    <w:lsdException w:name="Medium Shading 2 Accent 1" w:uiPriority="64"/>
+    <w:lsdException w:name="Medium List 1 Accent 1" w:uiPriority="65"/>
+    <w:lsdException w:name="Revision" w:semiHidden="1"/>
+    <w:lsdException w:name="List Paragraph" w:uiPriority="34" w:qFormat="1"/>
+    <w:lsdException w:name="Quote" w:uiPriority="29" w:qFormat="1"/>
+    <w:lsdException w:name="Intense Quote" w:uiPriority="30" w:qFormat="1"/>
+    <w:lsdException w:name="Medium List 2 Accent 1" w:uiPriority="66"/>
+    <w:lsdException w:name="Medium Grid 1 Accent 1" w:uiPriority="67"/>
+    <w:lsdException w:name="Medium Grid 2 Accent 1" w:uiPriority="68"/>
+    <w:lsdException w:name="Medium Grid 3 Accent 1" w:uiPriority="69"/>
+    <w:lsdException w:name="Dark List Accent 1" w:uiPriority="70"/>
+    <w:lsdException w:name="Colorful Shading Accent 1" w:uiPriority="71"/>
+    <w:lsdException w:name="Colorful List Accent 1" w:uiPriority="72"/>
+    <w:lsdException w:name="Colorful Grid Accent 1" w:uiPriority="73"/>
+    <w:lsdException w:name="Light Shading Accent 2" w:uiPriority="60"/>
+    <w:lsdException w:name="Light List Accent 2" w:uiPriority="61"/>
+    <w:lsdException w:name="Light Grid Accent 2" w:uiPriority="62"/>
+    <w:lsdException w:name="Medium Shading 1 Accent 2" w:uiPriority="63"/>
+    <w:lsdException w:name="Medium Shading 2 Accent 2" w:uiPriority="64"/>
+    <w:lsdException w:name="Medium List 1 Accent 2" w:uiPriority="65"/>
+    <w:lsdException w:name="Medium List 2 Accent 2" w:uiPriority="66"/>
+    <w:lsdException w:name="Medium Grid 1 Accent 2" w:uiPriority="67"/>
+    <w:lsdException w:name="Medium Grid 2 Accent 2" w:uiPriority="68"/>
+    <w:lsdException w:name="Medium Grid 3 Accent 2" w:uiPriority="69"/>
+    <w:lsdException w:name="Dark List Accent 2" w:uiPriority="70"/>
+    <w:lsdException w:name="Colorful Shading Accent 2" w:uiPriority="71"/>
+    <w:lsdException w:name="Colorful List Accent 2" w:uiPriority="72"/>
+    <w:lsdException w:name="Colorful Grid Accent 2" w:uiPriority="73"/>
+    <w:lsdException w:name="Light Shading Accent 3" w:uiPriority="60"/>
+    <w:lsdException w:name="Light List Accent 3" w:uiPriority="61"/>
+    <w:lsdException w:name="Light Grid Accent 3" w:uiPriority="62"/>
+    <w:lsdException w:name="Medium Shading 1 Accent 3" w:uiPriority="63"/>
+    <w:lsdException w:name="Medium Shading 2 Accent 3" w:uiPriority="64"/>
+    <w:lsdException w:name="Medium List 1 Accent 3" w:uiPriority="65"/>
+    <w:lsdException w:name="Medium List 2 Accent 3" w:uiPriority="66"/>
+    <w:lsdException w:name="Medium Grid 1 Accent 3" w:uiPriority="67"/>
+    <w:lsdException w:name="Medium Grid 2 Accent 3" w:uiPriority="68"/>
+    <w:lsdException w:name="Medium Grid 3 Accent 3" w:uiPriority="69"/>
+    <w:lsdException w:name="Dark List Accent 3" w:uiPriority="70"/>
+    <w:lsdException w:name="Colorful Shading Accent 3" w:uiPriority="71"/>
+    <w:lsdException w:name="Colorful List Accent 3" w:uiPriority="72"/>
+    <w:lsdException w:name="Colorful Grid Accent 3" w:uiPriority="73"/>
+    <w:lsdException w:name="Light Shading Accent 4" w:uiPriority="60"/>
+    <w:lsdException w:name="Light List Accent 4" w:uiPriority="61"/>
+    <w:lsdException w:name="Light Grid Accent 4" w:uiPriority="62"/>
+    <w:lsdException w:name="Medium Shading 1 Accent 4" w:uiPriority="63"/>
+    <w:lsdException w:name="Medium Shading 2 Accent 4" w:uiPriority="64"/>
+    <w:lsdException w:name="Medium List 1 Accent 4" w:uiPriority="65"/>
+    <w:lsdException w:name="Medium List 2 Accent 4" w:uiPriority="66"/>
+    <w:lsdException w:name="Medium Grid 1 Accent 4" w:uiPriority="67"/>
+    <w:lsdException w:name="Medium Grid 2 Accent 4" w:uiPriority="68"/>
+    <w:lsdException w:name="Medium Grid 3 Accent 4" w:uiPriority="69"/>
+    <w:lsdException w:name="Dark List Accent 4" w:uiPriority="70"/>
+    <w:lsdException w:name="Colorful Shading Accent 4" w:uiPriority="71"/>
+    <w:lsdException w:name="Colorful List Accent 4" w:uiPriority="72"/>
+    <w:lsdException w:name="Colorful Grid Accent 4" w:uiPriority="73"/>
+    <w:lsdException w:name="Light Shading Accent 5" w:uiPriority="60"/>
+    <w:lsdException w:name="Light List Accent 5" w:uiPriority="61"/>
+    <w:lsdException w:name="Light Grid Accent 5" w:uiPriority="62"/>
+    <w:lsdException w:name="Medium Shading 1 Accent 5" w:uiPriority="63"/>
+    <w:lsdException w:name="Medium Shading 2 Accent 5" w:uiPriority="64"/>
+    <w:lsdException w:name="Medium List 1 Accent 5" w:uiPriority="65"/>
+    <w:lsdException w:name="Medium List 2 Accent 5" w:uiPriority="66"/>
+    <w:lsdException w:name="Medium Grid 1 Accent 5" w:uiPriority="67"/>
+    <w:lsdException w:name="Medium Grid 2 Accent 5" w:uiPriority="68"/>
+    <w:lsdException w:name="Medium Grid 3 Accent 5" w:uiPriority="69"/>
+    <w:lsdException w:name="Dark List Accent 5" w:uiPriority="70"/>
+    <w:lsdException w:name="Colorful Shading Accent 5" w:uiPriority="71"/>
+    <w:lsdException w:name="Colorful List Accent 5" w:uiPriority="72"/>
+    <w:lsdException w:name="Colorful Grid Accent 5" w:uiPriority="73"/>
+    <w:lsdException w:name="Light Shading Accent 6" w:uiPriority="60"/>
+    <w:lsdException w:name="Light List Accent 6" w:uiPriority="61"/>
+    <w:lsdException w:name="Light Grid Accent 6" w:uiPriority="62"/>
+    <w:lsdException w:name="Medium Shading 1 Accent 6" w:uiPriority="63"/>
+    <w:lsdException w:name="Medium Shading 2 Accent 6" w:uiPriority="64"/>
+    <w:lsdException w:name="Medium List 1 Accent 6" w:uiPriority="65"/>
+    <w:lsdException w:name="Medium List 2 Accent 6" w:uiPriority="66"/>
+    <w:lsdException w:name="Medium Grid 1 Accent 6" w:uiPriority="67"/>
+    <w:lsdException w:name="Medium Grid 2 Accent 6" w:uiPriority="68"/>
+    <w:lsdException w:name="Medium Grid 3 Accent 6" w:uiPriority="69"/>
+    <w:lsdException w:name="Dark List Accent 6" w:uiPriority="70"/>
+    <w:lsdException w:name="Colorful Shading Accent 6" w:uiPriority="71"/>
+    <w:lsdException w:name="Colorful List Accent 6" w:uiPriority="72"/>
+    <w:lsdException w:name="Colorful Grid Accent 6" w:uiPriority="73"/>
+    <w:lsdException w:name="Subtle Emphasis" w:uiPriority="19" w:qFormat="1"/>
+    <w:lsdException w:name="Intense Emphasis" w:uiPriority="21" w:qFormat="1"/>
+    <w:lsdException w:name="Subtle Reference" w:uiPriority="31" w:qFormat="1"/>
+    <w:lsdException w:name="Intense Reference" w:uiPriority="32" w:qFormat="1"/>
+    <w:lsdException w:name="Book Title" w:uiPriority="33" w:qFormat="1"/>
+    <w:lsdException w:name="Bibliography" w:semiHidden="1" w:uiPriority="37" w:unhideWhenUsed="1"/>
+    <w:lsdException w:name="TOC Heading" w:semiHidden="1" w:uiPriority="39" w:unhideWhenUsed="1" w:qFormat="1"/>
+    <w:lsdException w:name="Plain Table 1" w:uiPriority="41"/>
+    <w:lsdException w:name="Plain Table 2" w:uiPriority="42"/>
+    <w:lsdException w:name="Plain Table 3" w:uiPriority="43"/>
+    <w:lsdException w:name="Plain Table 4" w:uiPriority="44"/>
+    <w:lsdException w:name="Plain Table 5" w:uiPriority="45"/>
+    <w:lsdException w:name="Grid Table Light" w:uiPriority="40"/>
+    <w:lsdException w:name="Grid Table 1 Light" w:uiPriority="46"/>
+    <w:lsdException w:name="Grid Table 2" w:uiPriority="47"/>
+    <w:lsdException w:name="Grid Table 3" w:uiPriority="48"/>
+    <w:lsdException w:name="Grid Table 4" w:uiPriority="49"/>
+    <w:lsdException w:name="Grid Table 5 Dark" w:uiPriority="50"/>
+    <w:lsdException w:name="Grid Table 6 Colorful" w:uiPriority="51"/>
+    <w:lsdException w:name="Grid Table 7 Colorful" w:uiPriority="52"/>
+    <w:lsdException w:name="Grid Table 1 Light Accent 1" w:uiPriority="46"/>
+    <w:lsdException w:name="Grid Table 2 Accent 1" w:uiPriority="47"/>
+    <w:lsdException w:name="Grid Table 3 Accent 1" w:uiPriority="48"/>
+    <w:lsdException w:name="Grid Table 4 Accent 1" w:uiPriority="49"/>
+    <w:lsdException w:name="Grid Table 5 Dark Accent 1" w:uiPriority="50"/>
+    <w:lsdException w:name="Grid Table 6 Colorful Accent 1" w:uiPriority="51"/>
+    <w:lsdException w:name="Grid Table 7 Colorful Accent 1" w:uiPriority="52"/>
+    <w:lsdException w:name="Grid Table 1 Light Accent 2" w:uiPriority="46"/>
+    <w:lsdException w:name="Grid Table 2 Accent 2" w:uiPriority="47"/>
+    <w:lsdException w:name="Grid Table 3 Accent 2" w:uiPriority="48"/>
+    <w:lsdException w:name="Grid Table 4 Accent 2" w:uiPriority="49"/>
+    <w:lsdException w:name="Grid Table 5 Dark Accent 2" w:uiPriority="50"/>
+    <w:lsdException w:name="Grid Table 6 Colorful Accent 2" w:uiPriority="51"/>
+    <w:lsdException w:name="Grid Table 7 Colorful Accent 2" w:uiPriority="52"/>
+    <w:lsdException w:name="Grid Table 1 Light Accent 3" w:uiPriority="46"/>
+    <w:lsdException w:name="Grid Table 2 Accent 3" w:uiPriority="47"/>
+    <w:lsdException w:name="Grid Table 3 Accent 3" w:uiPriority="48"/>
+    <w:lsdException w:name="Grid Table 4 Accent 3" w:uiPriority="49"/>
+    <w:lsdException w:name="Grid Table 5 Dark Accent 3" w:uiPriority="50"/>
+    <w:lsdException w:name="Grid Table 6 Colorful Accent 3" w:uiPriority="51"/>
+    <w:lsdException w:name="Grid Table 7 Colorful Accent 3" w:uiPriority="52"/>
+    <w:lsdException w:name="Grid Table 1 Light Accent 4" w:uiPriority="46"/>
+    <w:lsdException w:name="Grid Table 2 Accent 4" w:uiPriority="47"/>
+    <w:lsdException w:name="Grid Table 3 Accent 4" w:uiPriority="48"/>
+    <w:lsdException w:name="Grid Table 4 Accent 4" w:uiPriority="49"/>
+    <w:lsdException w:name="Grid Table 5 Dark Accent 4" w:uiPriority="50"/>
+    <w:lsdException w:name="Grid Table 6 Colorful Accent 4" w:uiPriority="51"/>
+    <w:lsdException w:name="Grid Table 7 Colorful Accent 4" w:uiPriority="52"/>
+    <w:lsdException w:name="Grid Table 1 Light Accent 5" w:uiPriority="46"/>
+    <w:lsdException w:name="Grid Table 2 Accent 5" w:uiPriority="47"/>
+    <w:lsdException w:name="Grid Table 3 Accent 5" w:uiPriority="48"/>
+    <w:lsdException w:name="Grid Table 4 Accent 5" w:uiPriority="49"/>
+    <w:lsdException w:name="Grid Table 5 Dark Accent 5" w:uiPriority="50"/>
+    <w:lsdException w:name="Grid Table 6 Colorful Accent 5" w:uiPriority="51"/>
+    <w:lsdException w:name="Grid Table 7 Colorful Accent 5" w:uiPriority="52"/>
+    <w:lsdException w:name="Grid Table 1 Light Accent 6" w:uiPriority="46"/>
+    <w:lsdException w:name="Grid Table 2 Accent 6" w:uiPriority="47"/>
+    <w:lsdException w:name="Grid Table 3 Accent 6" w:uiPriority="48"/>
+    <w:lsdException w:name="Grid Table 4 Accent 6" w:uiPriority="49"/>
+    <w:lsdException w:name="Grid Table 5 Dark Accent 6" w:uiPriority="50"/>
+    <w:lsdException w:name="Grid Table 6 Colorful Accent 6" w:uiPriority="51"/>
+    <w:lsdException w:name="Grid Table 7 Colorful Accent 6" w:uiPriority="52"/>
+    <w:lsdException w:name="List Table 1 Light" w:uiPriority="46"/>
+    <w:lsdException w:name="List Table 2" w:uiPriority="47"/>
+    <w:lsdException w:name="List Table 3" w:uiPriority="48"/>
+    <w:lsdException w:name="List Table 4" w:uiPriority="49"/>
+    <w:lsdException w:name="List Table 5 Dark" w:uiPriority="50"/>
+    <w:lsdException w:name="List Table 6 Colorful" w:uiPriority="51"/>
+    <w:lsdException w:name="List Table 7 Colorful" w:uiPriority="52"/>
+    <w:lsdException w:name="List Table 1 Light Accent 1" w:uiPriority="46"/>
+    <w:lsdException w:name="List Table 2 Accent 1" w:uiPriority="47"/>
+    <w:lsdException w:name="List Table 3 Accent 1" w:uiPriority="48"/>
+    <w:lsdException w:name="List Table 4 Accent 1" w:uiPriority="49"/>
+    <w:lsdException w:name="List Table 5 Dark Accent 1" w:uiPriority="50"/>
+    <w:lsdException w:name="List Table 6 Colorful Accent 1" w:uiPriority="51"/>
+    <w:lsdException w:name="List Table 7 Colorful Accent 1" w:uiPriority="52"/>
+    <w:lsdException w:name="List Table 1 Light Accent 2" w:uiPriority="46"/>
+    <w:lsdException w:name="List Table 2 Accent 2" w:uiPriority="47"/>
+    <w:lsdException w:name="List Table 3 Accent 2" w:uiPriority="48"/>
+    <w:lsdException w:name="List Table 4 Accent 2" w:uiPriority="49"/>
+    <w:lsdException w:name="List Table 5 Dark Accent 2" w:uiPriority="50"/>
+    <w:lsdException w:name="List Table 6 Colorful Accent 2" w:uiPriority="51"/>
+    <w:lsdException w:name="List Table 7 Colorful Accent 2" w:uiPriority="52"/>
+    <w:lsdException w:name="List Table 1 Light Accent 3" w:uiPriority="46"/>
+    <w:lsdException w:name="List Table 2 Accent 3" w:uiPriority="47"/>
+    <w:lsdException w:name="List Table 3 Accent 3" w:uiPriority="48"/>
+    <w:lsdException w:name="List Table 4 Accent 3" w:uiPriority="49"/>
+    <w:lsdException w:name="List Table 5 Dark Accent 3" w:uiPriority="50"/>
+    <w:lsdException w:name="List Table 6 Colorful Accent 3" w:uiPriority="51"/>
+    <w:lsdException w:name="List Table 7 Colorful Accent 3" w:uiPriority="52"/>
+    <w:lsdException w:name="List Table 1 Light Accent 4" w:uiPriority="46"/>
+    <w:lsdException w:name="List Table 2 Accent 4" w:uiPriority="47"/>
+    <w:lsdException w:name="List Table 3 Accent 4" w:uiPriority="48"/>
+    <w:lsdException w:name="List Table 4 Accent 4" w:uiPriority="49"/>
+    <w:lsdException w:name="List Table 5 Dark Accent 4" w:uiPriority="50"/>
+    <w:lsdException w:name="List Table 6 Colorful Accent 4" w:uiPriority="51"/>
+    <w:lsdException w:name="List Table 7 Colorful Accent 4" w:uiPriority="52"/>
+    <w:lsdException w:name="List Table 1 Light Accent 5" w:uiPriority="46"/>
+    <w:lsdException w:name="List Table 2 Accent 5" w:uiPriority="47"/>
+    <w:lsdException w:name="List Table 3 Accent 5" w:uiPriority="48"/>
+    <w:lsdException w:name="List Table 4 Accent 5" w:uiPriority="49"/>
+    <w:lsdException w:name="List Table 5 Dark Accent 5" w:uiPriority="50"/>
+    <w:lsdException w:name="List Table 6 Colorful Accent 5" w:uiPriority="51"/>
+    <w:lsdException w:name="List Table 7 Colorful Accent 5" w:uiPriority="52"/>
+    <w:lsdException w:name="List Table 1 Light Accent 6" w:uiPriority="46"/>
+    <w:lsdException w:name="List Table 2 Accent 6" w:uiPriority="47"/>
+    <w:lsdException w:name="List Table 3 Accent 6" w:uiPriority="48"/>
+    <w:lsdException w:name="List Table 4 Accent 6" w:uiPriority="49"/>
+    <w:lsdException w:name="List Table 5 Dark Accent 6" w:uiPriority="50"/>
+    <w:lsdException w:name="List Table 6 Colorful Accent 6" w:uiPriority="51"/>
+    <w:lsdException w:name="List Table 7 Colorful Accent 6" w:uiPriority="52"/>
+    <w:lsdException w:name="Mention" w:semiHidden="1" w:unhideWhenUsed="1"/>
+    <w:lsdException w:name="Smart Hyperlink" w:semiHidden="1" w:unhideWhenUsed="1"/>
+    <w:lsdException w:name="Hashtag" w:semiHidden="1" w:unhideWhenUsed="1"/>
+    <w:lsdException w:name="Unresolved Mention" w:semiHidden="1" w:unhideWhenUsed="1"/>
+    <w:lsdException w:name="Smart Link" w:semiHidden="1" w:unhideWhenUsed="1"/>
+  </w:latentStyles>
+  <w:style w:type="paragraph" w:default="1" w:styleId="Normal">
+    <w:name w:val="Normal"/>
+    <w:qFormat/>
+  </w:style>
+  <w:style w:type="paragraph" w:styleId="Ttulo1">
+    <w:name w:val="heading 1"/>
+    <w:uiPriority w:val="9"/>
+    <w:qFormat/>
+    <w:pPr>
+      <w:pBdr>
+        <w:bottom w:val="single" w:sz="8" w:space="4" w:color="0079BC"/>
+      </w:pBdr>
+      <w:spacing w:after="240"/>
+      <w:outlineLvl w:val="0"/>
+    </w:pPr>
+    <w:rPr>
+      <w:b/>
+      <w:bCs/>
+      <w:color w:val="0079BC"/>
+      <w:sz w:val="36"/>
+      <w:szCs w:val="36"/>
+    </w:rPr>
+  </w:style>
+  <w:style w:type="paragraph" w:styleId="Ttulo2">
+    <w:name w:val="heading 2"/>
+    <w:uiPriority w:val="9"/>
+    <w:unhideWhenUsed/>
+    <w:qFormat/>
+    <w:pPr>
+      <w:spacing w:before="280" w:after="120"/>
+      <w:outlineLvl w:val="1"/>
+    </w:pPr>
+    <w:rPr>
+      <w:b/>
+      <w:bCs/>
+      <w:color w:val="0079BC"/>
+      <w:sz w:val="28"/>
+      <w:szCs w:val="28"/>
+    </w:rPr>
+  </w:style>
+  <w:style w:type="paragraph" w:styleId="Ttulo3">
+    <w:name w:val="heading 3"/>
+    <w:uiPriority w:val="9"/>
+    <w:semiHidden/>
+    <w:unhideWhenUsed/>
+    <w:qFormat/>
+    <w:pPr>
+      <w:spacing w:before="280" w:after="120"/>
+      <w:outlineLvl w:val="2"/>
+    </w:pPr>
+    <w:rPr>
+      <w:b/>
+      <w:bCs/>
+      <w:color w:val="0079BC"/>
+      <w:sz w:val="24"/>
+      <w:szCs w:val="24"/>
+    </w:rPr>
+  </w:style>
+  <w:style w:type="paragraph" w:styleId="Ttulo4">
+    <w:name w:val="heading 4"/>
+    <w:uiPriority w:val="9"/>
+    <w:semiHidden/>
+    <w:unhideWhenUsed/>
+    <w:qFormat/>
+    <w:pPr>
+      <w:spacing w:before="280" w:after="120"/>
+      <w:outlineLvl w:val="3"/>
+    </w:pPr>
+    <w:rPr>
+      <w:b/>
+      <w:bCs/>
+      <w:color w:val="0079BC"/>
+    </w:rPr>
+  </w:style>
+  <w:style w:type="paragraph" w:styleId="Ttulo5">
+    <w:name w:val="heading 5"/>
+    <w:uiPriority w:val="9"/>
+    <w:semiHidden/>
+    <w:unhideWhenUsed/>
+    <w:qFormat/>
+    <w:pPr>
+      <w:outlineLvl w:val="4"/>
+    </w:pPr>
+    <w:rPr>
+      <w:color w:val="2E74B5"/>
+    </w:rPr>
+  </w:style>
+  <w:style w:type="paragraph" w:styleId="Ttulo6">
+    <w:name w:val="heading 6"/>
+    <w:uiPriority w:val="9"/>
+    <w:semiHidden/>
+    <w:unhideWhenUsed/>
+    <w:qFormat/>
+    <w:pPr>
+      <w:outlineLvl w:val="5"/>
+    </w:pPr>
+    <w:rPr>
+      <w:color w:val="1F4D78"/>
+    </w:rPr>
+  </w:style>
+  <w:style w:type="character" w:default="1" w:styleId="Fuentedeprrafopredeter">
+    <w:name w:val="Default Paragraph Font"/>
+    <w:uiPriority w:val="1"/>
+    <w:semiHidden/>
+    <w:unhideWhenUsed/>
+  </w:style>
+  <w:style w:type="table" w:default="1" w:styleId="Tablanormal">
+    <w:name w:val="Normal Table"/>
+    <w:uiPriority w:val="99"/>
+    <w:semiHidden/>
+    <w:unhideWhenUsed/>
+    <w:tblPr>
+      <w:tblInd w:w="0" w:type="dxa"/>
+      <w:tblCellMar>
+        <w:top w:w="0" w:type="dxa"/>
+        <w:left w:w="108" w:type="dxa"/>
+        <w:bottom w:w="0" w:type="dxa"/>
+        <w:right w:w="108" w:type="dxa"/>
+      </w:tblCellMar>
+    </w:tblPr>
+  </w:style>
+  <w:style w:type="numbering" w:default="1" w:styleId="Sinlista">
+    <w:name w:val="No List"/>
+    <w:uiPriority w:val="99"/>
+    <w:semiHidden/>
+    <w:unhideWhenUsed/>
+  </w:style>
+  <w:style w:type="paragraph" w:styleId="Ttulo">
     <w:name w:val="Title"/>
-    <w:basedOn w:val="Normal"/>
-    <w:next w:val="Normal"/>
+    <w:uiPriority w:val="10"/>
     <w:qFormat/>
     <w:rPr>
       <w:sz w:val="56"/>
       <w:szCs w:val="56"/>
     </w:rPr>
   </w:style>
-  <w:style w:type="paragraph" w:styleId="Heading1">
-    <w:name w:val="Heading 1"/>
-    <w:basedOn w:val="Normal"/>
-    <w:next w:val="Normal"/>
-    <w:qFormat/>
-    <w:rPr>
-      <w:color w:val="2E74B5"/>
-      <w:sz w:val="32"/>
-      <w:szCs w:val="32"/>
-    </w:rPr>
-  </w:style>
-  <w:style w:type="paragraph" w:styleId="Heading2">
-    <w:name w:val="Heading 2"/>
-    <w:basedOn w:val="Normal"/>
-    <w:next w:val="Normal"/>
-    <w:qFormat/>
-    <w:rPr>
-      <w:color w:val="2E74B5"/>
-      <w:sz w:val="26"/>
-      <w:szCs w:val="26"/>
-    </w:rPr>
-  </w:style>
-  <w:style w:type="paragraph" w:styleId="Heading3">
-    <w:name w:val="Heading 3"/>
-    <w:basedOn w:val="Normal"/>
-    <w:next w:val="Normal"/>
-    <w:qFormat/>
-    <w:rPr>
-      <w:color w:val="1F4D78"/>
-      <w:sz w:val="24"/>
-      <w:szCs w:val="24"/>
-    </w:rPr>
-  </w:style>
-  <w:style w:type="paragraph" w:styleId="Heading4">
-    <w:name w:val="Heading 4"/>
-    <w:basedOn w:val="Normal"/>
-    <w:next w:val="Normal"/>
-    <w:qFormat/>
-    <w:rPr>
-      <w:i/>
-      <w:iCs/>
-      <w:color w:val="2E74B5"/>
-    </w:rPr>
-  </w:style>
-  <w:style w:type="paragraph" w:styleId="Heading5">
-    <w:name w:val="Heading 5"/>
-    <w:basedOn w:val="Normal"/>
-    <w:next w:val="Normal"/>
-    <w:qFormat/>
-    <w:rPr>
-      <w:color w:val="2E74B5"/>
-    </w:rPr>
-  </w:style>
-  <w:style w:type="paragraph" w:styleId="Heading6">
-    <w:name w:val="Heading 6"/>
-    <w:basedOn w:val="Normal"/>
-    <w:next w:val="Normal"/>
-    <w:qFormat/>
-    <w:rPr>
-      <w:color w:val="1F4D78"/>
-    </w:rPr>
-  </w:style>
-  <w:style w:type="paragraph" w:styleId="Strong">
-    <w:name w:val="Strong"/>
-    <w:basedOn w:val="Normal"/>
-    <w:next w:val="Normal"/>
+  <w:style w:type="paragraph" w:customStyle="1" w:styleId="Fuerte1">
+    <w:name w:val="Fuerte1"/>
     <w:qFormat/>
     <w:rPr>
       <w:b/>
       <w:bCs/>
     </w:rPr>
   </w:style>
-  <w:style w:type="paragraph" w:styleId="ListParagraph">
+  <w:style w:type="paragraph" w:styleId="Prrafodelista">
     <w:name w:val="List Paragraph"/>
-    <w:basedOn w:val="Normal"/>
     <w:qFormat/>
   </w:style>
-  <w:style w:type="character" w:styleId="Hyperlink">
+  <w:style w:type="character" w:styleId="Hipervnculo">
     <w:name w:val="Hyperlink"/>
-    <w:basedOn w:val="DefaultParagraphFont"/>
     <w:uiPriority w:val="99"/>
     <w:unhideWhenUsed/>
     <w:rPr>
@@ -5099,9 +7634,8 @@
       <w:u w:val="single"/>
     </w:rPr>
   </w:style>
-  <w:style w:type="character" w:styleId="FootnoteReference">
+  <w:style w:type="character" w:styleId="Refdenotaalpie">
     <w:name w:val="footnote reference"/>
-    <w:basedOn w:val="DefaultParagraphFont"/>
     <w:uiPriority w:val="99"/>
     <w:semiHidden/>
     <w:unhideWhenUsed/>
@@ -5109,25 +7643,23 @@
       <w:vertAlign w:val="superscript"/>
     </w:rPr>
   </w:style>
-  <w:style w:type="paragraph" w:styleId="FootnoteText">
+  <w:style w:type="paragraph" w:styleId="Textonotapie">
     <w:name w:val="footnote text"/>
-    <w:basedOn w:val="Normal"/>
-    <w:link w:val="FootnoteTextChar"/>
+    <w:link w:val="TextonotapieCar"/>
     <w:uiPriority w:val="99"/>
     <w:semiHidden/>
     <w:unhideWhenUsed/>
     <w:pPr>
-      <w:spacing w:after="0" w:line="240" w:lineRule="auto"/>
+      <w:spacing w:line="240" w:lineRule="auto"/>
     </w:pPr>
     <w:rPr>
       <w:sz w:val="20"/>
       <w:szCs w:val="20"/>
     </w:rPr>
   </w:style>
-  <w:style w:type="character" w:styleId="FootnoteTextChar">
-    <w:name w:val="Footnote Text Char"/>
-    <w:basedOn w:val="DefaultParagraphFont"/>
-    <w:link w:val="FootnoteText"/>
+  <w:style w:type="character" w:customStyle="1" w:styleId="TextonotapieCar">
+    <w:name w:val="Texto nota pie Car"/>
+    <w:link w:val="Textonotapie"/>
     <w:uiPriority w:val="99"/>
     <w:semiHidden/>
     <w:unhideWhenUsed/>
@@ -5136,9 +7668,8 @@
       <w:szCs w:val="20"/>
     </w:rPr>
   </w:style>
-  <w:style w:type="character" w:styleId="EndnoteReference">
+  <w:style w:type="character" w:styleId="Refdenotaalfinal">
     <w:name w:val="endnote reference"/>
-    <w:basedOn w:val="DefaultParagraphFont"/>
     <w:uiPriority w:val="99"/>
     <w:semiHidden/>
     <w:unhideWhenUsed/>
@@ -5146,25 +7677,23 @@
       <w:vertAlign w:val="superscript"/>
     </w:rPr>
   </w:style>
-  <w:style w:type="paragraph" w:styleId="EndnoteText">
+  <w:style w:type="paragraph" w:styleId="Textonotaalfinal">
     <w:name w:val="endnote text"/>
-    <w:basedOn w:val="Normal"/>
-    <w:link w:val="EndnoteTextChar"/>
+    <w:link w:val="TextonotaalfinalCar"/>
     <w:uiPriority w:val="99"/>
     <w:semiHidden/>
     <w:unhideWhenUsed/>
     <w:pPr>
-      <w:spacing w:after="0" w:line="240" w:lineRule="auto"/>
+      <w:spacing w:line="240" w:lineRule="auto"/>
     </w:pPr>
     <w:rPr>
       <w:sz w:val="20"/>
       <w:szCs w:val="20"/>
     </w:rPr>
   </w:style>
-  <w:style w:type="character" w:styleId="EndnoteTextChar">
-    <w:name w:val="Endnote Text Char"/>
-    <w:basedOn w:val="DefaultParagraphFont"/>
-    <w:link w:val="EndnoteText"/>
+  <w:style w:type="character" w:customStyle="1" w:styleId="TextonotaalfinalCar">
+    <w:name w:val="Texto nota al final Car"/>
+    <w:link w:val="Textonotaalfinal"/>
     <w:uiPriority w:val="99"/>
     <w:semiHidden/>
     <w:unhideWhenUsed/>
@@ -5173,80 +7702,345 @@
       <w:szCs w:val="20"/>
     </w:rPr>
   </w:style>
-  <w:style w:type="paragraph" w:styleId="Heading1">
-    <w:name w:val="Heading 1"/>
+  <w:style w:type="paragraph" w:styleId="TDC1">
+    <w:name w:val="toc 1"/>
     <w:basedOn w:val="Normal"/>
     <w:next w:val="Normal"/>
-    <w:qFormat/>
+    <w:autoRedefine/>
+    <w:uiPriority w:val="39"/>
+    <w:unhideWhenUsed/>
+    <w:rsid w:val="006F4323"/>
     <w:pPr>
-      <w:pBdr>
-        <w:bottom w:val="single" w:color="0079BC" w:sz="8" w:space="4"/>
-      </w:pBdr>
-      <w:spacing w:after="240" w:before="0"/>
-      <w:outlineLvl w:val="0"/>
+      <w:spacing w:after="100"/>
     </w:pPr>
-    <w:rPr>
-      <w:rFonts w:ascii="Calibri" w:cs="Calibri" w:eastAsia="Calibri" w:hAnsi="Calibri"/>
-      <w:b/>
-      <w:bCs/>
-      <w:color w:val="0079BC"/>
-      <w:sz w:val="36"/>
-      <w:szCs w:val="36"/>
-    </w:rPr>
   </w:style>
-  <w:style w:type="paragraph" w:styleId="Heading2">
-    <w:name w:val="Heading 2"/>
+  <w:style w:type="paragraph" w:styleId="TDC2">
+    <w:name w:val="toc 2"/>
     <w:basedOn w:val="Normal"/>
     <w:next w:val="Normal"/>
-    <w:qFormat/>
+    <w:autoRedefine/>
+    <w:uiPriority w:val="39"/>
+    <w:unhideWhenUsed/>
+    <w:rsid w:val="006F4323"/>
     <w:pPr>
-      <w:spacing w:after="120" w:before="280"/>
-      <w:outlineLvl w:val="1"/>
+      <w:spacing w:after="100"/>
+      <w:ind w:left="220"/>
     </w:pPr>
-    <w:rPr>
-      <w:rFonts w:ascii="Calibri" w:cs="Calibri" w:eastAsia="Calibri" w:hAnsi="Calibri"/>
-      <w:b/>
-      <w:bCs/>
-      <w:color w:val="0079BC"/>
-      <w:sz w:val="28"/>
-      <w:szCs w:val="28"/>
-    </w:rPr>
-  </w:style>
-  <w:style w:type="paragraph" w:styleId="Heading3">
-    <w:name w:val="Heading 3"/>
-    <w:basedOn w:val="Normal"/>
-    <w:next w:val="Normal"/>
-    <w:qFormat/>
-    <w:pPr>
-      <w:spacing w:after="120" w:before="280"/>
-      <w:outlineLvl w:val="2"/>
-    </w:pPr>
-    <w:rPr>
-      <w:rFonts w:ascii="Calibri" w:cs="Calibri" w:eastAsia="Calibri" w:hAnsi="Calibri"/>
-      <w:b/>
-      <w:bCs/>
-      <w:color w:val="0079BC"/>
-      <w:sz w:val="24"/>
-      <w:szCs w:val="24"/>
-    </w:rPr>
-  </w:style>
-  <w:style w:type="paragraph" w:styleId="Heading4">
-    <w:name w:val="Heading 4"/>
-    <w:basedOn w:val="Normal"/>
-    <w:next w:val="Normal"/>
-    <w:qFormat/>
-    <w:pPr>
-      <w:spacing w:after="120" w:before="280"/>
-      <w:outlineLvl w:val="3"/>
-    </w:pPr>
-    <w:rPr>
-      <w:rFonts w:ascii="Calibri" w:cs="Calibri" w:eastAsia="Calibri" w:hAnsi="Calibri"/>
-      <w:b/>
-      <w:bCs/>
-      <w:color w:val="0079BC"/>
-      <w:sz w:val="22"/>
-      <w:szCs w:val="22"/>
-    </w:rPr>
   </w:style>
 </w:styles>
+</file>
+
+<file path=word/theme/theme1.xml><?xml version="1.0" encoding="utf-8"?>
+<a:theme xmlns:a="http://schemas.openxmlformats.org/drawingml/2006/main" name="Tema de Office">
+  <a:themeElements>
+    <a:clrScheme name="Office">
+      <a:dk1>
+        <a:sysClr val="windowText" lastClr="000000"/>
+      </a:dk1>
+      <a:lt1>
+        <a:sysClr val="window" lastClr="FFFFFF"/>
+      </a:lt1>
+      <a:dk2>
+        <a:srgbClr val="0E2841"/>
+      </a:dk2>
+      <a:lt2>
+        <a:srgbClr val="E8E8E8"/>
+      </a:lt2>
+      <a:accent1>
+        <a:srgbClr val="156082"/>
+      </a:accent1>
+      <a:accent2>
+        <a:srgbClr val="E97132"/>
+      </a:accent2>
+      <a:accent3>
+        <a:srgbClr val="196B24"/>
+      </a:accent3>
+      <a:accent4>
+        <a:srgbClr val="0F9ED5"/>
+      </a:accent4>
+      <a:accent5>
+        <a:srgbClr val="A02B93"/>
+      </a:accent5>
+      <a:accent6>
+        <a:srgbClr val="4EA72E"/>
+      </a:accent6>
+      <a:hlink>
+        <a:srgbClr val="467886"/>
+      </a:hlink>
+      <a:folHlink>
+        <a:srgbClr val="96607D"/>
+      </a:folHlink>
+    </a:clrScheme>
+    <a:fontScheme name="Office">
+      <a:majorFont>
+        <a:latin typeface="Aptos Display" panose="02110004020202020204"/>
+        <a:ea typeface=""/>
+        <a:cs typeface=""/>
+        <a:font script="Jpan" typeface="游ゴシック Light"/>
+        <a:font script="Hang" typeface="맑은 고딕"/>
+        <a:font script="Hans" typeface="等线 Light"/>
+        <a:font script="Hant" typeface="新細明體"/>
+        <a:font script="Arab" typeface="Times New Roman"/>
+        <a:font script="Hebr" typeface="Times New Roman"/>
+        <a:font script="Thai" typeface="Angsana New"/>
+        <a:font script="Ethi" typeface="Nyala"/>
+        <a:font script="Beng" typeface="Vrinda"/>
+        <a:font script="Gujr" typeface="Shruti"/>
+        <a:font script="Khmr" typeface="MoolBoran"/>
+        <a:font script="Knda" typeface="Tunga"/>
+        <a:font script="Guru" typeface="Raavi"/>
+        <a:font script="Cans" typeface="Euphemia"/>
+        <a:font script="Cher" typeface="Plantagenet Cherokee"/>
+        <a:font script="Yiii" typeface="Microsoft Yi Baiti"/>
+        <a:font script="Tibt" typeface="Microsoft Himalaya"/>
+        <a:font script="Thaa" typeface="MV Boli"/>
+        <a:font script="Deva" typeface="Mangal"/>
+        <a:font script="Telu" typeface="Gautami"/>
+        <a:font script="Taml" typeface="Latha"/>
+        <a:font script="Syrc" typeface="Estrangelo Edessa"/>
+        <a:font script="Orya" typeface="Kalinga"/>
+        <a:font script="Mlym" typeface="Kartika"/>
+        <a:font script="Laoo" typeface="DokChampa"/>
+        <a:font script="Sinh" typeface="Iskoola Pota"/>
+        <a:font script="Mong" typeface="Mongolian Baiti"/>
+        <a:font script="Viet" typeface="Times New Roman"/>
+        <a:font script="Uigh" typeface="Microsoft Uighur"/>
+        <a:font script="Geor" typeface="Sylfaen"/>
+        <a:font script="Armn" typeface="Arial"/>
+        <a:font script="Bugi" typeface="Leelawadee UI"/>
+        <a:font script="Bopo" typeface="Microsoft JhengHei"/>
+        <a:font script="Java" typeface="Javanese Text"/>
+        <a:font script="Lisu" typeface="Segoe UI"/>
+        <a:font script="Mymr" typeface="Myanmar Text"/>
+        <a:font script="Nkoo" typeface="Ebrima"/>
+        <a:font script="Olck" typeface="Nirmala UI"/>
+        <a:font script="Osma" typeface="Ebrima"/>
+        <a:font script="Phag" typeface="Phagspa"/>
+        <a:font script="Syrn" typeface="Estrangelo Edessa"/>
+        <a:font script="Syrj" typeface="Estrangelo Edessa"/>
+        <a:font script="Syre" typeface="Estrangelo Edessa"/>
+        <a:font script="Sora" typeface="Nirmala UI"/>
+        <a:font script="Tale" typeface="Microsoft Tai Le"/>
+        <a:font script="Talu" typeface="Microsoft New Tai Lue"/>
+        <a:font script="Tfng" typeface="Ebrima"/>
+      </a:majorFont>
+      <a:minorFont>
+        <a:latin typeface="Aptos" panose="02110004020202020204"/>
+        <a:ea typeface=""/>
+        <a:cs typeface=""/>
+        <a:font script="Jpan" typeface="游明朝"/>
+        <a:font script="Hang" typeface="맑은 고딕"/>
+        <a:font script="Hans" typeface="等线"/>
+        <a:font script="Hant" typeface="新細明體"/>
+        <a:font script="Arab" typeface="Arial"/>
+        <a:font script="Hebr" typeface="Arial"/>
+        <a:font script="Thai" typeface="Cordia New"/>
+        <a:font script="Ethi" typeface="Nyala"/>
+        <a:font script="Beng" typeface="Vrinda"/>
+        <a:font script="Gujr" typeface="Shruti"/>
+        <a:font script="Khmr" typeface="DaunPenh"/>
+        <a:font script="Knda" typeface="Tunga"/>
+        <a:font script="Guru" typeface="Raavi"/>
+        <a:font script="Cans" typeface="Euphemia"/>
+        <a:font script="Cher" typeface="Plantagenet Cherokee"/>
+        <a:font script="Yiii" typeface="Microsoft Yi Baiti"/>
+        <a:font script="Tibt" typeface="Microsoft Himalaya"/>
+        <a:font script="Thaa" typeface="MV Boli"/>
+        <a:font script="Deva" typeface="Mangal"/>
+        <a:font script="Telu" typeface="Gautami"/>
+        <a:font script="Taml" typeface="Latha"/>
+        <a:font script="Syrc" typeface="Estrangelo Edessa"/>
+        <a:font script="Orya" typeface="Kalinga"/>
+        <a:font script="Mlym" typeface="Kartika"/>
+        <a:font script="Laoo" typeface="DokChampa"/>
+        <a:font script="Sinh" typeface="Iskoola Pota"/>
+        <a:font script="Mong" typeface="Mongolian Baiti"/>
+        <a:font script="Viet" typeface="Arial"/>
+        <a:font script="Uigh" typeface="Microsoft Uighur"/>
+        <a:font script="Geor" typeface="Sylfaen"/>
+        <a:font script="Armn" typeface="Arial"/>
+        <a:font script="Bugi" typeface="Leelawadee UI"/>
+        <a:font script="Bopo" typeface="Microsoft JhengHei"/>
+        <a:font script="Java" typeface="Javanese Text"/>
+        <a:font script="Lisu" typeface="Segoe UI"/>
+        <a:font script="Mymr" typeface="Myanmar Text"/>
+        <a:font script="Nkoo" typeface="Ebrima"/>
+        <a:font script="Olck" typeface="Nirmala UI"/>
+        <a:font script="Osma" typeface="Ebrima"/>
+        <a:font script="Phag" typeface="Phagspa"/>
+        <a:font script="Syrn" typeface="Estrangelo Edessa"/>
+        <a:font script="Syrj" typeface="Estrangelo Edessa"/>
+        <a:font script="Syre" typeface="Estrangelo Edessa"/>
+        <a:font script="Sora" typeface="Nirmala UI"/>
+        <a:font script="Tale" typeface="Microsoft Tai Le"/>
+        <a:font script="Talu" typeface="Microsoft New Tai Lue"/>
+        <a:font script="Tfng" typeface="Ebrima"/>
+      </a:minorFont>
+    </a:fontScheme>
+    <a:fmtScheme name="Office">
+      <a:fillStyleLst>
+        <a:solidFill>
+          <a:schemeClr val="phClr"/>
+        </a:solidFill>
+        <a:gradFill rotWithShape="1">
+          <a:gsLst>
+            <a:gs pos="0">
+              <a:schemeClr val="phClr">
+                <a:lumMod val="110000"/>
+                <a:satMod val="105000"/>
+                <a:tint val="67000"/>
+              </a:schemeClr>
+            </a:gs>
+            <a:gs pos="50000">
+              <a:schemeClr val="phClr">
+                <a:lumMod val="105000"/>
+                <a:satMod val="103000"/>
+                <a:tint val="73000"/>
+              </a:schemeClr>
+            </a:gs>
+            <a:gs pos="100000">
+              <a:schemeClr val="phClr">
+                <a:lumMod val="105000"/>
+                <a:satMod val="109000"/>
+                <a:tint val="81000"/>
+              </a:schemeClr>
+            </a:gs>
+          </a:gsLst>
+          <a:lin ang="5400000" scaled="0"/>
+        </a:gradFill>
+        <a:gradFill rotWithShape="1">
+          <a:gsLst>
+            <a:gs pos="0">
+              <a:schemeClr val="phClr">
+                <a:satMod val="103000"/>
+                <a:lumMod val="102000"/>
+                <a:tint val="94000"/>
+              </a:schemeClr>
+            </a:gs>
+            <a:gs pos="50000">
+              <a:schemeClr val="phClr">
+                <a:satMod val="110000"/>
+                <a:lumMod val="100000"/>
+                <a:shade val="100000"/>
+              </a:schemeClr>
+            </a:gs>
+            <a:gs pos="100000">
+              <a:schemeClr val="phClr">
+                <a:lumMod val="99000"/>
+                <a:satMod val="120000"/>
+                <a:shade val="78000"/>
+              </a:schemeClr>
+            </a:gs>
+          </a:gsLst>
+          <a:lin ang="5400000" scaled="0"/>
+        </a:gradFill>
+      </a:fillStyleLst>
+      <a:lnStyleLst>
+        <a:ln w="12700" cap="flat" cmpd="sng" algn="ctr">
+          <a:solidFill>
+            <a:schemeClr val="phClr"/>
+          </a:solidFill>
+          <a:prstDash val="solid"/>
+          <a:miter lim="800000"/>
+        </a:ln>
+        <a:ln w="19050" cap="flat" cmpd="sng" algn="ctr">
+          <a:solidFill>
+            <a:schemeClr val="phClr"/>
+          </a:solidFill>
+          <a:prstDash val="solid"/>
+          <a:miter lim="800000"/>
+        </a:ln>
+        <a:ln w="25400" cap="flat" cmpd="sng" algn="ctr">
+          <a:solidFill>
+            <a:schemeClr val="phClr"/>
+          </a:solidFill>
+          <a:prstDash val="solid"/>
+          <a:miter lim="800000"/>
+        </a:ln>
+      </a:lnStyleLst>
+      <a:effectStyleLst>
+        <a:effectStyle>
+          <a:effectLst/>
+        </a:effectStyle>
+        <a:effectStyle>
+          <a:effectLst/>
+        </a:effectStyle>
+        <a:effectStyle>
+          <a:effectLst>
+            <a:outerShdw blurRad="57150" dist="19050" dir="5400000" algn="ctr" rotWithShape="0">
+              <a:srgbClr val="000000">
+                <a:alpha val="63000"/>
+              </a:srgbClr>
+            </a:outerShdw>
+          </a:effectLst>
+        </a:effectStyle>
+      </a:effectStyleLst>
+      <a:bgFillStyleLst>
+        <a:solidFill>
+          <a:schemeClr val="phClr"/>
+        </a:solidFill>
+        <a:solidFill>
+          <a:schemeClr val="phClr">
+            <a:tint val="95000"/>
+            <a:satMod val="170000"/>
+          </a:schemeClr>
+        </a:solidFill>
+        <a:gradFill rotWithShape="1">
+          <a:gsLst>
+            <a:gs pos="0">
+              <a:schemeClr val="phClr">
+                <a:tint val="93000"/>
+                <a:satMod val="150000"/>
+                <a:shade val="98000"/>
+                <a:lumMod val="102000"/>
+              </a:schemeClr>
+            </a:gs>
+            <a:gs pos="50000">
+              <a:schemeClr val="phClr">
+                <a:tint val="98000"/>
+                <a:satMod val="130000"/>
+                <a:shade val="90000"/>
+                <a:lumMod val="103000"/>
+              </a:schemeClr>
+            </a:gs>
+            <a:gs pos="100000">
+              <a:schemeClr val="phClr">
+                <a:shade val="63000"/>
+                <a:satMod val="120000"/>
+              </a:schemeClr>
+            </a:gs>
+          </a:gsLst>
+          <a:lin ang="5400000" scaled="0"/>
+        </a:gradFill>
+      </a:bgFillStyleLst>
+    </a:fmtScheme>
+  </a:themeElements>
+  <a:objectDefaults>
+    <a:lnDef>
+      <a:spPr/>
+      <a:bodyPr/>
+      <a:lstStyle/>
+      <a:style>
+        <a:lnRef idx="2">
+          <a:schemeClr val="accent1"/>
+        </a:lnRef>
+        <a:fillRef idx="0">
+          <a:schemeClr val="accent1"/>
+        </a:fillRef>
+        <a:effectRef idx="1">
+          <a:schemeClr val="accent1"/>
+        </a:effectRef>
+        <a:fontRef idx="minor">
+          <a:schemeClr val="tx1"/>
+        </a:fontRef>
+      </a:style>
+    </a:lnDef>
+  </a:objectDefaults>
+  <a:extraClrSchemeLst/>
+  <a:extLst>
+    <a:ext uri="{05A4C25C-085E-4340-85A3-A5531E510DB2}">
+      <thm15:themeFamily xmlns:thm15="http://schemas.microsoft.com/office/thememl/2012/main" name="Office Theme" id="{2E142A2C-CD16-42D6-873A-C26D2A0506FA}" vid="{1BDDFF52-6CD6-40A5-AB3C-68EB2F1E4D0A}"/>
+    </a:ext>
+  </a:extLst>
+</a:theme>
 </file>